--- a/generated_students/Vương Hà Hải Đăng_N25DECE078.docx
+++ b/generated_students/Vương Hà Hải Đăng_N25DECE078.docx
@@ -8765,479 +8765,235 @@
         </w:tc>
       </w:tr>
     </w:tbl>
-    <w:p>
-      <w:pPr>
-        <w:rPr>
-          <w:b/>
-          <w:bCs/>
-          <w:sz w:val="26"/>
-          <w:szCs w:val="26"/>
-          <w:u w:val="single"/>
-          <w:lang w:val="de-DE"/>
-        </w:rPr>
-      </w:pPr>
-    </w:p>
-    <w:p>
-      <w:pPr>
-        <w:rPr>
-          <w:b/>
-          <w:bCs/>
-          <w:sz w:val="26"/>
-          <w:szCs w:val="26"/>
-          <w:u w:val="single"/>
-          <w:lang w:val="de-DE"/>
-        </w:rPr>
-      </w:pPr>
-    </w:p>
-    <w:p>
-      <w:pPr>
-        <w:rPr>
-          <w:b/>
-          <w:bCs/>
-          <w:sz w:val="26"/>
-          <w:szCs w:val="26"/>
-          <w:u w:val="single"/>
-          <w:lang w:val="de-DE"/>
-        </w:rPr>
-      </w:pPr>
-    </w:p>
-    <w:p>
-      <w:pPr>
-        <w:rPr>
-          <w:b/>
-          <w:bCs/>
-          <w:sz w:val="26"/>
-          <w:szCs w:val="26"/>
-          <w:u w:val="single"/>
-          <w:lang w:val="de-DE"/>
-        </w:rPr>
-      </w:pPr>
-      <w:r>
-        <w:rPr>
-          <w:bCs/>
-          <w:sz w:val="26"/>
-          <w:szCs w:val="26"/>
-          <w:lang w:val="de-DE"/>
-        </w:rPr>
-        <w:drawing>
-          <wp:anchor distT="0" distB="0" distL="114300" distR="114300" simplePos="0" relativeHeight="251661312" behindDoc="1" locked="0" layoutInCell="1" allowOverlap="1">
-            <wp:simplePos x="0" y="0"/>
-            <wp:positionH relativeFrom="column">
-              <wp:posOffset>3163570</wp:posOffset>
-            </wp:positionH>
-            <wp:positionV relativeFrom="paragraph">
-              <wp:posOffset>90805</wp:posOffset>
-            </wp:positionV>
-            <wp:extent cx="1280160" cy="533400"/>
-            <wp:effectExtent l="0" t="0" r="0" b="0"/>
-            <wp:wrapNone/>
-            <wp:docPr id="4" name="Picture 39"/>
-            <wp:cNvGraphicFramePr>
-              <a:graphicFrameLocks xmlns:a="http://schemas.openxmlformats.org/drawingml/2006/main" noChangeAspect="1"/>
-            </wp:cNvGraphicFramePr>
-            <a:graphic xmlns:a="http://schemas.openxmlformats.org/drawingml/2006/main">
-              <a:graphicData uri="http://schemas.openxmlformats.org/drawingml/2006/picture">
-                <pic:pic xmlns:pic="http://schemas.openxmlformats.org/drawingml/2006/picture">
-                  <pic:nvPicPr>
-                    <pic:cNvPr id="4" name="Picture 39"/>
-                    <pic:cNvPicPr>
-                      <a:picLocks noChangeAspect="1"/>
-                    </pic:cNvPicPr>
-                  </pic:nvPicPr>
-                  <pic:blipFill>
-                    <a:blip r:embed="rId4"/>
-                    <a:stretch>
-                      <a:fillRect/>
-                    </a:stretch>
-                  </pic:blipFill>
-                  <pic:spPr>
-                    <a:xfrm>
-                      <a:off x="0" y="0"/>
-                      <a:ext cx="1280160" cy="533400"/>
-                    </a:xfrm>
-                    <a:prstGeom prst="rect">
-                      <a:avLst/>
-                    </a:prstGeom>
-                    <a:noFill/>
-                    <a:ln>
-                      <a:noFill/>
-                    </a:ln>
-                  </pic:spPr>
-                </pic:pic>
-              </a:graphicData>
-            </a:graphic>
-          </wp:anchor>
-        </w:drawing>
-      </w:r>
-      <w:r>
-        <w:rPr>
-          <w:bCs/>
-          <w:sz w:val="26"/>
-          <w:szCs w:val="26"/>
-          <w:lang w:val="de-DE"/>
-        </w:rPr>
-        <w:drawing>
-          <wp:anchor distT="0" distB="0" distL="114300" distR="114300" simplePos="0" relativeHeight="251659264" behindDoc="0" locked="0" layoutInCell="1" allowOverlap="1">
-            <wp:simplePos x="0" y="0"/>
-            <wp:positionH relativeFrom="column">
-              <wp:posOffset>-304800</wp:posOffset>
-            </wp:positionH>
-            <wp:positionV relativeFrom="paragraph">
-              <wp:posOffset>128905</wp:posOffset>
-            </wp:positionV>
-            <wp:extent cx="1676400" cy="289560"/>
-            <wp:effectExtent l="0" t="0" r="0" b="15240"/>
-            <wp:wrapNone/>
-            <wp:docPr id="3" name="Picture 36"/>
-            <wp:cNvGraphicFramePr>
-              <a:graphicFrameLocks xmlns:a="http://schemas.openxmlformats.org/drawingml/2006/main" noChangeAspect="1"/>
-            </wp:cNvGraphicFramePr>
-            <a:graphic xmlns:a="http://schemas.openxmlformats.org/drawingml/2006/main">
-              <a:graphicData uri="http://schemas.openxmlformats.org/drawingml/2006/picture">
-                <pic:pic xmlns:pic="http://schemas.openxmlformats.org/drawingml/2006/picture">
-                  <pic:nvPicPr>
-                    <pic:cNvPr id="3" name="Picture 36"/>
-                    <pic:cNvPicPr>
-                      <a:picLocks noChangeAspect="1"/>
-                    </pic:cNvPicPr>
-                  </pic:nvPicPr>
-                  <pic:blipFill>
-                    <a:blip r:embed="rId5"/>
-                    <a:stretch>
-                      <a:fillRect/>
-                    </a:stretch>
-                  </pic:blipFill>
-                  <pic:spPr>
-                    <a:xfrm>
-                      <a:off x="0" y="0"/>
-                      <a:ext cx="1676400" cy="289560"/>
-                    </a:xfrm>
-                    <a:prstGeom prst="rect">
-                      <a:avLst/>
-                    </a:prstGeom>
-                    <a:noFill/>
-                    <a:ln>
-                      <a:noFill/>
-                    </a:ln>
-                  </pic:spPr>
-                </pic:pic>
-              </a:graphicData>
-            </a:graphic>
-          </wp:anchor>
-        </w:drawing>
-      </w:r>
-    </w:p>
-    <w:p>
-      <w:pPr>
-        <w:rPr>
-          <w:bCs/>
-          <w:sz w:val="26"/>
-          <w:szCs w:val="26"/>
-          <w:lang w:val="de-DE"/>
-        </w:rPr>
-      </w:pPr>
-      <w:r>
-        <mc:AlternateContent>
-          <mc:Choice Requires="wps">
-            <w:drawing>
-              <wp:anchor distT="45720" distB="45720" distL="114300" distR="114300" simplePos="0" relativeHeight="251662336" behindDoc="1" locked="0" layoutInCell="1" allowOverlap="1">
-                <wp:simplePos x="0" y="0"/>
-                <wp:positionH relativeFrom="column">
-                  <wp:posOffset>4503420</wp:posOffset>
-                </wp:positionH>
-                <wp:positionV relativeFrom="paragraph">
-                  <wp:posOffset>8793480</wp:posOffset>
-                </wp:positionV>
-                <wp:extent cx="1280160" cy="525780"/>
-                <wp:effectExtent l="0" t="0" r="0" b="0"/>
-                <wp:wrapNone/>
-                <wp:docPr id="5" name="Text Box 2"/>
-                <wp:cNvGraphicFramePr/>
-                <a:graphic xmlns:a="http://schemas.openxmlformats.org/drawingml/2006/main">
-                  <a:graphicData uri="http://schemas.microsoft.com/office/word/2010/wordprocessingShape">
-                    <wps:wsp>
-                      <wps:cNvSpPr txBox="1">
-                        <a:spLocks noChangeArrowheads="1"/>
-                      </wps:cNvSpPr>
-                      <wps:spPr bwMode="auto">
-                        <a:xfrm>
-                          <a:off x="0" y="0"/>
-                          <a:ext cx="1280160" cy="525780"/>
-                        </a:xfrm>
-                        <a:prstGeom prst="rect">
-                          <a:avLst/>
-                        </a:prstGeom>
-                        <a:noFill/>
-                        <a:ln>
-                          <a:noFill/>
-                        </a:ln>
-                        <a:effectLst/>
-                      </wps:spPr>
-                      <wps:txbx>
-                        <w:txbxContent>
-                          <w:p>
-                            <w:pPr>
-                              <w:jc w:val="center"/>
-                              <w:rPr>
-                                <w:sz w:val="26"/>
-                                <w:szCs w:val="26"/>
-                              </w:rPr>
-                            </w:pPr>
-                            <w:r>
-                              <w:rPr>
-                                <w:sz w:val="26"/>
-                                <w:szCs w:val="26"/>
-                              </w:rPr>
-                              <w:t>Nguyễn Phương</w:t>
-                            </w:r>
-                          </w:p>
-                          <w:p>
-                            <w:pPr>
-                              <w:jc w:val="center"/>
-                            </w:pPr>
-                            <w:r>
-                              <w:rPr>
-                                <w:sz w:val="26"/>
-                                <w:szCs w:val="26"/>
-                              </w:rPr>
-                              <w:t>Quốc Vương</w:t>
-                            </w:r>
-                          </w:p>
-                        </w:txbxContent>
-                      </wps:txbx>
-                      <wps:bodyPr rot="0" vert="horz" wrap="square" lIns="91440" tIns="45720" rIns="91440" bIns="45720" anchor="t" anchorCtr="0">
-                        <a:noAutofit/>
-                      </wps:bodyPr>
-                    </wps:wsp>
-                  </a:graphicData>
-                </a:graphic>
-              </wp:anchor>
-            </w:drawing>
-          </mc:Choice>
-          <mc:Fallback>
-            <w:pict>
-              <v:shape id="Text Box 2" o:spid="_x0000_s1026" o:spt="202" type="#_x0000_t202" style="position:absolute;left:0pt;margin-left:354.6pt;margin-top:692.4pt;height:41.4pt;width:100.8pt;z-index:-251654144;mso-width-relative:page;mso-height-relative:page;" filled="f" stroked="f" coordsize="21600,21600" o:gfxdata="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">
-                <v:fill on="f" focussize="0,0"/>
-                <v:stroke on="f"/>
-                <v:imagedata o:title=""/>
-                <o:lock v:ext="edit" aspectratio="f"/>
-                <v:textbox>
-                  <w:txbxContent>
-                    <w:p>
-                      <w:pPr>
-                        <w:jc w:val="center"/>
-                        <w:rPr>
-                          <w:sz w:val="26"/>
-                          <w:szCs w:val="26"/>
-                        </w:rPr>
-                      </w:pPr>
-                      <w:r>
-                        <w:rPr>
-                          <w:sz w:val="26"/>
-                          <w:szCs w:val="26"/>
-                        </w:rPr>
-                        <w:t>Nguyễn Phương</w:t>
-                      </w:r>
-                    </w:p>
-                    <w:p>
-                      <w:pPr>
-                        <w:jc w:val="center"/>
-                      </w:pPr>
-                      <w:r>
-                        <w:rPr>
-                          <w:sz w:val="26"/>
-                          <w:szCs w:val="26"/>
-                        </w:rPr>
-                        <w:t>Quốc Vương</w:t>
-                      </w:r>
-                    </w:p>
-                  </w:txbxContent>
-                </v:textbox>
-              </v:shape>
-            </w:pict>
-          </mc:Fallback>
-        </mc:AlternateContent>
-      </w:r>
-      <w:r>
-        <mc:AlternateContent>
-          <mc:Choice Requires="wps">
-            <w:drawing>
-              <wp:anchor distT="45720" distB="45720" distL="114300" distR="114300" simplePos="0" relativeHeight="251660288" behindDoc="1" locked="0" layoutInCell="1" allowOverlap="1">
-                <wp:simplePos x="0" y="0"/>
-                <wp:positionH relativeFrom="column">
-                  <wp:posOffset>4503420</wp:posOffset>
-                </wp:positionH>
-                <wp:positionV relativeFrom="paragraph">
-                  <wp:posOffset>8793480</wp:posOffset>
-                </wp:positionV>
-                <wp:extent cx="1280160" cy="525780"/>
-                <wp:effectExtent l="0" t="0" r="0" b="0"/>
-                <wp:wrapNone/>
-                <wp:docPr id="217" name="Text Box 2"/>
-                <wp:cNvGraphicFramePr/>
-                <a:graphic xmlns:a="http://schemas.openxmlformats.org/drawingml/2006/main">
-                  <a:graphicData uri="http://schemas.microsoft.com/office/word/2010/wordprocessingShape">
-                    <wps:wsp>
-                      <wps:cNvSpPr txBox="1">
-                        <a:spLocks noChangeArrowheads="1"/>
-                      </wps:cNvSpPr>
-                      <wps:spPr bwMode="auto">
-                        <a:xfrm>
-                          <a:off x="0" y="0"/>
-                          <a:ext cx="1280160" cy="525780"/>
-                        </a:xfrm>
-                        <a:prstGeom prst="rect">
-                          <a:avLst/>
-                        </a:prstGeom>
-                        <a:noFill/>
-                        <a:ln>
-                          <a:noFill/>
-                        </a:ln>
-                        <a:effectLst/>
-                      </wps:spPr>
-                      <wps:txbx>
-                        <w:txbxContent>
-                          <w:p>
-                            <w:pPr>
-                              <w:jc w:val="center"/>
-                              <w:rPr>
-                                <w:sz w:val="26"/>
-                                <w:szCs w:val="26"/>
-                              </w:rPr>
-                            </w:pPr>
-                            <w:r>
-                              <w:rPr>
-                                <w:sz w:val="26"/>
-                                <w:szCs w:val="26"/>
-                              </w:rPr>
-                              <w:t/>
-                            </w:r>
-                          </w:p>
-                          <w:p>
-                            <w:pPr>
-                              <w:jc w:val="center"/>
-                            </w:pPr>
-                            <w:r>
-                              <w:rPr>
-                                <w:sz w:val="26"/>
-                                <w:szCs w:val="26"/>
-                              </w:rPr>
-                              <w:t/>
-                            </w:r>
-                          </w:p>
-                        </w:txbxContent>
-                      </wps:txbx>
-                      <wps:bodyPr rot="0" vert="horz" wrap="square" lIns="91440" tIns="45720" rIns="91440" bIns="45720" anchor="t" anchorCtr="0">
-                        <a:noAutofit/>
-                      </wps:bodyPr>
-                    </wps:wsp>
-                  </a:graphicData>
-                </a:graphic>
-              </wp:anchor>
-            </w:drawing>
-          </mc:Choice>
-          <mc:Fallback>
-            <w:pict>
-              <v:shape id="Text Box 2" o:spid="_x0000_s1026" o:spt="202" type="#_x0000_t202" style="position:absolute;left:0pt;margin-left:354.6pt;margin-top:692.4pt;height:41.4pt;width:100.8pt;z-index:-251656192;mso-width-relative:page;mso-height-relative:page;" filled="f" stroked="f" coordsize="21600,21600" o:gfxdata="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">
-                <v:fill on="f" focussize="0,0"/>
-                <v:stroke on="f"/>
-                <v:imagedata o:title=""/>
-                <o:lock v:ext="edit" aspectratio="f"/>
-                <v:textbox>
-                  <w:txbxContent>
-                    <w:p>
-                      <w:pPr>
-                        <w:jc w:val="center"/>
-                        <w:rPr>
-                          <w:sz w:val="26"/>
-                          <w:szCs w:val="26"/>
-                        </w:rPr>
-                      </w:pPr>
-                      <w:r>
-                        <w:rPr>
-                          <w:sz w:val="26"/>
-                          <w:szCs w:val="26"/>
-                        </w:rPr>
-                        <w:t/>
-                      </w:r>
-                    </w:p>
-                    <w:p>
-                      <w:pPr>
-                        <w:jc w:val="center"/>
-                      </w:pPr>
-                      <w:r>
-                        <w:rPr>
-                          <w:sz w:val="26"/>
-                          <w:szCs w:val="26"/>
-                        </w:rPr>
-                        <w:t/>
-                      </w:r>
-                    </w:p>
-                  </w:txbxContent>
-                </v:textbox>
-              </v:shape>
-            </w:pict>
-          </mc:Fallback>
-        </mc:AlternateContent>
-      </w:r>
-      <w:r>
-        <w:rPr>
-          <w:bCs/>
-          <w:sz w:val="26"/>
-          <w:szCs w:val="26"/>
-          <w:lang w:val="de-DE"/>
-        </w:rPr>
-        <w:t>........................</w:t>
-      </w:r>
-      <w:r>
-        <w:rPr>
-          <w:bCs/>
-          <w:sz w:val="26"/>
-          <w:szCs w:val="26"/>
-          <w:lang w:val="de-DE"/>
-        </w:rPr>
-        <w:tab/>
-      </w:r>
-      <w:r>
-        <w:rPr>
-          <w:bCs/>
-          <w:sz w:val="26"/>
-          <w:szCs w:val="26"/>
-          <w:lang w:val="de-DE"/>
-        </w:rPr>
-        <w:t xml:space="preserve">       Ngô Trí Long</w:t>
-      </w:r>
-      <w:r>
-        <w:rPr>
-          <w:bCs/>
-          <w:sz w:val="26"/>
-          <w:szCs w:val="26"/>
-          <w:lang w:val="de-DE"/>
-        </w:rPr>
-        <w:tab/>
-      </w:r>
-      <w:r>
-        <w:rPr>
-          <w:bCs/>
-          <w:sz w:val="26"/>
-          <w:szCs w:val="26"/>
-          <w:lang w:val="de-DE"/>
-        </w:rPr>
-        <w:tab/>
-        <w:t xml:space="preserve">                                        Vương Hà</w:t>
-      </w:r>
-    </w:p>
-    <w:p>
-      <w:pPr>
-        <w:spacing w:before="0" w:after="0" w:line="276" w:lineRule="auto"/>
-      </w:pPr>
-      <w:r>
-        <w:rPr>
-          <w:sz w:val="26"/>
-        </w:rPr>
-        <w:t xml:space="preserve">                                                                                                                      Hải Đăng</w:t>
-      </w:r>
-    </w:p>
+    <w:tbl>
+      <w:tblPr>
+        <w:tblStyle w:val="17"/>
+        <w:tblW w:type="auto" w:w="0"/>
+        <w:tblLook w:firstColumn="1" w:firstRow="1" w:lastColumn="0" w:lastRow="0" w:noHBand="0" w:noVBand="1" w:val="04A0"/>
+      </w:tblPr>
+      <w:tblGrid>
+        <w:gridCol w:w="2317"/>
+        <w:gridCol w:w="2317"/>
+        <w:gridCol w:w="2317"/>
+        <w:gridCol w:w="2317"/>
+      </w:tblGrid>
+      <w:tr>
+        <w:trPr>
+          <w:trHeight w:val="720" w:hRule="exact"/>
+          <w:trHeight w:val="720" w:hRule="exact"/>
+          <w:trHeight w:val="720" w:hRule="exact"/>
+          <w:trHeight w:val="720" w:hRule="exact"/>
+        </w:trPr>
+        <w:tc>
+          <w:tcPr>
+            <w:tcW w:type="dxa" w:w="2324"/>
+            <w:tcBorders>
+              <w:top w:val="none"/>
+              <w:left w:val="none"/>
+              <w:bottom w:val="none"/>
+              <w:right w:val="none"/>
+              <w:insideH w:val="none"/>
+              <w:insideV w:val="none"/>
+            </w:tcBorders>
+          </w:tcPr>
+          <w:p>
+            <w:pPr>
+              <w:jc w:val="center"/>
+            </w:pPr>
+            <w:r/>
+            <w:r>
+              <w:rPr>
+                <w:rFonts w:ascii="Times New Roman" w:hAnsi="Times New Roman"/>
+                <w:b w:val="0"/>
+                <w:sz w:val="26"/>
+              </w:rPr>
+            </w:r>
+          </w:p>
+        </w:tc>
+        <w:tc>
+          <w:tcPr>
+            <w:tcW w:type="dxa" w:w="2324"/>
+            <w:tcBorders>
+              <w:top w:val="none"/>
+              <w:left w:val="none"/>
+              <w:bottom w:val="none"/>
+              <w:right w:val="none"/>
+              <w:insideH w:val="none"/>
+              <w:insideV w:val="none"/>
+            </w:tcBorders>
+          </w:tcPr>
+          <w:p>
+            <w:pPr>
+              <w:jc w:val="center"/>
+            </w:pPr>
+            <w:r/>
+            <w:r>
+              <w:rPr>
+                <w:rFonts w:ascii="Times New Roman" w:hAnsi="Times New Roman"/>
+                <w:b w:val="0"/>
+                <w:sz w:val="26"/>
+              </w:rPr>
+            </w:r>
+          </w:p>
+        </w:tc>
+        <w:tc>
+          <w:tcPr>
+            <w:tcW w:type="dxa" w:w="2324"/>
+            <w:tcBorders>
+              <w:top w:val="none"/>
+              <w:left w:val="none"/>
+              <w:bottom w:val="none"/>
+              <w:right w:val="none"/>
+              <w:insideH w:val="none"/>
+              <w:insideV w:val="none"/>
+            </w:tcBorders>
+          </w:tcPr>
+          <w:p>
+            <w:pPr>
+              <w:jc w:val="center"/>
+            </w:pPr>
+            <w:r/>
+            <w:r>
+              <w:rPr>
+                <w:rFonts w:ascii="Times New Roman" w:hAnsi="Times New Roman"/>
+                <w:b w:val="0"/>
+                <w:sz w:val="26"/>
+              </w:rPr>
+            </w:r>
+          </w:p>
+        </w:tc>
+        <w:tc>
+          <w:tcPr>
+            <w:tcW w:type="dxa" w:w="2324"/>
+            <w:tcBorders>
+              <w:top w:val="none"/>
+              <w:left w:val="none"/>
+              <w:bottom w:val="none"/>
+              <w:right w:val="none"/>
+              <w:insideH w:val="none"/>
+              <w:insideV w:val="none"/>
+            </w:tcBorders>
+          </w:tcPr>
+          <w:p>
+            <w:pPr>
+              <w:jc w:val="center"/>
+            </w:pPr>
+            <w:r/>
+            <w:r>
+              <w:rPr>
+                <w:rFonts w:ascii="Times New Roman" w:hAnsi="Times New Roman"/>
+                <w:b w:val="0"/>
+                <w:sz w:val="26"/>
+              </w:rPr>
+            </w:r>
+          </w:p>
+        </w:tc>
+      </w:tr>
+      <w:tr>
+        <w:tc>
+          <w:tcPr>
+            <w:tcW w:type="dxa" w:w="2324"/>
+            <w:tcBorders>
+              <w:top w:val="none"/>
+              <w:left w:val="none"/>
+              <w:bottom w:val="none"/>
+              <w:right w:val="none"/>
+              <w:insideH w:val="none"/>
+              <w:insideV w:val="none"/>
+            </w:tcBorders>
+          </w:tcPr>
+          <w:p>
+            <w:pPr>
+              <w:jc w:val="center"/>
+            </w:pPr>
+            <w:r/>
+            <w:r>
+              <w:rPr>
+                <w:rFonts w:ascii="Times New Roman" w:hAnsi="Times New Roman"/>
+                <w:b w:val="0"/>
+                <w:sz w:val="26"/>
+              </w:rPr>
+              <w:t>Nguyễn Trung Hiệu</w:t>
+            </w:r>
+          </w:p>
+        </w:tc>
+        <w:tc>
+          <w:tcPr>
+            <w:tcW w:type="dxa" w:w="2324"/>
+            <w:tcBorders>
+              <w:top w:val="none"/>
+              <w:left w:val="none"/>
+              <w:bottom w:val="none"/>
+              <w:right w:val="none"/>
+              <w:insideH w:val="none"/>
+              <w:insideV w:val="none"/>
+            </w:tcBorders>
+          </w:tcPr>
+          <w:p>
+            <w:pPr>
+              <w:jc w:val="center"/>
+            </w:pPr>
+            <w:r/>
+            <w:r>
+              <w:rPr>
+                <w:rFonts w:ascii="Times New Roman" w:hAnsi="Times New Roman"/>
+                <w:b w:val="0"/>
+                <w:sz w:val="26"/>
+              </w:rPr>
+              <w:t>Ngô Trí Long</w:t>
+            </w:r>
+          </w:p>
+        </w:tc>
+        <w:tc>
+          <w:tcPr>
+            <w:tcW w:type="dxa" w:w="2324"/>
+            <w:tcBorders>
+              <w:top w:val="none"/>
+              <w:left w:val="none"/>
+              <w:bottom w:val="none"/>
+              <w:right w:val="none"/>
+              <w:insideH w:val="none"/>
+              <w:insideV w:val="none"/>
+            </w:tcBorders>
+          </w:tcPr>
+          <w:p>
+            <w:pPr>
+              <w:jc w:val="center"/>
+            </w:pPr>
+            <w:r/>
+            <w:r>
+              <w:rPr>
+                <w:rFonts w:ascii="Times New Roman" w:hAnsi="Times New Roman"/>
+                <w:b w:val="0"/>
+                <w:sz w:val="26"/>
+              </w:rPr>
+              <w:t>Nguyễn Phương Quốc Vương</w:t>
+            </w:r>
+          </w:p>
+        </w:tc>
+        <w:tc>
+          <w:tcPr>
+            <w:tcW w:type="dxa" w:w="2324"/>
+            <w:tcBorders>
+              <w:top w:val="none"/>
+              <w:left w:val="none"/>
+              <w:bottom w:val="none"/>
+              <w:right w:val="none"/>
+              <w:insideH w:val="none"/>
+              <w:insideV w:val="none"/>
+            </w:tcBorders>
+          </w:tcPr>
+          <w:p>
+            <w:pPr>
+              <w:jc w:val="center"/>
+            </w:pPr>
+            <w:r>
+              <w:t>Vương Hà Hải Đăng</w:t>
+            </w:r>
+          </w:p>
+        </w:tc>
+      </w:tr>
+    </w:tbl>
     <w:sectPr>
       <w:pgSz w:w="11907" w:h="16840"/>
       <w:pgMar w:top="567" w:right="657" w:bottom="284" w:left="1980" w:header="567" w:footer="720" w:gutter="0"/>

--- a/generated_students/Vương Hà Hải Đăng_N25DECE078.docx
+++ b/generated_students/Vương Hà Hải Đăng_N25DECE078.docx
@@ -190,100 +190,103 @@
         <w:t>Học kỳ: II      Năm học: 2025-2026</w:t>
       </w:r>
     </w:p>
-    <w:p>
-      <w:pPr>
-        <w:spacing w:before="60" w:after="60" w:line="340" w:lineRule="exact"/>
-        <w:rPr>
-          <w:lang w:val="de-DE"/>
-        </w:rPr>
-      </w:pPr>
-      <w:r>
-        <w:rPr>
-          <w:lang w:val="de-DE"/>
-        </w:rPr>
-        <w:t>Họ và tên: Vương Hà Hải Đăng</w:t>
-      </w:r>
-      <w:r>
-        <w:rPr>
-          <w:lang w:val="de-DE"/>
-        </w:rPr>
-        <w:tab/>
-      </w:r>
-      <w:r>
-        <w:rPr>
-          <w:lang w:val="de-DE"/>
-        </w:rPr>
-        <w:tab/>
-      </w:r>
-      <w:r>
-        <w:rPr>
-          <w:lang w:val="de-DE"/>
-        </w:rPr>
-        <w:tab/>
-      </w:r>
-      <w:r>
-        <w:rPr>
-          <w:lang w:val="de-DE"/>
-        </w:rPr>
-        <w:tab/>
-      </w:r>
-      <w:r>
-        <w:rPr>
-          <w:lang w:val="de-DE"/>
-        </w:rPr>
-        <w:tab/>
-      </w:r>
-      <w:r>
-        <w:rPr>
-          <w:lang w:val="de-DE"/>
-        </w:rPr>
-        <w:tab/>
-      </w:r>
-      <w:r>
-        <w:rPr>
-          <w:lang w:val="de-DE"/>
-        </w:rPr>
-        <w:t>Ngày sinh:</w:t>
-      </w:r>
-    </w:p>
-    <w:p>
-      <w:pPr>
-        <w:spacing w:before="60" w:after="60" w:line="340" w:lineRule="exact"/>
-        <w:rPr>
-          <w:lang w:val="de-DE"/>
-        </w:rPr>
-      </w:pPr>
-      <w:r>
-        <w:rPr>
-          <w:lang w:val="de-DE"/>
-        </w:rPr>
-        <w:t xml:space="preserve">Mã số sinh viên: N25DECE078  </w:t>
-      </w:r>
-      <w:r>
-        <w:rPr>
-          <w:lang w:val="de-DE"/>
-        </w:rPr>
-        <w:tab/>
-      </w:r>
-      <w:r>
-        <w:rPr>
-          <w:lang w:val="de-DE"/>
-        </w:rPr>
-        <w:tab/>
-      </w:r>
-      <w:r>
-        <w:rPr>
-          <w:lang w:val="de-DE"/>
-        </w:rPr>
-        <w:tab/>
-      </w:r>
-      <w:r>
-        <w:rPr>
-          <w:lang w:val="de-DE"/>
-        </w:rPr>
-        <w:t>Lớp: E25CQCE02-N</w:t>
-      </w:r>
-    </w:p>
+    <w:tbl>
+      <w:tblPr>
+        <w:tblW w:type="auto" w:w="0"/>
+        <w:tblLook w:firstColumn="1" w:firstRow="1" w:lastColumn="0" w:lastRow="0" w:noHBand="0" w:noVBand="1" w:val="04A0"/>
+      </w:tblPr>
+      <w:tblGrid>
+        <w:gridCol w:w="4635"/>
+        <w:gridCol w:w="4635"/>
+      </w:tblGrid>
+      <w:tr>
+        <w:tc>
+          <w:tcPr>
+            <w:tcW w:type="dxa" w:w="6236"/>
+            <w:tcBorders>
+              <w:top w:val="none"/>
+              <w:left w:val="none"/>
+              <w:bottom w:val="none"/>
+              <w:right w:val="none"/>
+              <w:insideH w:val="none"/>
+              <w:insideV w:val="none"/>
+            </w:tcBorders>
+          </w:tcPr>
+          <w:p>
+            <w:r>
+              <w:t>Họ và tên: Vương Hà Hải Đăng</w:t>
+            </w:r>
+          </w:p>
+        </w:tc>
+        <w:tc>
+          <w:tcPr>
+            <w:tcW w:type="dxa" w:w="3118"/>
+            <w:tcBorders>
+              <w:top w:val="none"/>
+              <w:left w:val="none"/>
+              <w:bottom w:val="none"/>
+              <w:right w:val="none"/>
+              <w:insideH w:val="none"/>
+              <w:insideV w:val="none"/>
+            </w:tcBorders>
+          </w:tcPr>
+          <w:p>
+            <w:pPr>
+              <w:jc w:val="right"/>
+            </w:pPr>
+            <w:r>
+              <w:t>Ngày sinh:</w:t>
+            </w:r>
+          </w:p>
+        </w:tc>
+      </w:tr>
+      <w:tr>
+        <w:tc>
+          <w:tcPr>
+            <w:tcW w:type="dxa" w:w="6236"/>
+            <w:tcBorders>
+              <w:top w:val="none"/>
+              <w:left w:val="none"/>
+              <w:bottom w:val="none"/>
+              <w:right w:val="none"/>
+              <w:insideH w:val="none"/>
+              <w:insideV w:val="none"/>
+            </w:tcBorders>
+          </w:tcPr>
+          <w:p>
+            <w:r>
+              <w:t>Mã số sinh viên: N25DECE078</w:t>
+            </w:r>
+          </w:p>
+        </w:tc>
+        <w:tc>
+          <w:tcPr>
+            <w:tcW w:type="dxa" w:w="3118"/>
+            <w:tcBorders>
+              <w:top w:val="none"/>
+              <w:left w:val="none"/>
+              <w:bottom w:val="none"/>
+              <w:right w:val="none"/>
+              <w:insideH w:val="none"/>
+              <w:insideV w:val="none"/>
+            </w:tcBorders>
+          </w:tcPr>
+          <w:p>
+            <w:pPr>
+              <w:jc w:val="right"/>
+            </w:pPr>
+            <w:r/>
+            <w:r>
+              <w:rPr>
+                <w:rFonts w:ascii="Times New Roman" w:hAnsi="Times New Roman"/>
+                <w:sz w:val="26"/>
+              </w:rPr>
+              <w:t>Lớp: E25CQCE02-N</w:t>
+            </w:r>
+          </w:p>
+        </w:tc>
+      </w:tr>
+    </w:tbl>
     <w:p>
       <w:pPr>
         <w:spacing w:before="60" w:after="60" w:line="340" w:lineRule="exact"/>

--- a/generated_students/Vương Hà Hải Đăng_N25DECE078.docx
+++ b/generated_students/Vương Hà Hải Đăng_N25DECE078.docx
@@ -8909,14 +8909,8 @@
             <w:pPr>
               <w:jc w:val="center"/>
             </w:pPr>
-            <w:r/>
-            <w:r>
-              <w:rPr>
-                <w:rFonts w:ascii="Times New Roman" w:hAnsi="Times New Roman"/>
-                <w:b w:val="0"/>
-                <w:sz w:val="26"/>
-              </w:rPr>
-              <w:t>Nguyễn Trung Hiệu</w:t>
+            <w:r>
+              <w:t>Nguyễn Trung Hiếu</w:t>
             </w:r>
           </w:p>
         </w:tc>

--- a/generated_students/Vương Hà Hải Đăng_N25DECE078.docx
+++ b/generated_students/Vương Hà Hải Đăng_N25DECE078.docx
@@ -76,6 +76,7 @@
             <w:r>
               <w:rPr>
                 <w:b/>
+                <w:u w:val="single"/>
               </w:rPr>
               <w:t>HỌC VIỆN CN BCVT CƠ SỞ TẠI TP. HCM</w:t>
             </w:r>
@@ -133,6 +134,7 @@
               <w:rPr>
                 <w:b/>
                 <w:bCs/>
+                <w:u w:val="single"/>
                 <w:lang w:val="de-DE"/>
               </w:rPr>
               <w:t>Độc lập - Tự do - Hạnh phúc</w:t>

--- a/generated_students/Vương Hà Hải Đăng_N25DECE078.docx
+++ b/generated_students/Vương Hà Hải Đăng_N25DECE078.docx
@@ -8775,6 +8775,7 @@
         <w:tblStyle w:val="17"/>
         <w:tblW w:type="auto" w:w="0"/>
         <w:tblLook w:firstColumn="1" w:firstRow="1" w:lastColumn="0" w:lastRow="0" w:noHBand="0" w:noVBand="1" w:val="04A0"/>
+        <w:tblInd w:w="-612" w:type="dxa"/>
       </w:tblPr>
       <w:tblGrid>
         <w:gridCol w:w="2317"/>
@@ -8791,7 +8792,7 @@
         </w:trPr>
         <w:tc>
           <w:tcPr>
-            <w:tcW w:type="dxa" w:w="2324"/>
+            <w:tcW w:type="dxa" w:w="2726"/>
             <w:tcBorders>
               <w:top w:val="none"/>
               <w:left w:val="none"/>
@@ -8817,7 +8818,7 @@
         </w:tc>
         <w:tc>
           <w:tcPr>
-            <w:tcW w:type="dxa" w:w="2324"/>
+            <w:tcW w:type="dxa" w:w="2693"/>
             <w:tcBorders>
               <w:top w:val="none"/>
               <w:left w:val="none"/>
@@ -8843,7 +8844,7 @@
         </w:tc>
         <w:tc>
           <w:tcPr>
-            <w:tcW w:type="dxa" w:w="2324"/>
+            <w:tcW w:type="dxa" w:w="2835"/>
             <w:tcBorders>
               <w:top w:val="none"/>
               <w:left w:val="none"/>
@@ -8869,7 +8870,7 @@
         </w:tc>
         <w:tc>
           <w:tcPr>
-            <w:tcW w:type="dxa" w:w="2324"/>
+            <w:tcW w:type="dxa" w:w="2268"/>
             <w:tcBorders>
               <w:top w:val="none"/>
               <w:left w:val="none"/>
@@ -8897,7 +8898,7 @@
       <w:tr>
         <w:tc>
           <w:tcPr>
-            <w:tcW w:type="dxa" w:w="2324"/>
+            <w:tcW w:type="dxa" w:w="2726"/>
             <w:tcBorders>
               <w:top w:val="none"/>
               <w:left w:val="none"/>
@@ -8918,7 +8919,7 @@
         </w:tc>
         <w:tc>
           <w:tcPr>
-            <w:tcW w:type="dxa" w:w="2324"/>
+            <w:tcW w:type="dxa" w:w="2693"/>
             <w:tcBorders>
               <w:top w:val="none"/>
               <w:left w:val="none"/>
@@ -8945,7 +8946,7 @@
         </w:tc>
         <w:tc>
           <w:tcPr>
-            <w:tcW w:type="dxa" w:w="2324"/>
+            <w:tcW w:type="dxa" w:w="2835"/>
             <w:tcBorders>
               <w:top w:val="none"/>
               <w:left w:val="none"/>
@@ -8972,7 +8973,7 @@
         </w:tc>
         <w:tc>
           <w:tcPr>
-            <w:tcW w:type="dxa" w:w="2324"/>
+            <w:tcW w:type="dxa" w:w="2268"/>
             <w:tcBorders>
               <w:top w:val="none"/>
               <w:left w:val="none"/>

--- a/generated_students/Vương Hà Hải Đăng_N25DECE078.docx
+++ b/generated_students/Vương Hà Hải Đăng_N25DECE078.docx
@@ -8785,7 +8785,7 @@
       </w:tblGrid>
       <w:tr>
         <w:trPr>
-          <w:trHeight w:val="720" w:hRule="exact"/>
+          <w:trHeight w:val="720" w:hRule="atLeast"/>
           <w:trHeight w:val="720" w:hRule="exact"/>
           <w:trHeight w:val="720" w:hRule="exact"/>
           <w:trHeight w:val="720" w:hRule="exact"/>
@@ -8804,15 +8804,43 @@
           </w:tcPr>
           <w:p>
             <w:pPr>
-              <w:jc w:val="center"/>
-            </w:pPr>
-            <w:r/>
-            <w:r>
-              <w:rPr>
-                <w:rFonts w:ascii="Times New Roman" w:hAnsi="Times New Roman"/>
-                <w:b w:val="0"/>
-                <w:sz w:val="26"/>
-              </w:rPr>
+              <w:spacing w:before="0" w:after="0" w:line="240" w:lineRule="auto"/>
+              <w:jc w:val="center"/>
+            </w:pPr>
+            <w:r/>
+            <w:r>
+              <w:drawing>
+                <wp:inline xmlns:a="http://schemas.openxmlformats.org/drawingml/2006/main" xmlns:pic="http://schemas.openxmlformats.org/drawingml/2006/picture">
+                  <wp:extent cx="1677600" cy="288000"/>
+                  <wp:docPr id="1" name="Picture 1"/>
+                  <wp:cNvGraphicFramePr>
+                    <a:graphicFrameLocks noChangeAspect="1"/>
+                  </wp:cNvGraphicFramePr>
+                  <a:graphic>
+                    <a:graphicData uri="http://schemas.openxmlformats.org/drawingml/2006/picture">
+                      <pic:pic>
+                        <pic:nvPicPr>
+                          <pic:cNvPr id="0" name="image.png"/>
+                          <pic:cNvPicPr/>
+                        </pic:nvPicPr>
+                        <pic:blipFill>
+                          <a:blip r:embed="rId5"/>
+                          <a:stretch>
+                            <a:fillRect/>
+                          </a:stretch>
+                        </pic:blipFill>
+                        <pic:spPr>
+                          <a:xfrm>
+                            <a:off x="0" y="0"/>
+                            <a:ext cx="1677600" cy="288000"/>
+                          </a:xfrm>
+                          <a:prstGeom prst="rect"/>
+                        </pic:spPr>
+                      </pic:pic>
+                    </a:graphicData>
+                  </a:graphic>
+                </wp:inline>
+              </w:drawing>
             </w:r>
           </w:p>
         </w:tc>
@@ -8856,15 +8884,43 @@
           </w:tcPr>
           <w:p>
             <w:pPr>
-              <w:jc w:val="center"/>
-            </w:pPr>
-            <w:r/>
-            <w:r>
-              <w:rPr>
-                <w:rFonts w:ascii="Times New Roman" w:hAnsi="Times New Roman"/>
-                <w:b w:val="0"/>
-                <w:sz w:val="26"/>
-              </w:rPr>
+              <w:spacing w:before="0" w:after="0" w:line="240" w:lineRule="auto"/>
+              <w:jc w:val="center"/>
+            </w:pPr>
+            <w:r/>
+            <w:r>
+              <w:drawing>
+                <wp:inline xmlns:a="http://schemas.openxmlformats.org/drawingml/2006/main" xmlns:pic="http://schemas.openxmlformats.org/drawingml/2006/picture">
+                  <wp:extent cx="1281600" cy="532800"/>
+                  <wp:docPr id="2" name="Picture 2"/>
+                  <wp:cNvGraphicFramePr>
+                    <a:graphicFrameLocks noChangeAspect="1"/>
+                  </wp:cNvGraphicFramePr>
+                  <a:graphic>
+                    <a:graphicData uri="http://schemas.openxmlformats.org/drawingml/2006/picture">
+                      <pic:pic>
+                        <pic:nvPicPr>
+                          <pic:cNvPr id="0" name="image.png"/>
+                          <pic:cNvPicPr/>
+                        </pic:nvPicPr>
+                        <pic:blipFill>
+                          <a:blip r:embed="rId4"/>
+                          <a:stretch>
+                            <a:fillRect/>
+                          </a:stretch>
+                        </pic:blipFill>
+                        <pic:spPr>
+                          <a:xfrm>
+                            <a:off x="0" y="0"/>
+                            <a:ext cx="1281600" cy="532800"/>
+                          </a:xfrm>
+                          <a:prstGeom prst="rect"/>
+                        </pic:spPr>
+                      </pic:pic>
+                    </a:graphicData>
+                  </a:graphic>
+                </wp:inline>
+              </w:drawing>
             </w:r>
           </w:p>
         </w:tc>

--- a/generated_students/Vương Hà Hải Đăng_N25DECE078.docx
+++ b/generated_students/Vương Hà Hải Đăng_N25DECE078.docx
@@ -9044,7 +9044,9 @@
               <w:jc w:val="center"/>
             </w:pPr>
             <w:r>
-              <w:t>Vương Hà Hải Đăng</w:t>
+              <w:t>Vương Hà</w:t>
+              <w:br/>
+              <w:t>Hải Đăng</w:t>
             </w:r>
           </w:p>
         </w:tc>

--- a/generated_students/Vương Hà Hải Đăng_N25DECE078.docx
+++ b/generated_students/Vương Hà Hải Đăng_N25DECE078.docx
@@ -8965,12 +8965,7 @@
             </w:tcBorders>
           </w:tcPr>
           <w:p>
-            <w:pPr>
-              <w:jc w:val="center"/>
-            </w:pPr>
-            <w:r>
-              <w:t>Nguyễn Trung Hiếu</w:t>
-            </w:r>
+            <w:r/>
           </w:p>
         </w:tc>
         <w:tc>
@@ -9013,18 +9008,7 @@
             </w:tcBorders>
           </w:tcPr>
           <w:p>
-            <w:pPr>
-              <w:jc w:val="center"/>
-            </w:pPr>
-            <w:r/>
-            <w:r>
-              <w:rPr>
-                <w:rFonts w:ascii="Times New Roman" w:hAnsi="Times New Roman"/>
-                <w:b w:val="0"/>
-                <w:sz w:val="26"/>
-              </w:rPr>
-              <w:t>Nguyễn Phương Quốc Vương</w:t>
-            </w:r>
+            <w:r/>
           </w:p>
         </w:tc>
         <w:tc>

--- a/generated_students/Vương Hà Hải Đăng_N25DECE078.docx
+++ b/generated_students/Vương Hà Hải Đăng_N25DECE078.docx
@@ -8803,6 +8803,72 @@
             </w:tcBorders>
           </w:tcPr>
           <w:p>
+            <w:r/>
+          </w:p>
+        </w:tc>
+        <w:tc>
+          <w:tcPr>
+            <w:tcW w:type="dxa" w:w="2693"/>
+            <w:tcBorders>
+              <w:top w:val="none"/>
+              <w:left w:val="none"/>
+              <w:bottom w:val="none"/>
+              <w:right w:val="none"/>
+              <w:insideH w:val="none"/>
+              <w:insideV w:val="none"/>
+            </w:tcBorders>
+          </w:tcPr>
+          <w:p>
+            <w:r/>
+          </w:p>
+        </w:tc>
+        <w:tc>
+          <w:tcPr>
+            <w:tcW w:type="dxa" w:w="2835"/>
+            <w:tcBorders>
+              <w:top w:val="none"/>
+              <w:left w:val="none"/>
+              <w:bottom w:val="none"/>
+              <w:right w:val="none"/>
+              <w:insideH w:val="none"/>
+              <w:insideV w:val="none"/>
+            </w:tcBorders>
+          </w:tcPr>
+          <w:p>
+            <w:r/>
+          </w:p>
+        </w:tc>
+        <w:tc>
+          <w:tcPr>
+            <w:tcW w:type="dxa" w:w="2268"/>
+            <w:tcBorders>
+              <w:top w:val="none"/>
+              <w:left w:val="none"/>
+              <w:bottom w:val="none"/>
+              <w:right w:val="none"/>
+              <w:insideH w:val="none"/>
+              <w:insideV w:val="none"/>
+            </w:tcBorders>
+          </w:tcPr>
+          <w:p>
+            <w:r/>
+          </w:p>
+        </w:tc>
+      </w:tr>
+      <w:tr>
+        <w:tc>
+          <w:tcPr>
+            <w:tcW w:type="dxa" w:w="2726"/>
+            <w:tcBorders>
+              <w:top w:val="none"/>
+              <w:left w:val="none"/>
+              <w:bottom w:val="none"/>
+              <w:right w:val="none"/>
+              <w:insideH w:val="none"/>
+              <w:insideV w:val="none"/>
+            </w:tcBorders>
+          </w:tcPr>
+          <w:p>
             <w:pPr>
               <w:spacing w:before="0" w:after="0" w:line="240" w:lineRule="auto"/>
               <w:jc w:val="center"/>
@@ -8864,9 +8930,9 @@
             <w:r>
               <w:rPr>
                 <w:rFonts w:ascii="Times New Roman" w:hAnsi="Times New Roman"/>
-                <w:b w:val="0"/>
                 <w:sz w:val="26"/>
               </w:rPr>
+              <w:t>Ngô Trí Long</w:t>
             </w:r>
           </w:p>
         </w:tc>
@@ -8922,93 +8988,6 @@
                 </wp:inline>
               </w:drawing>
             </w:r>
-          </w:p>
-        </w:tc>
-        <w:tc>
-          <w:tcPr>
-            <w:tcW w:type="dxa" w:w="2268"/>
-            <w:tcBorders>
-              <w:top w:val="none"/>
-              <w:left w:val="none"/>
-              <w:bottom w:val="none"/>
-              <w:right w:val="none"/>
-              <w:insideH w:val="none"/>
-              <w:insideV w:val="none"/>
-            </w:tcBorders>
-          </w:tcPr>
-          <w:p>
-            <w:pPr>
-              <w:jc w:val="center"/>
-            </w:pPr>
-            <w:r/>
-            <w:r>
-              <w:rPr>
-                <w:rFonts w:ascii="Times New Roman" w:hAnsi="Times New Roman"/>
-                <w:b w:val="0"/>
-                <w:sz w:val="26"/>
-              </w:rPr>
-            </w:r>
-          </w:p>
-        </w:tc>
-      </w:tr>
-      <w:tr>
-        <w:tc>
-          <w:tcPr>
-            <w:tcW w:type="dxa" w:w="2726"/>
-            <w:tcBorders>
-              <w:top w:val="none"/>
-              <w:left w:val="none"/>
-              <w:bottom w:val="none"/>
-              <w:right w:val="none"/>
-              <w:insideH w:val="none"/>
-              <w:insideV w:val="none"/>
-            </w:tcBorders>
-          </w:tcPr>
-          <w:p>
-            <w:r/>
-          </w:p>
-        </w:tc>
-        <w:tc>
-          <w:tcPr>
-            <w:tcW w:type="dxa" w:w="2693"/>
-            <w:tcBorders>
-              <w:top w:val="none"/>
-              <w:left w:val="none"/>
-              <w:bottom w:val="none"/>
-              <w:right w:val="none"/>
-              <w:insideH w:val="none"/>
-              <w:insideV w:val="none"/>
-            </w:tcBorders>
-          </w:tcPr>
-          <w:p>
-            <w:pPr>
-              <w:jc w:val="center"/>
-            </w:pPr>
-            <w:r/>
-            <w:r>
-              <w:rPr>
-                <w:rFonts w:ascii="Times New Roman" w:hAnsi="Times New Roman"/>
-                <w:b w:val="0"/>
-                <w:sz w:val="26"/>
-              </w:rPr>
-              <w:t>Ngô Trí Long</w:t>
-            </w:r>
-          </w:p>
-        </w:tc>
-        <w:tc>
-          <w:tcPr>
-            <w:tcW w:type="dxa" w:w="2835"/>
-            <w:tcBorders>
-              <w:top w:val="none"/>
-              <w:left w:val="none"/>
-              <w:bottom w:val="none"/>
-              <w:right w:val="none"/>
-              <w:insideH w:val="none"/>
-              <w:insideV w:val="none"/>
-            </w:tcBorders>
-          </w:tcPr>
-          <w:p>
-            <w:r/>
           </w:p>
         </w:tc>
         <w:tc>

--- a/generated_students/Vương Hà Hải Đăng_N25DECE078.docx
+++ b/generated_students/Vương Hà Hải Đăng_N25DECE078.docx
@@ -8773,9 +8773,10 @@
     <w:tbl>
       <w:tblPr>
         <w:tblStyle w:val="17"/>
-        <w:tblW w:type="auto" w:w="0"/>
+        <w:tblW w:type="dxa" w:w="10522"/>
         <w:tblLook w:firstColumn="1" w:firstRow="1" w:lastColumn="0" w:lastRow="0" w:noHBand="0" w:noVBand="1" w:val="04A0"/>
         <w:tblInd w:w="-612" w:type="dxa"/>
+        <w:tblLayout w:type="fixed"/>
       </w:tblPr>
       <w:tblGrid>
         <w:gridCol w:w="2317"/>

--- a/generated_students/Vương Hà Hải Đăng_N25DECE078.docx
+++ b/generated_students/Vương Hà Hải Đăng_N25DECE078.docx
@@ -8802,6 +8802,12 @@
               <w:insideH w:val="none"/>
               <w:insideV w:val="none"/>
             </w:tcBorders>
+            <w:tcMar>
+              <w:top w:w="0" w:type="dxa"/>
+              <w:left w:w="0" w:type="dxa"/>
+              <w:bottom w:w="0" w:type="dxa"/>
+              <w:right w:w="0" w:type="dxa"/>
+            </w:tcMar>
           </w:tcPr>
           <w:p>
             <w:r/>
@@ -8818,6 +8824,12 @@
               <w:insideH w:val="none"/>
               <w:insideV w:val="none"/>
             </w:tcBorders>
+            <w:tcMar>
+              <w:top w:w="0" w:type="dxa"/>
+              <w:left w:w="0" w:type="dxa"/>
+              <w:bottom w:w="0" w:type="dxa"/>
+              <w:right w:w="0" w:type="dxa"/>
+            </w:tcMar>
           </w:tcPr>
           <w:p>
             <w:r/>
@@ -8834,6 +8846,12 @@
               <w:insideH w:val="none"/>
               <w:insideV w:val="none"/>
             </w:tcBorders>
+            <w:tcMar>
+              <w:top w:w="0" w:type="dxa"/>
+              <w:left w:w="0" w:type="dxa"/>
+              <w:bottom w:w="0" w:type="dxa"/>
+              <w:right w:w="0" w:type="dxa"/>
+            </w:tcMar>
           </w:tcPr>
           <w:p>
             <w:r/>
@@ -8850,6 +8868,12 @@
               <w:insideH w:val="none"/>
               <w:insideV w:val="none"/>
             </w:tcBorders>
+            <w:tcMar>
+              <w:top w:w="0" w:type="dxa"/>
+              <w:left w:w="0" w:type="dxa"/>
+              <w:bottom w:w="0" w:type="dxa"/>
+              <w:right w:w="0" w:type="dxa"/>
+            </w:tcMar>
           </w:tcPr>
           <w:p>
             <w:r/>
@@ -8868,6 +8892,12 @@
               <w:insideH w:val="none"/>
               <w:insideV w:val="none"/>
             </w:tcBorders>
+            <w:tcMar>
+              <w:top w:w="0" w:type="dxa"/>
+              <w:left w:w="0" w:type="dxa"/>
+              <w:bottom w:w="0" w:type="dxa"/>
+              <w:right w:w="0" w:type="dxa"/>
+            </w:tcMar>
           </w:tcPr>
           <w:p>
             <w:pPr>
@@ -8878,8 +8908,8 @@
             <w:r>
               <w:drawing>
                 <wp:inline xmlns:a="http://schemas.openxmlformats.org/drawingml/2006/main" xmlns:pic="http://schemas.openxmlformats.org/drawingml/2006/picture">
-                  <wp:extent cx="1677600" cy="288000"/>
-                  <wp:docPr id="1" name="Picture 1"/>
+                  <wp:extent cx="1296000" cy="223200"/>
+                  <wp:docPr id="3" name="Picture 3"/>
                   <wp:cNvGraphicFramePr>
                     <a:graphicFrameLocks noChangeAspect="1"/>
                   </wp:cNvGraphicFramePr>
@@ -8899,7 +8929,7 @@
                         <pic:spPr>
                           <a:xfrm>
                             <a:off x="0" y="0"/>
-                            <a:ext cx="1677600" cy="288000"/>
+                            <a:ext cx="1296000" cy="223200"/>
                           </a:xfrm>
                           <a:prstGeom prst="rect"/>
                         </pic:spPr>
@@ -8922,6 +8952,12 @@
               <w:insideH w:val="none"/>
               <w:insideV w:val="none"/>
             </w:tcBorders>
+            <w:tcMar>
+              <w:top w:w="0" w:type="dxa"/>
+              <w:left w:w="0" w:type="dxa"/>
+              <w:bottom w:w="0" w:type="dxa"/>
+              <w:right w:w="0" w:type="dxa"/>
+            </w:tcMar>
           </w:tcPr>
           <w:p>
             <w:pPr>
@@ -8948,6 +8984,12 @@
               <w:insideH w:val="none"/>
               <w:insideV w:val="none"/>
             </w:tcBorders>
+            <w:tcMar>
+              <w:top w:w="0" w:type="dxa"/>
+              <w:left w:w="0" w:type="dxa"/>
+              <w:bottom w:w="0" w:type="dxa"/>
+              <w:right w:w="0" w:type="dxa"/>
+            </w:tcMar>
           </w:tcPr>
           <w:p>
             <w:pPr>
@@ -8958,8 +9000,8 @@
             <w:r>
               <w:drawing>
                 <wp:inline xmlns:a="http://schemas.openxmlformats.org/drawingml/2006/main" xmlns:pic="http://schemas.openxmlformats.org/drawingml/2006/picture">
-                  <wp:extent cx="1281600" cy="532800"/>
-                  <wp:docPr id="2" name="Picture 2"/>
+                  <wp:extent cx="1007999" cy="417600"/>
+                  <wp:docPr id="4" name="Picture 4"/>
                   <wp:cNvGraphicFramePr>
                     <a:graphicFrameLocks noChangeAspect="1"/>
                   </wp:cNvGraphicFramePr>
@@ -8979,7 +9021,7 @@
                         <pic:spPr>
                           <a:xfrm>
                             <a:off x="0" y="0"/>
-                            <a:ext cx="1281600" cy="532800"/>
+                            <a:ext cx="1007999" cy="417600"/>
                           </a:xfrm>
                           <a:prstGeom prst="rect"/>
                         </pic:spPr>
@@ -9002,6 +9044,12 @@
               <w:insideH w:val="none"/>
               <w:insideV w:val="none"/>
             </w:tcBorders>
+            <w:tcMar>
+              <w:top w:w="0" w:type="dxa"/>
+              <w:left w:w="0" w:type="dxa"/>
+              <w:bottom w:w="0" w:type="dxa"/>
+              <w:right w:w="0" w:type="dxa"/>
+            </w:tcMar>
           </w:tcPr>
           <w:p>
             <w:pPr>

--- a/generated_students/Vương Hà Hải Đăng_N25DECE078.docx
+++ b/generated_students/Vương Hà Hải Đăng_N25DECE078.docx
@@ -8961,6 +8961,7 @@
           </w:tcPr>
           <w:p>
             <w:pPr>
+              <w:spacing w:before="0" w:after="0" w:line="240" w:lineRule="auto"/>
               <w:jc w:val="center"/>
             </w:pPr>
             <w:r/>
@@ -9053,9 +9054,15 @@
           </w:tcPr>
           <w:p>
             <w:pPr>
-              <w:jc w:val="center"/>
-            </w:pPr>
-            <w:r>
+              <w:spacing w:before="0" w:after="0" w:line="240" w:lineRule="auto"/>
+              <w:jc w:val="center"/>
+            </w:pPr>
+            <w:r/>
+            <w:r>
+              <w:rPr>
+                <w:rFonts w:ascii="Times New Roman" w:hAnsi="Times New Roman"/>
+                <w:sz w:val="26"/>
+              </w:rPr>
               <w:t>Vương Hà</w:t>
               <w:br/>
               <w:t>Hải Đăng</w:t>

--- a/generated_students/Vương Hà Hải Đăng_N25DECE078.docx
+++ b/generated_students/Vương Hà Hải Đăng_N25DECE078.docx
@@ -2,18 +2,6 @@
 <file path=word/document.xml><?xml version="1.0" encoding="utf-8"?>
 <w:document xmlns:wpc="http://schemas.microsoft.com/office/word/2010/wordprocessingCanvas" xmlns:mc="http://schemas.openxmlformats.org/markup-compatibility/2006" xmlns:o="urn:schemas-microsoft-com:office:office" xmlns:r="http://schemas.openxmlformats.org/officeDocument/2006/relationships" xmlns:m="http://schemas.openxmlformats.org/officeDocument/2006/math" xmlns:v="urn:schemas-microsoft-com:vml" xmlns:wp14="http://schemas.microsoft.com/office/word/2010/wordprocessingDrawing" xmlns:wp="http://schemas.openxmlformats.org/drawingml/2006/wordprocessingDrawing" xmlns:w="http://schemas.openxmlformats.org/wordprocessingml/2006/main" xmlns:w14="http://schemas.microsoft.com/office/word/2010/wordml" xmlns:w10="urn:schemas-microsoft-com:office:word" xmlns:w15="http://schemas.microsoft.com/office/word/2012/wordml" xmlns:wpg="http://schemas.microsoft.com/office/word/2010/wordprocessingGroup" xmlns:wpi="http://schemas.microsoft.com/office/word/2010/wordprocessingInk" xmlns:wne="http://schemas.microsoft.com/office/word/2006/wordml" xmlns:wps="http://schemas.microsoft.com/office/word/2010/wordprocessingShape" xmlns:wpsCustomData="http://www.wps.cn/officeDocument/2013/wpsCustomData" mc:Ignorable="w14 w15 wp14">
   <w:body>
-    <w:p>
-      <w:pPr>
-        <w:rPr>
-          <w:b/>
-          <w:bCs/>
-          <w:sz w:val="26"/>
-          <w:szCs w:val="26"/>
-          <w:u w:val="single"/>
-          <w:lang w:val="de-DE"/>
-        </w:rPr>
-      </w:pPr>
-    </w:p>
     <w:p>
       <w:pPr>
         <w:jc w:val="both"/>
@@ -289,14 +277,6 @@
         </w:tc>
       </w:tr>
     </w:tbl>
-    <w:p>
-      <w:pPr>
-        <w:spacing w:before="60" w:after="60" w:line="340" w:lineRule="exact"/>
-        <w:rPr>
-          <w:lang w:val="de-DE"/>
-        </w:rPr>
-      </w:pPr>
-    </w:p>
     <w:tbl>
       <w:tblPr>
         <w:tblStyle w:val="6"/>
@@ -8769,31 +8749,14 @@
           </w:p>
         </w:tc>
       </w:tr>
-    </w:tbl>
-    <w:tbl>
-      <w:tblPr>
-        <w:tblStyle w:val="17"/>
-        <w:tblW w:type="dxa" w:w="10522"/>
-        <w:tblLook w:firstColumn="1" w:firstRow="1" w:lastColumn="0" w:lastRow="0" w:noHBand="0" w:noVBand="1" w:val="04A0"/>
-        <w:tblInd w:w="-612" w:type="dxa"/>
-        <w:tblLayout w:type="fixed"/>
-      </w:tblPr>
-      <w:tblGrid>
-        <w:gridCol w:w="2317"/>
-        <w:gridCol w:w="2317"/>
-        <w:gridCol w:w="2317"/>
-        <w:gridCol w:w="2317"/>
-      </w:tblGrid>
       <w:tr>
         <w:trPr>
           <w:trHeight w:val="720" w:hRule="atLeast"/>
-          <w:trHeight w:val="720" w:hRule="exact"/>
-          <w:trHeight w:val="720" w:hRule="exact"/>
-          <w:trHeight w:val="720" w:hRule="exact"/>
         </w:trPr>
         <w:tc>
           <w:tcPr>
             <w:tcW w:type="dxa" w:w="2726"/>
+            <w:gridSpan w:val="4"/>
             <w:tcBorders>
               <w:top w:val="none"/>
               <w:left w:val="none"/>
@@ -8810,12 +8773,16 @@
             </w:tcMar>
           </w:tcPr>
           <w:p>
+            <w:pPr>
+              <w:spacing w:before="0" w:after="0" w:line="240" w:lineRule="auto"/>
+            </w:pPr>
             <w:r/>
           </w:p>
         </w:tc>
         <w:tc>
           <w:tcPr>
             <w:tcW w:type="dxa" w:w="2693"/>
+            <w:gridSpan w:val="2"/>
             <w:tcBorders>
               <w:top w:val="none"/>
               <w:left w:val="none"/>
@@ -8832,12 +8799,16 @@
             </w:tcMar>
           </w:tcPr>
           <w:p>
+            <w:pPr>
+              <w:spacing w:before="0" w:after="0" w:line="240" w:lineRule="auto"/>
+            </w:pPr>
             <w:r/>
           </w:p>
         </w:tc>
         <w:tc>
           <w:tcPr>
             <w:tcW w:type="dxa" w:w="2835"/>
+            <w:gridSpan w:val="4"/>
             <w:tcBorders>
               <w:top w:val="none"/>
               <w:left w:val="none"/>
@@ -8854,12 +8825,16 @@
             </w:tcMar>
           </w:tcPr>
           <w:p>
+            <w:pPr>
+              <w:spacing w:before="0" w:after="0" w:line="240" w:lineRule="auto"/>
+            </w:pPr>
             <w:r/>
           </w:p>
         </w:tc>
         <w:tc>
           <w:tcPr>
             <w:tcW w:type="dxa" w:w="2268"/>
+            <w:gridSpan w:val="5"/>
             <w:tcBorders>
               <w:top w:val="none"/>
               <w:left w:val="none"/>
@@ -8876,6 +8851,9 @@
             </w:tcMar>
           </w:tcPr>
           <w:p>
+            <w:pPr>
+              <w:spacing w:before="0" w:after="0" w:line="240" w:lineRule="auto"/>
+            </w:pPr>
             <w:r/>
           </w:p>
         </w:tc>
@@ -8884,6 +8862,7 @@
         <w:tc>
           <w:tcPr>
             <w:tcW w:type="dxa" w:w="2726"/>
+            <w:gridSpan w:val="4"/>
             <w:tcBorders>
               <w:top w:val="none"/>
               <w:left w:val="none"/>
@@ -8909,7 +8888,7 @@
               <w:drawing>
                 <wp:inline xmlns:a="http://schemas.openxmlformats.org/drawingml/2006/main" xmlns:pic="http://schemas.openxmlformats.org/drawingml/2006/picture">
                   <wp:extent cx="1296000" cy="223200"/>
-                  <wp:docPr id="3" name="Picture 3"/>
+                  <wp:docPr id="5" name="Picture 5"/>
                   <wp:cNvGraphicFramePr>
                     <a:graphicFrameLocks noChangeAspect="1"/>
                   </wp:cNvGraphicFramePr>
@@ -8944,6 +8923,7 @@
         <w:tc>
           <w:tcPr>
             <w:tcW w:type="dxa" w:w="2693"/>
+            <w:gridSpan w:val="2"/>
             <w:tcBorders>
               <w:top w:val="none"/>
               <w:left w:val="none"/>
@@ -8977,6 +8957,7 @@
         <w:tc>
           <w:tcPr>
             <w:tcW w:type="dxa" w:w="2835"/>
+            <w:gridSpan w:val="4"/>
             <w:tcBorders>
               <w:top w:val="none"/>
               <w:left w:val="none"/>
@@ -9002,7 +8983,7 @@
               <w:drawing>
                 <wp:inline xmlns:a="http://schemas.openxmlformats.org/drawingml/2006/main" xmlns:pic="http://schemas.openxmlformats.org/drawingml/2006/picture">
                   <wp:extent cx="1007999" cy="417600"/>
-                  <wp:docPr id="4" name="Picture 4"/>
+                  <wp:docPr id="6" name="Picture 6"/>
                   <wp:cNvGraphicFramePr>
                     <a:graphicFrameLocks noChangeAspect="1"/>
                   </wp:cNvGraphicFramePr>
@@ -9037,6 +9018,7 @@
         <w:tc>
           <w:tcPr>
             <w:tcW w:type="dxa" w:w="2268"/>
+            <w:gridSpan w:val="5"/>
             <w:tcBorders>
               <w:top w:val="none"/>
               <w:left w:val="none"/>

--- a/generated_students/Vương Hà Hải Đăng_N25DECE078.docx
+++ b/generated_students/Vương Hà Hải Đăng_N25DECE078.docx
@@ -8487,6 +8487,42 @@
           </w:p>
         </w:tc>
       </w:tr>
+    </w:tbl>
+    <w:p>
+      <w:pPr>
+        <w:spacing w:before="0" w:after="0"/>
+      </w:pPr>
+    </w:p>
+    <w:tbl>
+      <w:tblPr>
+        <w:tblStyle w:val="6"/>
+        <w:tblW w:w="10522" w:type="dxa"/>
+        <w:tblInd w:w="-612" w:type="dxa"/>
+        <w:tblLayout w:type="fixed"/>
+        <w:tblCellMar>
+          <w:top w:w="0" w:type="dxa"/>
+          <w:left w:w="108" w:type="dxa"/>
+          <w:bottom w:w="0" w:type="dxa"/>
+          <w:right w:w="108" w:type="dxa"/>
+        </w:tblCellMar>
+      </w:tblPr>
+      <w:tblGrid>
+        <w:gridCol w:w="153"/>
+        <w:gridCol w:w="159"/>
+        <w:gridCol w:w="408"/>
+        <w:gridCol w:w="2006"/>
+        <w:gridCol w:w="2528"/>
+        <w:gridCol w:w="165"/>
+        <w:gridCol w:w="748"/>
+        <w:gridCol w:w="990"/>
+        <w:gridCol w:w="990"/>
+        <w:gridCol w:w="107"/>
+        <w:gridCol w:w="793"/>
+        <w:gridCol w:w="6"/>
+        <w:gridCol w:w="847"/>
+        <w:gridCol w:w="128"/>
+        <w:gridCol w:w="494"/>
+      </w:tblGrid>
       <w:tr>
         <w:trPr>
           <w:gridBefore w:val="2"/>

--- a/generated_students/Vương Hà Hải Đăng_N25DECE078.docx
+++ b/generated_students/Vương Hà Hải Đăng_N25DECE078.docx
@@ -1,7 +1,19 @@
 
 <file path=word/document.xml><?xml version="1.0" encoding="utf-8"?>
-<w:document xmlns:wpc="http://schemas.microsoft.com/office/word/2010/wordprocessingCanvas" xmlns:mc="http://schemas.openxmlformats.org/markup-compatibility/2006" xmlns:o="urn:schemas-microsoft-com:office:office" xmlns:r="http://schemas.openxmlformats.org/officeDocument/2006/relationships" xmlns:m="http://schemas.openxmlformats.org/officeDocument/2006/math" xmlns:v="urn:schemas-microsoft-com:vml" xmlns:wp14="http://schemas.microsoft.com/office/word/2010/wordprocessingDrawing" xmlns:wp="http://schemas.openxmlformats.org/drawingml/2006/wordprocessingDrawing" xmlns:w="http://schemas.openxmlformats.org/wordprocessingml/2006/main" xmlns:w14="http://schemas.microsoft.com/office/word/2010/wordml" xmlns:w10="urn:schemas-microsoft-com:office:word" xmlns:w15="http://schemas.microsoft.com/office/word/2012/wordml" xmlns:wpg="http://schemas.microsoft.com/office/word/2010/wordprocessingGroup" xmlns:wpi="http://schemas.microsoft.com/office/word/2010/wordprocessingInk" xmlns:wne="http://schemas.microsoft.com/office/word/2006/wordml" xmlns:wps="http://schemas.microsoft.com/office/word/2010/wordprocessingShape" xmlns:wpsCustomData="http://www.wps.cn/officeDocument/2013/wpsCustomData" mc:Ignorable="w14 w15 wp14">
+<w:document xmlns:wpc="http://schemas.microsoft.com/office/word/2010/wordprocessingCanvas" xmlns:cx="http://schemas.microsoft.com/office/drawing/2014/chartex" xmlns:cx1="http://schemas.microsoft.com/office/drawing/2015/9/8/chartex" xmlns:cx2="http://schemas.microsoft.com/office/drawing/2015/10/21/chartex" xmlns:cx3="http://schemas.microsoft.com/office/drawing/2016/5/9/chartex" xmlns:cx4="http://schemas.microsoft.com/office/drawing/2016/5/10/chartex" xmlns:cx5="http://schemas.microsoft.com/office/drawing/2016/5/11/chartex" xmlns:cx6="http://schemas.microsoft.com/office/drawing/2016/5/12/chartex" xmlns:cx7="http://schemas.microsoft.com/office/drawing/2016/5/13/chartex" xmlns:cx8="http://schemas.microsoft.com/office/drawing/2016/5/14/chartex" xmlns:mc="http://schemas.openxmlformats.org/markup-compatibility/2006" xmlns:aink="http://schemas.microsoft.com/office/drawing/2016/ink" xmlns:am3d="http://schemas.microsoft.com/office/drawing/2017/model3d" xmlns:o="urn:schemas-microsoft-com:office:office" xmlns:r="http://schemas.openxmlformats.org/officeDocument/2006/relationships" xmlns:m="http://schemas.openxmlformats.org/officeDocument/2006/math" xmlns:v="urn:schemas-microsoft-com:vml" xmlns:wp14="http://schemas.microsoft.com/office/word/2010/wordprocessingDrawing" xmlns:wp="http://schemas.openxmlformats.org/drawingml/2006/wordprocessingDrawing" xmlns:w10="urn:schemas-microsoft-com:office:word" xmlns:w="http://schemas.openxmlformats.org/wordprocessingml/2006/main" xmlns:w14="http://schemas.microsoft.com/office/word/2010/wordml" xmlns:w15="http://schemas.microsoft.com/office/word/2012/wordml" xmlns:w16cex="http://schemas.microsoft.com/office/word/2018/wordml/cex" xmlns:w16cid="http://schemas.microsoft.com/office/word/2016/wordml/cid" xmlns:w16="http://schemas.microsoft.com/office/word/2018/wordml" xmlns:w16se="http://schemas.microsoft.com/office/word/2015/wordml/symex" xmlns:wpg="http://schemas.microsoft.com/office/word/2010/wordprocessingGroup" xmlns:wpi="http://schemas.microsoft.com/office/word/2010/wordprocessingInk" xmlns:wne="http://schemas.microsoft.com/office/word/2006/wordml" xmlns:wps="http://schemas.microsoft.com/office/word/2010/wordprocessingShape" mc:Ignorable="w14 w15 w16se w16cid w16 w16cex wp14">
   <w:body>
+    <w:p>
+      <w:pPr>
+        <w:rPr>
+          <w:b/>
+          <w:bCs/>
+          <w:sz w:val="26"/>
+          <w:szCs w:val="26"/>
+          <w:u w:val="single"/>
+          <w:lang w:val="de-DE"/>
+        </w:rPr>
+      </w:pPr>
+    </w:p>
     <w:p>
       <w:pPr>
         <w:jc w:val="both"/>
@@ -18,21 +30,13 @@
     </w:p>
     <w:tbl>
       <w:tblPr>
-        <w:tblStyle w:val="6"/>
         <w:tblpPr w:leftFromText="180" w:rightFromText="180" w:vertAnchor="text" w:horzAnchor="margin" w:tblpX="-432" w:tblpY="-52"/>
         <w:tblW w:w="5426" w:type="pct"/>
-        <w:tblInd w:w="0" w:type="dxa"/>
-        <w:tblLayout w:type="autofit"/>
-        <w:tblCellMar>
-          <w:top w:w="0" w:type="dxa"/>
-          <w:left w:w="108" w:type="dxa"/>
-          <w:bottom w:w="0" w:type="dxa"/>
-          <w:right w:w="108" w:type="dxa"/>
-        </w:tblCellMar>
+        <w:tblLook w:val="04A0" w:firstRow="1" w:lastRow="0" w:firstColumn="1" w:lastColumn="0" w:noHBand="0" w:noVBand="1"/>
       </w:tblPr>
       <w:tblGrid>
-        <w:gridCol w:w="4939"/>
-        <w:gridCol w:w="5355"/>
+        <w:gridCol w:w="4827"/>
+        <w:gridCol w:w="5233"/>
       </w:tblGrid>
       <w:tr>
         <w:trPr>
@@ -41,8 +45,7 @@
         <w:tc>
           <w:tcPr>
             <w:tcW w:w="2399" w:type="pct"/>
-            <w:noWrap w:val="0"/>
-            <w:vAlign w:val="top"/>
+            <w:hideMark/>
           </w:tcPr>
           <w:p>
             <w:pPr>
@@ -56,15 +59,96 @@
           <w:p>
             <w:pPr>
               <w:spacing w:line="300" w:lineRule="auto"/>
-              <w:jc w:val="center"/>
               <w:rPr>
                 <w:b/>
-              </w:rPr>
-            </w:pPr>
+                <w:sz w:val="22"/>
+                <w:szCs w:val="22"/>
+              </w:rPr>
+            </w:pPr>
+            <w:r>
+              <w:rPr>
+                <w:noProof/>
+                <w:sz w:val="22"/>
+                <w:szCs w:val="22"/>
+              </w:rPr>
+              <mc:AlternateContent>
+                <mc:Choice Requires="wps">
+                  <w:drawing>
+                    <wp:anchor distT="4294967295" distB="4294967295" distL="114300" distR="114300" simplePos="0" relativeHeight="251656192" behindDoc="0" locked="0" layoutInCell="1" allowOverlap="1" wp14:anchorId="7BFE8AD3" wp14:editId="65773191">
+                      <wp:simplePos x="0" y="0"/>
+                      <wp:positionH relativeFrom="column">
+                        <wp:posOffset>492125</wp:posOffset>
+                      </wp:positionH>
+                      <wp:positionV relativeFrom="paragraph">
+                        <wp:posOffset>194309</wp:posOffset>
+                      </wp:positionV>
+                      <wp:extent cx="2162175" cy="0"/>
+                      <wp:effectExtent l="0" t="0" r="0" b="0"/>
+                      <wp:wrapNone/>
+                      <wp:docPr id="3" name="Straight Connector 1"/>
+                      <wp:cNvGraphicFramePr>
+                        <a:graphicFrameLocks xmlns:a="http://schemas.openxmlformats.org/drawingml/2006/main"/>
+                      </wp:cNvGraphicFramePr>
+                      <a:graphic xmlns:a="http://schemas.openxmlformats.org/drawingml/2006/main">
+                        <a:graphicData uri="http://schemas.microsoft.com/office/word/2010/wordprocessingShape">
+                          <wps:wsp>
+                            <wps:cNvCnPr>
+                              <a:cxnSpLocks/>
+                            </wps:cNvCnPr>
+                            <wps:spPr>
+                              <a:xfrm>
+                                <a:off x="0" y="0"/>
+                                <a:ext cx="2162175" cy="0"/>
+                              </a:xfrm>
+                              <a:prstGeom prst="line">
+                                <a:avLst/>
+                              </a:prstGeom>
+                              <a:noFill/>
+                              <a:ln w="6350" cap="flat" cmpd="sng" algn="ctr">
+                                <a:solidFill>
+                                  <a:sysClr val="windowText" lastClr="000000"/>
+                                </a:solidFill>
+                                <a:prstDash val="solid"/>
+                                <a:miter lim="800000"/>
+                              </a:ln>
+                              <a:effectLst/>
+                            </wps:spPr>
+                            <wps:bodyPr/>
+                          </wps:wsp>
+                        </a:graphicData>
+                      </a:graphic>
+                      <wp14:sizeRelH relativeFrom="page">
+                        <wp14:pctWidth>0</wp14:pctWidth>
+                      </wp14:sizeRelH>
+                      <wp14:sizeRelV relativeFrom="page">
+                        <wp14:pctHeight>0</wp14:pctHeight>
+                      </wp14:sizeRelV>
+                    </wp:anchor>
+                  </w:drawing>
+                </mc:Choice>
+                <mc:Fallback>
+                  <w:pict>
+                    <v:line w14:anchorId="4AA836A1" id="Straight Connector 1" o:spid="_x0000_s1026" style="position:absolute;z-index:251656192;visibility:visible;mso-wrap-style:square;mso-width-percent:0;mso-height-percent:0;mso-wrap-distance-left:9pt;mso-wrap-distance-top:-3e-5mm;mso-wrap-distance-right:9pt;mso-wrap-distance-bottom:-3e-5mm;mso-position-horizontal:absolute;mso-position-horizontal-relative:text;mso-position-vertical:absolute;mso-position-vertical-relative:text;mso-width-percent:0;mso-height-percent:0;mso-width-relative:page;mso-height-relative:page" from="38.75pt,15.3pt" to="209pt,15.3pt" o:gfxdata="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" strokecolor="windowText" strokeweight=".5pt">
+                      <v:stroke joinstyle="miter"/>
+                      <o:lock v:ext="edit" shapetype="f"/>
+                    </v:line>
+                  </w:pict>
+                </mc:Fallback>
+              </mc:AlternateContent>
+            </w:r>
             <w:r>
               <w:rPr>
                 <w:b/>
-                <w:u w:val="single"/>
+                <w:sz w:val="22"/>
+                <w:szCs w:val="22"/>
+              </w:rPr>
+              <w:t xml:space="preserve">   </w:t>
+            </w:r>
+            <w:r>
+              <w:rPr>
+                <w:b/>
+                <w:sz w:val="22"/>
+                <w:szCs w:val="22"/>
               </w:rPr>
               <w:t>HỌC VIỆN CN BCVT CƠ SỞ TẠI TP. HCM</w:t>
             </w:r>
@@ -88,8 +172,7 @@
         <w:tc>
           <w:tcPr>
             <w:tcW w:w="2601" w:type="pct"/>
-            <w:noWrap w:val="0"/>
-            <w:vAlign w:val="top"/>
+            <w:hideMark/>
           </w:tcPr>
           <w:p>
             <w:pPr>
@@ -122,7 +205,6 @@
               <w:rPr>
                 <w:b/>
                 <w:bCs/>
-                <w:u w:val="single"/>
                 <w:lang w:val="de-DE"/>
               </w:rPr>
               <w:t>Độc lập - Tự do - Hạnh phúc</w:t>
@@ -134,8 +216,79 @@
                 <w:lang w:val="de-DE"/>
               </w:rPr>
             </w:pPr>
-            <w:bookmarkStart w:id="0" w:name="_GoBack"/>
-            <w:bookmarkEnd w:id="0"/>
+            <w:r>
+              <w:rPr>
+                <w:noProof/>
+              </w:rPr>
+              <mc:AlternateContent>
+                <mc:Choice Requires="wps">
+                  <w:drawing>
+                    <wp:anchor distT="4294967295" distB="4294967295" distL="114300" distR="114300" simplePos="0" relativeHeight="251655168" behindDoc="0" locked="0" layoutInCell="1" allowOverlap="1" wp14:anchorId="6F20C798" wp14:editId="660E2BA5">
+                      <wp:simplePos x="0" y="0"/>
+                      <wp:positionH relativeFrom="column">
+                        <wp:posOffset>738505</wp:posOffset>
+                      </wp:positionH>
+                      <wp:positionV relativeFrom="paragraph">
+                        <wp:posOffset>35559</wp:posOffset>
+                      </wp:positionV>
+                      <wp:extent cx="1711960" cy="0"/>
+                      <wp:effectExtent l="0" t="0" r="0" b="0"/>
+                      <wp:wrapNone/>
+                      <wp:docPr id="2" name="Straight Connector 1"/>
+                      <wp:cNvGraphicFramePr>
+                        <a:graphicFrameLocks xmlns:a="http://schemas.openxmlformats.org/drawingml/2006/main"/>
+                      </wp:cNvGraphicFramePr>
+                      <a:graphic xmlns:a="http://schemas.openxmlformats.org/drawingml/2006/main">
+                        <a:graphicData uri="http://schemas.microsoft.com/office/word/2010/wordprocessingShape">
+                          <wps:wsp>
+                            <wps:cNvCnPr>
+                              <a:cxnSpLocks noChangeShapeType="1"/>
+                            </wps:cNvCnPr>
+                            <wps:spPr bwMode="auto">
+                              <a:xfrm>
+                                <a:off x="0" y="0"/>
+                                <a:ext cx="1711960" cy="0"/>
+                              </a:xfrm>
+                              <a:prstGeom prst="line">
+                                <a:avLst/>
+                              </a:prstGeom>
+                              <a:noFill/>
+                              <a:ln w="9525">
+                                <a:solidFill>
+                                  <a:srgbClr val="000000"/>
+                                </a:solidFill>
+                                <a:round/>
+                                <a:headEnd/>
+                                <a:tailEnd/>
+                              </a:ln>
+                              <a:extLst>
+                                <a:ext uri="{909E8E84-426E-40DD-AFC4-6F175D3DCCD1}">
+                                  <a14:hiddenFill xmlns:a14="http://schemas.microsoft.com/office/drawing/2010/main">
+                                    <a:noFill/>
+                                  </a14:hiddenFill>
+                                </a:ext>
+                              </a:extLst>
+                            </wps:spPr>
+                            <wps:bodyPr/>
+                          </wps:wsp>
+                        </a:graphicData>
+                      </a:graphic>
+                      <wp14:sizeRelH relativeFrom="page">
+                        <wp14:pctWidth>0</wp14:pctWidth>
+                      </wp14:sizeRelH>
+                      <wp14:sizeRelV relativeFrom="page">
+                        <wp14:pctHeight>0</wp14:pctHeight>
+                      </wp14:sizeRelV>
+                    </wp:anchor>
+                  </w:drawing>
+                </mc:Choice>
+                <mc:Fallback>
+                  <w:pict>
+                    <v:line w14:anchorId="326C67DA" id="Straight Connector 1" o:spid="_x0000_s1026" style="position:absolute;z-index:251655168;visibility:visible;mso-wrap-style:square;mso-width-percent:0;mso-height-percent:0;mso-wrap-distance-left:9pt;mso-wrap-distance-top:-3e-5mm;mso-wrap-distance-right:9pt;mso-wrap-distance-bottom:-3e-5mm;mso-position-horizontal:absolute;mso-position-horizontal-relative:text;mso-position-vertical:absolute;mso-position-vertical-relative:text;mso-width-percent:0;mso-height-percent:0;mso-width-relative:page;mso-height-relative:page" from="58.15pt,2.8pt" to="192.95pt,2.8pt" o:gfxdata="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"/>
+                  </w:pict>
+                </mc:Fallback>
+              </mc:AlternateContent>
+            </w:r>
           </w:p>
         </w:tc>
       </w:tr>
@@ -177,118 +330,233 @@
           <w:color w:val="FF0000"/>
           <w:lang w:val="de-DE"/>
         </w:rPr>
-        <w:t>Học kỳ: II      Năm học: 2025-2026</w:t>
+        <w:t>Học kỳ</w:t>
       </w:r>
+      <w:r>
+        <w:rPr>
+          <w:b/>
+          <w:color w:val="FF0000"/>
+          <w:lang w:val="de-DE"/>
+        </w:rPr>
+        <w:t>: I</w:t>
+      </w:r>
+      <w:r>
+        <w:rPr>
+          <w:b/>
+          <w:color w:val="FF0000"/>
+          <w:lang w:val="de-DE"/>
+        </w:rPr>
+        <w:t>I</w:t>
+      </w:r>
+      <w:r>
+        <w:rPr>
+          <w:b/>
+          <w:color w:val="FF0000"/>
+          <w:lang w:val="de-DE"/>
+        </w:rPr>
+        <w:t xml:space="preserve">      </w:t>
+      </w:r>
+      <w:r>
+        <w:rPr>
+          <w:b/>
+          <w:color w:val="FF0000"/>
+          <w:lang w:val="de-DE"/>
+        </w:rPr>
+        <w:t>Nă</w:t>
+      </w:r>
+      <w:r>
+        <w:rPr>
+          <w:b/>
+          <w:color w:val="FF0000"/>
+          <w:lang w:val="de-DE"/>
+        </w:rPr>
+        <w:t>m</w:t>
+      </w:r>
+      <w:r>
+        <w:rPr>
+          <w:b/>
+          <w:color w:val="FF0000"/>
+          <w:lang w:val="de-DE"/>
+        </w:rPr>
+        <w:t xml:space="preserve"> học</w:t>
+      </w:r>
+      <w:r>
+        <w:rPr>
+          <w:b/>
+          <w:color w:val="FF0000"/>
+          <w:lang w:val="de-DE"/>
+        </w:rPr>
+        <w:t>: 202</w:t>
+      </w:r>
+      <w:r>
+        <w:rPr>
+          <w:b/>
+          <w:color w:val="FF0000"/>
+          <w:lang w:val="de-DE"/>
+        </w:rPr>
+        <w:t>5</w:t>
+      </w:r>
+      <w:r>
+        <w:rPr>
+          <w:b/>
+          <w:color w:val="FF0000"/>
+          <w:lang w:val="de-DE"/>
+        </w:rPr>
+        <w:t>-202</w:t>
+      </w:r>
+      <w:r>
+        <w:rPr>
+          <w:b/>
+          <w:color w:val="FF0000"/>
+          <w:lang w:val="de-DE"/>
+        </w:rPr>
+        <w:t>6</w:t>
+      </w:r>
+    </w:p>
+    <w:p>
+      <w:pPr>
+        <w:spacing w:before="60" w:after="60" w:line="340" w:lineRule="exact"/>
+        <w:rPr>
+          <w:lang w:val="de-DE"/>
+        </w:rPr>
+      </w:pPr>
+      <w:r>
+        <w:rPr>
+          <w:lang w:val="de-DE"/>
+        </w:rPr>
+        <w:t>Họ và tên:</w:t>
+      </w:r>
+      <w:r>
+        <w:rPr>
+          <w:lang w:val="de-DE"/>
+        </w:rPr>
+        <w:t xml:space="preserve"> </w:t>
+      </w:r>
+      <w:r>
+        <w:rPr>
+          <w:sz w:val="26"/>
+        </w:rPr>
+        <w:t>Vương Hà Hải Đăng</w:t>
+      </w:r>
+      <w:r>
+        <w:rPr>
+          <w:lang w:val="de-DE"/>
+        </w:rPr>
+        <w:tab/>
+      </w:r>
+      <w:r>
+        <w:rPr>
+          <w:lang w:val="de-DE"/>
+        </w:rPr>
+        <w:tab/>
+      </w:r>
+      <w:r>
+        <w:rPr>
+          <w:lang w:val="de-DE"/>
+        </w:rPr>
+        <w:tab/>
+      </w:r>
+      <w:r>
+        <w:rPr>
+          <w:lang w:val="de-DE"/>
+        </w:rPr>
+        <w:tab/>
+      </w:r>
+      <w:r>
+        <w:rPr>
+          <w:lang w:val="de-DE"/>
+        </w:rPr>
+        <w:t>Ngày sinh:</w:t>
+      </w:r>
+    </w:p>
+    <w:p>
+      <w:pPr>
+        <w:spacing w:before="60" w:after="60" w:line="340" w:lineRule="exact"/>
+        <w:rPr>
+          <w:lang w:val="de-DE"/>
+        </w:rPr>
+      </w:pPr>
+      <w:r>
+        <w:rPr>
+          <w:lang w:val="de-DE"/>
+        </w:rPr>
+        <w:t>Mã số sinh viên</w:t>
+      </w:r>
+      <w:r>
+        <w:rPr>
+          <w:lang w:val="de-DE"/>
+        </w:rPr>
+        <w:t xml:space="preserve">: </w:t>
+      </w:r>
+      <w:r>
+        <w:rPr>
+          <w:sz w:val="26"/>
+        </w:rPr>
+        <w:t>N25DECE078</w:t>
+      </w:r>
+      <w:r>
+        <w:rPr>
+          <w:sz w:val="26"/>
+        </w:rPr>
+        <w:tab/>
+      </w:r>
+      <w:r>
+        <w:rPr>
+          <w:lang w:val="de-DE"/>
+        </w:rPr>
+        <w:t xml:space="preserve"> </w:t>
+      </w:r>
+      <w:r>
+        <w:rPr>
+          <w:lang w:val="de-DE"/>
+        </w:rPr>
+        <w:tab/>
+      </w:r>
+      <w:r>
+        <w:rPr>
+          <w:lang w:val="de-DE"/>
+        </w:rPr>
+        <w:tab/>
+      </w:r>
+      <w:r>
+        <w:rPr>
+          <w:lang w:val="de-DE"/>
+        </w:rPr>
+        <w:tab/>
+      </w:r>
+      <w:r>
+        <w:rPr>
+          <w:lang w:val="de-DE"/>
+        </w:rPr>
+        <w:t>Lớp</w:t>
+      </w:r>
+      <w:r>
+        <w:rPr>
+          <w:lang w:val="de-DE"/>
+        </w:rPr>
+        <w:t xml:space="preserve">: </w:t>
+      </w:r>
+      <w:r>
+        <w:rPr>
+          <w:lang w:val="de-DE"/>
+        </w:rPr>
+        <w:t>E25CQCE02-N</w:t>
+      </w:r>
+    </w:p>
+    <w:p>
+      <w:pPr>
+        <w:spacing w:before="60" w:after="60" w:line="340" w:lineRule="exact"/>
+        <w:rPr>
+          <w:lang w:val="de-DE"/>
+        </w:rPr>
+      </w:pPr>
     </w:p>
     <w:tbl>
       <w:tblPr>
-        <w:tblW w:type="auto" w:w="0"/>
-        <w:tblLook w:firstColumn="1" w:firstRow="1" w:lastColumn="0" w:lastRow="0" w:noHBand="0" w:noVBand="1" w:val="04A0"/>
-      </w:tblPr>
-      <w:tblGrid>
-        <w:gridCol w:w="4635"/>
-        <w:gridCol w:w="4635"/>
-      </w:tblGrid>
-      <w:tr>
-        <w:tc>
-          <w:tcPr>
-            <w:tcW w:type="dxa" w:w="6236"/>
-            <w:tcBorders>
-              <w:top w:val="none"/>
-              <w:left w:val="none"/>
-              <w:bottom w:val="none"/>
-              <w:right w:val="none"/>
-              <w:insideH w:val="none"/>
-              <w:insideV w:val="none"/>
-            </w:tcBorders>
-          </w:tcPr>
-          <w:p>
-            <w:r>
-              <w:t>Họ và tên: Vương Hà Hải Đăng</w:t>
-            </w:r>
-          </w:p>
-        </w:tc>
-        <w:tc>
-          <w:tcPr>
-            <w:tcW w:type="dxa" w:w="3118"/>
-            <w:tcBorders>
-              <w:top w:val="none"/>
-              <w:left w:val="none"/>
-              <w:bottom w:val="none"/>
-              <w:right w:val="none"/>
-              <w:insideH w:val="none"/>
-              <w:insideV w:val="none"/>
-            </w:tcBorders>
-          </w:tcPr>
-          <w:p>
-            <w:pPr>
-              <w:jc w:val="right"/>
-            </w:pPr>
-            <w:r>
-              <w:t>Ngày sinh:</w:t>
-            </w:r>
-          </w:p>
-        </w:tc>
-      </w:tr>
-      <w:tr>
-        <w:tc>
-          <w:tcPr>
-            <w:tcW w:type="dxa" w:w="6236"/>
-            <w:tcBorders>
-              <w:top w:val="none"/>
-              <w:left w:val="none"/>
-              <w:bottom w:val="none"/>
-              <w:right w:val="none"/>
-              <w:insideH w:val="none"/>
-              <w:insideV w:val="none"/>
-            </w:tcBorders>
-          </w:tcPr>
-          <w:p>
-            <w:r>
-              <w:t>Mã số sinh viên: N25DECE078</w:t>
-            </w:r>
-          </w:p>
-        </w:tc>
-        <w:tc>
-          <w:tcPr>
-            <w:tcW w:type="dxa" w:w="3118"/>
-            <w:tcBorders>
-              <w:top w:val="none"/>
-              <w:left w:val="none"/>
-              <w:bottom w:val="none"/>
-              <w:right w:val="none"/>
-              <w:insideH w:val="none"/>
-              <w:insideV w:val="none"/>
-            </w:tcBorders>
-          </w:tcPr>
-          <w:p>
-            <w:pPr>
-              <w:jc w:val="right"/>
-            </w:pPr>
-            <w:r/>
-            <w:r>
-              <w:rPr>
-                <w:rFonts w:ascii="Times New Roman" w:hAnsi="Times New Roman"/>
-                <w:sz w:val="26"/>
-              </w:rPr>
-              <w:t>Lớp: E25CQCE02-N</w:t>
-            </w:r>
-          </w:p>
-        </w:tc>
-      </w:tr>
-    </w:tbl>
-    <w:tbl>
-      <w:tblPr>
-        <w:tblStyle w:val="6"/>
         <w:tblW w:w="10522" w:type="dxa"/>
         <w:tblInd w:w="-612" w:type="dxa"/>
         <w:tblLayout w:type="fixed"/>
-        <w:tblCellMar>
-          <w:top w:w="0" w:type="dxa"/>
-          <w:left w:w="108" w:type="dxa"/>
-          <w:bottom w:w="0" w:type="dxa"/>
-          <w:right w:w="108" w:type="dxa"/>
-        </w:tblCellMar>
+        <w:tblLook w:val="04A0" w:firstRow="1" w:lastRow="0" w:firstColumn="1" w:lastColumn="0" w:noHBand="0" w:noVBand="1"/>
       </w:tblPr>
       <w:tblGrid>
         <w:gridCol w:w="153"/>
@@ -313,7 +581,7 @@
           <w:gridAfter w:val="2"/>
           <w:wBefore w:w="153" w:type="dxa"/>
           <w:wAfter w:w="622" w:type="dxa"/>
-          <w:trHeight w:val="376" w:hRule="atLeast"/>
+          <w:trHeight w:val="376"/>
           <w:tblHeader/>
         </w:trPr>
         <w:tc>
@@ -322,13 +590,14 @@
             <w:gridSpan w:val="2"/>
             <w:vMerge w:val="restart"/>
             <w:tcBorders>
-              <w:top w:val="single" w:color="auto" w:sz="4" w:space="0"/>
-              <w:left w:val="single" w:color="auto" w:sz="4" w:space="0"/>
-              <w:bottom w:val="single" w:color="auto" w:sz="4" w:space="0"/>
-              <w:right w:val="single" w:color="auto" w:sz="4" w:space="0"/>
-            </w:tcBorders>
-            <w:noWrap/>
-            <w:vAlign w:val="center"/>
+              <w:top w:val="single" w:sz="4" w:space="0" w:color="auto"/>
+              <w:left w:val="single" w:sz="4" w:space="0" w:color="auto"/>
+              <w:bottom w:val="single" w:sz="4" w:space="0" w:color="auto"/>
+              <w:right w:val="single" w:sz="4" w:space="0" w:color="auto"/>
+            </w:tcBorders>
+            <w:noWrap/>
+            <w:vAlign w:val="center"/>
+            <w:hideMark/>
           </w:tcPr>
           <w:p>
             <w:pPr>
@@ -359,13 +628,14 @@
             <w:gridSpan w:val="4"/>
             <w:vMerge w:val="restart"/>
             <w:tcBorders>
-              <w:top w:val="single" w:color="auto" w:sz="4" w:space="0"/>
-              <w:left w:val="single" w:color="auto" w:sz="4" w:space="0"/>
-              <w:bottom w:val="single" w:color="auto" w:sz="4" w:space="0"/>
-              <w:right w:val="single" w:color="auto" w:sz="4" w:space="0"/>
-            </w:tcBorders>
-            <w:noWrap/>
-            <w:vAlign w:val="center"/>
+              <w:top w:val="single" w:sz="4" w:space="0" w:color="auto"/>
+              <w:left w:val="single" w:sz="4" w:space="0" w:color="auto"/>
+              <w:bottom w:val="single" w:sz="4" w:space="0" w:color="auto"/>
+              <w:right w:val="single" w:sz="4" w:space="0" w:color="auto"/>
+            </w:tcBorders>
+            <w:noWrap/>
+            <w:vAlign w:val="center"/>
+            <w:hideMark/>
           </w:tcPr>
           <w:p>
             <w:pPr>
@@ -395,13 +665,13 @@
             <w:tcW w:w="990" w:type="dxa"/>
             <w:vMerge w:val="restart"/>
             <w:tcBorders>
-              <w:top w:val="single" w:color="auto" w:sz="4" w:space="0"/>
-              <w:left w:val="single" w:color="auto" w:sz="4" w:space="0"/>
-              <w:bottom w:val="single" w:color="auto" w:sz="4" w:space="0"/>
-              <w:right w:val="single" w:color="auto" w:sz="4" w:space="0"/>
-            </w:tcBorders>
-            <w:noWrap w:val="0"/>
-            <w:vAlign w:val="center"/>
+              <w:top w:val="single" w:sz="4" w:space="0" w:color="auto"/>
+              <w:left w:val="single" w:sz="4" w:space="0" w:color="auto"/>
+              <w:bottom w:val="single" w:sz="4" w:space="0" w:color="auto"/>
+              <w:right w:val="single" w:sz="4" w:space="0" w:color="auto"/>
+            </w:tcBorders>
+            <w:vAlign w:val="center"/>
+            <w:hideMark/>
           </w:tcPr>
           <w:p>
             <w:pPr>
@@ -431,13 +701,13 @@
             <w:tcW w:w="2743" w:type="dxa"/>
             <w:gridSpan w:val="5"/>
             <w:tcBorders>
-              <w:top w:val="single" w:color="auto" w:sz="4" w:space="0"/>
-              <w:left w:val="nil"/>
-              <w:bottom w:val="single" w:color="auto" w:sz="4" w:space="0"/>
-              <w:right w:val="single" w:color="auto" w:sz="4" w:space="0"/>
-            </w:tcBorders>
-            <w:noWrap w:val="0"/>
-            <w:vAlign w:val="center"/>
+              <w:top w:val="single" w:sz="4" w:space="0" w:color="auto"/>
+              <w:left w:val="nil"/>
+              <w:bottom w:val="single" w:sz="4" w:space="0" w:color="auto"/>
+              <w:right w:val="single" w:sz="4" w:space="0" w:color="auto"/>
+            </w:tcBorders>
+            <w:vAlign w:val="center"/>
+            <w:hideMark/>
           </w:tcPr>
           <w:p>
             <w:pPr>
@@ -469,22 +739,22 @@
           <w:gridAfter w:val="2"/>
           <w:wBefore w:w="153" w:type="dxa"/>
           <w:wAfter w:w="622" w:type="dxa"/>
-          <w:trHeight w:val="914" w:hRule="atLeast"/>
+          <w:trHeight w:val="914"/>
           <w:tblHeader/>
         </w:trPr>
         <w:tc>
           <w:tcPr>
             <w:tcW w:w="567" w:type="dxa"/>
             <w:gridSpan w:val="2"/>
-            <w:vMerge w:val="continue"/>
-            <w:tcBorders>
-              <w:top w:val="single" w:color="auto" w:sz="4" w:space="0"/>
-              <w:left w:val="single" w:color="auto" w:sz="4" w:space="0"/>
-              <w:bottom w:val="single" w:color="auto" w:sz="4" w:space="0"/>
-              <w:right w:val="single" w:color="auto" w:sz="4" w:space="0"/>
-            </w:tcBorders>
-            <w:noWrap w:val="0"/>
-            <w:vAlign w:val="center"/>
+            <w:vMerge/>
+            <w:tcBorders>
+              <w:top w:val="single" w:sz="4" w:space="0" w:color="auto"/>
+              <w:left w:val="single" w:sz="4" w:space="0" w:color="auto"/>
+              <w:bottom w:val="single" w:sz="4" w:space="0" w:color="auto"/>
+              <w:right w:val="single" w:sz="4" w:space="0" w:color="auto"/>
+            </w:tcBorders>
+            <w:vAlign w:val="center"/>
+            <w:hideMark/>
           </w:tcPr>
           <w:p>
             <w:pPr>
@@ -502,15 +772,15 @@
           <w:tcPr>
             <w:tcW w:w="5447" w:type="dxa"/>
             <w:gridSpan w:val="4"/>
-            <w:vMerge w:val="continue"/>
-            <w:tcBorders>
-              <w:top w:val="single" w:color="auto" w:sz="4" w:space="0"/>
-              <w:left w:val="single" w:color="auto" w:sz="4" w:space="0"/>
-              <w:bottom w:val="single" w:color="auto" w:sz="4" w:space="0"/>
-              <w:right w:val="single" w:color="auto" w:sz="4" w:space="0"/>
-            </w:tcBorders>
-            <w:noWrap w:val="0"/>
-            <w:vAlign w:val="center"/>
+            <w:vMerge/>
+            <w:tcBorders>
+              <w:top w:val="single" w:sz="4" w:space="0" w:color="auto"/>
+              <w:left w:val="single" w:sz="4" w:space="0" w:color="auto"/>
+              <w:bottom w:val="single" w:sz="4" w:space="0" w:color="auto"/>
+              <w:right w:val="single" w:sz="4" w:space="0" w:color="auto"/>
+            </w:tcBorders>
+            <w:vAlign w:val="center"/>
+            <w:hideMark/>
           </w:tcPr>
           <w:p>
             <w:pPr>
@@ -527,15 +797,15 @@
         <w:tc>
           <w:tcPr>
             <w:tcW w:w="990" w:type="dxa"/>
-            <w:vMerge w:val="continue"/>
-            <w:tcBorders>
-              <w:top w:val="single" w:color="auto" w:sz="4" w:space="0"/>
-              <w:left w:val="single" w:color="auto" w:sz="4" w:space="0"/>
-              <w:bottom w:val="single" w:color="auto" w:sz="4" w:space="0"/>
-              <w:right w:val="single" w:color="auto" w:sz="4" w:space="0"/>
-            </w:tcBorders>
-            <w:noWrap w:val="0"/>
-            <w:vAlign w:val="center"/>
+            <w:vMerge/>
+            <w:tcBorders>
+              <w:top w:val="single" w:sz="4" w:space="0" w:color="auto"/>
+              <w:left w:val="single" w:sz="4" w:space="0" w:color="auto"/>
+              <w:bottom w:val="single" w:sz="4" w:space="0" w:color="auto"/>
+              <w:right w:val="single" w:sz="4" w:space="0" w:color="auto"/>
+            </w:tcBorders>
+            <w:vAlign w:val="center"/>
+            <w:hideMark/>
           </w:tcPr>
           <w:p>
             <w:pPr>
@@ -555,11 +825,11 @@
             <w:tcBorders>
               <w:top w:val="nil"/>
               <w:left w:val="nil"/>
-              <w:bottom w:val="single" w:color="auto" w:sz="4" w:space="0"/>
-              <w:right w:val="single" w:color="auto" w:sz="4" w:space="0"/>
-            </w:tcBorders>
-            <w:noWrap w:val="0"/>
-            <w:vAlign w:val="center"/>
+              <w:bottom w:val="single" w:sz="4" w:space="0" w:color="auto"/>
+              <w:right w:val="single" w:sz="4" w:space="0" w:color="auto"/>
+            </w:tcBorders>
+            <w:vAlign w:val="center"/>
+            <w:hideMark/>
           </w:tcPr>
           <w:p>
             <w:pPr>
@@ -591,11 +861,11 @@
             <w:tcBorders>
               <w:top w:val="nil"/>
               <w:left w:val="nil"/>
-              <w:bottom w:val="single" w:color="auto" w:sz="4" w:space="0"/>
-              <w:right w:val="single" w:color="auto" w:sz="4" w:space="0"/>
-            </w:tcBorders>
-            <w:noWrap w:val="0"/>
-            <w:vAlign w:val="center"/>
+              <w:bottom w:val="single" w:sz="4" w:space="0" w:color="auto"/>
+              <w:right w:val="single" w:sz="4" w:space="0" w:color="auto"/>
+            </w:tcBorders>
+            <w:vAlign w:val="center"/>
+            <w:hideMark/>
           </w:tcPr>
           <w:p>
             <w:pPr>
@@ -626,11 +896,11 @@
             <w:tcBorders>
               <w:top w:val="nil"/>
               <w:left w:val="nil"/>
-              <w:bottom w:val="single" w:color="auto" w:sz="4" w:space="0"/>
-              <w:right w:val="single" w:color="auto" w:sz="4" w:space="0"/>
-            </w:tcBorders>
-            <w:noWrap w:val="0"/>
-            <w:vAlign w:val="center"/>
+              <w:bottom w:val="single" w:sz="4" w:space="0" w:color="auto"/>
+              <w:right w:val="single" w:sz="4" w:space="0" w:color="auto"/>
+            </w:tcBorders>
+            <w:vAlign w:val="center"/>
+            <w:hideMark/>
           </w:tcPr>
           <w:p>
             <w:pPr>
@@ -662,20 +932,21 @@
           <w:gridAfter w:val="2"/>
           <w:wBefore w:w="153" w:type="dxa"/>
           <w:wAfter w:w="622" w:type="dxa"/>
-          <w:trHeight w:val="421" w:hRule="atLeast"/>
+          <w:trHeight w:val="421"/>
         </w:trPr>
         <w:tc>
           <w:tcPr>
             <w:tcW w:w="9747" w:type="dxa"/>
             <w:gridSpan w:val="12"/>
             <w:tcBorders>
-              <w:top w:val="single" w:color="auto" w:sz="4" w:space="0"/>
-              <w:left w:val="single" w:color="auto" w:sz="4" w:space="0"/>
-              <w:bottom w:val="single" w:color="auto" w:sz="4" w:space="0"/>
-              <w:right w:val="single" w:color="auto" w:sz="4" w:space="0"/>
-            </w:tcBorders>
-            <w:noWrap/>
-            <w:vAlign w:val="center"/>
+              <w:top w:val="single" w:sz="4" w:space="0" w:color="auto"/>
+              <w:left w:val="single" w:sz="4" w:space="0" w:color="auto"/>
+              <w:bottom w:val="single" w:sz="4" w:space="0" w:color="auto"/>
+              <w:right w:val="single" w:sz="4" w:space="0" w:color="auto"/>
+            </w:tcBorders>
+            <w:noWrap/>
+            <w:vAlign w:val="center"/>
+            <w:hideMark/>
           </w:tcPr>
           <w:p>
             <w:pPr>
@@ -706,7 +977,7 @@
           <w:gridAfter w:val="2"/>
           <w:wBefore w:w="153" w:type="dxa"/>
           <w:wAfter w:w="622" w:type="dxa"/>
-          <w:trHeight w:val="409" w:hRule="atLeast"/>
+          <w:trHeight w:val="409"/>
         </w:trPr>
         <w:tc>
           <w:tcPr>
@@ -714,12 +985,13 @@
             <w:gridSpan w:val="2"/>
             <w:tcBorders>
               <w:top w:val="nil"/>
-              <w:left w:val="single" w:color="auto" w:sz="4" w:space="0"/>
-              <w:bottom w:val="single" w:color="auto" w:sz="4" w:space="0"/>
-              <w:right w:val="single" w:color="auto" w:sz="4" w:space="0"/>
-            </w:tcBorders>
-            <w:noWrap/>
-            <w:vAlign w:val="center"/>
+              <w:left w:val="single" w:sz="4" w:space="0" w:color="auto"/>
+              <w:bottom w:val="single" w:sz="4" w:space="0" w:color="auto"/>
+              <w:right w:val="single" w:sz="4" w:space="0" w:color="auto"/>
+            </w:tcBorders>
+            <w:noWrap/>
+            <w:vAlign w:val="center"/>
+            <w:hideMark/>
           </w:tcPr>
           <w:p>
             <w:pPr>
@@ -747,11 +1019,11 @@
             <w:tcBorders>
               <w:top w:val="nil"/>
               <w:left w:val="nil"/>
-              <w:bottom w:val="single" w:color="auto" w:sz="4" w:space="0"/>
-              <w:right w:val="single" w:color="auto" w:sz="4" w:space="0"/>
-            </w:tcBorders>
-            <w:noWrap w:val="0"/>
-            <w:vAlign w:val="center"/>
+              <w:bottom w:val="single" w:sz="4" w:space="0" w:color="auto"/>
+              <w:right w:val="single" w:sz="4" w:space="0" w:color="auto"/>
+            </w:tcBorders>
+            <w:vAlign w:val="center"/>
+            <w:hideMark/>
           </w:tcPr>
           <w:p>
             <w:pPr>
@@ -778,8 +1050,8 @@
             <w:tcBorders>
               <w:top w:val="nil"/>
               <w:left w:val="nil"/>
-              <w:bottom w:val="single" w:color="auto" w:sz="4" w:space="0"/>
-              <w:right w:val="single" w:color="auto" w:sz="4" w:space="0"/>
+              <w:bottom w:val="single" w:sz="4" w:space="0" w:color="auto"/>
+              <w:right w:val="single" w:sz="4" w:space="0" w:color="auto"/>
             </w:tcBorders>
             <w:noWrap/>
             <w:vAlign w:val="center"/>
@@ -801,11 +1073,12 @@
             <w:tcBorders>
               <w:top w:val="nil"/>
               <w:left w:val="nil"/>
-              <w:bottom w:val="single" w:color="auto" w:sz="4" w:space="0"/>
-              <w:right w:val="single" w:color="auto" w:sz="4" w:space="0"/>
-            </w:tcBorders>
-            <w:noWrap/>
-            <w:vAlign w:val="center"/>
+              <w:bottom w:val="single" w:sz="4" w:space="0" w:color="auto"/>
+              <w:right w:val="single" w:sz="4" w:space="0" w:color="auto"/>
+            </w:tcBorders>
+            <w:noWrap/>
+            <w:vAlign w:val="center"/>
+            <w:hideMark/>
           </w:tcPr>
           <w:p>
             <w:pPr>
@@ -825,11 +1098,12 @@
             <w:tcBorders>
               <w:top w:val="nil"/>
               <w:left w:val="nil"/>
-              <w:bottom w:val="single" w:color="auto" w:sz="4" w:space="0"/>
-              <w:right w:val="single" w:color="auto" w:sz="4" w:space="0"/>
-            </w:tcBorders>
-            <w:noWrap/>
-            <w:vAlign w:val="center"/>
+              <w:bottom w:val="single" w:sz="4" w:space="0" w:color="auto"/>
+              <w:right w:val="single" w:sz="4" w:space="0" w:color="auto"/>
+            </w:tcBorders>
+            <w:noWrap/>
+            <w:vAlign w:val="center"/>
+            <w:hideMark/>
           </w:tcPr>
           <w:p>
             <w:pPr>
@@ -848,11 +1122,12 @@
             <w:tcBorders>
               <w:top w:val="nil"/>
               <w:left w:val="nil"/>
-              <w:bottom w:val="single" w:color="auto" w:sz="4" w:space="0"/>
-              <w:right w:val="single" w:color="auto" w:sz="4" w:space="0"/>
-            </w:tcBorders>
-            <w:noWrap/>
-            <w:vAlign w:val="center"/>
+              <w:bottom w:val="single" w:sz="4" w:space="0" w:color="auto"/>
+              <w:right w:val="single" w:sz="4" w:space="0" w:color="auto"/>
+            </w:tcBorders>
+            <w:noWrap/>
+            <w:vAlign w:val="center"/>
+            <w:hideMark/>
           </w:tcPr>
           <w:p>
             <w:pPr>
@@ -872,7 +1147,7 @@
           <w:gridAfter w:val="2"/>
           <w:wBefore w:w="153" w:type="dxa"/>
           <w:wAfter w:w="622" w:type="dxa"/>
-          <w:trHeight w:val="600" w:hRule="atLeast"/>
+          <w:trHeight w:val="600"/>
         </w:trPr>
         <w:tc>
           <w:tcPr>
@@ -880,9 +1155,9 @@
             <w:gridSpan w:val="2"/>
             <w:tcBorders>
               <w:top w:val="nil"/>
-              <w:left w:val="single" w:color="auto" w:sz="4" w:space="0"/>
-              <w:bottom w:val="single" w:color="auto" w:sz="4" w:space="0"/>
-              <w:right w:val="single" w:color="auto" w:sz="4" w:space="0"/>
+              <w:left w:val="single" w:sz="4" w:space="0" w:color="auto"/>
+              <w:bottom w:val="single" w:sz="4" w:space="0" w:color="auto"/>
+              <w:right w:val="single" w:sz="4" w:space="0" w:color="auto"/>
             </w:tcBorders>
             <w:noWrap/>
             <w:vAlign w:val="center"/>
@@ -905,11 +1180,11 @@
             <w:tcBorders>
               <w:top w:val="nil"/>
               <w:left w:val="nil"/>
-              <w:bottom w:val="single" w:color="auto" w:sz="4" w:space="0"/>
-              <w:right w:val="single" w:color="auto" w:sz="4" w:space="0"/>
-            </w:tcBorders>
-            <w:noWrap w:val="0"/>
-            <w:vAlign w:val="center"/>
+              <w:bottom w:val="single" w:sz="4" w:space="0" w:color="auto"/>
+              <w:right w:val="single" w:sz="4" w:space="0" w:color="auto"/>
+            </w:tcBorders>
+            <w:vAlign w:val="center"/>
+            <w:hideMark/>
           </w:tcPr>
           <w:p>
             <w:pPr>
@@ -936,11 +1211,12 @@
             <w:tcBorders>
               <w:top w:val="nil"/>
               <w:left w:val="nil"/>
-              <w:bottom w:val="single" w:color="auto" w:sz="4" w:space="0"/>
-              <w:right w:val="single" w:color="auto" w:sz="4" w:space="0"/>
-            </w:tcBorders>
-            <w:noWrap/>
-            <w:vAlign w:val="center"/>
+              <w:bottom w:val="single" w:sz="4" w:space="0" w:color="auto"/>
+              <w:right w:val="single" w:sz="4" w:space="0" w:color="auto"/>
+            </w:tcBorders>
+            <w:noWrap/>
+            <w:vAlign w:val="center"/>
+            <w:hideMark/>
           </w:tcPr>
           <w:p>
             <w:pPr>
@@ -967,8 +1243,8 @@
             <w:tcBorders>
               <w:top w:val="nil"/>
               <w:left w:val="nil"/>
-              <w:bottom w:val="single" w:color="auto" w:sz="4" w:space="0"/>
-              <w:right w:val="single" w:color="auto" w:sz="4" w:space="0"/>
+              <w:bottom w:val="single" w:sz="4" w:space="0" w:color="auto"/>
+              <w:right w:val="single" w:sz="4" w:space="0" w:color="auto"/>
             </w:tcBorders>
             <w:noWrap/>
             <w:vAlign w:val="center"/>
@@ -984,8 +1260,8 @@
             <w:tcBorders>
               <w:top w:val="nil"/>
               <w:left w:val="nil"/>
-              <w:bottom w:val="single" w:color="auto" w:sz="4" w:space="0"/>
-              <w:right w:val="single" w:color="auto" w:sz="4" w:space="0"/>
+              <w:bottom w:val="single" w:sz="4" w:space="0" w:color="auto"/>
+              <w:right w:val="single" w:sz="4" w:space="0" w:color="auto"/>
             </w:tcBorders>
             <w:noWrap/>
             <w:vAlign w:val="center"/>
@@ -1000,8 +1276,8 @@
             <w:tcBorders>
               <w:top w:val="nil"/>
               <w:left w:val="nil"/>
-              <w:bottom w:val="single" w:color="auto" w:sz="4" w:space="0"/>
-              <w:right w:val="single" w:color="auto" w:sz="4" w:space="0"/>
+              <w:bottom w:val="single" w:sz="4" w:space="0" w:color="auto"/>
+              <w:right w:val="single" w:sz="4" w:space="0" w:color="auto"/>
             </w:tcBorders>
             <w:noWrap/>
             <w:vAlign w:val="center"/>
@@ -1017,7 +1293,7 @@
           <w:gridAfter w:val="2"/>
           <w:wBefore w:w="153" w:type="dxa"/>
           <w:wAfter w:w="622" w:type="dxa"/>
-          <w:trHeight w:val="300" w:hRule="atLeast"/>
+          <w:trHeight w:val="300"/>
         </w:trPr>
         <w:tc>
           <w:tcPr>
@@ -1025,12 +1301,13 @@
             <w:gridSpan w:val="2"/>
             <w:tcBorders>
               <w:top w:val="nil"/>
-              <w:left w:val="single" w:color="auto" w:sz="4" w:space="0"/>
-              <w:bottom w:val="single" w:color="auto" w:sz="4" w:space="0"/>
-              <w:right w:val="single" w:color="auto" w:sz="4" w:space="0"/>
-            </w:tcBorders>
-            <w:noWrap/>
-            <w:vAlign w:val="center"/>
+              <w:left w:val="single" w:sz="4" w:space="0" w:color="auto"/>
+              <w:bottom w:val="single" w:sz="4" w:space="0" w:color="auto"/>
+              <w:right w:val="single" w:sz="4" w:space="0" w:color="auto"/>
+            </w:tcBorders>
+            <w:noWrap/>
+            <w:vAlign w:val="center"/>
+            <w:hideMark/>
           </w:tcPr>
           <w:p>
             <w:pPr>
@@ -1058,11 +1335,12 @@
             <w:tcBorders>
               <w:top w:val="nil"/>
               <w:left w:val="nil"/>
-              <w:bottom w:val="single" w:color="auto" w:sz="4" w:space="0"/>
-              <w:right w:val="single" w:color="auto" w:sz="4" w:space="0"/>
-            </w:tcBorders>
-            <w:noWrap/>
-            <w:vAlign w:val="center"/>
+              <w:bottom w:val="single" w:sz="4" w:space="0" w:color="auto"/>
+              <w:right w:val="single" w:sz="4" w:space="0" w:color="auto"/>
+            </w:tcBorders>
+            <w:noWrap/>
+            <w:vAlign w:val="center"/>
+            <w:hideMark/>
           </w:tcPr>
           <w:p>
             <w:pPr>
@@ -1089,11 +1367,12 @@
             <w:tcBorders>
               <w:top w:val="nil"/>
               <w:left w:val="nil"/>
-              <w:bottom w:val="single" w:color="auto" w:sz="4" w:space="0"/>
-              <w:right w:val="single" w:color="auto" w:sz="4" w:space="0"/>
-            </w:tcBorders>
-            <w:noWrap/>
-            <w:vAlign w:val="center"/>
+              <w:bottom w:val="single" w:sz="4" w:space="0" w:color="auto"/>
+              <w:right w:val="single" w:sz="4" w:space="0" w:color="auto"/>
+            </w:tcBorders>
+            <w:noWrap/>
+            <w:vAlign w:val="center"/>
+            <w:hideMark/>
           </w:tcPr>
           <w:p>
             <w:pPr>
@@ -1120,8 +1399,8 @@
             <w:tcBorders>
               <w:top w:val="nil"/>
               <w:left w:val="nil"/>
-              <w:bottom w:val="single" w:color="auto" w:sz="4" w:space="0"/>
-              <w:right w:val="single" w:color="auto" w:sz="4" w:space="0"/>
+              <w:bottom w:val="single" w:sz="4" w:space="0" w:color="auto"/>
+              <w:right w:val="single" w:sz="4" w:space="0" w:color="auto"/>
             </w:tcBorders>
             <w:noWrap/>
             <w:vAlign w:val="center"/>
@@ -1144,8 +1423,8 @@
             <w:tcBorders>
               <w:top w:val="nil"/>
               <w:left w:val="nil"/>
-              <w:bottom w:val="single" w:color="auto" w:sz="4" w:space="0"/>
-              <w:right w:val="single" w:color="auto" w:sz="4" w:space="0"/>
+              <w:bottom w:val="single" w:sz="4" w:space="0" w:color="auto"/>
+              <w:right w:val="single" w:sz="4" w:space="0" w:color="auto"/>
             </w:tcBorders>
             <w:noWrap/>
             <w:vAlign w:val="center"/>
@@ -1167,8 +1446,8 @@
             <w:tcBorders>
               <w:top w:val="nil"/>
               <w:left w:val="nil"/>
-              <w:bottom w:val="single" w:color="auto" w:sz="4" w:space="0"/>
-              <w:right w:val="single" w:color="auto" w:sz="4" w:space="0"/>
+              <w:bottom w:val="single" w:sz="4" w:space="0" w:color="auto"/>
+              <w:right w:val="single" w:sz="4" w:space="0" w:color="auto"/>
             </w:tcBorders>
             <w:noWrap/>
             <w:vAlign w:val="center"/>
@@ -1191,7 +1470,7 @@
           <w:gridAfter w:val="2"/>
           <w:wBefore w:w="153" w:type="dxa"/>
           <w:wAfter w:w="622" w:type="dxa"/>
-          <w:trHeight w:val="300" w:hRule="atLeast"/>
+          <w:trHeight w:val="300"/>
         </w:trPr>
         <w:tc>
           <w:tcPr>
@@ -1199,12 +1478,13 @@
             <w:gridSpan w:val="2"/>
             <w:tcBorders>
               <w:top w:val="nil"/>
-              <w:left w:val="single" w:color="auto" w:sz="4" w:space="0"/>
-              <w:bottom w:val="single" w:color="auto" w:sz="4" w:space="0"/>
-              <w:right w:val="single" w:color="auto" w:sz="4" w:space="0"/>
-            </w:tcBorders>
-            <w:noWrap/>
-            <w:vAlign w:val="center"/>
+              <w:left w:val="single" w:sz="4" w:space="0" w:color="auto"/>
+              <w:bottom w:val="single" w:sz="4" w:space="0" w:color="auto"/>
+              <w:right w:val="single" w:sz="4" w:space="0" w:color="auto"/>
+            </w:tcBorders>
+            <w:noWrap/>
+            <w:vAlign w:val="center"/>
+            <w:hideMark/>
           </w:tcPr>
           <w:p>
             <w:pPr>
@@ -1232,11 +1512,12 @@
             <w:tcBorders>
               <w:top w:val="nil"/>
               <w:left w:val="nil"/>
-              <w:bottom w:val="single" w:color="auto" w:sz="4" w:space="0"/>
-              <w:right w:val="single" w:color="auto" w:sz="4" w:space="0"/>
-            </w:tcBorders>
-            <w:noWrap/>
-            <w:vAlign w:val="center"/>
+              <w:bottom w:val="single" w:sz="4" w:space="0" w:color="auto"/>
+              <w:right w:val="single" w:sz="4" w:space="0" w:color="auto"/>
+            </w:tcBorders>
+            <w:noWrap/>
+            <w:vAlign w:val="center"/>
+            <w:hideMark/>
           </w:tcPr>
           <w:p>
             <w:pPr>
@@ -1263,11 +1544,12 @@
             <w:tcBorders>
               <w:top w:val="nil"/>
               <w:left w:val="nil"/>
-              <w:bottom w:val="single" w:color="auto" w:sz="4" w:space="0"/>
-              <w:right w:val="single" w:color="auto" w:sz="4" w:space="0"/>
-            </w:tcBorders>
-            <w:noWrap/>
-            <w:vAlign w:val="center"/>
+              <w:bottom w:val="single" w:sz="4" w:space="0" w:color="auto"/>
+              <w:right w:val="single" w:sz="4" w:space="0" w:color="auto"/>
+            </w:tcBorders>
+            <w:noWrap/>
+            <w:vAlign w:val="center"/>
+            <w:hideMark/>
           </w:tcPr>
           <w:p>
             <w:pPr>
@@ -1294,8 +1576,8 @@
             <w:tcBorders>
               <w:top w:val="nil"/>
               <w:left w:val="nil"/>
-              <w:bottom w:val="single" w:color="auto" w:sz="4" w:space="0"/>
-              <w:right w:val="single" w:color="auto" w:sz="4" w:space="0"/>
+              <w:bottom w:val="single" w:sz="4" w:space="0" w:color="auto"/>
+              <w:right w:val="single" w:sz="4" w:space="0" w:color="auto"/>
             </w:tcBorders>
             <w:noWrap/>
             <w:vAlign w:val="center"/>
@@ -1311,8 +1593,8 @@
             <w:tcBorders>
               <w:top w:val="nil"/>
               <w:left w:val="nil"/>
-              <w:bottom w:val="single" w:color="auto" w:sz="4" w:space="0"/>
-              <w:right w:val="single" w:color="auto" w:sz="4" w:space="0"/>
+              <w:bottom w:val="single" w:sz="4" w:space="0" w:color="auto"/>
+              <w:right w:val="single" w:sz="4" w:space="0" w:color="auto"/>
             </w:tcBorders>
             <w:noWrap/>
             <w:vAlign w:val="center"/>
@@ -1327,8 +1609,8 @@
             <w:tcBorders>
               <w:top w:val="nil"/>
               <w:left w:val="nil"/>
-              <w:bottom w:val="single" w:color="auto" w:sz="4" w:space="0"/>
-              <w:right w:val="single" w:color="auto" w:sz="4" w:space="0"/>
+              <w:bottom w:val="single" w:sz="4" w:space="0" w:color="auto"/>
+              <w:right w:val="single" w:sz="4" w:space="0" w:color="auto"/>
             </w:tcBorders>
             <w:noWrap/>
             <w:vAlign w:val="center"/>
@@ -1344,7 +1626,7 @@
           <w:gridAfter w:val="2"/>
           <w:wBefore w:w="153" w:type="dxa"/>
           <w:wAfter w:w="622" w:type="dxa"/>
-          <w:trHeight w:val="300" w:hRule="atLeast"/>
+          <w:trHeight w:val="300"/>
         </w:trPr>
         <w:tc>
           <w:tcPr>
@@ -1352,12 +1634,13 @@
             <w:gridSpan w:val="2"/>
             <w:tcBorders>
               <w:top w:val="nil"/>
-              <w:left w:val="single" w:color="auto" w:sz="4" w:space="0"/>
-              <w:bottom w:val="single" w:color="auto" w:sz="4" w:space="0"/>
-              <w:right w:val="single" w:color="auto" w:sz="4" w:space="0"/>
-            </w:tcBorders>
-            <w:noWrap/>
-            <w:vAlign w:val="center"/>
+              <w:left w:val="single" w:sz="4" w:space="0" w:color="auto"/>
+              <w:bottom w:val="single" w:sz="4" w:space="0" w:color="auto"/>
+              <w:right w:val="single" w:sz="4" w:space="0" w:color="auto"/>
+            </w:tcBorders>
+            <w:noWrap/>
+            <w:vAlign w:val="center"/>
+            <w:hideMark/>
           </w:tcPr>
           <w:p>
             <w:pPr>
@@ -1385,11 +1668,12 @@
             <w:tcBorders>
               <w:top w:val="nil"/>
               <w:left w:val="nil"/>
-              <w:bottom w:val="single" w:color="auto" w:sz="4" w:space="0"/>
-              <w:right w:val="single" w:color="auto" w:sz="4" w:space="0"/>
-            </w:tcBorders>
-            <w:noWrap/>
-            <w:vAlign w:val="center"/>
+              <w:bottom w:val="single" w:sz="4" w:space="0" w:color="auto"/>
+              <w:right w:val="single" w:sz="4" w:space="0" w:color="auto"/>
+            </w:tcBorders>
+            <w:noWrap/>
+            <w:vAlign w:val="center"/>
+            <w:hideMark/>
           </w:tcPr>
           <w:p>
             <w:pPr>
@@ -1416,11 +1700,12 @@
             <w:tcBorders>
               <w:top w:val="nil"/>
               <w:left w:val="nil"/>
-              <w:bottom w:val="single" w:color="auto" w:sz="4" w:space="0"/>
-              <w:right w:val="single" w:color="auto" w:sz="4" w:space="0"/>
-            </w:tcBorders>
-            <w:noWrap/>
-            <w:vAlign w:val="center"/>
+              <w:bottom w:val="single" w:sz="4" w:space="0" w:color="auto"/>
+              <w:right w:val="single" w:sz="4" w:space="0" w:color="auto"/>
+            </w:tcBorders>
+            <w:noWrap/>
+            <w:vAlign w:val="center"/>
+            <w:hideMark/>
           </w:tcPr>
           <w:p>
             <w:pPr>
@@ -1447,8 +1732,8 @@
             <w:tcBorders>
               <w:top w:val="nil"/>
               <w:left w:val="nil"/>
-              <w:bottom w:val="single" w:color="auto" w:sz="4" w:space="0"/>
-              <w:right w:val="single" w:color="auto" w:sz="4" w:space="0"/>
+              <w:bottom w:val="single" w:sz="4" w:space="0" w:color="auto"/>
+              <w:right w:val="single" w:sz="4" w:space="0" w:color="auto"/>
             </w:tcBorders>
             <w:noWrap/>
             <w:vAlign w:val="center"/>
@@ -1464,8 +1749,8 @@
             <w:tcBorders>
               <w:top w:val="nil"/>
               <w:left w:val="nil"/>
-              <w:bottom w:val="single" w:color="auto" w:sz="4" w:space="0"/>
-              <w:right w:val="single" w:color="auto" w:sz="4" w:space="0"/>
+              <w:bottom w:val="single" w:sz="4" w:space="0" w:color="auto"/>
+              <w:right w:val="single" w:sz="4" w:space="0" w:color="auto"/>
             </w:tcBorders>
             <w:noWrap/>
             <w:vAlign w:val="center"/>
@@ -1480,8 +1765,8 @@
             <w:tcBorders>
               <w:top w:val="nil"/>
               <w:left w:val="nil"/>
-              <w:bottom w:val="single" w:color="auto" w:sz="4" w:space="0"/>
-              <w:right w:val="single" w:color="auto" w:sz="4" w:space="0"/>
+              <w:bottom w:val="single" w:sz="4" w:space="0" w:color="auto"/>
+              <w:right w:val="single" w:sz="4" w:space="0" w:color="auto"/>
             </w:tcBorders>
             <w:noWrap/>
             <w:vAlign w:val="center"/>
@@ -1497,7 +1782,7 @@
           <w:gridAfter w:val="2"/>
           <w:wBefore w:w="153" w:type="dxa"/>
           <w:wAfter w:w="622" w:type="dxa"/>
-          <w:trHeight w:val="300" w:hRule="atLeast"/>
+          <w:trHeight w:val="300"/>
         </w:trPr>
         <w:tc>
           <w:tcPr>
@@ -1505,12 +1790,13 @@
             <w:gridSpan w:val="2"/>
             <w:tcBorders>
               <w:top w:val="nil"/>
-              <w:left w:val="single" w:color="auto" w:sz="4" w:space="0"/>
-              <w:bottom w:val="single" w:color="auto" w:sz="4" w:space="0"/>
-              <w:right w:val="single" w:color="auto" w:sz="4" w:space="0"/>
-            </w:tcBorders>
-            <w:noWrap/>
-            <w:vAlign w:val="center"/>
+              <w:left w:val="single" w:sz="4" w:space="0" w:color="auto"/>
+              <w:bottom w:val="single" w:sz="4" w:space="0" w:color="auto"/>
+              <w:right w:val="single" w:sz="4" w:space="0" w:color="auto"/>
+            </w:tcBorders>
+            <w:noWrap/>
+            <w:vAlign w:val="center"/>
+            <w:hideMark/>
           </w:tcPr>
           <w:p>
             <w:pPr>
@@ -1538,11 +1824,12 @@
             <w:tcBorders>
               <w:top w:val="nil"/>
               <w:left w:val="nil"/>
-              <w:bottom w:val="single" w:color="auto" w:sz="4" w:space="0"/>
-              <w:right w:val="single" w:color="auto" w:sz="4" w:space="0"/>
-            </w:tcBorders>
-            <w:noWrap/>
-            <w:vAlign w:val="center"/>
+              <w:bottom w:val="single" w:sz="4" w:space="0" w:color="auto"/>
+              <w:right w:val="single" w:sz="4" w:space="0" w:color="auto"/>
+            </w:tcBorders>
+            <w:noWrap/>
+            <w:vAlign w:val="center"/>
+            <w:hideMark/>
           </w:tcPr>
           <w:p>
             <w:pPr>
@@ -1569,11 +1856,12 @@
             <w:tcBorders>
               <w:top w:val="nil"/>
               <w:left w:val="nil"/>
-              <w:bottom w:val="single" w:color="auto" w:sz="4" w:space="0"/>
-              <w:right w:val="single" w:color="auto" w:sz="4" w:space="0"/>
-            </w:tcBorders>
-            <w:noWrap/>
-            <w:vAlign w:val="center"/>
+              <w:bottom w:val="single" w:sz="4" w:space="0" w:color="auto"/>
+              <w:right w:val="single" w:sz="4" w:space="0" w:color="auto"/>
+            </w:tcBorders>
+            <w:noWrap/>
+            <w:vAlign w:val="center"/>
+            <w:hideMark/>
           </w:tcPr>
           <w:p>
             <w:pPr>
@@ -1600,8 +1888,8 @@
             <w:tcBorders>
               <w:top w:val="nil"/>
               <w:left w:val="nil"/>
-              <w:bottom w:val="single" w:color="auto" w:sz="4" w:space="0"/>
-              <w:right w:val="single" w:color="auto" w:sz="4" w:space="0"/>
+              <w:bottom w:val="single" w:sz="4" w:space="0" w:color="auto"/>
+              <w:right w:val="single" w:sz="4" w:space="0" w:color="auto"/>
             </w:tcBorders>
             <w:noWrap/>
             <w:vAlign w:val="center"/>
@@ -1617,8 +1905,8 @@
             <w:tcBorders>
               <w:top w:val="nil"/>
               <w:left w:val="nil"/>
-              <w:bottom w:val="single" w:color="auto" w:sz="4" w:space="0"/>
-              <w:right w:val="single" w:color="auto" w:sz="4" w:space="0"/>
+              <w:bottom w:val="single" w:sz="4" w:space="0" w:color="auto"/>
+              <w:right w:val="single" w:sz="4" w:space="0" w:color="auto"/>
             </w:tcBorders>
             <w:noWrap/>
             <w:vAlign w:val="center"/>
@@ -1633,8 +1921,8 @@
             <w:tcBorders>
               <w:top w:val="nil"/>
               <w:left w:val="nil"/>
-              <w:bottom w:val="single" w:color="auto" w:sz="4" w:space="0"/>
-              <w:right w:val="single" w:color="auto" w:sz="4" w:space="0"/>
+              <w:bottom w:val="single" w:sz="4" w:space="0" w:color="auto"/>
+              <w:right w:val="single" w:sz="4" w:space="0" w:color="auto"/>
             </w:tcBorders>
             <w:noWrap/>
             <w:vAlign w:val="center"/>
@@ -1650,7 +1938,7 @@
           <w:gridAfter w:val="2"/>
           <w:wBefore w:w="153" w:type="dxa"/>
           <w:wAfter w:w="622" w:type="dxa"/>
-          <w:trHeight w:val="300" w:hRule="atLeast"/>
+          <w:trHeight w:val="300"/>
         </w:trPr>
         <w:tc>
           <w:tcPr>
@@ -1658,12 +1946,13 @@
             <w:gridSpan w:val="2"/>
             <w:tcBorders>
               <w:top w:val="nil"/>
-              <w:left w:val="single" w:color="auto" w:sz="4" w:space="0"/>
-              <w:bottom w:val="single" w:color="auto" w:sz="4" w:space="0"/>
-              <w:right w:val="single" w:color="auto" w:sz="4" w:space="0"/>
-            </w:tcBorders>
-            <w:noWrap/>
-            <w:vAlign w:val="center"/>
+              <w:left w:val="single" w:sz="4" w:space="0" w:color="auto"/>
+              <w:bottom w:val="single" w:sz="4" w:space="0" w:color="auto"/>
+              <w:right w:val="single" w:sz="4" w:space="0" w:color="auto"/>
+            </w:tcBorders>
+            <w:noWrap/>
+            <w:vAlign w:val="center"/>
+            <w:hideMark/>
           </w:tcPr>
           <w:p>
             <w:pPr>
@@ -1691,11 +1980,12 @@
             <w:tcBorders>
               <w:top w:val="nil"/>
               <w:left w:val="nil"/>
-              <w:bottom w:val="single" w:color="auto" w:sz="4" w:space="0"/>
-              <w:right w:val="single" w:color="auto" w:sz="4" w:space="0"/>
-            </w:tcBorders>
-            <w:noWrap/>
-            <w:vAlign w:val="center"/>
+              <w:bottom w:val="single" w:sz="4" w:space="0" w:color="auto"/>
+              <w:right w:val="single" w:sz="4" w:space="0" w:color="auto"/>
+            </w:tcBorders>
+            <w:noWrap/>
+            <w:vAlign w:val="center"/>
+            <w:hideMark/>
           </w:tcPr>
           <w:p>
             <w:pPr>
@@ -1722,11 +2012,12 @@
             <w:tcBorders>
               <w:top w:val="nil"/>
               <w:left w:val="nil"/>
-              <w:bottom w:val="single" w:color="auto" w:sz="4" w:space="0"/>
-              <w:right w:val="single" w:color="auto" w:sz="4" w:space="0"/>
-            </w:tcBorders>
-            <w:noWrap/>
-            <w:vAlign w:val="center"/>
+              <w:bottom w:val="single" w:sz="4" w:space="0" w:color="auto"/>
+              <w:right w:val="single" w:sz="4" w:space="0" w:color="auto"/>
+            </w:tcBorders>
+            <w:noWrap/>
+            <w:vAlign w:val="center"/>
+            <w:hideMark/>
           </w:tcPr>
           <w:p>
             <w:pPr>
@@ -1753,8 +2044,8 @@
             <w:tcBorders>
               <w:top w:val="nil"/>
               <w:left w:val="nil"/>
-              <w:bottom w:val="single" w:color="auto" w:sz="4" w:space="0"/>
-              <w:right w:val="single" w:color="auto" w:sz="4" w:space="0"/>
+              <w:bottom w:val="single" w:sz="4" w:space="0" w:color="auto"/>
+              <w:right w:val="single" w:sz="4" w:space="0" w:color="auto"/>
             </w:tcBorders>
             <w:noWrap/>
             <w:vAlign w:val="center"/>
@@ -1770,8 +2061,8 @@
             <w:tcBorders>
               <w:top w:val="nil"/>
               <w:left w:val="nil"/>
-              <w:bottom w:val="single" w:color="auto" w:sz="4" w:space="0"/>
-              <w:right w:val="single" w:color="auto" w:sz="4" w:space="0"/>
+              <w:bottom w:val="single" w:sz="4" w:space="0" w:color="auto"/>
+              <w:right w:val="single" w:sz="4" w:space="0" w:color="auto"/>
             </w:tcBorders>
             <w:noWrap/>
             <w:vAlign w:val="center"/>
@@ -1786,8 +2077,8 @@
             <w:tcBorders>
               <w:top w:val="nil"/>
               <w:left w:val="nil"/>
-              <w:bottom w:val="single" w:color="auto" w:sz="4" w:space="0"/>
-              <w:right w:val="single" w:color="auto" w:sz="4" w:space="0"/>
+              <w:bottom w:val="single" w:sz="4" w:space="0" w:color="auto"/>
+              <w:right w:val="single" w:sz="4" w:space="0" w:color="auto"/>
             </w:tcBorders>
             <w:noWrap/>
             <w:vAlign w:val="center"/>
@@ -1803,7 +2094,7 @@
           <w:gridAfter w:val="2"/>
           <w:wBefore w:w="153" w:type="dxa"/>
           <w:wAfter w:w="622" w:type="dxa"/>
-          <w:trHeight w:val="381" w:hRule="atLeast"/>
+          <w:trHeight w:val="381"/>
         </w:trPr>
         <w:tc>
           <w:tcPr>
@@ -1811,12 +2102,13 @@
             <w:gridSpan w:val="2"/>
             <w:tcBorders>
               <w:top w:val="nil"/>
-              <w:left w:val="single" w:color="auto" w:sz="4" w:space="0"/>
-              <w:bottom w:val="single" w:color="auto" w:sz="4" w:space="0"/>
-              <w:right w:val="single" w:color="auto" w:sz="4" w:space="0"/>
-            </w:tcBorders>
-            <w:noWrap/>
-            <w:vAlign w:val="center"/>
+              <w:left w:val="single" w:sz="4" w:space="0" w:color="auto"/>
+              <w:bottom w:val="single" w:sz="4" w:space="0" w:color="auto"/>
+              <w:right w:val="single" w:sz="4" w:space="0" w:color="auto"/>
+            </w:tcBorders>
+            <w:noWrap/>
+            <w:vAlign w:val="center"/>
+            <w:hideMark/>
           </w:tcPr>
           <w:p>
             <w:pPr>
@@ -1844,11 +2136,12 @@
             <w:tcBorders>
               <w:top w:val="nil"/>
               <w:left w:val="nil"/>
-              <w:bottom w:val="single" w:color="auto" w:sz="4" w:space="0"/>
-              <w:right w:val="single" w:color="auto" w:sz="4" w:space="0"/>
-            </w:tcBorders>
-            <w:noWrap/>
-            <w:vAlign w:val="center"/>
+              <w:bottom w:val="single" w:sz="4" w:space="0" w:color="auto"/>
+              <w:right w:val="single" w:sz="4" w:space="0" w:color="auto"/>
+            </w:tcBorders>
+            <w:noWrap/>
+            <w:vAlign w:val="center"/>
+            <w:hideMark/>
           </w:tcPr>
           <w:p>
             <w:pPr>
@@ -1875,11 +2168,12 @@
             <w:tcBorders>
               <w:top w:val="nil"/>
               <w:left w:val="nil"/>
-              <w:bottom w:val="single" w:color="auto" w:sz="4" w:space="0"/>
-              <w:right w:val="single" w:color="auto" w:sz="4" w:space="0"/>
-            </w:tcBorders>
-            <w:noWrap/>
-            <w:vAlign w:val="center"/>
+              <w:bottom w:val="single" w:sz="4" w:space="0" w:color="auto"/>
+              <w:right w:val="single" w:sz="4" w:space="0" w:color="auto"/>
+            </w:tcBorders>
+            <w:noWrap/>
+            <w:vAlign w:val="center"/>
+            <w:hideMark/>
           </w:tcPr>
           <w:p>
             <w:pPr>
@@ -1906,8 +2200,8 @@
             <w:tcBorders>
               <w:top w:val="nil"/>
               <w:left w:val="nil"/>
-              <w:bottom w:val="single" w:color="auto" w:sz="4" w:space="0"/>
-              <w:right w:val="single" w:color="auto" w:sz="4" w:space="0"/>
+              <w:bottom w:val="single" w:sz="4" w:space="0" w:color="auto"/>
+              <w:right w:val="single" w:sz="4" w:space="0" w:color="auto"/>
             </w:tcBorders>
             <w:noWrap/>
             <w:vAlign w:val="center"/>
@@ -1923,8 +2217,8 @@
             <w:tcBorders>
               <w:top w:val="nil"/>
               <w:left w:val="nil"/>
-              <w:bottom w:val="single" w:color="auto" w:sz="4" w:space="0"/>
-              <w:right w:val="single" w:color="auto" w:sz="4" w:space="0"/>
+              <w:bottom w:val="single" w:sz="4" w:space="0" w:color="auto"/>
+              <w:right w:val="single" w:sz="4" w:space="0" w:color="auto"/>
             </w:tcBorders>
             <w:noWrap/>
             <w:vAlign w:val="center"/>
@@ -1939,8 +2233,8 @@
             <w:tcBorders>
               <w:top w:val="nil"/>
               <w:left w:val="nil"/>
-              <w:bottom w:val="single" w:color="auto" w:sz="4" w:space="0"/>
-              <w:right w:val="single" w:color="auto" w:sz="4" w:space="0"/>
+              <w:bottom w:val="single" w:sz="4" w:space="0" w:color="auto"/>
+              <w:right w:val="single" w:sz="4" w:space="0" w:color="auto"/>
             </w:tcBorders>
             <w:noWrap/>
             <w:vAlign w:val="center"/>
@@ -1956,7 +2250,7 @@
           <w:gridAfter w:val="2"/>
           <w:wBefore w:w="153" w:type="dxa"/>
           <w:wAfter w:w="622" w:type="dxa"/>
-          <w:trHeight w:val="300" w:hRule="atLeast"/>
+          <w:trHeight w:val="300"/>
         </w:trPr>
         <w:tc>
           <w:tcPr>
@@ -1964,12 +2258,13 @@
             <w:gridSpan w:val="2"/>
             <w:tcBorders>
               <w:top w:val="nil"/>
-              <w:left w:val="single" w:color="auto" w:sz="4" w:space="0"/>
-              <w:bottom w:val="single" w:color="auto" w:sz="4" w:space="0"/>
-              <w:right w:val="single" w:color="auto" w:sz="4" w:space="0"/>
-            </w:tcBorders>
-            <w:noWrap/>
-            <w:vAlign w:val="center"/>
+              <w:left w:val="single" w:sz="4" w:space="0" w:color="auto"/>
+              <w:bottom w:val="single" w:sz="4" w:space="0" w:color="auto"/>
+              <w:right w:val="single" w:sz="4" w:space="0" w:color="auto"/>
+            </w:tcBorders>
+            <w:noWrap/>
+            <w:vAlign w:val="center"/>
+            <w:hideMark/>
           </w:tcPr>
           <w:p>
             <w:pPr>
@@ -1997,11 +2292,12 @@
             <w:tcBorders>
               <w:top w:val="nil"/>
               <w:left w:val="nil"/>
-              <w:bottom w:val="single" w:color="auto" w:sz="4" w:space="0"/>
-              <w:right w:val="single" w:color="auto" w:sz="4" w:space="0"/>
-            </w:tcBorders>
-            <w:noWrap/>
-            <w:vAlign w:val="center"/>
+              <w:bottom w:val="single" w:sz="4" w:space="0" w:color="auto"/>
+              <w:right w:val="single" w:sz="4" w:space="0" w:color="auto"/>
+            </w:tcBorders>
+            <w:noWrap/>
+            <w:vAlign w:val="center"/>
+            <w:hideMark/>
           </w:tcPr>
           <w:p>
             <w:pPr>
@@ -2028,11 +2324,12 @@
             <w:tcBorders>
               <w:top w:val="nil"/>
               <w:left w:val="nil"/>
-              <w:bottom w:val="single" w:color="auto" w:sz="4" w:space="0"/>
-              <w:right w:val="single" w:color="auto" w:sz="4" w:space="0"/>
-            </w:tcBorders>
-            <w:noWrap/>
-            <w:vAlign w:val="center"/>
+              <w:bottom w:val="single" w:sz="4" w:space="0" w:color="auto"/>
+              <w:right w:val="single" w:sz="4" w:space="0" w:color="auto"/>
+            </w:tcBorders>
+            <w:noWrap/>
+            <w:vAlign w:val="center"/>
+            <w:hideMark/>
           </w:tcPr>
           <w:p>
             <w:pPr>
@@ -2063,8 +2360,8 @@
             <w:tcBorders>
               <w:top w:val="nil"/>
               <w:left w:val="nil"/>
-              <w:bottom w:val="single" w:color="auto" w:sz="4" w:space="0"/>
-              <w:right w:val="single" w:color="auto" w:sz="4" w:space="0"/>
+              <w:bottom w:val="single" w:sz="4" w:space="0" w:color="auto"/>
+              <w:right w:val="single" w:sz="4" w:space="0" w:color="auto"/>
             </w:tcBorders>
             <w:noWrap/>
             <w:vAlign w:val="center"/>
@@ -2080,8 +2377,8 @@
             <w:tcBorders>
               <w:top w:val="nil"/>
               <w:left w:val="nil"/>
-              <w:bottom w:val="single" w:color="auto" w:sz="4" w:space="0"/>
-              <w:right w:val="single" w:color="auto" w:sz="4" w:space="0"/>
+              <w:bottom w:val="single" w:sz="4" w:space="0" w:color="auto"/>
+              <w:right w:val="single" w:sz="4" w:space="0" w:color="auto"/>
             </w:tcBorders>
             <w:noWrap/>
             <w:vAlign w:val="center"/>
@@ -2096,8 +2393,8 @@
             <w:tcBorders>
               <w:top w:val="nil"/>
               <w:left w:val="nil"/>
-              <w:bottom w:val="single" w:color="auto" w:sz="4" w:space="0"/>
-              <w:right w:val="single" w:color="auto" w:sz="4" w:space="0"/>
+              <w:bottom w:val="single" w:sz="4" w:space="0" w:color="auto"/>
+              <w:right w:val="single" w:sz="4" w:space="0" w:color="auto"/>
             </w:tcBorders>
             <w:noWrap/>
             <w:vAlign w:val="center"/>
@@ -2113,20 +2410,21 @@
           <w:gridAfter w:val="2"/>
           <w:wBefore w:w="153" w:type="dxa"/>
           <w:wAfter w:w="622" w:type="dxa"/>
-          <w:trHeight w:val="385" w:hRule="atLeast"/>
+          <w:trHeight w:val="385"/>
         </w:trPr>
         <w:tc>
           <w:tcPr>
             <w:tcW w:w="567" w:type="dxa"/>
             <w:gridSpan w:val="2"/>
             <w:tcBorders>
-              <w:top w:val="single" w:color="auto" w:sz="4" w:space="0"/>
-              <w:left w:val="single" w:color="auto" w:sz="4" w:space="0"/>
-              <w:bottom w:val="single" w:color="auto" w:sz="4" w:space="0"/>
-              <w:right w:val="single" w:color="auto" w:sz="4" w:space="0"/>
-            </w:tcBorders>
-            <w:noWrap/>
-            <w:vAlign w:val="center"/>
+              <w:top w:val="single" w:sz="4" w:space="0" w:color="auto"/>
+              <w:left w:val="single" w:sz="4" w:space="0" w:color="auto"/>
+              <w:bottom w:val="single" w:sz="4" w:space="0" w:color="auto"/>
+              <w:right w:val="single" w:sz="4" w:space="0" w:color="auto"/>
+            </w:tcBorders>
+            <w:noWrap/>
+            <w:vAlign w:val="center"/>
+            <w:hideMark/>
           </w:tcPr>
           <w:p>
             <w:pPr>
@@ -2152,13 +2450,14 @@
             <w:tcW w:w="5447" w:type="dxa"/>
             <w:gridSpan w:val="4"/>
             <w:tcBorders>
-              <w:top w:val="single" w:color="auto" w:sz="4" w:space="0"/>
-              <w:left w:val="single" w:color="auto" w:sz="4" w:space="0"/>
-              <w:bottom w:val="single" w:color="auto" w:sz="4" w:space="0"/>
-              <w:right w:val="single" w:color="auto" w:sz="4" w:space="0"/>
-            </w:tcBorders>
-            <w:noWrap/>
-            <w:vAlign w:val="center"/>
+              <w:top w:val="single" w:sz="4" w:space="0" w:color="auto"/>
+              <w:left w:val="single" w:sz="4" w:space="0" w:color="auto"/>
+              <w:bottom w:val="single" w:sz="4" w:space="0" w:color="auto"/>
+              <w:right w:val="single" w:sz="4" w:space="0" w:color="auto"/>
+            </w:tcBorders>
+            <w:noWrap/>
+            <w:vAlign w:val="center"/>
+            <w:hideMark/>
           </w:tcPr>
           <w:p>
             <w:pPr>
@@ -2182,13 +2481,14 @@
           <w:tcPr>
             <w:tcW w:w="990" w:type="dxa"/>
             <w:tcBorders>
-              <w:top w:val="single" w:color="auto" w:sz="4" w:space="0"/>
-              <w:left w:val="single" w:color="auto" w:sz="4" w:space="0"/>
-              <w:bottom w:val="single" w:color="auto" w:sz="4" w:space="0"/>
-              <w:right w:val="single" w:color="auto" w:sz="4" w:space="0"/>
-            </w:tcBorders>
-            <w:noWrap/>
-            <w:vAlign w:val="center"/>
+              <w:top w:val="single" w:sz="4" w:space="0" w:color="auto"/>
+              <w:left w:val="single" w:sz="4" w:space="0" w:color="auto"/>
+              <w:bottom w:val="single" w:sz="4" w:space="0" w:color="auto"/>
+              <w:right w:val="single" w:sz="4" w:space="0" w:color="auto"/>
+            </w:tcBorders>
+            <w:noWrap/>
+            <w:vAlign w:val="center"/>
+            <w:hideMark/>
           </w:tcPr>
           <w:p>
             <w:pPr>
@@ -2215,10 +2515,10 @@
           <w:tcPr>
             <w:tcW w:w="990" w:type="dxa"/>
             <w:tcBorders>
-              <w:top w:val="single" w:color="auto" w:sz="4" w:space="0"/>
-              <w:left w:val="single" w:color="auto" w:sz="4" w:space="0"/>
-              <w:bottom w:val="single" w:color="auto" w:sz="4" w:space="0"/>
-              <w:right w:val="single" w:color="auto" w:sz="4" w:space="0"/>
+              <w:top w:val="single" w:sz="4" w:space="0" w:color="auto"/>
+              <w:left w:val="single" w:sz="4" w:space="0" w:color="auto"/>
+              <w:bottom w:val="single" w:sz="4" w:space="0" w:color="auto"/>
+              <w:right w:val="single" w:sz="4" w:space="0" w:color="auto"/>
             </w:tcBorders>
             <w:noWrap/>
             <w:vAlign w:val="center"/>
@@ -2232,10 +2532,10 @@
             <w:tcW w:w="906" w:type="dxa"/>
             <w:gridSpan w:val="3"/>
             <w:tcBorders>
-              <w:top w:val="single" w:color="auto" w:sz="4" w:space="0"/>
-              <w:left w:val="single" w:color="auto" w:sz="4" w:space="0"/>
-              <w:bottom w:val="single" w:color="auto" w:sz="4" w:space="0"/>
-              <w:right w:val="single" w:color="auto" w:sz="4" w:space="0"/>
+              <w:top w:val="single" w:sz="4" w:space="0" w:color="auto"/>
+              <w:left w:val="single" w:sz="4" w:space="0" w:color="auto"/>
+              <w:bottom w:val="single" w:sz="4" w:space="0" w:color="auto"/>
+              <w:right w:val="single" w:sz="4" w:space="0" w:color="auto"/>
             </w:tcBorders>
             <w:noWrap/>
             <w:vAlign w:val="center"/>
@@ -2248,10 +2548,10 @@
           <w:tcPr>
             <w:tcW w:w="847" w:type="dxa"/>
             <w:tcBorders>
-              <w:top w:val="single" w:color="auto" w:sz="4" w:space="0"/>
-              <w:left w:val="single" w:color="auto" w:sz="4" w:space="0"/>
-              <w:bottom w:val="single" w:color="auto" w:sz="4" w:space="0"/>
-              <w:right w:val="single" w:color="auto" w:sz="4" w:space="0"/>
+              <w:top w:val="single" w:sz="4" w:space="0" w:color="auto"/>
+              <w:left w:val="single" w:sz="4" w:space="0" w:color="auto"/>
+              <w:bottom w:val="single" w:sz="4" w:space="0" w:color="auto"/>
+              <w:right w:val="single" w:sz="4" w:space="0" w:color="auto"/>
             </w:tcBorders>
             <w:noWrap/>
             <w:vAlign w:val="center"/>
@@ -2267,20 +2567,21 @@
           <w:gridAfter w:val="2"/>
           <w:wBefore w:w="153" w:type="dxa"/>
           <w:wAfter w:w="622" w:type="dxa"/>
-          <w:trHeight w:val="498" w:hRule="atLeast"/>
+          <w:trHeight w:val="498"/>
         </w:trPr>
         <w:tc>
           <w:tcPr>
             <w:tcW w:w="567" w:type="dxa"/>
             <w:gridSpan w:val="2"/>
             <w:tcBorders>
-              <w:top w:val="single" w:color="auto" w:sz="4" w:space="0"/>
-              <w:left w:val="single" w:color="auto" w:sz="4" w:space="0"/>
-              <w:bottom w:val="single" w:color="auto" w:sz="4" w:space="0"/>
-              <w:right w:val="single" w:color="auto" w:sz="4" w:space="0"/>
-            </w:tcBorders>
-            <w:noWrap/>
-            <w:vAlign w:val="center"/>
+              <w:top w:val="single" w:sz="4" w:space="0" w:color="auto"/>
+              <w:left w:val="single" w:sz="4" w:space="0" w:color="auto"/>
+              <w:bottom w:val="single" w:sz="4" w:space="0" w:color="auto"/>
+              <w:right w:val="single" w:sz="4" w:space="0" w:color="auto"/>
+            </w:tcBorders>
+            <w:noWrap/>
+            <w:vAlign w:val="center"/>
+            <w:hideMark/>
           </w:tcPr>
           <w:p>
             <w:pPr>
@@ -2306,13 +2607,14 @@
             <w:tcW w:w="5447" w:type="dxa"/>
             <w:gridSpan w:val="4"/>
             <w:tcBorders>
-              <w:top w:val="single" w:color="auto" w:sz="4" w:space="0"/>
-              <w:left w:val="nil"/>
-              <w:bottom w:val="single" w:color="auto" w:sz="4" w:space="0"/>
-              <w:right w:val="single" w:color="auto" w:sz="4" w:space="0"/>
-            </w:tcBorders>
-            <w:noWrap/>
-            <w:vAlign w:val="center"/>
+              <w:top w:val="single" w:sz="4" w:space="0" w:color="auto"/>
+              <w:left w:val="nil"/>
+              <w:bottom w:val="single" w:sz="4" w:space="0" w:color="auto"/>
+              <w:right w:val="single" w:sz="4" w:space="0" w:color="auto"/>
+            </w:tcBorders>
+            <w:noWrap/>
+            <w:vAlign w:val="center"/>
+            <w:hideMark/>
           </w:tcPr>
           <w:p>
             <w:pPr>
@@ -2337,13 +2639,14 @@
           <w:tcPr>
             <w:tcW w:w="990" w:type="dxa"/>
             <w:tcBorders>
-              <w:top w:val="single" w:color="auto" w:sz="4" w:space="0"/>
-              <w:left w:val="nil"/>
-              <w:bottom w:val="single" w:color="auto" w:sz="4" w:space="0"/>
-              <w:right w:val="single" w:color="auto" w:sz="4" w:space="0"/>
-            </w:tcBorders>
-            <w:noWrap/>
-            <w:vAlign w:val="center"/>
+              <w:top w:val="single" w:sz="4" w:space="0" w:color="auto"/>
+              <w:left w:val="nil"/>
+              <w:bottom w:val="single" w:sz="4" w:space="0" w:color="auto"/>
+              <w:right w:val="single" w:sz="4" w:space="0" w:color="auto"/>
+            </w:tcBorders>
+            <w:noWrap/>
+            <w:vAlign w:val="center"/>
+            <w:hideMark/>
           </w:tcPr>
           <w:p>
             <w:pPr>
@@ -2372,13 +2675,14 @@
           <w:tcPr>
             <w:tcW w:w="990" w:type="dxa"/>
             <w:tcBorders>
-              <w:top w:val="single" w:color="auto" w:sz="4" w:space="0"/>
-              <w:left w:val="nil"/>
-              <w:bottom w:val="single" w:color="auto" w:sz="4" w:space="0"/>
-              <w:right w:val="single" w:color="auto" w:sz="4" w:space="0"/>
-            </w:tcBorders>
-            <w:noWrap/>
-            <w:vAlign w:val="center"/>
+              <w:top w:val="single" w:sz="4" w:space="0" w:color="auto"/>
+              <w:left w:val="nil"/>
+              <w:bottom w:val="single" w:sz="4" w:space="0" w:color="auto"/>
+              <w:right w:val="single" w:sz="4" w:space="0" w:color="auto"/>
+            </w:tcBorders>
+            <w:noWrap/>
+            <w:vAlign w:val="center"/>
+            <w:hideMark/>
           </w:tcPr>
           <w:p>
             <w:pPr>
@@ -2398,13 +2702,14 @@
             <w:tcW w:w="906" w:type="dxa"/>
             <w:gridSpan w:val="3"/>
             <w:tcBorders>
-              <w:top w:val="single" w:color="auto" w:sz="4" w:space="0"/>
-              <w:left w:val="nil"/>
-              <w:bottom w:val="single" w:color="auto" w:sz="4" w:space="0"/>
-              <w:right w:val="single" w:color="auto" w:sz="4" w:space="0"/>
-            </w:tcBorders>
-            <w:noWrap/>
-            <w:vAlign w:val="center"/>
+              <w:top w:val="single" w:sz="4" w:space="0" w:color="auto"/>
+              <w:left w:val="nil"/>
+              <w:bottom w:val="single" w:sz="4" w:space="0" w:color="auto"/>
+              <w:right w:val="single" w:sz="4" w:space="0" w:color="auto"/>
+            </w:tcBorders>
+            <w:noWrap/>
+            <w:vAlign w:val="center"/>
+            <w:hideMark/>
           </w:tcPr>
           <w:p>
             <w:pPr>
@@ -2423,13 +2728,14 @@
           <w:tcPr>
             <w:tcW w:w="847" w:type="dxa"/>
             <w:tcBorders>
-              <w:top w:val="single" w:color="auto" w:sz="4" w:space="0"/>
-              <w:left w:val="nil"/>
-              <w:bottom w:val="single" w:color="auto" w:sz="4" w:space="0"/>
-              <w:right w:val="single" w:color="auto" w:sz="4" w:space="0"/>
-            </w:tcBorders>
-            <w:noWrap/>
-            <w:vAlign w:val="center"/>
+              <w:top w:val="single" w:sz="4" w:space="0" w:color="auto"/>
+              <w:left w:val="nil"/>
+              <w:bottom w:val="single" w:sz="4" w:space="0" w:color="auto"/>
+              <w:right w:val="single" w:sz="4" w:space="0" w:color="auto"/>
+            </w:tcBorders>
+            <w:noWrap/>
+            <w:vAlign w:val="center"/>
+            <w:hideMark/>
           </w:tcPr>
           <w:p>
             <w:pPr>
@@ -2451,7 +2757,7 @@
           <w:gridAfter w:val="2"/>
           <w:wBefore w:w="153" w:type="dxa"/>
           <w:wAfter w:w="622" w:type="dxa"/>
-          <w:trHeight w:val="662" w:hRule="atLeast"/>
+          <w:trHeight w:val="662"/>
         </w:trPr>
         <w:tc>
           <w:tcPr>
@@ -2459,12 +2765,13 @@
             <w:gridSpan w:val="2"/>
             <w:tcBorders>
               <w:top w:val="nil"/>
-              <w:left w:val="single" w:color="auto" w:sz="4" w:space="0"/>
-              <w:bottom w:val="single" w:color="auto" w:sz="4" w:space="0"/>
-              <w:right w:val="single" w:color="auto" w:sz="4" w:space="0"/>
-            </w:tcBorders>
-            <w:noWrap/>
-            <w:vAlign w:val="center"/>
+              <w:left w:val="single" w:sz="4" w:space="0" w:color="auto"/>
+              <w:bottom w:val="single" w:sz="4" w:space="0" w:color="auto"/>
+              <w:right w:val="single" w:sz="4" w:space="0" w:color="auto"/>
+            </w:tcBorders>
+            <w:noWrap/>
+            <w:vAlign w:val="center"/>
+            <w:hideMark/>
           </w:tcPr>
           <w:p>
             <w:pPr>
@@ -2492,11 +2799,12 @@
             <w:tcBorders>
               <w:top w:val="nil"/>
               <w:left w:val="nil"/>
-              <w:bottom w:val="single" w:color="auto" w:sz="4" w:space="0"/>
-              <w:right w:val="single" w:color="auto" w:sz="4" w:space="0"/>
-            </w:tcBorders>
-            <w:noWrap/>
-            <w:vAlign w:val="center"/>
+              <w:bottom w:val="single" w:sz="4" w:space="0" w:color="auto"/>
+              <w:right w:val="single" w:sz="4" w:space="0" w:color="auto"/>
+            </w:tcBorders>
+            <w:noWrap/>
+            <w:vAlign w:val="center"/>
+            <w:hideMark/>
           </w:tcPr>
           <w:p>
             <w:pPr>
@@ -2523,11 +2831,12 @@
             <w:tcBorders>
               <w:top w:val="nil"/>
               <w:left w:val="nil"/>
-              <w:bottom w:val="single" w:color="auto" w:sz="4" w:space="0"/>
-              <w:right w:val="single" w:color="auto" w:sz="4" w:space="0"/>
-            </w:tcBorders>
-            <w:noWrap/>
-            <w:vAlign w:val="center"/>
+              <w:bottom w:val="single" w:sz="4" w:space="0" w:color="auto"/>
+              <w:right w:val="single" w:sz="4" w:space="0" w:color="auto"/>
+            </w:tcBorders>
+            <w:noWrap/>
+            <w:vAlign w:val="center"/>
+            <w:hideMark/>
           </w:tcPr>
           <w:p>
             <w:pPr>
@@ -2558,11 +2867,12 @@
             <w:tcBorders>
               <w:top w:val="nil"/>
               <w:left w:val="nil"/>
-              <w:bottom w:val="single" w:color="auto" w:sz="4" w:space="0"/>
-              <w:right w:val="single" w:color="auto" w:sz="4" w:space="0"/>
-            </w:tcBorders>
-            <w:noWrap/>
-            <w:vAlign w:val="center"/>
+              <w:bottom w:val="single" w:sz="4" w:space="0" w:color="auto"/>
+              <w:right w:val="single" w:sz="4" w:space="0" w:color="auto"/>
+            </w:tcBorders>
+            <w:noWrap/>
+            <w:vAlign w:val="center"/>
+            <w:hideMark/>
           </w:tcPr>
           <w:p>
             <w:r/>
@@ -2575,11 +2885,12 @@
             <w:tcBorders>
               <w:top w:val="nil"/>
               <w:left w:val="nil"/>
-              <w:bottom w:val="single" w:color="auto" w:sz="4" w:space="0"/>
-              <w:right w:val="single" w:color="auto" w:sz="4" w:space="0"/>
-            </w:tcBorders>
-            <w:noWrap/>
-            <w:vAlign w:val="center"/>
+              <w:bottom w:val="single" w:sz="4" w:space="0" w:color="auto"/>
+              <w:right w:val="single" w:sz="4" w:space="0" w:color="auto"/>
+            </w:tcBorders>
+            <w:noWrap/>
+            <w:vAlign w:val="center"/>
+            <w:hideMark/>
           </w:tcPr>
           <w:p>
             <w:r/>
@@ -2591,11 +2902,12 @@
             <w:tcBorders>
               <w:top w:val="nil"/>
               <w:left w:val="nil"/>
-              <w:bottom w:val="single" w:color="auto" w:sz="4" w:space="0"/>
-              <w:right w:val="single" w:color="auto" w:sz="4" w:space="0"/>
-            </w:tcBorders>
-            <w:noWrap/>
-            <w:vAlign w:val="center"/>
+              <w:bottom w:val="single" w:sz="4" w:space="0" w:color="auto"/>
+              <w:right w:val="single" w:sz="4" w:space="0" w:color="auto"/>
+            </w:tcBorders>
+            <w:noWrap/>
+            <w:vAlign w:val="center"/>
+            <w:hideMark/>
           </w:tcPr>
           <w:p>
             <w:r/>
@@ -2608,7 +2920,7 @@
           <w:gridAfter w:val="2"/>
           <w:wBefore w:w="153" w:type="dxa"/>
           <w:wAfter w:w="622" w:type="dxa"/>
-          <w:trHeight w:val="600" w:hRule="atLeast"/>
+          <w:trHeight w:val="600"/>
         </w:trPr>
         <w:tc>
           <w:tcPr>
@@ -2616,12 +2928,13 @@
             <w:gridSpan w:val="2"/>
             <w:tcBorders>
               <w:top w:val="nil"/>
-              <w:left w:val="single" w:color="auto" w:sz="4" w:space="0"/>
-              <w:bottom w:val="single" w:color="auto" w:sz="4" w:space="0"/>
-              <w:right w:val="single" w:color="auto" w:sz="4" w:space="0"/>
-            </w:tcBorders>
-            <w:noWrap/>
-            <w:vAlign w:val="center"/>
+              <w:left w:val="single" w:sz="4" w:space="0" w:color="auto"/>
+              <w:bottom w:val="single" w:sz="4" w:space="0" w:color="auto"/>
+              <w:right w:val="single" w:sz="4" w:space="0" w:color="auto"/>
+            </w:tcBorders>
+            <w:noWrap/>
+            <w:vAlign w:val="center"/>
+            <w:hideMark/>
           </w:tcPr>
           <w:p>
             <w:pPr>
@@ -2649,11 +2962,12 @@
             <w:tcBorders>
               <w:top w:val="nil"/>
               <w:left w:val="nil"/>
-              <w:bottom w:val="single" w:color="auto" w:sz="4" w:space="0"/>
-              <w:right w:val="single" w:color="auto" w:sz="4" w:space="0"/>
-            </w:tcBorders>
-            <w:noWrap/>
-            <w:vAlign w:val="center"/>
+              <w:bottom w:val="single" w:sz="4" w:space="0" w:color="auto"/>
+              <w:right w:val="single" w:sz="4" w:space="0" w:color="auto"/>
+            </w:tcBorders>
+            <w:noWrap/>
+            <w:vAlign w:val="center"/>
+            <w:hideMark/>
           </w:tcPr>
           <w:p>
             <w:pPr>
@@ -2680,11 +2994,12 @@
             <w:tcBorders>
               <w:top w:val="nil"/>
               <w:left w:val="nil"/>
-              <w:bottom w:val="single" w:color="auto" w:sz="4" w:space="0"/>
-              <w:right w:val="single" w:color="auto" w:sz="4" w:space="0"/>
-            </w:tcBorders>
-            <w:noWrap/>
-            <w:vAlign w:val="center"/>
+              <w:bottom w:val="single" w:sz="4" w:space="0" w:color="auto"/>
+              <w:right w:val="single" w:sz="4" w:space="0" w:color="auto"/>
+            </w:tcBorders>
+            <w:noWrap/>
+            <w:vAlign w:val="center"/>
+            <w:hideMark/>
           </w:tcPr>
           <w:p>
             <w:pPr>
@@ -2715,11 +3030,12 @@
             <w:tcBorders>
               <w:top w:val="nil"/>
               <w:left w:val="nil"/>
-              <w:bottom w:val="single" w:color="auto" w:sz="4" w:space="0"/>
-              <w:right w:val="single" w:color="auto" w:sz="4" w:space="0"/>
-            </w:tcBorders>
-            <w:noWrap/>
-            <w:vAlign w:val="center"/>
+              <w:bottom w:val="single" w:sz="4" w:space="0" w:color="auto"/>
+              <w:right w:val="single" w:sz="4" w:space="0" w:color="auto"/>
+            </w:tcBorders>
+            <w:noWrap/>
+            <w:vAlign w:val="center"/>
+            <w:hideMark/>
           </w:tcPr>
           <w:p>
             <w:r/>
@@ -2732,11 +3048,12 @@
             <w:tcBorders>
               <w:top w:val="nil"/>
               <w:left w:val="nil"/>
-              <w:bottom w:val="single" w:color="auto" w:sz="4" w:space="0"/>
-              <w:right w:val="single" w:color="auto" w:sz="4" w:space="0"/>
-            </w:tcBorders>
-            <w:noWrap/>
-            <w:vAlign w:val="center"/>
+              <w:bottom w:val="single" w:sz="4" w:space="0" w:color="auto"/>
+              <w:right w:val="single" w:sz="4" w:space="0" w:color="auto"/>
+            </w:tcBorders>
+            <w:noWrap/>
+            <w:vAlign w:val="center"/>
+            <w:hideMark/>
           </w:tcPr>
           <w:p>
             <w:r/>
@@ -2748,11 +3065,12 @@
             <w:tcBorders>
               <w:top w:val="nil"/>
               <w:left w:val="nil"/>
-              <w:bottom w:val="single" w:color="auto" w:sz="4" w:space="0"/>
-              <w:right w:val="single" w:color="auto" w:sz="4" w:space="0"/>
-            </w:tcBorders>
-            <w:noWrap/>
-            <w:vAlign w:val="center"/>
+              <w:bottom w:val="single" w:sz="4" w:space="0" w:color="auto"/>
+              <w:right w:val="single" w:sz="4" w:space="0" w:color="auto"/>
+            </w:tcBorders>
+            <w:noWrap/>
+            <w:vAlign w:val="center"/>
+            <w:hideMark/>
           </w:tcPr>
           <w:p>
             <w:r/>
@@ -2765,7 +3083,7 @@
           <w:gridAfter w:val="2"/>
           <w:wBefore w:w="153" w:type="dxa"/>
           <w:wAfter w:w="622" w:type="dxa"/>
-          <w:trHeight w:val="645" w:hRule="atLeast"/>
+          <w:trHeight w:val="645"/>
         </w:trPr>
         <w:tc>
           <w:tcPr>
@@ -2773,12 +3091,13 @@
             <w:gridSpan w:val="2"/>
             <w:tcBorders>
               <w:top w:val="nil"/>
-              <w:left w:val="single" w:color="auto" w:sz="4" w:space="0"/>
-              <w:bottom w:val="single" w:color="auto" w:sz="4" w:space="0"/>
-              <w:right w:val="single" w:color="auto" w:sz="4" w:space="0"/>
-            </w:tcBorders>
-            <w:noWrap/>
-            <w:vAlign w:val="center"/>
+              <w:left w:val="single" w:sz="4" w:space="0" w:color="auto"/>
+              <w:bottom w:val="single" w:sz="4" w:space="0" w:color="auto"/>
+              <w:right w:val="single" w:sz="4" w:space="0" w:color="auto"/>
+            </w:tcBorders>
+            <w:noWrap/>
+            <w:vAlign w:val="center"/>
+            <w:hideMark/>
           </w:tcPr>
           <w:p>
             <w:pPr>
@@ -2806,11 +3125,12 @@
             <w:tcBorders>
               <w:top w:val="nil"/>
               <w:left w:val="nil"/>
-              <w:bottom w:val="single" w:color="auto" w:sz="4" w:space="0"/>
-              <w:right w:val="single" w:color="auto" w:sz="4" w:space="0"/>
-            </w:tcBorders>
-            <w:noWrap/>
-            <w:vAlign w:val="center"/>
+              <w:bottom w:val="single" w:sz="4" w:space="0" w:color="auto"/>
+              <w:right w:val="single" w:sz="4" w:space="0" w:color="auto"/>
+            </w:tcBorders>
+            <w:noWrap/>
+            <w:vAlign w:val="center"/>
+            <w:hideMark/>
           </w:tcPr>
           <w:p>
             <w:pPr>
@@ -2837,11 +3157,12 @@
             <w:tcBorders>
               <w:top w:val="nil"/>
               <w:left w:val="nil"/>
-              <w:bottom w:val="single" w:color="auto" w:sz="4" w:space="0"/>
-              <w:right w:val="single" w:color="auto" w:sz="4" w:space="0"/>
-            </w:tcBorders>
-            <w:noWrap/>
-            <w:vAlign w:val="center"/>
+              <w:bottom w:val="single" w:sz="4" w:space="0" w:color="auto"/>
+              <w:right w:val="single" w:sz="4" w:space="0" w:color="auto"/>
+            </w:tcBorders>
+            <w:noWrap/>
+            <w:vAlign w:val="center"/>
+            <w:hideMark/>
           </w:tcPr>
           <w:p>
             <w:pPr>
@@ -2872,11 +3193,12 @@
             <w:tcBorders>
               <w:top w:val="nil"/>
               <w:left w:val="nil"/>
-              <w:bottom w:val="single" w:color="auto" w:sz="4" w:space="0"/>
-              <w:right w:val="single" w:color="auto" w:sz="4" w:space="0"/>
-            </w:tcBorders>
-            <w:noWrap/>
-            <w:vAlign w:val="center"/>
+              <w:bottom w:val="single" w:sz="4" w:space="0" w:color="auto"/>
+              <w:right w:val="single" w:sz="4" w:space="0" w:color="auto"/>
+            </w:tcBorders>
+            <w:noWrap/>
+            <w:vAlign w:val="center"/>
+            <w:hideMark/>
           </w:tcPr>
           <w:p>
             <w:r/>
@@ -2889,11 +3211,12 @@
             <w:tcBorders>
               <w:top w:val="nil"/>
               <w:left w:val="nil"/>
-              <w:bottom w:val="single" w:color="auto" w:sz="4" w:space="0"/>
-              <w:right w:val="single" w:color="auto" w:sz="4" w:space="0"/>
-            </w:tcBorders>
-            <w:noWrap/>
-            <w:vAlign w:val="center"/>
+              <w:bottom w:val="single" w:sz="4" w:space="0" w:color="auto"/>
+              <w:right w:val="single" w:sz="4" w:space="0" w:color="auto"/>
+            </w:tcBorders>
+            <w:noWrap/>
+            <w:vAlign w:val="center"/>
+            <w:hideMark/>
           </w:tcPr>
           <w:p>
             <w:r/>
@@ -2905,11 +3228,12 @@
             <w:tcBorders>
               <w:top w:val="nil"/>
               <w:left w:val="nil"/>
-              <w:bottom w:val="single" w:color="auto" w:sz="4" w:space="0"/>
-              <w:right w:val="single" w:color="auto" w:sz="4" w:space="0"/>
-            </w:tcBorders>
-            <w:noWrap/>
-            <w:vAlign w:val="center"/>
+              <w:bottom w:val="single" w:sz="4" w:space="0" w:color="auto"/>
+              <w:right w:val="single" w:sz="4" w:space="0" w:color="auto"/>
+            </w:tcBorders>
+            <w:noWrap/>
+            <w:vAlign w:val="center"/>
+            <w:hideMark/>
           </w:tcPr>
           <w:p>
             <w:r/>
@@ -2922,20 +3246,21 @@
           <w:gridAfter w:val="2"/>
           <w:wBefore w:w="153" w:type="dxa"/>
           <w:wAfter w:w="622" w:type="dxa"/>
-          <w:trHeight w:val="576" w:hRule="atLeast"/>
+          <w:trHeight w:val="576"/>
         </w:trPr>
         <w:tc>
           <w:tcPr>
             <w:tcW w:w="567" w:type="dxa"/>
             <w:gridSpan w:val="2"/>
             <w:tcBorders>
-              <w:top w:val="single" w:color="auto" w:sz="4" w:space="0"/>
-              <w:left w:val="single" w:color="auto" w:sz="4" w:space="0"/>
-              <w:bottom w:val="single" w:color="auto" w:sz="4" w:space="0"/>
-              <w:right w:val="single" w:color="auto" w:sz="4" w:space="0"/>
-            </w:tcBorders>
-            <w:noWrap/>
-            <w:vAlign w:val="center"/>
+              <w:top w:val="single" w:sz="4" w:space="0" w:color="auto"/>
+              <w:left w:val="single" w:sz="4" w:space="0" w:color="auto"/>
+              <w:bottom w:val="single" w:sz="4" w:space="0" w:color="auto"/>
+              <w:right w:val="single" w:sz="4" w:space="0" w:color="auto"/>
+            </w:tcBorders>
+            <w:noWrap/>
+            <w:vAlign w:val="center"/>
+            <w:hideMark/>
           </w:tcPr>
           <w:p>
             <w:pPr>
@@ -2961,13 +3286,14 @@
             <w:tcW w:w="5447" w:type="dxa"/>
             <w:gridSpan w:val="4"/>
             <w:tcBorders>
-              <w:top w:val="single" w:color="auto" w:sz="4" w:space="0"/>
-              <w:left w:val="single" w:color="auto" w:sz="4" w:space="0"/>
-              <w:bottom w:val="single" w:color="auto" w:sz="4" w:space="0"/>
-              <w:right w:val="single" w:color="auto" w:sz="4" w:space="0"/>
-            </w:tcBorders>
-            <w:noWrap/>
-            <w:vAlign w:val="center"/>
+              <w:top w:val="single" w:sz="4" w:space="0" w:color="auto"/>
+              <w:left w:val="single" w:sz="4" w:space="0" w:color="auto"/>
+              <w:bottom w:val="single" w:sz="4" w:space="0" w:color="auto"/>
+              <w:right w:val="single" w:sz="4" w:space="0" w:color="auto"/>
+            </w:tcBorders>
+            <w:noWrap/>
+            <w:vAlign w:val="center"/>
+            <w:hideMark/>
           </w:tcPr>
           <w:p>
             <w:pPr>
@@ -2992,13 +3318,14 @@
           <w:tcPr>
             <w:tcW w:w="990" w:type="dxa"/>
             <w:tcBorders>
-              <w:top w:val="single" w:color="auto" w:sz="4" w:space="0"/>
-              <w:left w:val="single" w:color="auto" w:sz="4" w:space="0"/>
-              <w:bottom w:val="single" w:color="auto" w:sz="4" w:space="0"/>
-              <w:right w:val="single" w:color="auto" w:sz="4" w:space="0"/>
-            </w:tcBorders>
-            <w:noWrap/>
-            <w:vAlign w:val="center"/>
+              <w:top w:val="single" w:sz="4" w:space="0" w:color="auto"/>
+              <w:left w:val="single" w:sz="4" w:space="0" w:color="auto"/>
+              <w:bottom w:val="single" w:sz="4" w:space="0" w:color="auto"/>
+              <w:right w:val="single" w:sz="4" w:space="0" w:color="auto"/>
+            </w:tcBorders>
+            <w:noWrap/>
+            <w:vAlign w:val="center"/>
+            <w:hideMark/>
           </w:tcPr>
           <w:p>
             <w:pPr>
@@ -3027,13 +3354,14 @@
           <w:tcPr>
             <w:tcW w:w="990" w:type="dxa"/>
             <w:tcBorders>
-              <w:top w:val="single" w:color="auto" w:sz="4" w:space="0"/>
-              <w:left w:val="single" w:color="auto" w:sz="4" w:space="0"/>
-              <w:bottom w:val="single" w:color="auto" w:sz="4" w:space="0"/>
-              <w:right w:val="single" w:color="auto" w:sz="4" w:space="0"/>
-            </w:tcBorders>
-            <w:noWrap/>
-            <w:vAlign w:val="center"/>
+              <w:top w:val="single" w:sz="4" w:space="0" w:color="auto"/>
+              <w:left w:val="single" w:sz="4" w:space="0" w:color="auto"/>
+              <w:bottom w:val="single" w:sz="4" w:space="0" w:color="auto"/>
+              <w:right w:val="single" w:sz="4" w:space="0" w:color="auto"/>
+            </w:tcBorders>
+            <w:noWrap/>
+            <w:vAlign w:val="center"/>
+            <w:hideMark/>
           </w:tcPr>
           <w:p>
             <w:r/>
@@ -3044,13 +3372,14 @@
             <w:tcW w:w="906" w:type="dxa"/>
             <w:gridSpan w:val="3"/>
             <w:tcBorders>
-              <w:top w:val="single" w:color="auto" w:sz="4" w:space="0"/>
-              <w:left w:val="single" w:color="auto" w:sz="4" w:space="0"/>
-              <w:bottom w:val="single" w:color="auto" w:sz="4" w:space="0"/>
-              <w:right w:val="single" w:color="auto" w:sz="4" w:space="0"/>
-            </w:tcBorders>
-            <w:noWrap/>
-            <w:vAlign w:val="center"/>
+              <w:top w:val="single" w:sz="4" w:space="0" w:color="auto"/>
+              <w:left w:val="single" w:sz="4" w:space="0" w:color="auto"/>
+              <w:bottom w:val="single" w:sz="4" w:space="0" w:color="auto"/>
+              <w:right w:val="single" w:sz="4" w:space="0" w:color="auto"/>
+            </w:tcBorders>
+            <w:noWrap/>
+            <w:vAlign w:val="center"/>
+            <w:hideMark/>
           </w:tcPr>
           <w:p>
             <w:r/>
@@ -3060,13 +3389,14 @@
           <w:tcPr>
             <w:tcW w:w="847" w:type="dxa"/>
             <w:tcBorders>
-              <w:top w:val="single" w:color="auto" w:sz="4" w:space="0"/>
-              <w:left w:val="single" w:color="auto" w:sz="4" w:space="0"/>
-              <w:bottom w:val="single" w:color="auto" w:sz="4" w:space="0"/>
-              <w:right w:val="single" w:color="auto" w:sz="4" w:space="0"/>
-            </w:tcBorders>
-            <w:noWrap/>
-            <w:vAlign w:val="center"/>
+              <w:top w:val="single" w:sz="4" w:space="0" w:color="auto"/>
+              <w:left w:val="single" w:sz="4" w:space="0" w:color="auto"/>
+              <w:bottom w:val="single" w:sz="4" w:space="0" w:color="auto"/>
+              <w:right w:val="single" w:sz="4" w:space="0" w:color="auto"/>
+            </w:tcBorders>
+            <w:noWrap/>
+            <w:vAlign w:val="center"/>
+            <w:hideMark/>
           </w:tcPr>
           <w:p>
             <w:r/>
@@ -3079,20 +3409,21 @@
           <w:gridAfter w:val="2"/>
           <w:wBefore w:w="153" w:type="dxa"/>
           <w:wAfter w:w="622" w:type="dxa"/>
-          <w:trHeight w:val="1412" w:hRule="atLeast"/>
+          <w:trHeight w:val="1412"/>
         </w:trPr>
         <w:tc>
           <w:tcPr>
             <w:tcW w:w="567" w:type="dxa"/>
             <w:gridSpan w:val="2"/>
             <w:tcBorders>
-              <w:top w:val="single" w:color="auto" w:sz="4" w:space="0"/>
-              <w:left w:val="single" w:color="auto" w:sz="4" w:space="0"/>
-              <w:bottom w:val="single" w:color="auto" w:sz="4" w:space="0"/>
-              <w:right w:val="single" w:color="auto" w:sz="4" w:space="0"/>
-            </w:tcBorders>
-            <w:noWrap/>
-            <w:vAlign w:val="center"/>
+              <w:top w:val="single" w:sz="4" w:space="0" w:color="auto"/>
+              <w:left w:val="single" w:sz="4" w:space="0" w:color="auto"/>
+              <w:bottom w:val="single" w:sz="4" w:space="0" w:color="auto"/>
+              <w:right w:val="single" w:sz="4" w:space="0" w:color="auto"/>
+            </w:tcBorders>
+            <w:noWrap/>
+            <w:vAlign w:val="center"/>
+            <w:hideMark/>
           </w:tcPr>
           <w:p>
             <w:pPr>
@@ -3118,13 +3449,13 @@
             <w:tcW w:w="5447" w:type="dxa"/>
             <w:gridSpan w:val="4"/>
             <w:tcBorders>
-              <w:top w:val="single" w:color="auto" w:sz="4" w:space="0"/>
-              <w:left w:val="nil"/>
-              <w:bottom w:val="single" w:color="auto" w:sz="4" w:space="0"/>
-              <w:right w:val="single" w:color="auto" w:sz="4" w:space="0"/>
-            </w:tcBorders>
-            <w:noWrap w:val="0"/>
-            <w:vAlign w:val="center"/>
+              <w:top w:val="single" w:sz="4" w:space="0" w:color="auto"/>
+              <w:left w:val="nil"/>
+              <w:bottom w:val="single" w:sz="4" w:space="0" w:color="auto"/>
+              <w:right w:val="single" w:sz="4" w:space="0" w:color="auto"/>
+            </w:tcBorders>
+            <w:vAlign w:val="center"/>
+            <w:hideMark/>
           </w:tcPr>
           <w:p>
             <w:pPr>
@@ -3149,13 +3480,14 @@
           <w:tcPr>
             <w:tcW w:w="990" w:type="dxa"/>
             <w:tcBorders>
-              <w:top w:val="single" w:color="auto" w:sz="4" w:space="0"/>
-              <w:left w:val="nil"/>
-              <w:bottom w:val="single" w:color="auto" w:sz="4" w:space="0"/>
-              <w:right w:val="single" w:color="auto" w:sz="4" w:space="0"/>
-            </w:tcBorders>
-            <w:noWrap/>
-            <w:vAlign w:val="center"/>
+              <w:top w:val="single" w:sz="4" w:space="0" w:color="auto"/>
+              <w:left w:val="nil"/>
+              <w:bottom w:val="single" w:sz="4" w:space="0" w:color="auto"/>
+              <w:right w:val="single" w:sz="4" w:space="0" w:color="auto"/>
+            </w:tcBorders>
+            <w:noWrap/>
+            <w:vAlign w:val="center"/>
+            <w:hideMark/>
           </w:tcPr>
           <w:p>
             <w:pPr>
@@ -3180,10 +3512,10 @@
           <w:tcPr>
             <w:tcW w:w="990" w:type="dxa"/>
             <w:tcBorders>
-              <w:top w:val="single" w:color="auto" w:sz="4" w:space="0"/>
-              <w:left w:val="nil"/>
-              <w:bottom w:val="single" w:color="auto" w:sz="4" w:space="0"/>
-              <w:right w:val="single" w:color="auto" w:sz="4" w:space="0"/>
+              <w:top w:val="single" w:sz="4" w:space="0" w:color="auto"/>
+              <w:left w:val="nil"/>
+              <w:bottom w:val="single" w:sz="4" w:space="0" w:color="auto"/>
+              <w:right w:val="single" w:sz="4" w:space="0" w:color="auto"/>
             </w:tcBorders>
             <w:noWrap/>
             <w:vAlign w:val="center"/>
@@ -3197,10 +3529,10 @@
             <w:tcW w:w="906" w:type="dxa"/>
             <w:gridSpan w:val="3"/>
             <w:tcBorders>
-              <w:top w:val="single" w:color="auto" w:sz="4" w:space="0"/>
-              <w:left w:val="nil"/>
-              <w:bottom w:val="single" w:color="auto" w:sz="4" w:space="0"/>
-              <w:right w:val="single" w:color="auto" w:sz="4" w:space="0"/>
+              <w:top w:val="single" w:sz="4" w:space="0" w:color="auto"/>
+              <w:left w:val="nil"/>
+              <w:bottom w:val="single" w:sz="4" w:space="0" w:color="auto"/>
+              <w:right w:val="single" w:sz="4" w:space="0" w:color="auto"/>
             </w:tcBorders>
             <w:noWrap/>
             <w:vAlign w:val="center"/>
@@ -3213,10 +3545,10 @@
           <w:tcPr>
             <w:tcW w:w="847" w:type="dxa"/>
             <w:tcBorders>
-              <w:top w:val="single" w:color="auto" w:sz="4" w:space="0"/>
-              <w:left w:val="nil"/>
-              <w:bottom w:val="single" w:color="auto" w:sz="4" w:space="0"/>
-              <w:right w:val="single" w:color="auto" w:sz="4" w:space="0"/>
+              <w:top w:val="single" w:sz="4" w:space="0" w:color="auto"/>
+              <w:left w:val="nil"/>
+              <w:bottom w:val="single" w:sz="4" w:space="0" w:color="auto"/>
+              <w:right w:val="single" w:sz="4" w:space="0" w:color="auto"/>
             </w:tcBorders>
             <w:noWrap/>
             <w:vAlign w:val="center"/>
@@ -3232,7 +3564,7 @@
           <w:gridAfter w:val="2"/>
           <w:wBefore w:w="153" w:type="dxa"/>
           <w:wAfter w:w="622" w:type="dxa"/>
-          <w:trHeight w:val="233" w:hRule="atLeast"/>
+          <w:trHeight w:val="233"/>
         </w:trPr>
         <w:tc>
           <w:tcPr>
@@ -3240,12 +3572,13 @@
             <w:gridSpan w:val="2"/>
             <w:tcBorders>
               <w:top w:val="nil"/>
-              <w:left w:val="single" w:color="auto" w:sz="4" w:space="0"/>
-              <w:bottom w:val="single" w:color="auto" w:sz="4" w:space="0"/>
-              <w:right w:val="single" w:color="auto" w:sz="4" w:space="0"/>
-            </w:tcBorders>
-            <w:noWrap/>
-            <w:vAlign w:val="center"/>
+              <w:left w:val="single" w:sz="4" w:space="0" w:color="auto"/>
+              <w:bottom w:val="single" w:sz="4" w:space="0" w:color="auto"/>
+              <w:right w:val="single" w:sz="4" w:space="0" w:color="auto"/>
+            </w:tcBorders>
+            <w:noWrap/>
+            <w:vAlign w:val="center"/>
+            <w:hideMark/>
           </w:tcPr>
           <w:p>
             <w:pPr>
@@ -3273,11 +3606,11 @@
             <w:tcBorders>
               <w:top w:val="nil"/>
               <w:left w:val="nil"/>
-              <w:bottom w:val="single" w:color="auto" w:sz="4" w:space="0"/>
-              <w:right w:val="single" w:color="auto" w:sz="4" w:space="0"/>
-            </w:tcBorders>
-            <w:noWrap w:val="0"/>
-            <w:vAlign w:val="center"/>
+              <w:bottom w:val="single" w:sz="4" w:space="0" w:color="auto"/>
+              <w:right w:val="single" w:sz="4" w:space="0" w:color="auto"/>
+            </w:tcBorders>
+            <w:vAlign w:val="center"/>
+            <w:hideMark/>
           </w:tcPr>
           <w:p>
             <w:pPr>
@@ -3304,11 +3637,12 @@
             <w:tcBorders>
               <w:top w:val="nil"/>
               <w:left w:val="nil"/>
-              <w:bottom w:val="single" w:color="auto" w:sz="4" w:space="0"/>
-              <w:right w:val="single" w:color="auto" w:sz="4" w:space="0"/>
-            </w:tcBorders>
-            <w:noWrap/>
-            <w:vAlign w:val="center"/>
+              <w:bottom w:val="single" w:sz="4" w:space="0" w:color="auto"/>
+              <w:right w:val="single" w:sz="4" w:space="0" w:color="auto"/>
+            </w:tcBorders>
+            <w:noWrap/>
+            <w:vAlign w:val="center"/>
+            <w:hideMark/>
           </w:tcPr>
           <w:p>
             <w:pPr>
@@ -3335,8 +3669,8 @@
             <w:tcBorders>
               <w:top w:val="nil"/>
               <w:left w:val="nil"/>
-              <w:bottom w:val="single" w:color="auto" w:sz="4" w:space="0"/>
-              <w:right w:val="single" w:color="auto" w:sz="4" w:space="0"/>
+              <w:bottom w:val="single" w:sz="4" w:space="0" w:color="auto"/>
+              <w:right w:val="single" w:sz="4" w:space="0" w:color="auto"/>
             </w:tcBorders>
             <w:noWrap/>
             <w:vAlign w:val="center"/>
@@ -3352,8 +3686,8 @@
             <w:tcBorders>
               <w:top w:val="nil"/>
               <w:left w:val="nil"/>
-              <w:bottom w:val="single" w:color="auto" w:sz="4" w:space="0"/>
-              <w:right w:val="single" w:color="auto" w:sz="4" w:space="0"/>
+              <w:bottom w:val="single" w:sz="4" w:space="0" w:color="auto"/>
+              <w:right w:val="single" w:sz="4" w:space="0" w:color="auto"/>
             </w:tcBorders>
             <w:noWrap/>
             <w:vAlign w:val="center"/>
@@ -3368,8 +3702,8 @@
             <w:tcBorders>
               <w:top w:val="nil"/>
               <w:left w:val="nil"/>
-              <w:bottom w:val="single" w:color="auto" w:sz="4" w:space="0"/>
-              <w:right w:val="single" w:color="auto" w:sz="4" w:space="0"/>
+              <w:bottom w:val="single" w:sz="4" w:space="0" w:color="auto"/>
+              <w:right w:val="single" w:sz="4" w:space="0" w:color="auto"/>
             </w:tcBorders>
             <w:noWrap/>
             <w:vAlign w:val="center"/>
@@ -3385,7 +3719,7 @@
           <w:gridAfter w:val="2"/>
           <w:wBefore w:w="153" w:type="dxa"/>
           <w:wAfter w:w="622" w:type="dxa"/>
-          <w:trHeight w:val="195" w:hRule="atLeast"/>
+          <w:trHeight w:val="195"/>
         </w:trPr>
         <w:tc>
           <w:tcPr>
@@ -3393,12 +3727,13 @@
             <w:gridSpan w:val="2"/>
             <w:tcBorders>
               <w:top w:val="nil"/>
-              <w:left w:val="single" w:color="auto" w:sz="4" w:space="0"/>
-              <w:bottom w:val="single" w:color="auto" w:sz="4" w:space="0"/>
-              <w:right w:val="single" w:color="auto" w:sz="4" w:space="0"/>
-            </w:tcBorders>
-            <w:noWrap/>
-            <w:vAlign w:val="center"/>
+              <w:left w:val="single" w:sz="4" w:space="0" w:color="auto"/>
+              <w:bottom w:val="single" w:sz="4" w:space="0" w:color="auto"/>
+              <w:right w:val="single" w:sz="4" w:space="0" w:color="auto"/>
+            </w:tcBorders>
+            <w:noWrap/>
+            <w:vAlign w:val="center"/>
+            <w:hideMark/>
           </w:tcPr>
           <w:p>
             <w:pPr>
@@ -3426,11 +3761,11 @@
             <w:tcBorders>
               <w:top w:val="nil"/>
               <w:left w:val="nil"/>
-              <w:bottom w:val="single" w:color="auto" w:sz="4" w:space="0"/>
-              <w:right w:val="single" w:color="auto" w:sz="4" w:space="0"/>
-            </w:tcBorders>
-            <w:noWrap w:val="0"/>
-            <w:vAlign w:val="center"/>
+              <w:bottom w:val="single" w:sz="4" w:space="0" w:color="auto"/>
+              <w:right w:val="single" w:sz="4" w:space="0" w:color="auto"/>
+            </w:tcBorders>
+            <w:vAlign w:val="center"/>
+            <w:hideMark/>
           </w:tcPr>
           <w:p>
             <w:pPr>
@@ -3461,11 +3796,12 @@
             <w:tcBorders>
               <w:top w:val="nil"/>
               <w:left w:val="nil"/>
-              <w:bottom w:val="single" w:color="auto" w:sz="4" w:space="0"/>
-              <w:right w:val="single" w:color="auto" w:sz="4" w:space="0"/>
-            </w:tcBorders>
-            <w:noWrap/>
-            <w:vAlign w:val="center"/>
+              <w:bottom w:val="single" w:sz="4" w:space="0" w:color="auto"/>
+              <w:right w:val="single" w:sz="4" w:space="0" w:color="auto"/>
+            </w:tcBorders>
+            <w:noWrap/>
+            <w:vAlign w:val="center"/>
+            <w:hideMark/>
           </w:tcPr>
           <w:p>
             <w:pPr>
@@ -3496,8 +3832,8 @@
             <w:tcBorders>
               <w:top w:val="nil"/>
               <w:left w:val="nil"/>
-              <w:bottom w:val="single" w:color="auto" w:sz="4" w:space="0"/>
-              <w:right w:val="single" w:color="auto" w:sz="4" w:space="0"/>
+              <w:bottom w:val="single" w:sz="4" w:space="0" w:color="auto"/>
+              <w:right w:val="single" w:sz="4" w:space="0" w:color="auto"/>
             </w:tcBorders>
             <w:noWrap/>
             <w:vAlign w:val="center"/>
@@ -3518,8 +3854,8 @@
             <w:tcBorders>
               <w:top w:val="nil"/>
               <w:left w:val="nil"/>
-              <w:bottom w:val="single" w:color="auto" w:sz="4" w:space="0"/>
-              <w:right w:val="single" w:color="auto" w:sz="4" w:space="0"/>
+              <w:bottom w:val="single" w:sz="4" w:space="0" w:color="auto"/>
+              <w:right w:val="single" w:sz="4" w:space="0" w:color="auto"/>
             </w:tcBorders>
             <w:noWrap/>
             <w:vAlign w:val="center"/>
@@ -3539,8 +3875,8 @@
             <w:tcBorders>
               <w:top w:val="nil"/>
               <w:left w:val="nil"/>
-              <w:bottom w:val="single" w:color="auto" w:sz="4" w:space="0"/>
-              <w:right w:val="single" w:color="auto" w:sz="4" w:space="0"/>
+              <w:bottom w:val="single" w:sz="4" w:space="0" w:color="auto"/>
+              <w:right w:val="single" w:sz="4" w:space="0" w:color="auto"/>
             </w:tcBorders>
             <w:noWrap/>
             <w:vAlign w:val="center"/>
@@ -3561,17 +3897,17 @@
           <w:gridAfter w:val="2"/>
           <w:wBefore w:w="153" w:type="dxa"/>
           <w:wAfter w:w="622" w:type="dxa"/>
-          <w:trHeight w:val="300" w:hRule="atLeast"/>
+          <w:trHeight w:val="300"/>
         </w:trPr>
         <w:tc>
           <w:tcPr>
             <w:tcW w:w="9747" w:type="dxa"/>
             <w:gridSpan w:val="12"/>
             <w:tcBorders>
-              <w:top w:val="single" w:color="auto" w:sz="4" w:space="0"/>
-              <w:left w:val="single" w:color="auto" w:sz="4" w:space="0"/>
-              <w:bottom w:val="single" w:color="auto" w:sz="4" w:space="0"/>
-              <w:right w:val="single" w:color="auto" w:sz="4" w:space="0"/>
+              <w:top w:val="single" w:sz="4" w:space="0" w:color="auto"/>
+              <w:left w:val="single" w:sz="4" w:space="0" w:color="auto"/>
+              <w:bottom w:val="single" w:sz="4" w:space="0" w:color="auto"/>
+              <w:right w:val="single" w:sz="4" w:space="0" w:color="auto"/>
             </w:tcBorders>
             <w:noWrap/>
             <w:vAlign w:val="center"/>
@@ -3595,7 +3931,17 @@
                 <w:sz w:val="23"/>
                 <w:szCs w:val="23"/>
               </w:rPr>
-              <w:t>Tiêu chí 2: Đánh giá về ý thức chấp hành nội quy, quy chế, quy định của Học viện</w:t>
+              <w:t>Tiêu chí 2: Đánh</w:t>
+            </w:r>
+            <w:r>
+              <w:rPr>
+                <w:b/>
+                <w:bCs/>
+                <w:color w:val="000000"/>
+                <w:sz w:val="23"/>
+                <w:szCs w:val="23"/>
+              </w:rPr>
+              <w:t xml:space="preserve"> giá về ý thức chấp hành nội quy, quy chế, quy định của Học viện</w:t>
             </w:r>
           </w:p>
         </w:tc>
@@ -3606,20 +3952,21 @@
           <w:gridAfter w:val="2"/>
           <w:wBefore w:w="153" w:type="dxa"/>
           <w:wAfter w:w="622" w:type="dxa"/>
-          <w:trHeight w:val="678" w:hRule="atLeast"/>
+          <w:trHeight w:val="678"/>
         </w:trPr>
         <w:tc>
           <w:tcPr>
             <w:tcW w:w="567" w:type="dxa"/>
             <w:gridSpan w:val="2"/>
             <w:tcBorders>
-              <w:top w:val="single" w:color="auto" w:sz="4" w:space="0"/>
-              <w:left w:val="single" w:color="auto" w:sz="4" w:space="0"/>
-              <w:bottom w:val="single" w:color="auto" w:sz="4" w:space="0"/>
-              <w:right w:val="single" w:color="auto" w:sz="4" w:space="0"/>
-            </w:tcBorders>
-            <w:noWrap/>
-            <w:vAlign w:val="center"/>
+              <w:top w:val="single" w:sz="4" w:space="0" w:color="auto"/>
+              <w:left w:val="single" w:sz="4" w:space="0" w:color="auto"/>
+              <w:bottom w:val="single" w:sz="4" w:space="0" w:color="auto"/>
+              <w:right w:val="single" w:sz="4" w:space="0" w:color="auto"/>
+            </w:tcBorders>
+            <w:noWrap/>
+            <w:vAlign w:val="center"/>
+            <w:hideMark/>
           </w:tcPr>
           <w:p>
             <w:pPr>
@@ -3645,13 +3992,13 @@
             <w:tcW w:w="5447" w:type="dxa"/>
             <w:gridSpan w:val="4"/>
             <w:tcBorders>
-              <w:top w:val="single" w:color="auto" w:sz="4" w:space="0"/>
-              <w:left w:val="nil"/>
-              <w:bottom w:val="single" w:color="auto" w:sz="4" w:space="0"/>
-              <w:right w:val="single" w:color="auto" w:sz="4" w:space="0"/>
-            </w:tcBorders>
-            <w:noWrap w:val="0"/>
-            <w:vAlign w:val="center"/>
+              <w:top w:val="single" w:sz="4" w:space="0" w:color="auto"/>
+              <w:left w:val="nil"/>
+              <w:bottom w:val="single" w:sz="4" w:space="0" w:color="auto"/>
+              <w:right w:val="single" w:sz="4" w:space="0" w:color="auto"/>
+            </w:tcBorders>
+            <w:vAlign w:val="center"/>
+            <w:hideMark/>
           </w:tcPr>
           <w:p>
             <w:pPr>
@@ -3676,13 +4023,14 @@
           <w:tcPr>
             <w:tcW w:w="990" w:type="dxa"/>
             <w:tcBorders>
-              <w:top w:val="single" w:color="auto" w:sz="4" w:space="0"/>
-              <w:left w:val="nil"/>
-              <w:bottom w:val="single" w:color="auto" w:sz="4" w:space="0"/>
-              <w:right w:val="single" w:color="auto" w:sz="4" w:space="0"/>
-            </w:tcBorders>
-            <w:noWrap/>
-            <w:vAlign w:val="center"/>
+              <w:top w:val="single" w:sz="4" w:space="0" w:color="auto"/>
+              <w:left w:val="nil"/>
+              <w:bottom w:val="single" w:sz="4" w:space="0" w:color="auto"/>
+              <w:right w:val="single" w:sz="4" w:space="0" w:color="auto"/>
+            </w:tcBorders>
+            <w:noWrap/>
+            <w:vAlign w:val="center"/>
+            <w:hideMark/>
           </w:tcPr>
           <w:p>
             <w:pPr>
@@ -3707,10 +4055,10 @@
           <w:tcPr>
             <w:tcW w:w="990" w:type="dxa"/>
             <w:tcBorders>
-              <w:top w:val="single" w:color="auto" w:sz="4" w:space="0"/>
-              <w:left w:val="nil"/>
-              <w:bottom w:val="single" w:color="auto" w:sz="4" w:space="0"/>
-              <w:right w:val="single" w:color="auto" w:sz="4" w:space="0"/>
+              <w:top w:val="single" w:sz="4" w:space="0" w:color="auto"/>
+              <w:left w:val="nil"/>
+              <w:bottom w:val="single" w:sz="4" w:space="0" w:color="auto"/>
+              <w:right w:val="single" w:sz="4" w:space="0" w:color="auto"/>
             </w:tcBorders>
             <w:noWrap/>
             <w:vAlign w:val="center"/>
@@ -3724,10 +4072,10 @@
             <w:tcW w:w="906" w:type="dxa"/>
             <w:gridSpan w:val="3"/>
             <w:tcBorders>
-              <w:top w:val="single" w:color="auto" w:sz="4" w:space="0"/>
-              <w:left w:val="nil"/>
-              <w:bottom w:val="single" w:color="auto" w:sz="4" w:space="0"/>
-              <w:right w:val="single" w:color="auto" w:sz="4" w:space="0"/>
+              <w:top w:val="single" w:sz="4" w:space="0" w:color="auto"/>
+              <w:left w:val="nil"/>
+              <w:bottom w:val="single" w:sz="4" w:space="0" w:color="auto"/>
+              <w:right w:val="single" w:sz="4" w:space="0" w:color="auto"/>
             </w:tcBorders>
             <w:noWrap/>
             <w:vAlign w:val="center"/>
@@ -3740,10 +4088,10 @@
           <w:tcPr>
             <w:tcW w:w="847" w:type="dxa"/>
             <w:tcBorders>
-              <w:top w:val="single" w:color="auto" w:sz="4" w:space="0"/>
-              <w:left w:val="nil"/>
-              <w:bottom w:val="single" w:color="auto" w:sz="4" w:space="0"/>
-              <w:right w:val="single" w:color="auto" w:sz="4" w:space="0"/>
+              <w:top w:val="single" w:sz="4" w:space="0" w:color="auto"/>
+              <w:left w:val="nil"/>
+              <w:bottom w:val="single" w:sz="4" w:space="0" w:color="auto"/>
+              <w:right w:val="single" w:sz="4" w:space="0" w:color="auto"/>
             </w:tcBorders>
             <w:noWrap/>
             <w:vAlign w:val="center"/>
@@ -3759,7 +4107,7 @@
           <w:gridAfter w:val="2"/>
           <w:wBefore w:w="153" w:type="dxa"/>
           <w:wAfter w:w="622" w:type="dxa"/>
-          <w:trHeight w:val="379" w:hRule="atLeast"/>
+          <w:trHeight w:val="379"/>
         </w:trPr>
         <w:tc>
           <w:tcPr>
@@ -3767,12 +4115,13 @@
             <w:gridSpan w:val="2"/>
             <w:tcBorders>
               <w:top w:val="nil"/>
-              <w:left w:val="single" w:color="auto" w:sz="4" w:space="0"/>
-              <w:bottom w:val="single" w:color="auto" w:sz="4" w:space="0"/>
-              <w:right w:val="single" w:color="auto" w:sz="4" w:space="0"/>
-            </w:tcBorders>
-            <w:noWrap/>
-            <w:vAlign w:val="center"/>
+              <w:left w:val="single" w:sz="4" w:space="0" w:color="auto"/>
+              <w:bottom w:val="single" w:sz="4" w:space="0" w:color="auto"/>
+              <w:right w:val="single" w:sz="4" w:space="0" w:color="auto"/>
+            </w:tcBorders>
+            <w:noWrap/>
+            <w:vAlign w:val="center"/>
+            <w:hideMark/>
           </w:tcPr>
           <w:p>
             <w:pPr>
@@ -3793,6 +4142,7 @@
                 <w:sz w:val="23"/>
                 <w:szCs w:val="23"/>
               </w:rPr>
+              <w:lastRenderedPageBreak/>
               <w:t> </w:t>
             </w:r>
           </w:p>
@@ -3804,11 +4154,12 @@
             <w:tcBorders>
               <w:top w:val="nil"/>
               <w:left w:val="nil"/>
-              <w:bottom w:val="single" w:color="auto" w:sz="4" w:space="0"/>
-              <w:right w:val="single" w:color="auto" w:sz="4" w:space="0"/>
-            </w:tcBorders>
-            <w:noWrap/>
-            <w:vAlign w:val="center"/>
+              <w:bottom w:val="single" w:sz="4" w:space="0" w:color="auto"/>
+              <w:right w:val="single" w:sz="4" w:space="0" w:color="auto"/>
+            </w:tcBorders>
+            <w:noWrap/>
+            <w:vAlign w:val="center"/>
+            <w:hideMark/>
           </w:tcPr>
           <w:p>
             <w:pPr>
@@ -3835,11 +4186,12 @@
             <w:tcBorders>
               <w:top w:val="nil"/>
               <w:left w:val="nil"/>
-              <w:bottom w:val="single" w:color="auto" w:sz="4" w:space="0"/>
-              <w:right w:val="single" w:color="auto" w:sz="4" w:space="0"/>
-            </w:tcBorders>
-            <w:noWrap/>
-            <w:vAlign w:val="center"/>
+              <w:bottom w:val="single" w:sz="4" w:space="0" w:color="auto"/>
+              <w:right w:val="single" w:sz="4" w:space="0" w:color="auto"/>
+            </w:tcBorders>
+            <w:noWrap/>
+            <w:vAlign w:val="center"/>
+            <w:hideMark/>
           </w:tcPr>
           <w:p>
             <w:pPr>
@@ -3870,8 +4222,8 @@
             <w:tcBorders>
               <w:top w:val="nil"/>
               <w:left w:val="nil"/>
-              <w:bottom w:val="single" w:color="auto" w:sz="4" w:space="0"/>
-              <w:right w:val="single" w:color="auto" w:sz="4" w:space="0"/>
+              <w:bottom w:val="single" w:sz="4" w:space="0" w:color="auto"/>
+              <w:right w:val="single" w:sz="4" w:space="0" w:color="auto"/>
             </w:tcBorders>
             <w:noWrap/>
             <w:vAlign w:val="center"/>
@@ -3896,8 +4248,8 @@
             <w:tcBorders>
               <w:top w:val="nil"/>
               <w:left w:val="nil"/>
-              <w:bottom w:val="single" w:color="auto" w:sz="4" w:space="0"/>
-              <w:right w:val="single" w:color="auto" w:sz="4" w:space="0"/>
+              <w:bottom w:val="single" w:sz="4" w:space="0" w:color="auto"/>
+              <w:right w:val="single" w:sz="4" w:space="0" w:color="auto"/>
             </w:tcBorders>
             <w:noWrap/>
             <w:vAlign w:val="center"/>
@@ -3921,8 +4273,8 @@
             <w:tcBorders>
               <w:top w:val="nil"/>
               <w:left w:val="nil"/>
-              <w:bottom w:val="single" w:color="auto" w:sz="4" w:space="0"/>
-              <w:right w:val="single" w:color="auto" w:sz="4" w:space="0"/>
+              <w:bottom w:val="single" w:sz="4" w:space="0" w:color="auto"/>
+              <w:right w:val="single" w:sz="4" w:space="0" w:color="auto"/>
             </w:tcBorders>
             <w:noWrap/>
             <w:vAlign w:val="center"/>
@@ -3947,7 +4299,7 @@
           <w:gridAfter w:val="2"/>
           <w:wBefore w:w="153" w:type="dxa"/>
           <w:wAfter w:w="622" w:type="dxa"/>
-          <w:trHeight w:val="300" w:hRule="atLeast"/>
+          <w:trHeight w:val="300"/>
         </w:trPr>
         <w:tc>
           <w:tcPr>
@@ -3955,12 +4307,13 @@
             <w:gridSpan w:val="2"/>
             <w:tcBorders>
               <w:top w:val="nil"/>
-              <w:left w:val="single" w:color="auto" w:sz="4" w:space="0"/>
-              <w:bottom w:val="single" w:color="auto" w:sz="4" w:space="0"/>
-              <w:right w:val="single" w:color="auto" w:sz="4" w:space="0"/>
-            </w:tcBorders>
-            <w:noWrap/>
-            <w:vAlign w:val="center"/>
+              <w:left w:val="single" w:sz="4" w:space="0" w:color="auto"/>
+              <w:bottom w:val="single" w:sz="4" w:space="0" w:color="auto"/>
+              <w:right w:val="single" w:sz="4" w:space="0" w:color="auto"/>
+            </w:tcBorders>
+            <w:noWrap/>
+            <w:vAlign w:val="center"/>
+            <w:hideMark/>
           </w:tcPr>
           <w:p>
             <w:pPr>
@@ -3992,11 +4345,12 @@
             <w:tcBorders>
               <w:top w:val="nil"/>
               <w:left w:val="nil"/>
-              <w:bottom w:val="single" w:color="auto" w:sz="4" w:space="0"/>
-              <w:right w:val="single" w:color="auto" w:sz="4" w:space="0"/>
-            </w:tcBorders>
-            <w:noWrap/>
-            <w:vAlign w:val="center"/>
+              <w:bottom w:val="single" w:sz="4" w:space="0" w:color="auto"/>
+              <w:right w:val="single" w:sz="4" w:space="0" w:color="auto"/>
+            </w:tcBorders>
+            <w:noWrap/>
+            <w:vAlign w:val="center"/>
+            <w:hideMark/>
           </w:tcPr>
           <w:p>
             <w:pPr>
@@ -4023,11 +4377,12 @@
             <w:tcBorders>
               <w:top w:val="nil"/>
               <w:left w:val="nil"/>
-              <w:bottom w:val="single" w:color="auto" w:sz="4" w:space="0"/>
-              <w:right w:val="single" w:color="auto" w:sz="4" w:space="0"/>
-            </w:tcBorders>
-            <w:noWrap/>
-            <w:vAlign w:val="center"/>
+              <w:bottom w:val="single" w:sz="4" w:space="0" w:color="auto"/>
+              <w:right w:val="single" w:sz="4" w:space="0" w:color="auto"/>
+            </w:tcBorders>
+            <w:noWrap/>
+            <w:vAlign w:val="center"/>
+            <w:hideMark/>
           </w:tcPr>
           <w:p>
             <w:pPr>
@@ -4058,8 +4413,8 @@
             <w:tcBorders>
               <w:top w:val="nil"/>
               <w:left w:val="nil"/>
-              <w:bottom w:val="single" w:color="auto" w:sz="4" w:space="0"/>
-              <w:right w:val="single" w:color="auto" w:sz="4" w:space="0"/>
+              <w:bottom w:val="single" w:sz="4" w:space="0" w:color="auto"/>
+              <w:right w:val="single" w:sz="4" w:space="0" w:color="auto"/>
             </w:tcBorders>
             <w:noWrap/>
             <w:vAlign w:val="center"/>
@@ -4075,8 +4430,8 @@
             <w:tcBorders>
               <w:top w:val="nil"/>
               <w:left w:val="nil"/>
-              <w:bottom w:val="single" w:color="auto" w:sz="4" w:space="0"/>
-              <w:right w:val="single" w:color="auto" w:sz="4" w:space="0"/>
+              <w:bottom w:val="single" w:sz="4" w:space="0" w:color="auto"/>
+              <w:right w:val="single" w:sz="4" w:space="0" w:color="auto"/>
             </w:tcBorders>
             <w:noWrap/>
             <w:vAlign w:val="center"/>
@@ -4091,8 +4446,8 @@
             <w:tcBorders>
               <w:top w:val="nil"/>
               <w:left w:val="nil"/>
-              <w:bottom w:val="single" w:color="auto" w:sz="4" w:space="0"/>
-              <w:right w:val="single" w:color="auto" w:sz="4" w:space="0"/>
+              <w:bottom w:val="single" w:sz="4" w:space="0" w:color="auto"/>
+              <w:right w:val="single" w:sz="4" w:space="0" w:color="auto"/>
             </w:tcBorders>
             <w:noWrap/>
             <w:vAlign w:val="center"/>
@@ -4108,7 +4463,7 @@
           <w:gridAfter w:val="2"/>
           <w:wBefore w:w="153" w:type="dxa"/>
           <w:wAfter w:w="622" w:type="dxa"/>
-          <w:trHeight w:val="600" w:hRule="atLeast"/>
+          <w:trHeight w:val="600"/>
         </w:trPr>
         <w:tc>
           <w:tcPr>
@@ -4116,12 +4471,12 @@
             <w:gridSpan w:val="2"/>
             <w:tcBorders>
               <w:top w:val="nil"/>
-              <w:left w:val="single" w:color="auto" w:sz="4" w:space="0"/>
-              <w:bottom w:val="single" w:color="auto" w:sz="4" w:space="0"/>
-              <w:right w:val="single" w:color="auto" w:sz="4" w:space="0"/>
-            </w:tcBorders>
-            <w:noWrap w:val="0"/>
-            <w:vAlign w:val="center"/>
+              <w:left w:val="single" w:sz="4" w:space="0" w:color="auto"/>
+              <w:bottom w:val="single" w:sz="4" w:space="0" w:color="auto"/>
+              <w:right w:val="single" w:sz="4" w:space="0" w:color="auto"/>
+            </w:tcBorders>
+            <w:vAlign w:val="center"/>
+            <w:hideMark/>
           </w:tcPr>
           <w:p>
             <w:pPr>
@@ -4149,11 +4504,12 @@
             <w:tcBorders>
               <w:top w:val="nil"/>
               <w:left w:val="nil"/>
-              <w:bottom w:val="single" w:color="auto" w:sz="4" w:space="0"/>
-              <w:right w:val="single" w:color="auto" w:sz="4" w:space="0"/>
-            </w:tcBorders>
-            <w:noWrap/>
-            <w:vAlign w:val="center"/>
+              <w:bottom w:val="single" w:sz="4" w:space="0" w:color="auto"/>
+              <w:right w:val="single" w:sz="4" w:space="0" w:color="auto"/>
+            </w:tcBorders>
+            <w:noWrap/>
+            <w:vAlign w:val="center"/>
+            <w:hideMark/>
           </w:tcPr>
           <w:p>
             <w:pPr>
@@ -4180,11 +4536,12 @@
             <w:tcBorders>
               <w:top w:val="nil"/>
               <w:left w:val="nil"/>
-              <w:bottom w:val="single" w:color="auto" w:sz="4" w:space="0"/>
-              <w:right w:val="single" w:color="auto" w:sz="4" w:space="0"/>
-            </w:tcBorders>
-            <w:noWrap/>
-            <w:vAlign w:val="center"/>
+              <w:bottom w:val="single" w:sz="4" w:space="0" w:color="auto"/>
+              <w:right w:val="single" w:sz="4" w:space="0" w:color="auto"/>
+            </w:tcBorders>
+            <w:noWrap/>
+            <w:vAlign w:val="center"/>
+            <w:hideMark/>
           </w:tcPr>
           <w:p>
             <w:pPr>
@@ -4215,8 +4572,8 @@
             <w:tcBorders>
               <w:top w:val="nil"/>
               <w:left w:val="nil"/>
-              <w:bottom w:val="single" w:color="auto" w:sz="4" w:space="0"/>
-              <w:right w:val="single" w:color="auto" w:sz="4" w:space="0"/>
+              <w:bottom w:val="single" w:sz="4" w:space="0" w:color="auto"/>
+              <w:right w:val="single" w:sz="4" w:space="0" w:color="auto"/>
             </w:tcBorders>
             <w:noWrap/>
             <w:vAlign w:val="center"/>
@@ -4232,8 +4589,8 @@
             <w:tcBorders>
               <w:top w:val="nil"/>
               <w:left w:val="nil"/>
-              <w:bottom w:val="single" w:color="auto" w:sz="4" w:space="0"/>
-              <w:right w:val="single" w:color="auto" w:sz="4" w:space="0"/>
+              <w:bottom w:val="single" w:sz="4" w:space="0" w:color="auto"/>
+              <w:right w:val="single" w:sz="4" w:space="0" w:color="auto"/>
             </w:tcBorders>
             <w:noWrap/>
             <w:vAlign w:val="center"/>
@@ -4248,8 +4605,8 @@
             <w:tcBorders>
               <w:top w:val="nil"/>
               <w:left w:val="nil"/>
-              <w:bottom w:val="single" w:color="auto" w:sz="4" w:space="0"/>
-              <w:right w:val="single" w:color="auto" w:sz="4" w:space="0"/>
+              <w:bottom w:val="single" w:sz="4" w:space="0" w:color="auto"/>
+              <w:right w:val="single" w:sz="4" w:space="0" w:color="auto"/>
             </w:tcBorders>
             <w:noWrap/>
             <w:vAlign w:val="center"/>
@@ -4265,7 +4622,7 @@
           <w:gridAfter w:val="2"/>
           <w:wBefore w:w="153" w:type="dxa"/>
           <w:wAfter w:w="622" w:type="dxa"/>
-          <w:trHeight w:val="1230" w:hRule="atLeast"/>
+          <w:trHeight w:val="1230"/>
         </w:trPr>
         <w:tc>
           <w:tcPr>
@@ -4273,13 +4630,14 @@
             <w:gridSpan w:val="2"/>
             <w:vMerge w:val="restart"/>
             <w:tcBorders>
-              <w:top w:val="single" w:color="auto" w:sz="4" w:space="0"/>
-              <w:left w:val="single" w:color="auto" w:sz="4" w:space="0"/>
-              <w:bottom w:val="single" w:color="auto" w:sz="4" w:space="0"/>
-              <w:right w:val="single" w:color="auto" w:sz="4" w:space="0"/>
-            </w:tcBorders>
-            <w:noWrap/>
-            <w:vAlign w:val="center"/>
+              <w:top w:val="single" w:sz="4" w:space="0" w:color="auto"/>
+              <w:left w:val="single" w:sz="4" w:space="0" w:color="auto"/>
+              <w:bottom w:val="single" w:sz="4" w:space="0" w:color="auto"/>
+              <w:right w:val="single" w:sz="4" w:space="0" w:color="auto"/>
+            </w:tcBorders>
+            <w:noWrap/>
+            <w:vAlign w:val="center"/>
+            <w:hideMark/>
           </w:tcPr>
           <w:p>
             <w:pPr>
@@ -4305,13 +4663,13 @@
             <w:tcW w:w="5447" w:type="dxa"/>
             <w:gridSpan w:val="4"/>
             <w:tcBorders>
-              <w:top w:val="single" w:color="auto" w:sz="4" w:space="0"/>
-              <w:left w:val="single" w:color="auto" w:sz="4" w:space="0"/>
-              <w:bottom w:val="single" w:color="auto" w:sz="4" w:space="0"/>
-              <w:right w:val="single" w:color="auto" w:sz="4" w:space="0"/>
-            </w:tcBorders>
-            <w:noWrap w:val="0"/>
-            <w:vAlign w:val="center"/>
+              <w:top w:val="single" w:sz="4" w:space="0" w:color="auto"/>
+              <w:left w:val="single" w:sz="4" w:space="0" w:color="auto"/>
+              <w:bottom w:val="single" w:sz="4" w:space="0" w:color="auto"/>
+              <w:right w:val="single" w:sz="4" w:space="0" w:color="auto"/>
+            </w:tcBorders>
+            <w:vAlign w:val="center"/>
+            <w:hideMark/>
           </w:tcPr>
           <w:p>
             <w:pPr>
@@ -4336,13 +4694,13 @@
           <w:tcPr>
             <w:tcW w:w="990" w:type="dxa"/>
             <w:tcBorders>
-              <w:top w:val="single" w:color="auto" w:sz="4" w:space="0"/>
-              <w:left w:val="single" w:color="auto" w:sz="4" w:space="0"/>
-              <w:bottom w:val="single" w:color="auto" w:sz="4" w:space="0"/>
-              <w:right w:val="single" w:color="auto" w:sz="4" w:space="0"/>
-            </w:tcBorders>
-            <w:noWrap w:val="0"/>
-            <w:vAlign w:val="center"/>
+              <w:top w:val="single" w:sz="4" w:space="0" w:color="auto"/>
+              <w:left w:val="single" w:sz="4" w:space="0" w:color="auto"/>
+              <w:bottom w:val="single" w:sz="4" w:space="0" w:color="auto"/>
+              <w:right w:val="single" w:sz="4" w:space="0" w:color="auto"/>
+            </w:tcBorders>
+            <w:vAlign w:val="center"/>
+            <w:hideMark/>
           </w:tcPr>
           <w:p>
             <w:pPr>
@@ -4367,12 +4725,11 @@
           <w:tcPr>
             <w:tcW w:w="990" w:type="dxa"/>
             <w:tcBorders>
-              <w:top w:val="single" w:color="auto" w:sz="4" w:space="0"/>
-              <w:left w:val="single" w:color="auto" w:sz="4" w:space="0"/>
-              <w:bottom w:val="single" w:color="auto" w:sz="4" w:space="0"/>
-              <w:right w:val="single" w:color="auto" w:sz="4" w:space="0"/>
-            </w:tcBorders>
-            <w:noWrap w:val="0"/>
+              <w:top w:val="single" w:sz="4" w:space="0" w:color="auto"/>
+              <w:left w:val="single" w:sz="4" w:space="0" w:color="auto"/>
+              <w:bottom w:val="single" w:sz="4" w:space="0" w:color="auto"/>
+              <w:right w:val="single" w:sz="4" w:space="0" w:color="auto"/>
+            </w:tcBorders>
             <w:vAlign w:val="center"/>
           </w:tcPr>
           <w:p>
@@ -4384,12 +4741,11 @@
             <w:tcW w:w="906" w:type="dxa"/>
             <w:gridSpan w:val="3"/>
             <w:tcBorders>
-              <w:top w:val="single" w:color="auto" w:sz="4" w:space="0"/>
-              <w:left w:val="single" w:color="auto" w:sz="4" w:space="0"/>
-              <w:bottom w:val="single" w:color="auto" w:sz="4" w:space="0"/>
-              <w:right w:val="single" w:color="auto" w:sz="4" w:space="0"/>
-            </w:tcBorders>
-            <w:noWrap w:val="0"/>
+              <w:top w:val="single" w:sz="4" w:space="0" w:color="auto"/>
+              <w:left w:val="single" w:sz="4" w:space="0" w:color="auto"/>
+              <w:bottom w:val="single" w:sz="4" w:space="0" w:color="auto"/>
+              <w:right w:val="single" w:sz="4" w:space="0" w:color="auto"/>
+            </w:tcBorders>
             <w:vAlign w:val="center"/>
           </w:tcPr>
           <w:p>
@@ -4400,12 +4756,11 @@
           <w:tcPr>
             <w:tcW w:w="847" w:type="dxa"/>
             <w:tcBorders>
-              <w:top w:val="single" w:color="auto" w:sz="4" w:space="0"/>
-              <w:left w:val="single" w:color="auto" w:sz="4" w:space="0"/>
-              <w:bottom w:val="single" w:color="auto" w:sz="4" w:space="0"/>
-              <w:right w:val="single" w:color="auto" w:sz="4" w:space="0"/>
-            </w:tcBorders>
-            <w:noWrap w:val="0"/>
+              <w:top w:val="single" w:sz="4" w:space="0" w:color="auto"/>
+              <w:left w:val="single" w:sz="4" w:space="0" w:color="auto"/>
+              <w:bottom w:val="single" w:sz="4" w:space="0" w:color="auto"/>
+              <w:right w:val="single" w:sz="4" w:space="0" w:color="auto"/>
+            </w:tcBorders>
             <w:vAlign w:val="center"/>
           </w:tcPr>
           <w:p>
@@ -4419,21 +4774,21 @@
           <w:gridAfter w:val="2"/>
           <w:wBefore w:w="153" w:type="dxa"/>
           <w:wAfter w:w="622" w:type="dxa"/>
-          <w:trHeight w:val="600" w:hRule="atLeast"/>
+          <w:trHeight w:val="600"/>
         </w:trPr>
         <w:tc>
           <w:tcPr>
             <w:tcW w:w="567" w:type="dxa"/>
             <w:gridSpan w:val="2"/>
-            <w:vMerge w:val="continue"/>
-            <w:tcBorders>
-              <w:top w:val="single" w:color="auto" w:sz="4" w:space="0"/>
-              <w:left w:val="single" w:color="auto" w:sz="4" w:space="0"/>
-              <w:bottom w:val="single" w:color="auto" w:sz="4" w:space="0"/>
-              <w:right w:val="single" w:color="auto" w:sz="4" w:space="0"/>
-            </w:tcBorders>
-            <w:noWrap w:val="0"/>
-            <w:vAlign w:val="center"/>
+            <w:vMerge/>
+            <w:tcBorders>
+              <w:top w:val="single" w:sz="4" w:space="0" w:color="auto"/>
+              <w:left w:val="single" w:sz="4" w:space="0" w:color="auto"/>
+              <w:bottom w:val="single" w:sz="4" w:space="0" w:color="auto"/>
+              <w:right w:val="single" w:sz="4" w:space="0" w:color="auto"/>
+            </w:tcBorders>
+            <w:vAlign w:val="center"/>
+            <w:hideMark/>
           </w:tcPr>
           <w:p>
             <w:pPr>
@@ -4450,13 +4805,13 @@
             <w:tcW w:w="5447" w:type="dxa"/>
             <w:gridSpan w:val="4"/>
             <w:tcBorders>
-              <w:top w:val="single" w:color="auto" w:sz="4" w:space="0"/>
-              <w:left w:val="nil"/>
-              <w:bottom w:val="single" w:color="auto" w:sz="4" w:space="0"/>
-              <w:right w:val="single" w:color="auto" w:sz="4" w:space="0"/>
-            </w:tcBorders>
-            <w:noWrap w:val="0"/>
-            <w:vAlign w:val="center"/>
+              <w:top w:val="single" w:sz="4" w:space="0" w:color="auto"/>
+              <w:left w:val="nil"/>
+              <w:bottom w:val="single" w:sz="4" w:space="0" w:color="auto"/>
+              <w:right w:val="single" w:sz="4" w:space="0" w:color="auto"/>
+            </w:tcBorders>
+            <w:vAlign w:val="center"/>
+            <w:hideMark/>
           </w:tcPr>
           <w:p>
             <w:pPr>
@@ -4481,13 +4836,13 @@
           <w:tcPr>
             <w:tcW w:w="990" w:type="dxa"/>
             <w:tcBorders>
-              <w:top w:val="single" w:color="auto" w:sz="4" w:space="0"/>
-              <w:left w:val="nil"/>
-              <w:bottom w:val="single" w:color="auto" w:sz="4" w:space="0"/>
-              <w:right w:val="single" w:color="auto" w:sz="4" w:space="0"/>
-            </w:tcBorders>
-            <w:noWrap w:val="0"/>
-            <w:vAlign w:val="center"/>
+              <w:top w:val="single" w:sz="4" w:space="0" w:color="auto"/>
+              <w:left w:val="nil"/>
+              <w:bottom w:val="single" w:sz="4" w:space="0" w:color="auto"/>
+              <w:right w:val="single" w:sz="4" w:space="0" w:color="auto"/>
+            </w:tcBorders>
+            <w:vAlign w:val="center"/>
+            <w:hideMark/>
           </w:tcPr>
           <w:p>
             <w:pPr>
@@ -4512,12 +4867,11 @@
           <w:tcPr>
             <w:tcW w:w="990" w:type="dxa"/>
             <w:tcBorders>
-              <w:top w:val="single" w:color="auto" w:sz="4" w:space="0"/>
-              <w:left w:val="nil"/>
-              <w:bottom w:val="single" w:color="auto" w:sz="4" w:space="0"/>
-              <w:right w:val="single" w:color="auto" w:sz="4" w:space="0"/>
-            </w:tcBorders>
-            <w:noWrap w:val="0"/>
+              <w:top w:val="single" w:sz="4" w:space="0" w:color="auto"/>
+              <w:left w:val="nil"/>
+              <w:bottom w:val="single" w:sz="4" w:space="0" w:color="auto"/>
+              <w:right w:val="single" w:sz="4" w:space="0" w:color="auto"/>
+            </w:tcBorders>
             <w:vAlign w:val="center"/>
           </w:tcPr>
           <w:p>
@@ -4529,12 +4883,11 @@
             <w:tcW w:w="906" w:type="dxa"/>
             <w:gridSpan w:val="3"/>
             <w:tcBorders>
-              <w:top w:val="single" w:color="auto" w:sz="4" w:space="0"/>
-              <w:left w:val="nil"/>
-              <w:bottom w:val="single" w:color="auto" w:sz="4" w:space="0"/>
-              <w:right w:val="single" w:color="auto" w:sz="4" w:space="0"/>
-            </w:tcBorders>
-            <w:noWrap w:val="0"/>
+              <w:top w:val="single" w:sz="4" w:space="0" w:color="auto"/>
+              <w:left w:val="nil"/>
+              <w:bottom w:val="single" w:sz="4" w:space="0" w:color="auto"/>
+              <w:right w:val="single" w:sz="4" w:space="0" w:color="auto"/>
+            </w:tcBorders>
             <w:vAlign w:val="center"/>
           </w:tcPr>
           <w:p>
@@ -4545,12 +4898,11 @@
           <w:tcPr>
             <w:tcW w:w="847" w:type="dxa"/>
             <w:tcBorders>
-              <w:top w:val="single" w:color="auto" w:sz="4" w:space="0"/>
-              <w:left w:val="nil"/>
-              <w:bottom w:val="single" w:color="auto" w:sz="4" w:space="0"/>
-              <w:right w:val="single" w:color="auto" w:sz="4" w:space="0"/>
-            </w:tcBorders>
-            <w:noWrap w:val="0"/>
+              <w:top w:val="single" w:sz="4" w:space="0" w:color="auto"/>
+              <w:left w:val="nil"/>
+              <w:bottom w:val="single" w:sz="4" w:space="0" w:color="auto"/>
+              <w:right w:val="single" w:sz="4" w:space="0" w:color="auto"/>
+            </w:tcBorders>
             <w:vAlign w:val="center"/>
           </w:tcPr>
           <w:p>
@@ -4564,7 +4916,7 @@
           <w:gridAfter w:val="2"/>
           <w:wBefore w:w="153" w:type="dxa"/>
           <w:wAfter w:w="622" w:type="dxa"/>
-          <w:trHeight w:val="1132" w:hRule="atLeast"/>
+          <w:trHeight w:val="1132"/>
         </w:trPr>
         <w:tc>
           <w:tcPr>
@@ -4573,12 +4925,13 @@
             <w:vMerge w:val="restart"/>
             <w:tcBorders>
               <w:top w:val="nil"/>
-              <w:left w:val="single" w:color="auto" w:sz="4" w:space="0"/>
-              <w:bottom w:val="single" w:color="auto" w:sz="4" w:space="0"/>
-              <w:right w:val="single" w:color="auto" w:sz="4" w:space="0"/>
-            </w:tcBorders>
-            <w:noWrap/>
-            <w:vAlign w:val="center"/>
+              <w:left w:val="single" w:sz="4" w:space="0" w:color="auto"/>
+              <w:bottom w:val="single" w:sz="4" w:space="0" w:color="auto"/>
+              <w:right w:val="single" w:sz="4" w:space="0" w:color="auto"/>
+            </w:tcBorders>
+            <w:noWrap/>
+            <w:vAlign w:val="center"/>
+            <w:hideMark/>
           </w:tcPr>
           <w:p>
             <w:pPr>
@@ -4606,11 +4959,11 @@
             <w:tcBorders>
               <w:top w:val="nil"/>
               <w:left w:val="nil"/>
-              <w:bottom w:val="single" w:color="auto" w:sz="4" w:space="0"/>
-              <w:right w:val="single" w:color="auto" w:sz="4" w:space="0"/>
-            </w:tcBorders>
-            <w:noWrap w:val="0"/>
-            <w:vAlign w:val="center"/>
+              <w:bottom w:val="single" w:sz="4" w:space="0" w:color="auto"/>
+              <w:right w:val="single" w:sz="4" w:space="0" w:color="auto"/>
+            </w:tcBorders>
+            <w:vAlign w:val="center"/>
+            <w:hideMark/>
           </w:tcPr>
           <w:p>
             <w:pPr>
@@ -4637,11 +4990,11 @@
             <w:tcBorders>
               <w:top w:val="nil"/>
               <w:left w:val="nil"/>
-              <w:bottom w:val="single" w:color="auto" w:sz="4" w:space="0"/>
-              <w:right w:val="single" w:color="auto" w:sz="4" w:space="0"/>
-            </w:tcBorders>
-            <w:noWrap w:val="0"/>
-            <w:vAlign w:val="center"/>
+              <w:bottom w:val="single" w:sz="4" w:space="0" w:color="auto"/>
+              <w:right w:val="single" w:sz="4" w:space="0" w:color="auto"/>
+            </w:tcBorders>
+            <w:vAlign w:val="center"/>
+            <w:hideMark/>
           </w:tcPr>
           <w:p>
             <w:pPr>
@@ -4668,10 +5021,9 @@
             <w:tcBorders>
               <w:top w:val="nil"/>
               <w:left w:val="nil"/>
-              <w:bottom w:val="single" w:color="auto" w:sz="4" w:space="0"/>
-              <w:right w:val="single" w:color="auto" w:sz="4" w:space="0"/>
-            </w:tcBorders>
-            <w:noWrap w:val="0"/>
+              <w:bottom w:val="single" w:sz="4" w:space="0" w:color="auto"/>
+              <w:right w:val="single" w:sz="4" w:space="0" w:color="auto"/>
+            </w:tcBorders>
             <w:vAlign w:val="center"/>
           </w:tcPr>
           <w:p>
@@ -4685,10 +5037,9 @@
             <w:tcBorders>
               <w:top w:val="nil"/>
               <w:left w:val="nil"/>
-              <w:bottom w:val="single" w:color="auto" w:sz="4" w:space="0"/>
-              <w:right w:val="single" w:color="auto" w:sz="4" w:space="0"/>
-            </w:tcBorders>
-            <w:noWrap w:val="0"/>
+              <w:bottom w:val="single" w:sz="4" w:space="0" w:color="auto"/>
+              <w:right w:val="single" w:sz="4" w:space="0" w:color="auto"/>
+            </w:tcBorders>
             <w:vAlign w:val="center"/>
           </w:tcPr>
           <w:p>
@@ -4701,10 +5052,9 @@
             <w:tcBorders>
               <w:top w:val="nil"/>
               <w:left w:val="nil"/>
-              <w:bottom w:val="single" w:color="auto" w:sz="4" w:space="0"/>
-              <w:right w:val="single" w:color="auto" w:sz="4" w:space="0"/>
-            </w:tcBorders>
-            <w:noWrap w:val="0"/>
+              <w:bottom w:val="single" w:sz="4" w:space="0" w:color="auto"/>
+              <w:right w:val="single" w:sz="4" w:space="0" w:color="auto"/>
+            </w:tcBorders>
             <w:vAlign w:val="center"/>
           </w:tcPr>
           <w:p>
@@ -4718,21 +5068,21 @@
           <w:gridAfter w:val="2"/>
           <w:wBefore w:w="153" w:type="dxa"/>
           <w:wAfter w:w="622" w:type="dxa"/>
-          <w:trHeight w:val="405" w:hRule="atLeast"/>
+          <w:trHeight w:val="405"/>
         </w:trPr>
         <w:tc>
           <w:tcPr>
             <w:tcW w:w="567" w:type="dxa"/>
             <w:gridSpan w:val="2"/>
-            <w:vMerge w:val="continue"/>
-            <w:tcBorders>
-              <w:top w:val="nil"/>
-              <w:left w:val="single" w:color="auto" w:sz="4" w:space="0"/>
-              <w:bottom w:val="single" w:color="auto" w:sz="4" w:space="0"/>
-              <w:right w:val="single" w:color="auto" w:sz="4" w:space="0"/>
-            </w:tcBorders>
-            <w:noWrap w:val="0"/>
-            <w:vAlign w:val="center"/>
+            <w:vMerge/>
+            <w:tcBorders>
+              <w:top w:val="nil"/>
+              <w:left w:val="single" w:sz="4" w:space="0" w:color="auto"/>
+              <w:bottom w:val="single" w:sz="4" w:space="0" w:color="auto"/>
+              <w:right w:val="single" w:sz="4" w:space="0" w:color="auto"/>
+            </w:tcBorders>
+            <w:vAlign w:val="center"/>
+            <w:hideMark/>
           </w:tcPr>
           <w:p>
             <w:pPr>
@@ -4751,11 +5101,11 @@
             <w:tcBorders>
               <w:top w:val="nil"/>
               <w:left w:val="nil"/>
-              <w:bottom w:val="single" w:color="auto" w:sz="4" w:space="0"/>
-              <w:right w:val="single" w:color="auto" w:sz="4" w:space="0"/>
-            </w:tcBorders>
-            <w:noWrap w:val="0"/>
-            <w:vAlign w:val="center"/>
+              <w:bottom w:val="single" w:sz="4" w:space="0" w:color="auto"/>
+              <w:right w:val="single" w:sz="4" w:space="0" w:color="auto"/>
+            </w:tcBorders>
+            <w:vAlign w:val="center"/>
+            <w:hideMark/>
           </w:tcPr>
           <w:p>
             <w:pPr>
@@ -4782,11 +5132,11 @@
             <w:tcBorders>
               <w:top w:val="nil"/>
               <w:left w:val="nil"/>
-              <w:bottom w:val="single" w:color="auto" w:sz="4" w:space="0"/>
-              <w:right w:val="single" w:color="auto" w:sz="4" w:space="0"/>
-            </w:tcBorders>
-            <w:noWrap w:val="0"/>
-            <w:vAlign w:val="center"/>
+              <w:bottom w:val="single" w:sz="4" w:space="0" w:color="auto"/>
+              <w:right w:val="single" w:sz="4" w:space="0" w:color="auto"/>
+            </w:tcBorders>
+            <w:vAlign w:val="center"/>
+            <w:hideMark/>
           </w:tcPr>
           <w:p>
             <w:pPr>
@@ -4813,10 +5163,9 @@
             <w:tcBorders>
               <w:top w:val="nil"/>
               <w:left w:val="nil"/>
-              <w:bottom w:val="single" w:color="auto" w:sz="4" w:space="0"/>
-              <w:right w:val="single" w:color="auto" w:sz="4" w:space="0"/>
-            </w:tcBorders>
-            <w:noWrap w:val="0"/>
+              <w:bottom w:val="single" w:sz="4" w:space="0" w:color="auto"/>
+              <w:right w:val="single" w:sz="4" w:space="0" w:color="auto"/>
+            </w:tcBorders>
             <w:vAlign w:val="center"/>
           </w:tcPr>
           <w:p>
@@ -4830,10 +5179,9 @@
             <w:tcBorders>
               <w:top w:val="nil"/>
               <w:left w:val="nil"/>
-              <w:bottom w:val="single" w:color="auto" w:sz="4" w:space="0"/>
-              <w:right w:val="single" w:color="auto" w:sz="4" w:space="0"/>
-            </w:tcBorders>
-            <w:noWrap w:val="0"/>
+              <w:bottom w:val="single" w:sz="4" w:space="0" w:color="auto"/>
+              <w:right w:val="single" w:sz="4" w:space="0" w:color="auto"/>
+            </w:tcBorders>
             <w:vAlign w:val="center"/>
           </w:tcPr>
           <w:p>
@@ -4846,10 +5194,9 @@
             <w:tcBorders>
               <w:top w:val="nil"/>
               <w:left w:val="nil"/>
-              <w:bottom w:val="single" w:color="auto" w:sz="4" w:space="0"/>
-              <w:right w:val="single" w:color="auto" w:sz="4" w:space="0"/>
-            </w:tcBorders>
-            <w:noWrap w:val="0"/>
+              <w:bottom w:val="single" w:sz="4" w:space="0" w:color="auto"/>
+              <w:right w:val="single" w:sz="4" w:space="0" w:color="auto"/>
+            </w:tcBorders>
             <w:vAlign w:val="center"/>
           </w:tcPr>
           <w:p>
@@ -4863,7 +5210,7 @@
           <w:gridAfter w:val="2"/>
           <w:wBefore w:w="153" w:type="dxa"/>
           <w:wAfter w:w="622" w:type="dxa"/>
-          <w:trHeight w:val="300" w:hRule="atLeast"/>
+          <w:trHeight w:val="300"/>
         </w:trPr>
         <w:tc>
           <w:tcPr>
@@ -4871,12 +5218,13 @@
             <w:gridSpan w:val="2"/>
             <w:tcBorders>
               <w:top w:val="nil"/>
-              <w:left w:val="single" w:color="auto" w:sz="4" w:space="0"/>
-              <w:bottom w:val="single" w:color="auto" w:sz="4" w:space="0"/>
-              <w:right w:val="single" w:color="auto" w:sz="4" w:space="0"/>
-            </w:tcBorders>
-            <w:noWrap/>
-            <w:vAlign w:val="center"/>
+              <w:left w:val="single" w:sz="4" w:space="0" w:color="auto"/>
+              <w:bottom w:val="single" w:sz="4" w:space="0" w:color="auto"/>
+              <w:right w:val="single" w:sz="4" w:space="0" w:color="auto"/>
+            </w:tcBorders>
+            <w:noWrap/>
+            <w:vAlign w:val="center"/>
+            <w:hideMark/>
           </w:tcPr>
           <w:p>
             <w:pPr>
@@ -4904,11 +5252,11 @@
             <w:tcBorders>
               <w:top w:val="nil"/>
               <w:left w:val="nil"/>
-              <w:bottom w:val="single" w:color="auto" w:sz="4" w:space="0"/>
-              <w:right w:val="single" w:color="auto" w:sz="4" w:space="0"/>
-            </w:tcBorders>
-            <w:noWrap w:val="0"/>
-            <w:vAlign w:val="center"/>
+              <w:bottom w:val="single" w:sz="4" w:space="0" w:color="auto"/>
+              <w:right w:val="single" w:sz="4" w:space="0" w:color="auto"/>
+            </w:tcBorders>
+            <w:vAlign w:val="center"/>
+            <w:hideMark/>
           </w:tcPr>
           <w:p>
             <w:pPr>
@@ -4939,11 +5287,12 @@
             <w:tcBorders>
               <w:top w:val="nil"/>
               <w:left w:val="nil"/>
-              <w:bottom w:val="single" w:color="auto" w:sz="4" w:space="0"/>
-              <w:right w:val="single" w:color="auto" w:sz="4" w:space="0"/>
-            </w:tcBorders>
-            <w:noWrap/>
-            <w:vAlign w:val="center"/>
+              <w:bottom w:val="single" w:sz="4" w:space="0" w:color="auto"/>
+              <w:right w:val="single" w:sz="4" w:space="0" w:color="auto"/>
+            </w:tcBorders>
+            <w:noWrap/>
+            <w:vAlign w:val="center"/>
+            <w:hideMark/>
           </w:tcPr>
           <w:p>
             <w:pPr>
@@ -4974,8 +5323,8 @@
             <w:tcBorders>
               <w:top w:val="nil"/>
               <w:left w:val="nil"/>
-              <w:bottom w:val="single" w:color="auto" w:sz="4" w:space="0"/>
-              <w:right w:val="single" w:color="auto" w:sz="4" w:space="0"/>
+              <w:bottom w:val="single" w:sz="4" w:space="0" w:color="auto"/>
+              <w:right w:val="single" w:sz="4" w:space="0" w:color="auto"/>
             </w:tcBorders>
             <w:noWrap/>
             <w:vAlign w:val="center"/>
@@ -4996,8 +5345,8 @@
             <w:tcBorders>
               <w:top w:val="nil"/>
               <w:left w:val="nil"/>
-              <w:bottom w:val="single" w:color="auto" w:sz="4" w:space="0"/>
-              <w:right w:val="single" w:color="auto" w:sz="4" w:space="0"/>
+              <w:bottom w:val="single" w:sz="4" w:space="0" w:color="auto"/>
+              <w:right w:val="single" w:sz="4" w:space="0" w:color="auto"/>
             </w:tcBorders>
             <w:noWrap/>
             <w:vAlign w:val="center"/>
@@ -5017,8 +5366,8 @@
             <w:tcBorders>
               <w:top w:val="nil"/>
               <w:left w:val="nil"/>
-              <w:bottom w:val="single" w:color="auto" w:sz="4" w:space="0"/>
-              <w:right w:val="single" w:color="auto" w:sz="4" w:space="0"/>
+              <w:bottom w:val="single" w:sz="4" w:space="0" w:color="auto"/>
+              <w:right w:val="single" w:sz="4" w:space="0" w:color="auto"/>
             </w:tcBorders>
             <w:noWrap/>
             <w:vAlign w:val="center"/>
@@ -5039,20 +5388,20 @@
           <w:gridAfter w:val="2"/>
           <w:wBefore w:w="153" w:type="dxa"/>
           <w:wAfter w:w="622" w:type="dxa"/>
-          <w:trHeight w:val="676" w:hRule="atLeast"/>
+          <w:trHeight w:val="676"/>
         </w:trPr>
         <w:tc>
           <w:tcPr>
             <w:tcW w:w="9747" w:type="dxa"/>
             <w:gridSpan w:val="12"/>
             <w:tcBorders>
-              <w:top w:val="single" w:color="auto" w:sz="4" w:space="0"/>
-              <w:left w:val="single" w:color="auto" w:sz="4" w:space="0"/>
-              <w:bottom w:val="single" w:color="auto" w:sz="4" w:space="0"/>
-              <w:right w:val="single" w:color="auto" w:sz="4" w:space="0"/>
-            </w:tcBorders>
-            <w:noWrap w:val="0"/>
-            <w:vAlign w:val="center"/>
+              <w:top w:val="single" w:sz="4" w:space="0" w:color="auto"/>
+              <w:left w:val="single" w:sz="4" w:space="0" w:color="auto"/>
+              <w:bottom w:val="single" w:sz="4" w:space="0" w:color="auto"/>
+              <w:right w:val="single" w:sz="4" w:space="0" w:color="auto"/>
+            </w:tcBorders>
+            <w:vAlign w:val="center"/>
+            <w:hideMark/>
           </w:tcPr>
           <w:p>
             <w:pPr>
@@ -5077,7 +5426,33 @@
                 <w:sz w:val="23"/>
                 <w:szCs w:val="23"/>
               </w:rPr>
-              <w:t xml:space="preserve">Tiêu chí 3. Đánh giá về ý thức và kết quả tham gia hoạt động chính trị- xã hội, văn hóa, văn nghệ, thể thao, phòng chống tội phạm và  các tệ nạn xã hội </w:t>
+              <w:t xml:space="preserve">Tiêu chí 3. Đánh giá về ý thức và kết quả tham gia hoạt động chính trị- xã hội, văn hóa, văn nghệ, thể thao, phòng chống tội phạm </w:t>
+            </w:r>
+            <w:proofErr w:type="gramStart"/>
+            <w:r>
+              <w:rPr>
+                <w:b/>
+                <w:bCs/>
+                <w:i/>
+                <w:iCs/>
+                <w:color w:val="000000"/>
+                <w:sz w:val="23"/>
+                <w:szCs w:val="23"/>
+              </w:rPr>
+              <w:t>và  các</w:t>
+            </w:r>
+            <w:proofErr w:type="gramEnd"/>
+            <w:r>
+              <w:rPr>
+                <w:b/>
+                <w:bCs/>
+                <w:i/>
+                <w:iCs/>
+                <w:color w:val="000000"/>
+                <w:sz w:val="23"/>
+                <w:szCs w:val="23"/>
+              </w:rPr>
+              <w:t xml:space="preserve"> tệ nạn xã hội </w:t>
             </w:r>
           </w:p>
         </w:tc>
@@ -5088,7 +5463,7 @@
           <w:gridAfter w:val="2"/>
           <w:wBefore w:w="153" w:type="dxa"/>
           <w:wAfter w:w="622" w:type="dxa"/>
-          <w:trHeight w:val="1401" w:hRule="atLeast"/>
+          <w:trHeight w:val="1401"/>
         </w:trPr>
         <w:tc>
           <w:tcPr>
@@ -5096,12 +5471,12 @@
             <w:gridSpan w:val="2"/>
             <w:tcBorders>
               <w:top w:val="nil"/>
-              <w:left w:val="single" w:color="auto" w:sz="4" w:space="0"/>
-              <w:bottom w:val="single" w:color="auto" w:sz="4" w:space="0"/>
-              <w:right w:val="single" w:color="auto" w:sz="4" w:space="0"/>
-            </w:tcBorders>
-            <w:noWrap w:val="0"/>
-            <w:vAlign w:val="center"/>
+              <w:left w:val="single" w:sz="4" w:space="0" w:color="auto"/>
+              <w:bottom w:val="single" w:sz="4" w:space="0" w:color="auto"/>
+              <w:right w:val="single" w:sz="4" w:space="0" w:color="auto"/>
+            </w:tcBorders>
+            <w:vAlign w:val="center"/>
+            <w:hideMark/>
           </w:tcPr>
           <w:p>
             <w:pPr>
@@ -5129,11 +5504,11 @@
             <w:tcBorders>
               <w:top w:val="nil"/>
               <w:left w:val="nil"/>
-              <w:bottom w:val="single" w:color="auto" w:sz="4" w:space="0"/>
-              <w:right w:val="single" w:color="auto" w:sz="4" w:space="0"/>
-            </w:tcBorders>
-            <w:noWrap w:val="0"/>
-            <w:vAlign w:val="center"/>
+              <w:bottom w:val="single" w:sz="4" w:space="0" w:color="auto"/>
+              <w:right w:val="single" w:sz="4" w:space="0" w:color="auto"/>
+            </w:tcBorders>
+            <w:vAlign w:val="center"/>
+            <w:hideMark/>
           </w:tcPr>
           <w:p>
             <w:pPr>
@@ -5150,7 +5525,25 @@
                 <w:sz w:val="23"/>
                 <w:szCs w:val="23"/>
               </w:rPr>
-              <w:t>Tham gia đầy đủ các hoạt động chính trị, xã hội, các hoạt động văn hóa, văn nghệ, thể thao, phong trào tình nguyện, các buổi sinh hoạt chuyên đề do Học viện, lớp/chi đoàn, địa phương nơi cư trú  tổ chức  (2 điểm/1 hoạt động, tổng điểm không vượt quá 10 điểm)</w:t>
+              <w:t xml:space="preserve">Tham gia đầy đủ các hoạt động chính trị, xã hội, các hoạt động văn hóa, văn nghệ, thể thao, phong trào tình nguyện, các buổi sinh hoạt chuyên đề do Học viện, lớp/chi đoàn, địa phương nơi cư </w:t>
+            </w:r>
+            <w:proofErr w:type="gramStart"/>
+            <w:r>
+              <w:rPr>
+                <w:color w:val="000000"/>
+                <w:sz w:val="23"/>
+                <w:szCs w:val="23"/>
+              </w:rPr>
+              <w:t>trú  tổ</w:t>
+            </w:r>
+            <w:proofErr w:type="gramEnd"/>
+            <w:r>
+              <w:rPr>
+                <w:color w:val="000000"/>
+                <w:sz w:val="23"/>
+                <w:szCs w:val="23"/>
+              </w:rPr>
+              <w:t xml:space="preserve"> chức  (2 điểm/1 hoạt động, tổng điểm không vượt quá 10 điểm)</w:t>
             </w:r>
           </w:p>
         </w:tc>
@@ -5160,11 +5553,11 @@
             <w:tcBorders>
               <w:top w:val="nil"/>
               <w:left w:val="nil"/>
-              <w:bottom w:val="single" w:color="auto" w:sz="4" w:space="0"/>
-              <w:right w:val="single" w:color="auto" w:sz="4" w:space="0"/>
-            </w:tcBorders>
-            <w:noWrap w:val="0"/>
-            <w:vAlign w:val="center"/>
+              <w:bottom w:val="single" w:sz="4" w:space="0" w:color="auto"/>
+              <w:right w:val="single" w:sz="4" w:space="0" w:color="auto"/>
+            </w:tcBorders>
+            <w:vAlign w:val="center"/>
+            <w:hideMark/>
           </w:tcPr>
           <w:p>
             <w:pPr>
@@ -5191,10 +5584,9 @@
             <w:tcBorders>
               <w:top w:val="nil"/>
               <w:left w:val="nil"/>
-              <w:bottom w:val="single" w:color="auto" w:sz="4" w:space="0"/>
-              <w:right w:val="single" w:color="auto" w:sz="4" w:space="0"/>
-            </w:tcBorders>
-            <w:noWrap w:val="0"/>
+              <w:bottom w:val="single" w:sz="4" w:space="0" w:color="auto"/>
+              <w:right w:val="single" w:sz="4" w:space="0" w:color="auto"/>
+            </w:tcBorders>
             <w:vAlign w:val="center"/>
           </w:tcPr>
           <w:p>
@@ -5208,10 +5600,9 @@
             <w:tcBorders>
               <w:top w:val="nil"/>
               <w:left w:val="nil"/>
-              <w:bottom w:val="single" w:color="auto" w:sz="4" w:space="0"/>
-              <w:right w:val="single" w:color="auto" w:sz="4" w:space="0"/>
-            </w:tcBorders>
-            <w:noWrap w:val="0"/>
+              <w:bottom w:val="single" w:sz="4" w:space="0" w:color="auto"/>
+              <w:right w:val="single" w:sz="4" w:space="0" w:color="auto"/>
+            </w:tcBorders>
             <w:vAlign w:val="center"/>
           </w:tcPr>
           <w:p>
@@ -5225,10 +5616,9 @@
             <w:tcBorders>
               <w:top w:val="nil"/>
               <w:left w:val="nil"/>
-              <w:bottom w:val="single" w:color="auto" w:sz="4" w:space="0"/>
-              <w:right w:val="single" w:color="auto" w:sz="4" w:space="0"/>
-            </w:tcBorders>
-            <w:noWrap w:val="0"/>
+              <w:bottom w:val="single" w:sz="4" w:space="0" w:color="auto"/>
+              <w:right w:val="single" w:sz="4" w:space="0" w:color="auto"/>
+            </w:tcBorders>
             <w:vAlign w:val="center"/>
           </w:tcPr>
           <w:p>
@@ -5242,7 +5632,7 @@
           <w:gridAfter w:val="2"/>
           <w:wBefore w:w="153" w:type="dxa"/>
           <w:wAfter w:w="622" w:type="dxa"/>
-          <w:trHeight w:val="1112" w:hRule="atLeast"/>
+          <w:trHeight w:val="1112"/>
         </w:trPr>
         <w:tc>
           <w:tcPr>
@@ -5250,12 +5640,12 @@
             <w:gridSpan w:val="2"/>
             <w:tcBorders>
               <w:top w:val="nil"/>
-              <w:left w:val="single" w:color="auto" w:sz="4" w:space="0"/>
-              <w:bottom w:val="single" w:color="auto" w:sz="4" w:space="0"/>
-              <w:right w:val="single" w:color="auto" w:sz="4" w:space="0"/>
-            </w:tcBorders>
-            <w:noWrap w:val="0"/>
-            <w:vAlign w:val="center"/>
+              <w:left w:val="single" w:sz="4" w:space="0" w:color="auto"/>
+              <w:bottom w:val="single" w:sz="4" w:space="0" w:color="auto"/>
+              <w:right w:val="single" w:sz="4" w:space="0" w:color="auto"/>
+            </w:tcBorders>
+            <w:vAlign w:val="center"/>
+            <w:hideMark/>
           </w:tcPr>
           <w:p>
             <w:pPr>
@@ -5283,11 +5673,11 @@
             <w:tcBorders>
               <w:top w:val="nil"/>
               <w:left w:val="nil"/>
-              <w:bottom w:val="single" w:color="auto" w:sz="4" w:space="0"/>
-              <w:right w:val="single" w:color="auto" w:sz="4" w:space="0"/>
-            </w:tcBorders>
-            <w:noWrap w:val="0"/>
-            <w:vAlign w:val="center"/>
+              <w:bottom w:val="single" w:sz="4" w:space="0" w:color="auto"/>
+              <w:right w:val="single" w:sz="4" w:space="0" w:color="auto"/>
+            </w:tcBorders>
+            <w:vAlign w:val="center"/>
+            <w:hideMark/>
           </w:tcPr>
           <w:p>
             <w:pPr>
@@ -5314,11 +5704,11 @@
             <w:tcBorders>
               <w:top w:val="nil"/>
               <w:left w:val="nil"/>
-              <w:bottom w:val="single" w:color="auto" w:sz="4" w:space="0"/>
-              <w:right w:val="single" w:color="auto" w:sz="4" w:space="0"/>
-            </w:tcBorders>
-            <w:noWrap w:val="0"/>
-            <w:vAlign w:val="center"/>
+              <w:bottom w:val="single" w:sz="4" w:space="0" w:color="auto"/>
+              <w:right w:val="single" w:sz="4" w:space="0" w:color="auto"/>
+            </w:tcBorders>
+            <w:vAlign w:val="center"/>
+            <w:hideMark/>
           </w:tcPr>
           <w:p>
             <w:pPr>
@@ -5345,10 +5735,9 @@
             <w:tcBorders>
               <w:top w:val="nil"/>
               <w:left w:val="nil"/>
-              <w:bottom w:val="single" w:color="auto" w:sz="4" w:space="0"/>
-              <w:right w:val="single" w:color="auto" w:sz="4" w:space="0"/>
-            </w:tcBorders>
-            <w:noWrap w:val="0"/>
+              <w:bottom w:val="single" w:sz="4" w:space="0" w:color="auto"/>
+              <w:right w:val="single" w:sz="4" w:space="0" w:color="auto"/>
+            </w:tcBorders>
             <w:vAlign w:val="center"/>
           </w:tcPr>
           <w:p>
@@ -5362,10 +5751,9 @@
             <w:tcBorders>
               <w:top w:val="nil"/>
               <w:left w:val="nil"/>
-              <w:bottom w:val="single" w:color="auto" w:sz="4" w:space="0"/>
-              <w:right w:val="single" w:color="auto" w:sz="4" w:space="0"/>
-            </w:tcBorders>
-            <w:noWrap w:val="0"/>
+              <w:bottom w:val="single" w:sz="4" w:space="0" w:color="auto"/>
+              <w:right w:val="single" w:sz="4" w:space="0" w:color="auto"/>
+            </w:tcBorders>
             <w:vAlign w:val="center"/>
           </w:tcPr>
           <w:p>
@@ -5379,10 +5767,9 @@
             <w:tcBorders>
               <w:top w:val="nil"/>
               <w:left w:val="nil"/>
-              <w:bottom w:val="single" w:color="auto" w:sz="4" w:space="0"/>
-              <w:right w:val="single" w:color="auto" w:sz="4" w:space="0"/>
-            </w:tcBorders>
-            <w:noWrap w:val="0"/>
+              <w:bottom w:val="single" w:sz="4" w:space="0" w:color="auto"/>
+              <w:right w:val="single" w:sz="4" w:space="0" w:color="auto"/>
+            </w:tcBorders>
             <w:vAlign w:val="center"/>
           </w:tcPr>
           <w:p>
@@ -5396,20 +5783,20 @@
           <w:gridAfter w:val="2"/>
           <w:wBefore w:w="153" w:type="dxa"/>
           <w:wAfter w:w="622" w:type="dxa"/>
-          <w:trHeight w:val="928" w:hRule="atLeast"/>
+          <w:trHeight w:val="928"/>
         </w:trPr>
         <w:tc>
           <w:tcPr>
             <w:tcW w:w="567" w:type="dxa"/>
             <w:gridSpan w:val="2"/>
             <w:tcBorders>
-              <w:top w:val="single" w:color="auto" w:sz="4" w:space="0"/>
-              <w:left w:val="single" w:color="auto" w:sz="4" w:space="0"/>
-              <w:bottom w:val="single" w:color="auto" w:sz="4" w:space="0"/>
-              <w:right w:val="single" w:color="auto" w:sz="4" w:space="0"/>
-            </w:tcBorders>
-            <w:noWrap w:val="0"/>
-            <w:vAlign w:val="center"/>
+              <w:top w:val="single" w:sz="4" w:space="0" w:color="auto"/>
+              <w:left w:val="single" w:sz="4" w:space="0" w:color="auto"/>
+              <w:bottom w:val="single" w:sz="4" w:space="0" w:color="auto"/>
+              <w:right w:val="single" w:sz="4" w:space="0" w:color="auto"/>
+            </w:tcBorders>
+            <w:vAlign w:val="center"/>
+            <w:hideMark/>
           </w:tcPr>
           <w:p>
             <w:pPr>
@@ -5435,13 +5822,13 @@
             <w:tcW w:w="5447" w:type="dxa"/>
             <w:gridSpan w:val="4"/>
             <w:tcBorders>
-              <w:top w:val="single" w:color="auto" w:sz="4" w:space="0"/>
-              <w:left w:val="single" w:color="auto" w:sz="4" w:space="0"/>
-              <w:bottom w:val="single" w:color="auto" w:sz="4" w:space="0"/>
-              <w:right w:val="single" w:color="auto" w:sz="4" w:space="0"/>
-            </w:tcBorders>
-            <w:noWrap w:val="0"/>
-            <w:vAlign w:val="center"/>
+              <w:top w:val="single" w:sz="4" w:space="0" w:color="auto"/>
+              <w:left w:val="single" w:sz="4" w:space="0" w:color="auto"/>
+              <w:bottom w:val="single" w:sz="4" w:space="0" w:color="auto"/>
+              <w:right w:val="single" w:sz="4" w:space="0" w:color="auto"/>
+            </w:tcBorders>
+            <w:vAlign w:val="center"/>
+            <w:hideMark/>
           </w:tcPr>
           <w:p>
             <w:pPr>
@@ -5466,13 +5853,13 @@
           <w:tcPr>
             <w:tcW w:w="990" w:type="dxa"/>
             <w:tcBorders>
-              <w:top w:val="single" w:color="auto" w:sz="4" w:space="0"/>
-              <w:left w:val="single" w:color="auto" w:sz="4" w:space="0"/>
-              <w:bottom w:val="single" w:color="auto" w:sz="4" w:space="0"/>
-              <w:right w:val="single" w:color="auto" w:sz="4" w:space="0"/>
-            </w:tcBorders>
-            <w:noWrap w:val="0"/>
-            <w:vAlign w:val="center"/>
+              <w:top w:val="single" w:sz="4" w:space="0" w:color="auto"/>
+              <w:left w:val="single" w:sz="4" w:space="0" w:color="auto"/>
+              <w:bottom w:val="single" w:sz="4" w:space="0" w:color="auto"/>
+              <w:right w:val="single" w:sz="4" w:space="0" w:color="auto"/>
+            </w:tcBorders>
+            <w:vAlign w:val="center"/>
+            <w:hideMark/>
           </w:tcPr>
           <w:p>
             <w:pPr>
@@ -5497,12 +5884,11 @@
           <w:tcPr>
             <w:tcW w:w="990" w:type="dxa"/>
             <w:tcBorders>
-              <w:top w:val="single" w:color="auto" w:sz="4" w:space="0"/>
-              <w:left w:val="single" w:color="auto" w:sz="4" w:space="0"/>
-              <w:bottom w:val="single" w:color="auto" w:sz="4" w:space="0"/>
-              <w:right w:val="single" w:color="auto" w:sz="4" w:space="0"/>
-            </w:tcBorders>
-            <w:noWrap w:val="0"/>
+              <w:top w:val="single" w:sz="4" w:space="0" w:color="auto"/>
+              <w:left w:val="single" w:sz="4" w:space="0" w:color="auto"/>
+              <w:bottom w:val="single" w:sz="4" w:space="0" w:color="auto"/>
+              <w:right w:val="single" w:sz="4" w:space="0" w:color="auto"/>
+            </w:tcBorders>
             <w:vAlign w:val="center"/>
           </w:tcPr>
           <w:p>
@@ -5514,12 +5900,11 @@
             <w:tcW w:w="900" w:type="dxa"/>
             <w:gridSpan w:val="2"/>
             <w:tcBorders>
-              <w:top w:val="single" w:color="auto" w:sz="4" w:space="0"/>
-              <w:left w:val="single" w:color="auto" w:sz="4" w:space="0"/>
-              <w:bottom w:val="single" w:color="auto" w:sz="4" w:space="0"/>
-              <w:right w:val="single" w:color="auto" w:sz="4" w:space="0"/>
-            </w:tcBorders>
-            <w:noWrap w:val="0"/>
+              <w:top w:val="single" w:sz="4" w:space="0" w:color="auto"/>
+              <w:left w:val="single" w:sz="4" w:space="0" w:color="auto"/>
+              <w:bottom w:val="single" w:sz="4" w:space="0" w:color="auto"/>
+              <w:right w:val="single" w:sz="4" w:space="0" w:color="auto"/>
+            </w:tcBorders>
             <w:vAlign w:val="center"/>
           </w:tcPr>
           <w:p>
@@ -5531,12 +5916,11 @@
             <w:tcW w:w="853" w:type="dxa"/>
             <w:gridSpan w:val="2"/>
             <w:tcBorders>
-              <w:top w:val="single" w:color="auto" w:sz="4" w:space="0"/>
-              <w:left w:val="single" w:color="auto" w:sz="4" w:space="0"/>
-              <w:bottom w:val="single" w:color="auto" w:sz="4" w:space="0"/>
-              <w:right w:val="single" w:color="auto" w:sz="4" w:space="0"/>
-            </w:tcBorders>
-            <w:noWrap w:val="0"/>
+              <w:top w:val="single" w:sz="4" w:space="0" w:color="auto"/>
+              <w:left w:val="single" w:sz="4" w:space="0" w:color="auto"/>
+              <w:bottom w:val="single" w:sz="4" w:space="0" w:color="auto"/>
+              <w:right w:val="single" w:sz="4" w:space="0" w:color="auto"/>
+            </w:tcBorders>
             <w:vAlign w:val="center"/>
           </w:tcPr>
           <w:p>
@@ -5550,20 +5934,20 @@
           <w:gridAfter w:val="2"/>
           <w:wBefore w:w="153" w:type="dxa"/>
           <w:wAfter w:w="622" w:type="dxa"/>
-          <w:trHeight w:val="560" w:hRule="atLeast"/>
+          <w:trHeight w:val="560"/>
         </w:trPr>
         <w:tc>
           <w:tcPr>
             <w:tcW w:w="567" w:type="dxa"/>
             <w:gridSpan w:val="2"/>
             <w:tcBorders>
-              <w:top w:val="single" w:color="auto" w:sz="4" w:space="0"/>
-              <w:left w:val="single" w:color="auto" w:sz="4" w:space="0"/>
-              <w:bottom w:val="single" w:color="auto" w:sz="4" w:space="0"/>
-              <w:right w:val="single" w:color="auto" w:sz="4" w:space="0"/>
-            </w:tcBorders>
-            <w:noWrap w:val="0"/>
-            <w:vAlign w:val="center"/>
+              <w:top w:val="single" w:sz="4" w:space="0" w:color="auto"/>
+              <w:left w:val="single" w:sz="4" w:space="0" w:color="auto"/>
+              <w:bottom w:val="single" w:sz="4" w:space="0" w:color="auto"/>
+              <w:right w:val="single" w:sz="4" w:space="0" w:color="auto"/>
+            </w:tcBorders>
+            <w:vAlign w:val="center"/>
+            <w:hideMark/>
           </w:tcPr>
           <w:p>
             <w:pPr>
@@ -5589,13 +5973,13 @@
             <w:tcW w:w="5447" w:type="dxa"/>
             <w:gridSpan w:val="4"/>
             <w:tcBorders>
-              <w:top w:val="single" w:color="auto" w:sz="4" w:space="0"/>
-              <w:left w:val="nil"/>
-              <w:bottom w:val="single" w:color="auto" w:sz="4" w:space="0"/>
-              <w:right w:val="single" w:color="auto" w:sz="4" w:space="0"/>
-            </w:tcBorders>
-            <w:noWrap w:val="0"/>
-            <w:vAlign w:val="center"/>
+              <w:top w:val="single" w:sz="4" w:space="0" w:color="auto"/>
+              <w:left w:val="nil"/>
+              <w:bottom w:val="single" w:sz="4" w:space="0" w:color="auto"/>
+              <w:right w:val="single" w:sz="4" w:space="0" w:color="auto"/>
+            </w:tcBorders>
+            <w:vAlign w:val="center"/>
+            <w:hideMark/>
           </w:tcPr>
           <w:p>
             <w:pPr>
@@ -5620,13 +6004,13 @@
           <w:tcPr>
             <w:tcW w:w="990" w:type="dxa"/>
             <w:tcBorders>
-              <w:top w:val="single" w:color="auto" w:sz="4" w:space="0"/>
-              <w:left w:val="nil"/>
-              <w:bottom w:val="single" w:color="auto" w:sz="4" w:space="0"/>
-              <w:right w:val="single" w:color="auto" w:sz="4" w:space="0"/>
-            </w:tcBorders>
-            <w:noWrap w:val="0"/>
-            <w:vAlign w:val="center"/>
+              <w:top w:val="single" w:sz="4" w:space="0" w:color="auto"/>
+              <w:left w:val="nil"/>
+              <w:bottom w:val="single" w:sz="4" w:space="0" w:color="auto"/>
+              <w:right w:val="single" w:sz="4" w:space="0" w:color="auto"/>
+            </w:tcBorders>
+            <w:vAlign w:val="center"/>
+            <w:hideMark/>
           </w:tcPr>
           <w:p>
             <w:pPr>
@@ -5651,12 +6035,11 @@
           <w:tcPr>
             <w:tcW w:w="990" w:type="dxa"/>
             <w:tcBorders>
-              <w:top w:val="single" w:color="auto" w:sz="4" w:space="0"/>
-              <w:left w:val="nil"/>
-              <w:bottom w:val="single" w:color="auto" w:sz="4" w:space="0"/>
-              <w:right w:val="single" w:color="auto" w:sz="4" w:space="0"/>
-            </w:tcBorders>
-            <w:noWrap w:val="0"/>
+              <w:top w:val="single" w:sz="4" w:space="0" w:color="auto"/>
+              <w:left w:val="nil"/>
+              <w:bottom w:val="single" w:sz="4" w:space="0" w:color="auto"/>
+              <w:right w:val="single" w:sz="4" w:space="0" w:color="auto"/>
+            </w:tcBorders>
             <w:vAlign w:val="center"/>
           </w:tcPr>
           <w:p>
@@ -5668,12 +6051,11 @@
             <w:tcW w:w="900" w:type="dxa"/>
             <w:gridSpan w:val="2"/>
             <w:tcBorders>
-              <w:top w:val="single" w:color="auto" w:sz="4" w:space="0"/>
-              <w:left w:val="nil"/>
-              <w:bottom w:val="single" w:color="auto" w:sz="4" w:space="0"/>
-              <w:right w:val="single" w:color="auto" w:sz="4" w:space="0"/>
-            </w:tcBorders>
-            <w:noWrap w:val="0"/>
+              <w:top w:val="single" w:sz="4" w:space="0" w:color="auto"/>
+              <w:left w:val="nil"/>
+              <w:bottom w:val="single" w:sz="4" w:space="0" w:color="auto"/>
+              <w:right w:val="single" w:sz="4" w:space="0" w:color="auto"/>
+            </w:tcBorders>
             <w:vAlign w:val="center"/>
           </w:tcPr>
           <w:p>
@@ -5685,12 +6067,11 @@
             <w:tcW w:w="853" w:type="dxa"/>
             <w:gridSpan w:val="2"/>
             <w:tcBorders>
-              <w:top w:val="single" w:color="auto" w:sz="4" w:space="0"/>
-              <w:left w:val="nil"/>
-              <w:bottom w:val="single" w:color="auto" w:sz="4" w:space="0"/>
-              <w:right w:val="single" w:color="auto" w:sz="4" w:space="0"/>
-            </w:tcBorders>
-            <w:noWrap w:val="0"/>
+              <w:top w:val="single" w:sz="4" w:space="0" w:color="auto"/>
+              <w:left w:val="nil"/>
+              <w:bottom w:val="single" w:sz="4" w:space="0" w:color="auto"/>
+              <w:right w:val="single" w:sz="4" w:space="0" w:color="auto"/>
+            </w:tcBorders>
             <w:vAlign w:val="center"/>
           </w:tcPr>
           <w:p>
@@ -5704,20 +6085,20 @@
           <w:gridAfter w:val="2"/>
           <w:wBefore w:w="153" w:type="dxa"/>
           <w:wAfter w:w="622" w:type="dxa"/>
-          <w:trHeight w:val="758" w:hRule="atLeast"/>
+          <w:trHeight w:val="758"/>
         </w:trPr>
         <w:tc>
           <w:tcPr>
             <w:tcW w:w="567" w:type="dxa"/>
             <w:gridSpan w:val="2"/>
             <w:tcBorders>
-              <w:top w:val="single" w:color="auto" w:sz="4" w:space="0"/>
-              <w:left w:val="single" w:color="auto" w:sz="4" w:space="0"/>
-              <w:bottom w:val="single" w:color="auto" w:sz="4" w:space="0"/>
-              <w:right w:val="single" w:color="auto" w:sz="4" w:space="0"/>
-            </w:tcBorders>
-            <w:noWrap w:val="0"/>
-            <w:vAlign w:val="center"/>
+              <w:top w:val="single" w:sz="4" w:space="0" w:color="auto"/>
+              <w:left w:val="single" w:sz="4" w:space="0" w:color="auto"/>
+              <w:bottom w:val="single" w:sz="4" w:space="0" w:color="auto"/>
+              <w:right w:val="single" w:sz="4" w:space="0" w:color="auto"/>
+            </w:tcBorders>
+            <w:vAlign w:val="center"/>
+            <w:hideMark/>
           </w:tcPr>
           <w:p>
             <w:pPr>
@@ -5743,13 +6124,13 @@
             <w:tcW w:w="5447" w:type="dxa"/>
             <w:gridSpan w:val="4"/>
             <w:tcBorders>
-              <w:top w:val="single" w:color="auto" w:sz="4" w:space="0"/>
-              <w:left w:val="nil"/>
-              <w:bottom w:val="single" w:color="auto" w:sz="4" w:space="0"/>
-              <w:right w:val="single" w:color="auto" w:sz="4" w:space="0"/>
-            </w:tcBorders>
-            <w:noWrap w:val="0"/>
-            <w:vAlign w:val="center"/>
+              <w:top w:val="single" w:sz="4" w:space="0" w:color="auto"/>
+              <w:left w:val="nil"/>
+              <w:bottom w:val="single" w:sz="4" w:space="0" w:color="auto"/>
+              <w:right w:val="single" w:sz="4" w:space="0" w:color="auto"/>
+            </w:tcBorders>
+            <w:vAlign w:val="center"/>
+            <w:hideMark/>
           </w:tcPr>
           <w:p>
             <w:pPr>
@@ -5774,13 +6155,13 @@
           <w:tcPr>
             <w:tcW w:w="990" w:type="dxa"/>
             <w:tcBorders>
-              <w:top w:val="single" w:color="auto" w:sz="4" w:space="0"/>
-              <w:left w:val="nil"/>
-              <w:bottom w:val="single" w:color="auto" w:sz="4" w:space="0"/>
-              <w:right w:val="single" w:color="auto" w:sz="4" w:space="0"/>
-            </w:tcBorders>
-            <w:noWrap w:val="0"/>
-            <w:vAlign w:val="center"/>
+              <w:top w:val="single" w:sz="4" w:space="0" w:color="auto"/>
+              <w:left w:val="nil"/>
+              <w:bottom w:val="single" w:sz="4" w:space="0" w:color="auto"/>
+              <w:right w:val="single" w:sz="4" w:space="0" w:color="auto"/>
+            </w:tcBorders>
+            <w:vAlign w:val="center"/>
+            <w:hideMark/>
           </w:tcPr>
           <w:p>
             <w:pPr>
@@ -5805,12 +6186,11 @@
           <w:tcPr>
             <w:tcW w:w="990" w:type="dxa"/>
             <w:tcBorders>
-              <w:top w:val="single" w:color="auto" w:sz="4" w:space="0"/>
-              <w:left w:val="nil"/>
-              <w:bottom w:val="single" w:color="auto" w:sz="4" w:space="0"/>
-              <w:right w:val="single" w:color="auto" w:sz="4" w:space="0"/>
-            </w:tcBorders>
-            <w:noWrap w:val="0"/>
+              <w:top w:val="single" w:sz="4" w:space="0" w:color="auto"/>
+              <w:left w:val="nil"/>
+              <w:bottom w:val="single" w:sz="4" w:space="0" w:color="auto"/>
+              <w:right w:val="single" w:sz="4" w:space="0" w:color="auto"/>
+            </w:tcBorders>
             <w:vAlign w:val="center"/>
           </w:tcPr>
           <w:p>
@@ -5822,12 +6202,11 @@
             <w:tcW w:w="900" w:type="dxa"/>
             <w:gridSpan w:val="2"/>
             <w:tcBorders>
-              <w:top w:val="single" w:color="auto" w:sz="4" w:space="0"/>
-              <w:left w:val="nil"/>
-              <w:bottom w:val="single" w:color="auto" w:sz="4" w:space="0"/>
-              <w:right w:val="single" w:color="auto" w:sz="4" w:space="0"/>
-            </w:tcBorders>
-            <w:noWrap w:val="0"/>
+              <w:top w:val="single" w:sz="4" w:space="0" w:color="auto"/>
+              <w:left w:val="nil"/>
+              <w:bottom w:val="single" w:sz="4" w:space="0" w:color="auto"/>
+              <w:right w:val="single" w:sz="4" w:space="0" w:color="auto"/>
+            </w:tcBorders>
             <w:vAlign w:val="center"/>
           </w:tcPr>
           <w:p>
@@ -5839,12 +6218,11 @@
             <w:tcW w:w="853" w:type="dxa"/>
             <w:gridSpan w:val="2"/>
             <w:tcBorders>
-              <w:top w:val="single" w:color="auto" w:sz="4" w:space="0"/>
-              <w:left w:val="nil"/>
-              <w:bottom w:val="single" w:color="auto" w:sz="4" w:space="0"/>
-              <w:right w:val="single" w:color="auto" w:sz="4" w:space="0"/>
-            </w:tcBorders>
-            <w:noWrap w:val="0"/>
+              <w:top w:val="single" w:sz="4" w:space="0" w:color="auto"/>
+              <w:left w:val="nil"/>
+              <w:bottom w:val="single" w:sz="4" w:space="0" w:color="auto"/>
+              <w:right w:val="single" w:sz="4" w:space="0" w:color="auto"/>
+            </w:tcBorders>
             <w:vAlign w:val="center"/>
           </w:tcPr>
           <w:p>
@@ -5858,7 +6236,7 @@
           <w:gridAfter w:val="2"/>
           <w:wBefore w:w="153" w:type="dxa"/>
           <w:wAfter w:w="622" w:type="dxa"/>
-          <w:trHeight w:val="300" w:hRule="atLeast"/>
+          <w:trHeight w:val="300"/>
         </w:trPr>
         <w:tc>
           <w:tcPr>
@@ -5866,12 +6244,13 @@
             <w:gridSpan w:val="2"/>
             <w:tcBorders>
               <w:top w:val="nil"/>
-              <w:left w:val="single" w:color="auto" w:sz="4" w:space="0"/>
-              <w:bottom w:val="single" w:color="auto" w:sz="4" w:space="0"/>
-              <w:right w:val="single" w:color="auto" w:sz="4" w:space="0"/>
-            </w:tcBorders>
-            <w:noWrap/>
-            <w:vAlign w:val="center"/>
+              <w:left w:val="single" w:sz="4" w:space="0" w:color="auto"/>
+              <w:bottom w:val="single" w:sz="4" w:space="0" w:color="auto"/>
+              <w:right w:val="single" w:sz="4" w:space="0" w:color="auto"/>
+            </w:tcBorders>
+            <w:noWrap/>
+            <w:vAlign w:val="center"/>
+            <w:hideMark/>
           </w:tcPr>
           <w:p>
             <w:pPr>
@@ -5899,11 +6278,11 @@
             <w:tcBorders>
               <w:top w:val="nil"/>
               <w:left w:val="nil"/>
-              <w:bottom w:val="single" w:color="auto" w:sz="4" w:space="0"/>
-              <w:right w:val="single" w:color="auto" w:sz="4" w:space="0"/>
-            </w:tcBorders>
-            <w:noWrap w:val="0"/>
-            <w:vAlign w:val="center"/>
+              <w:bottom w:val="single" w:sz="4" w:space="0" w:color="auto"/>
+              <w:right w:val="single" w:sz="4" w:space="0" w:color="auto"/>
+            </w:tcBorders>
+            <w:vAlign w:val="center"/>
+            <w:hideMark/>
           </w:tcPr>
           <w:p>
             <w:pPr>
@@ -5934,11 +6313,12 @@
             <w:tcBorders>
               <w:top w:val="nil"/>
               <w:left w:val="nil"/>
-              <w:bottom w:val="single" w:color="auto" w:sz="4" w:space="0"/>
-              <w:right w:val="single" w:color="auto" w:sz="4" w:space="0"/>
-            </w:tcBorders>
-            <w:noWrap/>
-            <w:vAlign w:val="center"/>
+              <w:bottom w:val="single" w:sz="4" w:space="0" w:color="auto"/>
+              <w:right w:val="single" w:sz="4" w:space="0" w:color="auto"/>
+            </w:tcBorders>
+            <w:noWrap/>
+            <w:vAlign w:val="center"/>
+            <w:hideMark/>
           </w:tcPr>
           <w:p>
             <w:pPr>
@@ -5969,8 +6349,8 @@
             <w:tcBorders>
               <w:top w:val="nil"/>
               <w:left w:val="nil"/>
-              <w:bottom w:val="single" w:color="auto" w:sz="4" w:space="0"/>
-              <w:right w:val="single" w:color="auto" w:sz="4" w:space="0"/>
+              <w:bottom w:val="single" w:sz="4" w:space="0" w:color="auto"/>
+              <w:right w:val="single" w:sz="4" w:space="0" w:color="auto"/>
             </w:tcBorders>
             <w:noWrap/>
             <w:vAlign w:val="center"/>
@@ -5991,8 +6371,8 @@
             <w:tcBorders>
               <w:top w:val="nil"/>
               <w:left w:val="nil"/>
-              <w:bottom w:val="single" w:color="auto" w:sz="4" w:space="0"/>
-              <w:right w:val="single" w:color="auto" w:sz="4" w:space="0"/>
+              <w:bottom w:val="single" w:sz="4" w:space="0" w:color="auto"/>
+              <w:right w:val="single" w:sz="4" w:space="0" w:color="auto"/>
             </w:tcBorders>
             <w:noWrap/>
             <w:vAlign w:val="center"/>
@@ -6013,8 +6393,8 @@
             <w:tcBorders>
               <w:top w:val="nil"/>
               <w:left w:val="nil"/>
-              <w:bottom w:val="single" w:color="auto" w:sz="4" w:space="0"/>
-              <w:right w:val="single" w:color="auto" w:sz="4" w:space="0"/>
+              <w:bottom w:val="single" w:sz="4" w:space="0" w:color="auto"/>
+              <w:right w:val="single" w:sz="4" w:space="0" w:color="auto"/>
             </w:tcBorders>
             <w:noWrap/>
             <w:vAlign w:val="center"/>
@@ -6035,20 +6415,21 @@
           <w:gridAfter w:val="2"/>
           <w:wBefore w:w="153" w:type="dxa"/>
           <w:wAfter w:w="622" w:type="dxa"/>
-          <w:trHeight w:val="300" w:hRule="atLeast"/>
+          <w:trHeight w:val="300"/>
         </w:trPr>
         <w:tc>
           <w:tcPr>
             <w:tcW w:w="9747" w:type="dxa"/>
             <w:gridSpan w:val="12"/>
             <w:tcBorders>
-              <w:top w:val="single" w:color="auto" w:sz="4" w:space="0"/>
-              <w:left w:val="single" w:color="auto" w:sz="4" w:space="0"/>
-              <w:bottom w:val="single" w:color="auto" w:sz="4" w:space="0"/>
-              <w:right w:val="single" w:color="auto" w:sz="4" w:space="0"/>
-            </w:tcBorders>
-            <w:noWrap/>
-            <w:vAlign w:val="center"/>
+              <w:top w:val="single" w:sz="4" w:space="0" w:color="auto"/>
+              <w:left w:val="single" w:sz="4" w:space="0" w:color="auto"/>
+              <w:bottom w:val="single" w:sz="4" w:space="0" w:color="auto"/>
+              <w:right w:val="single" w:sz="4" w:space="0" w:color="auto"/>
+            </w:tcBorders>
+            <w:noWrap/>
+            <w:vAlign w:val="center"/>
+            <w:hideMark/>
           </w:tcPr>
           <w:p>
             <w:pPr>
@@ -6084,7 +6465,7 @@
           <w:gridAfter w:val="2"/>
           <w:wBefore w:w="153" w:type="dxa"/>
           <w:wAfter w:w="622" w:type="dxa"/>
-          <w:trHeight w:val="752" w:hRule="atLeast"/>
+          <w:trHeight w:val="752"/>
         </w:trPr>
         <w:tc>
           <w:tcPr>
@@ -6092,12 +6473,12 @@
             <w:gridSpan w:val="2"/>
             <w:tcBorders>
               <w:top w:val="nil"/>
-              <w:left w:val="single" w:color="auto" w:sz="4" w:space="0"/>
-              <w:bottom w:val="single" w:color="auto" w:sz="4" w:space="0"/>
-              <w:right w:val="single" w:color="auto" w:sz="4" w:space="0"/>
-            </w:tcBorders>
-            <w:noWrap w:val="0"/>
-            <w:vAlign w:val="center"/>
+              <w:left w:val="single" w:sz="4" w:space="0" w:color="auto"/>
+              <w:bottom w:val="single" w:sz="4" w:space="0" w:color="auto"/>
+              <w:right w:val="single" w:sz="4" w:space="0" w:color="auto"/>
+            </w:tcBorders>
+            <w:vAlign w:val="center"/>
+            <w:hideMark/>
           </w:tcPr>
           <w:p>
             <w:pPr>
@@ -6125,11 +6506,11 @@
             <w:tcBorders>
               <w:top w:val="nil"/>
               <w:left w:val="nil"/>
-              <w:bottom w:val="single" w:color="auto" w:sz="4" w:space="0"/>
-              <w:right w:val="single" w:color="auto" w:sz="4" w:space="0"/>
-            </w:tcBorders>
-            <w:noWrap w:val="0"/>
-            <w:vAlign w:val="center"/>
+              <w:bottom w:val="single" w:sz="4" w:space="0" w:color="auto"/>
+              <w:right w:val="single" w:sz="4" w:space="0" w:color="auto"/>
+            </w:tcBorders>
+            <w:vAlign w:val="center"/>
+            <w:hideMark/>
           </w:tcPr>
           <w:p>
             <w:pPr>
@@ -6156,11 +6537,12 @@
             <w:tcBorders>
               <w:top w:val="nil"/>
               <w:left w:val="nil"/>
-              <w:bottom w:val="single" w:color="auto" w:sz="4" w:space="0"/>
-              <w:right w:val="single" w:color="auto" w:sz="4" w:space="0"/>
-            </w:tcBorders>
-            <w:noWrap/>
-            <w:vAlign w:val="center"/>
+              <w:bottom w:val="single" w:sz="4" w:space="0" w:color="auto"/>
+              <w:right w:val="single" w:sz="4" w:space="0" w:color="auto"/>
+            </w:tcBorders>
+            <w:noWrap/>
+            <w:vAlign w:val="center"/>
+            <w:hideMark/>
           </w:tcPr>
           <w:p>
             <w:pPr>
@@ -6187,8 +6569,8 @@
             <w:tcBorders>
               <w:top w:val="nil"/>
               <w:left w:val="nil"/>
-              <w:bottom w:val="single" w:color="auto" w:sz="4" w:space="0"/>
-              <w:right w:val="single" w:color="auto" w:sz="4" w:space="0"/>
+              <w:bottom w:val="single" w:sz="4" w:space="0" w:color="auto"/>
+              <w:right w:val="single" w:sz="4" w:space="0" w:color="auto"/>
             </w:tcBorders>
             <w:noWrap/>
             <w:vAlign w:val="center"/>
@@ -6204,8 +6586,8 @@
             <w:tcBorders>
               <w:top w:val="nil"/>
               <w:left w:val="nil"/>
-              <w:bottom w:val="single" w:color="auto" w:sz="4" w:space="0"/>
-              <w:right w:val="single" w:color="auto" w:sz="4" w:space="0"/>
+              <w:bottom w:val="single" w:sz="4" w:space="0" w:color="auto"/>
+              <w:right w:val="single" w:sz="4" w:space="0" w:color="auto"/>
             </w:tcBorders>
             <w:noWrap/>
             <w:vAlign w:val="center"/>
@@ -6221,8 +6603,8 @@
             <w:tcBorders>
               <w:top w:val="nil"/>
               <w:left w:val="nil"/>
-              <w:bottom w:val="single" w:color="auto" w:sz="4" w:space="0"/>
-              <w:right w:val="single" w:color="auto" w:sz="4" w:space="0"/>
+              <w:bottom w:val="single" w:sz="4" w:space="0" w:color="auto"/>
+              <w:right w:val="single" w:sz="4" w:space="0" w:color="auto"/>
             </w:tcBorders>
             <w:noWrap/>
             <w:vAlign w:val="center"/>
@@ -6238,7 +6620,7 @@
           <w:gridAfter w:val="2"/>
           <w:wBefore w:w="153" w:type="dxa"/>
           <w:wAfter w:w="622" w:type="dxa"/>
-          <w:trHeight w:val="1090" w:hRule="atLeast"/>
+          <w:trHeight w:val="1090"/>
         </w:trPr>
         <w:tc>
           <w:tcPr>
@@ -6246,12 +6628,12 @@
             <w:gridSpan w:val="2"/>
             <w:tcBorders>
               <w:top w:val="nil"/>
-              <w:left w:val="single" w:color="auto" w:sz="4" w:space="0"/>
-              <w:bottom w:val="single" w:color="auto" w:sz="4" w:space="0"/>
-              <w:right w:val="single" w:color="auto" w:sz="4" w:space="0"/>
-            </w:tcBorders>
-            <w:noWrap w:val="0"/>
-            <w:vAlign w:val="center"/>
+              <w:left w:val="single" w:sz="4" w:space="0" w:color="auto"/>
+              <w:bottom w:val="single" w:sz="4" w:space="0" w:color="auto"/>
+              <w:right w:val="single" w:sz="4" w:space="0" w:color="auto"/>
+            </w:tcBorders>
+            <w:vAlign w:val="center"/>
+            <w:hideMark/>
           </w:tcPr>
           <w:p>
             <w:pPr>
@@ -6279,11 +6661,11 @@
             <w:tcBorders>
               <w:top w:val="nil"/>
               <w:left w:val="nil"/>
-              <w:bottom w:val="single" w:color="auto" w:sz="4" w:space="0"/>
-              <w:right w:val="single" w:color="auto" w:sz="4" w:space="0"/>
-            </w:tcBorders>
-            <w:noWrap w:val="0"/>
-            <w:vAlign w:val="center"/>
+              <w:bottom w:val="single" w:sz="4" w:space="0" w:color="auto"/>
+              <w:right w:val="single" w:sz="4" w:space="0" w:color="auto"/>
+            </w:tcBorders>
+            <w:vAlign w:val="center"/>
+            <w:hideMark/>
           </w:tcPr>
           <w:p>
             <w:pPr>
@@ -6300,7 +6682,25 @@
                 <w:sz w:val="23"/>
                 <w:szCs w:val="23"/>
               </w:rPr>
-              <w:t>Tích cực tham gia tuyên truyền chủ trương của Đảng, chính sách, pháp luật của Nhà nước, Học viện  và quy định của địa phương nơi cư trú; có ý thức thực hiện giữ gìn vệ sinh chung</w:t>
+              <w:t xml:space="preserve">Tích cực tham gia tuyên truyền chủ trương của Đảng, chính sách, pháp luật của Nhà nước, Học </w:t>
+            </w:r>
+            <w:proofErr w:type="gramStart"/>
+            <w:r>
+              <w:rPr>
+                <w:color w:val="000000"/>
+                <w:sz w:val="23"/>
+                <w:szCs w:val="23"/>
+              </w:rPr>
+              <w:t>viện  và</w:t>
+            </w:r>
+            <w:proofErr w:type="gramEnd"/>
+            <w:r>
+              <w:rPr>
+                <w:color w:val="000000"/>
+                <w:sz w:val="23"/>
+                <w:szCs w:val="23"/>
+              </w:rPr>
+              <w:t xml:space="preserve"> quy định của địa phương nơi cư trú; có ý thức thực hiện giữ gìn vệ sinh chung</w:t>
             </w:r>
           </w:p>
         </w:tc>
@@ -6310,11 +6710,12 @@
             <w:tcBorders>
               <w:top w:val="nil"/>
               <w:left w:val="nil"/>
-              <w:bottom w:val="single" w:color="auto" w:sz="4" w:space="0"/>
-              <w:right w:val="single" w:color="auto" w:sz="4" w:space="0"/>
-            </w:tcBorders>
-            <w:noWrap/>
-            <w:vAlign w:val="center"/>
+              <w:bottom w:val="single" w:sz="4" w:space="0" w:color="auto"/>
+              <w:right w:val="single" w:sz="4" w:space="0" w:color="auto"/>
+            </w:tcBorders>
+            <w:noWrap/>
+            <w:vAlign w:val="center"/>
+            <w:hideMark/>
           </w:tcPr>
           <w:p>
             <w:pPr>
@@ -6341,8 +6742,8 @@
             <w:tcBorders>
               <w:top w:val="nil"/>
               <w:left w:val="nil"/>
-              <w:bottom w:val="single" w:color="auto" w:sz="4" w:space="0"/>
-              <w:right w:val="single" w:color="auto" w:sz="4" w:space="0"/>
+              <w:bottom w:val="single" w:sz="4" w:space="0" w:color="auto"/>
+              <w:right w:val="single" w:sz="4" w:space="0" w:color="auto"/>
             </w:tcBorders>
             <w:noWrap/>
             <w:vAlign w:val="center"/>
@@ -6358,8 +6759,8 @@
             <w:tcBorders>
               <w:top w:val="nil"/>
               <w:left w:val="nil"/>
-              <w:bottom w:val="single" w:color="auto" w:sz="4" w:space="0"/>
-              <w:right w:val="single" w:color="auto" w:sz="4" w:space="0"/>
+              <w:bottom w:val="single" w:sz="4" w:space="0" w:color="auto"/>
+              <w:right w:val="single" w:sz="4" w:space="0" w:color="auto"/>
             </w:tcBorders>
             <w:noWrap/>
             <w:vAlign w:val="center"/>
@@ -6375,8 +6776,8 @@
             <w:tcBorders>
               <w:top w:val="nil"/>
               <w:left w:val="nil"/>
-              <w:bottom w:val="single" w:color="auto" w:sz="4" w:space="0"/>
-              <w:right w:val="single" w:color="auto" w:sz="4" w:space="0"/>
+              <w:bottom w:val="single" w:sz="4" w:space="0" w:color="auto"/>
+              <w:right w:val="single" w:sz="4" w:space="0" w:color="auto"/>
             </w:tcBorders>
             <w:noWrap/>
             <w:vAlign w:val="center"/>
@@ -6392,7 +6793,7 @@
           <w:gridAfter w:val="2"/>
           <w:wBefore w:w="153" w:type="dxa"/>
           <w:wAfter w:w="622" w:type="dxa"/>
-          <w:trHeight w:val="600" w:hRule="atLeast"/>
+          <w:trHeight w:val="600"/>
         </w:trPr>
         <w:tc>
           <w:tcPr>
@@ -6400,12 +6801,12 @@
             <w:gridSpan w:val="2"/>
             <w:tcBorders>
               <w:top w:val="nil"/>
-              <w:left w:val="single" w:color="auto" w:sz="4" w:space="0"/>
-              <w:bottom w:val="single" w:color="auto" w:sz="4" w:space="0"/>
-              <w:right w:val="single" w:color="auto" w:sz="4" w:space="0"/>
-            </w:tcBorders>
-            <w:noWrap w:val="0"/>
-            <w:vAlign w:val="center"/>
+              <w:left w:val="single" w:sz="4" w:space="0" w:color="auto"/>
+              <w:bottom w:val="single" w:sz="4" w:space="0" w:color="auto"/>
+              <w:right w:val="single" w:sz="4" w:space="0" w:color="auto"/>
+            </w:tcBorders>
+            <w:vAlign w:val="center"/>
+            <w:hideMark/>
           </w:tcPr>
           <w:p>
             <w:pPr>
@@ -6433,11 +6834,11 @@
             <w:tcBorders>
               <w:top w:val="nil"/>
               <w:left w:val="nil"/>
-              <w:bottom w:val="single" w:color="auto" w:sz="4" w:space="0"/>
-              <w:right w:val="single" w:color="auto" w:sz="4" w:space="0"/>
-            </w:tcBorders>
-            <w:noWrap w:val="0"/>
-            <w:vAlign w:val="center"/>
+              <w:bottom w:val="single" w:sz="4" w:space="0" w:color="auto"/>
+              <w:right w:val="single" w:sz="4" w:space="0" w:color="auto"/>
+            </w:tcBorders>
+            <w:vAlign w:val="center"/>
+            <w:hideMark/>
           </w:tcPr>
           <w:p>
             <w:pPr>
@@ -6464,11 +6865,12 @@
             <w:tcBorders>
               <w:top w:val="nil"/>
               <w:left w:val="nil"/>
-              <w:bottom w:val="single" w:color="auto" w:sz="4" w:space="0"/>
-              <w:right w:val="single" w:color="auto" w:sz="4" w:space="0"/>
-            </w:tcBorders>
-            <w:noWrap/>
-            <w:vAlign w:val="center"/>
+              <w:bottom w:val="single" w:sz="4" w:space="0" w:color="auto"/>
+              <w:right w:val="single" w:sz="4" w:space="0" w:color="auto"/>
+            </w:tcBorders>
+            <w:noWrap/>
+            <w:vAlign w:val="center"/>
+            <w:hideMark/>
           </w:tcPr>
           <w:p>
             <w:pPr>
@@ -6495,8 +6897,8 @@
             <w:tcBorders>
               <w:top w:val="nil"/>
               <w:left w:val="nil"/>
-              <w:bottom w:val="single" w:color="auto" w:sz="4" w:space="0"/>
-              <w:right w:val="single" w:color="auto" w:sz="4" w:space="0"/>
+              <w:bottom w:val="single" w:sz="4" w:space="0" w:color="auto"/>
+              <w:right w:val="single" w:sz="4" w:space="0" w:color="auto"/>
             </w:tcBorders>
             <w:noWrap/>
             <w:vAlign w:val="center"/>
@@ -6512,8 +6914,8 @@
             <w:tcBorders>
               <w:top w:val="nil"/>
               <w:left w:val="nil"/>
-              <w:bottom w:val="single" w:color="auto" w:sz="4" w:space="0"/>
-              <w:right w:val="single" w:color="auto" w:sz="4" w:space="0"/>
+              <w:bottom w:val="single" w:sz="4" w:space="0" w:color="auto"/>
+              <w:right w:val="single" w:sz="4" w:space="0" w:color="auto"/>
             </w:tcBorders>
             <w:noWrap/>
             <w:vAlign w:val="center"/>
@@ -6529,8 +6931,8 @@
             <w:tcBorders>
               <w:top w:val="nil"/>
               <w:left w:val="nil"/>
-              <w:bottom w:val="single" w:color="auto" w:sz="4" w:space="0"/>
-              <w:right w:val="single" w:color="auto" w:sz="4" w:space="0"/>
+              <w:bottom w:val="single" w:sz="4" w:space="0" w:color="auto"/>
+              <w:right w:val="single" w:sz="4" w:space="0" w:color="auto"/>
             </w:tcBorders>
             <w:noWrap/>
             <w:vAlign w:val="center"/>
@@ -6546,7 +6948,7 @@
           <w:gridAfter w:val="2"/>
           <w:wBefore w:w="153" w:type="dxa"/>
           <w:wAfter w:w="622" w:type="dxa"/>
-          <w:trHeight w:val="940" w:hRule="atLeast"/>
+          <w:trHeight w:val="940"/>
         </w:trPr>
         <w:tc>
           <w:tcPr>
@@ -6554,28 +6956,29 @@
             <w:gridSpan w:val="2"/>
             <w:tcBorders>
               <w:top w:val="nil"/>
-              <w:left w:val="single" w:color="auto" w:sz="4" w:space="0"/>
-              <w:bottom w:val="single" w:color="auto" w:sz="4" w:space="0"/>
-              <w:right w:val="single" w:color="auto" w:sz="4" w:space="0"/>
-            </w:tcBorders>
-            <w:noWrap w:val="0"/>
-            <w:vAlign w:val="center"/>
-          </w:tcPr>
-          <w:p>
-            <w:pPr>
-              <w:jc w:val="center"/>
-              <w:rPr>
-                <w:color w:val="000000"/>
-                <w:sz w:val="23"/>
-                <w:szCs w:val="23"/>
-              </w:rPr>
-            </w:pPr>
-            <w:r>
-              <w:rPr>
-                <w:color w:val="000000"/>
-                <w:sz w:val="23"/>
-                <w:szCs w:val="23"/>
-              </w:rPr>
+              <w:left w:val="single" w:sz="4" w:space="0" w:color="auto"/>
+              <w:bottom w:val="single" w:sz="4" w:space="0" w:color="auto"/>
+              <w:right w:val="single" w:sz="4" w:space="0" w:color="auto"/>
+            </w:tcBorders>
+            <w:vAlign w:val="center"/>
+            <w:hideMark/>
+          </w:tcPr>
+          <w:p>
+            <w:pPr>
+              <w:jc w:val="center"/>
+              <w:rPr>
+                <w:color w:val="000000"/>
+                <w:sz w:val="23"/>
+                <w:szCs w:val="23"/>
+              </w:rPr>
+            </w:pPr>
+            <w:r>
+              <w:rPr>
+                <w:color w:val="000000"/>
+                <w:sz w:val="23"/>
+                <w:szCs w:val="23"/>
+              </w:rPr>
+              <w:lastRenderedPageBreak/>
               <w:t>4.4</w:t>
             </w:r>
           </w:p>
@@ -6587,11 +6990,11 @@
             <w:tcBorders>
               <w:top w:val="nil"/>
               <w:left w:val="nil"/>
-              <w:bottom w:val="single" w:color="auto" w:sz="4" w:space="0"/>
-              <w:right w:val="single" w:color="auto" w:sz="4" w:space="0"/>
-            </w:tcBorders>
-            <w:noWrap w:val="0"/>
-            <w:vAlign w:val="center"/>
+              <w:bottom w:val="single" w:sz="4" w:space="0" w:color="auto"/>
+              <w:right w:val="single" w:sz="4" w:space="0" w:color="auto"/>
+            </w:tcBorders>
+            <w:vAlign w:val="center"/>
+            <w:hideMark/>
           </w:tcPr>
           <w:p>
             <w:pPr>
@@ -6618,11 +7021,12 @@
             <w:tcBorders>
               <w:top w:val="nil"/>
               <w:left w:val="nil"/>
-              <w:bottom w:val="single" w:color="auto" w:sz="4" w:space="0"/>
-              <w:right w:val="single" w:color="auto" w:sz="4" w:space="0"/>
-            </w:tcBorders>
-            <w:noWrap/>
-            <w:vAlign w:val="center"/>
+              <w:bottom w:val="single" w:sz="4" w:space="0" w:color="auto"/>
+              <w:right w:val="single" w:sz="4" w:space="0" w:color="auto"/>
+            </w:tcBorders>
+            <w:noWrap/>
+            <w:vAlign w:val="center"/>
+            <w:hideMark/>
           </w:tcPr>
           <w:p>
             <w:pPr>
@@ -6649,8 +7053,8 @@
             <w:tcBorders>
               <w:top w:val="nil"/>
               <w:left w:val="nil"/>
-              <w:bottom w:val="single" w:color="auto" w:sz="4" w:space="0"/>
-              <w:right w:val="single" w:color="auto" w:sz="4" w:space="0"/>
+              <w:bottom w:val="single" w:sz="4" w:space="0" w:color="auto"/>
+              <w:right w:val="single" w:sz="4" w:space="0" w:color="auto"/>
             </w:tcBorders>
             <w:noWrap/>
             <w:vAlign w:val="center"/>
@@ -6666,8 +7070,8 @@
             <w:tcBorders>
               <w:top w:val="nil"/>
               <w:left w:val="nil"/>
-              <w:bottom w:val="single" w:color="auto" w:sz="4" w:space="0"/>
-              <w:right w:val="single" w:color="auto" w:sz="4" w:space="0"/>
+              <w:bottom w:val="single" w:sz="4" w:space="0" w:color="auto"/>
+              <w:right w:val="single" w:sz="4" w:space="0" w:color="auto"/>
             </w:tcBorders>
             <w:noWrap/>
             <w:vAlign w:val="center"/>
@@ -6683,8 +7087,8 @@
             <w:tcBorders>
               <w:top w:val="nil"/>
               <w:left w:val="nil"/>
-              <w:bottom w:val="single" w:color="auto" w:sz="4" w:space="0"/>
-              <w:right w:val="single" w:color="auto" w:sz="4" w:space="0"/>
+              <w:bottom w:val="single" w:sz="4" w:space="0" w:color="auto"/>
+              <w:right w:val="single" w:sz="4" w:space="0" w:color="auto"/>
             </w:tcBorders>
             <w:noWrap/>
             <w:vAlign w:val="center"/>
@@ -6700,7 +7104,7 @@
           <w:gridAfter w:val="2"/>
           <w:wBefore w:w="153" w:type="dxa"/>
           <w:wAfter w:w="622" w:type="dxa"/>
-          <w:trHeight w:val="699" w:hRule="atLeast"/>
+          <w:trHeight w:val="699"/>
         </w:trPr>
         <w:tc>
           <w:tcPr>
@@ -6708,12 +7112,12 @@
             <w:gridSpan w:val="2"/>
             <w:tcBorders>
               <w:top w:val="nil"/>
-              <w:left w:val="single" w:color="auto" w:sz="4" w:space="0"/>
-              <w:bottom w:val="single" w:color="auto" w:sz="4" w:space="0"/>
-              <w:right w:val="single" w:color="auto" w:sz="4" w:space="0"/>
-            </w:tcBorders>
-            <w:noWrap w:val="0"/>
-            <w:vAlign w:val="center"/>
+              <w:left w:val="single" w:sz="4" w:space="0" w:color="auto"/>
+              <w:bottom w:val="single" w:sz="4" w:space="0" w:color="auto"/>
+              <w:right w:val="single" w:sz="4" w:space="0" w:color="auto"/>
+            </w:tcBorders>
+            <w:vAlign w:val="center"/>
+            <w:hideMark/>
           </w:tcPr>
           <w:p>
             <w:pPr>
@@ -6741,11 +7145,11 @@
             <w:tcBorders>
               <w:top w:val="nil"/>
               <w:left w:val="nil"/>
-              <w:bottom w:val="single" w:color="auto" w:sz="4" w:space="0"/>
-              <w:right w:val="single" w:color="auto" w:sz="4" w:space="0"/>
-            </w:tcBorders>
-            <w:noWrap w:val="0"/>
-            <w:vAlign w:val="center"/>
+              <w:bottom w:val="single" w:sz="4" w:space="0" w:color="auto"/>
+              <w:right w:val="single" w:sz="4" w:space="0" w:color="auto"/>
+            </w:tcBorders>
+            <w:vAlign w:val="center"/>
+            <w:hideMark/>
           </w:tcPr>
           <w:p>
             <w:pPr>
@@ -6772,11 +7176,12 @@
             <w:tcBorders>
               <w:top w:val="nil"/>
               <w:left w:val="nil"/>
-              <w:bottom w:val="single" w:color="auto" w:sz="4" w:space="0"/>
-              <w:right w:val="single" w:color="auto" w:sz="4" w:space="0"/>
-            </w:tcBorders>
-            <w:noWrap/>
-            <w:vAlign w:val="center"/>
+              <w:bottom w:val="single" w:sz="4" w:space="0" w:color="auto"/>
+              <w:right w:val="single" w:sz="4" w:space="0" w:color="auto"/>
+            </w:tcBorders>
+            <w:noWrap/>
+            <w:vAlign w:val="center"/>
+            <w:hideMark/>
           </w:tcPr>
           <w:p>
             <w:pPr>
@@ -6803,8 +7208,8 @@
             <w:tcBorders>
               <w:top w:val="nil"/>
               <w:left w:val="nil"/>
-              <w:bottom w:val="single" w:color="auto" w:sz="4" w:space="0"/>
-              <w:right w:val="single" w:color="auto" w:sz="4" w:space="0"/>
+              <w:bottom w:val="single" w:sz="4" w:space="0" w:color="auto"/>
+              <w:right w:val="single" w:sz="4" w:space="0" w:color="auto"/>
             </w:tcBorders>
             <w:noWrap/>
             <w:vAlign w:val="center"/>
@@ -6820,8 +7225,8 @@
             <w:tcBorders>
               <w:top w:val="nil"/>
               <w:left w:val="nil"/>
-              <w:bottom w:val="single" w:color="auto" w:sz="4" w:space="0"/>
-              <w:right w:val="single" w:color="auto" w:sz="4" w:space="0"/>
+              <w:bottom w:val="single" w:sz="4" w:space="0" w:color="auto"/>
+              <w:right w:val="single" w:sz="4" w:space="0" w:color="auto"/>
             </w:tcBorders>
             <w:noWrap/>
             <w:vAlign w:val="center"/>
@@ -6837,8 +7242,8 @@
             <w:tcBorders>
               <w:top w:val="nil"/>
               <w:left w:val="nil"/>
-              <w:bottom w:val="single" w:color="auto" w:sz="4" w:space="0"/>
-              <w:right w:val="single" w:color="auto" w:sz="4" w:space="0"/>
+              <w:bottom w:val="single" w:sz="4" w:space="0" w:color="auto"/>
+              <w:right w:val="single" w:sz="4" w:space="0" w:color="auto"/>
             </w:tcBorders>
             <w:noWrap/>
             <w:vAlign w:val="center"/>
@@ -6854,7 +7259,7 @@
           <w:gridAfter w:val="2"/>
           <w:wBefore w:w="153" w:type="dxa"/>
           <w:wAfter w:w="622" w:type="dxa"/>
-          <w:trHeight w:val="603" w:hRule="atLeast"/>
+          <w:trHeight w:val="603"/>
         </w:trPr>
         <w:tc>
           <w:tcPr>
@@ -6862,12 +7267,12 @@
             <w:gridSpan w:val="2"/>
             <w:tcBorders>
               <w:top w:val="nil"/>
-              <w:left w:val="single" w:color="auto" w:sz="4" w:space="0"/>
-              <w:bottom w:val="single" w:color="auto" w:sz="4" w:space="0"/>
-              <w:right w:val="single" w:color="auto" w:sz="4" w:space="0"/>
-            </w:tcBorders>
-            <w:noWrap w:val="0"/>
-            <w:vAlign w:val="center"/>
+              <w:left w:val="single" w:sz="4" w:space="0" w:color="auto"/>
+              <w:bottom w:val="single" w:sz="4" w:space="0" w:color="auto"/>
+              <w:right w:val="single" w:sz="4" w:space="0" w:color="auto"/>
+            </w:tcBorders>
+            <w:vAlign w:val="center"/>
+            <w:hideMark/>
           </w:tcPr>
           <w:p>
             <w:pPr>
@@ -6895,11 +7300,11 @@
             <w:tcBorders>
               <w:top w:val="nil"/>
               <w:left w:val="nil"/>
-              <w:bottom w:val="single" w:color="auto" w:sz="4" w:space="0"/>
-              <w:right w:val="single" w:color="auto" w:sz="4" w:space="0"/>
-            </w:tcBorders>
-            <w:noWrap w:val="0"/>
-            <w:vAlign w:val="center"/>
+              <w:bottom w:val="single" w:sz="4" w:space="0" w:color="auto"/>
+              <w:right w:val="single" w:sz="4" w:space="0" w:color="auto"/>
+            </w:tcBorders>
+            <w:vAlign w:val="center"/>
+            <w:hideMark/>
           </w:tcPr>
           <w:p>
             <w:pPr>
@@ -6916,7 +7321,25 @@
                 <w:sz w:val="23"/>
                 <w:szCs w:val="23"/>
               </w:rPr>
-              <w:t>Vi phạm an ninh, trật tự xã hội; an toàn giao thông (có giấy báo của các cơ quan hữu quan)</w:t>
+              <w:t xml:space="preserve">Vi phạm an ninh, trật tự xã hội; </w:t>
+            </w:r>
+            <w:proofErr w:type="gramStart"/>
+            <w:r>
+              <w:rPr>
+                <w:color w:val="000000"/>
+                <w:sz w:val="23"/>
+                <w:szCs w:val="23"/>
+              </w:rPr>
+              <w:t>an</w:t>
+            </w:r>
+            <w:proofErr w:type="gramEnd"/>
+            <w:r>
+              <w:rPr>
+                <w:color w:val="000000"/>
+                <w:sz w:val="23"/>
+                <w:szCs w:val="23"/>
+              </w:rPr>
+              <w:t xml:space="preserve"> toàn giao thông (có giấy báo của các cơ quan hữu quan)</w:t>
             </w:r>
           </w:p>
         </w:tc>
@@ -6926,11 +7349,12 @@
             <w:tcBorders>
               <w:top w:val="nil"/>
               <w:left w:val="nil"/>
-              <w:bottom w:val="single" w:color="auto" w:sz="4" w:space="0"/>
-              <w:right w:val="single" w:color="auto" w:sz="4" w:space="0"/>
-            </w:tcBorders>
-            <w:noWrap/>
-            <w:vAlign w:val="center"/>
+              <w:bottom w:val="single" w:sz="4" w:space="0" w:color="auto"/>
+              <w:right w:val="single" w:sz="4" w:space="0" w:color="auto"/>
+            </w:tcBorders>
+            <w:noWrap/>
+            <w:vAlign w:val="center"/>
+            <w:hideMark/>
           </w:tcPr>
           <w:p>
             <w:pPr>
@@ -6957,8 +7381,8 @@
             <w:tcBorders>
               <w:top w:val="nil"/>
               <w:left w:val="nil"/>
-              <w:bottom w:val="single" w:color="auto" w:sz="4" w:space="0"/>
-              <w:right w:val="single" w:color="auto" w:sz="4" w:space="0"/>
+              <w:bottom w:val="single" w:sz="4" w:space="0" w:color="auto"/>
+              <w:right w:val="single" w:sz="4" w:space="0" w:color="auto"/>
             </w:tcBorders>
             <w:noWrap/>
             <w:vAlign w:val="center"/>
@@ -6974,8 +7398,8 @@
             <w:tcBorders>
               <w:top w:val="nil"/>
               <w:left w:val="nil"/>
-              <w:bottom w:val="single" w:color="auto" w:sz="4" w:space="0"/>
-              <w:right w:val="single" w:color="auto" w:sz="4" w:space="0"/>
+              <w:bottom w:val="single" w:sz="4" w:space="0" w:color="auto"/>
+              <w:right w:val="single" w:sz="4" w:space="0" w:color="auto"/>
             </w:tcBorders>
             <w:noWrap/>
             <w:vAlign w:val="center"/>
@@ -6991,8 +7415,8 @@
             <w:tcBorders>
               <w:top w:val="nil"/>
               <w:left w:val="nil"/>
-              <w:bottom w:val="single" w:color="auto" w:sz="4" w:space="0"/>
-              <w:right w:val="single" w:color="auto" w:sz="4" w:space="0"/>
+              <w:bottom w:val="single" w:sz="4" w:space="0" w:color="auto"/>
+              <w:right w:val="single" w:sz="4" w:space="0" w:color="auto"/>
             </w:tcBorders>
             <w:noWrap/>
             <w:vAlign w:val="center"/>
@@ -7008,7 +7432,7 @@
           <w:gridAfter w:val="2"/>
           <w:wBefore w:w="153" w:type="dxa"/>
           <w:wAfter w:w="622" w:type="dxa"/>
-          <w:trHeight w:val="300" w:hRule="atLeast"/>
+          <w:trHeight w:val="300"/>
         </w:trPr>
         <w:tc>
           <w:tcPr>
@@ -7016,12 +7440,13 @@
             <w:gridSpan w:val="2"/>
             <w:tcBorders>
               <w:top w:val="nil"/>
-              <w:left w:val="single" w:color="auto" w:sz="4" w:space="0"/>
-              <w:bottom w:val="single" w:color="auto" w:sz="4" w:space="0"/>
-              <w:right w:val="single" w:color="auto" w:sz="4" w:space="0"/>
-            </w:tcBorders>
-            <w:noWrap/>
-            <w:vAlign w:val="center"/>
+              <w:left w:val="single" w:sz="4" w:space="0" w:color="auto"/>
+              <w:bottom w:val="single" w:sz="4" w:space="0" w:color="auto"/>
+              <w:right w:val="single" w:sz="4" w:space="0" w:color="auto"/>
+            </w:tcBorders>
+            <w:noWrap/>
+            <w:vAlign w:val="center"/>
+            <w:hideMark/>
           </w:tcPr>
           <w:p>
             <w:pPr>
@@ -7053,11 +7478,11 @@
             <w:tcBorders>
               <w:top w:val="nil"/>
               <w:left w:val="nil"/>
-              <w:bottom w:val="single" w:color="auto" w:sz="4" w:space="0"/>
-              <w:right w:val="single" w:color="auto" w:sz="4" w:space="0"/>
-            </w:tcBorders>
-            <w:noWrap w:val="0"/>
-            <w:vAlign w:val="center"/>
+              <w:bottom w:val="single" w:sz="4" w:space="0" w:color="auto"/>
+              <w:right w:val="single" w:sz="4" w:space="0" w:color="auto"/>
+            </w:tcBorders>
+            <w:vAlign w:val="center"/>
+            <w:hideMark/>
           </w:tcPr>
           <w:p>
             <w:pPr>
@@ -7088,11 +7513,12 @@
             <w:tcBorders>
               <w:top w:val="nil"/>
               <w:left w:val="nil"/>
-              <w:bottom w:val="single" w:color="auto" w:sz="4" w:space="0"/>
-              <w:right w:val="single" w:color="auto" w:sz="4" w:space="0"/>
-            </w:tcBorders>
-            <w:noWrap/>
-            <w:vAlign w:val="center"/>
+              <w:bottom w:val="single" w:sz="4" w:space="0" w:color="auto"/>
+              <w:right w:val="single" w:sz="4" w:space="0" w:color="auto"/>
+            </w:tcBorders>
+            <w:noWrap/>
+            <w:vAlign w:val="center"/>
+            <w:hideMark/>
           </w:tcPr>
           <w:p>
             <w:pPr>
@@ -7123,8 +7549,8 @@
             <w:tcBorders>
               <w:top w:val="nil"/>
               <w:left w:val="nil"/>
-              <w:bottom w:val="single" w:color="auto" w:sz="4" w:space="0"/>
-              <w:right w:val="single" w:color="auto" w:sz="4" w:space="0"/>
+              <w:bottom w:val="single" w:sz="4" w:space="0" w:color="auto"/>
+              <w:right w:val="single" w:sz="4" w:space="0" w:color="auto"/>
             </w:tcBorders>
             <w:noWrap/>
             <w:vAlign w:val="center"/>
@@ -7145,8 +7571,8 @@
             <w:tcBorders>
               <w:top w:val="nil"/>
               <w:left w:val="nil"/>
-              <w:bottom w:val="single" w:color="auto" w:sz="4" w:space="0"/>
-              <w:right w:val="single" w:color="auto" w:sz="4" w:space="0"/>
+              <w:bottom w:val="single" w:sz="4" w:space="0" w:color="auto"/>
+              <w:right w:val="single" w:sz="4" w:space="0" w:color="auto"/>
             </w:tcBorders>
             <w:noWrap/>
             <w:vAlign w:val="center"/>
@@ -7167,8 +7593,8 @@
             <w:tcBorders>
               <w:top w:val="nil"/>
               <w:left w:val="nil"/>
-              <w:bottom w:val="single" w:color="auto" w:sz="4" w:space="0"/>
-              <w:right w:val="single" w:color="auto" w:sz="4" w:space="0"/>
+              <w:bottom w:val="single" w:sz="4" w:space="0" w:color="auto"/>
+              <w:right w:val="single" w:sz="4" w:space="0" w:color="auto"/>
             </w:tcBorders>
             <w:noWrap/>
             <w:vAlign w:val="center"/>
@@ -7189,20 +7615,20 @@
           <w:gridAfter w:val="2"/>
           <w:wBefore w:w="153" w:type="dxa"/>
           <w:wAfter w:w="622" w:type="dxa"/>
-          <w:trHeight w:val="615" w:hRule="atLeast"/>
+          <w:trHeight w:val="615"/>
         </w:trPr>
         <w:tc>
           <w:tcPr>
             <w:tcW w:w="9747" w:type="dxa"/>
             <w:gridSpan w:val="12"/>
             <w:tcBorders>
-              <w:top w:val="single" w:color="auto" w:sz="4" w:space="0"/>
-              <w:left w:val="single" w:color="auto" w:sz="4" w:space="0"/>
-              <w:bottom w:val="single" w:color="auto" w:sz="4" w:space="0"/>
-              <w:right w:val="single" w:color="auto" w:sz="4" w:space="0"/>
-            </w:tcBorders>
-            <w:noWrap w:val="0"/>
-            <w:vAlign w:val="center"/>
+              <w:top w:val="single" w:sz="4" w:space="0" w:color="auto"/>
+              <w:left w:val="single" w:sz="4" w:space="0" w:color="auto"/>
+              <w:bottom w:val="single" w:sz="4" w:space="0" w:color="auto"/>
+              <w:right w:val="single" w:sz="4" w:space="0" w:color="auto"/>
+            </w:tcBorders>
+            <w:vAlign w:val="center"/>
+            <w:hideMark/>
           </w:tcPr>
           <w:p>
             <w:pPr>
@@ -7234,20 +7660,20 @@
           <w:gridAfter w:val="2"/>
           <w:wBefore w:w="153" w:type="dxa"/>
           <w:wAfter w:w="622" w:type="dxa"/>
-          <w:trHeight w:val="1661" w:hRule="atLeast"/>
+          <w:trHeight w:val="1661"/>
         </w:trPr>
         <w:tc>
           <w:tcPr>
             <w:tcW w:w="567" w:type="dxa"/>
             <w:gridSpan w:val="2"/>
             <w:tcBorders>
-              <w:top w:val="single" w:color="auto" w:sz="4" w:space="0"/>
-              <w:left w:val="single" w:color="auto" w:sz="4" w:space="0"/>
-              <w:bottom w:val="single" w:color="auto" w:sz="4" w:space="0"/>
-              <w:right w:val="single" w:color="auto" w:sz="4" w:space="0"/>
-            </w:tcBorders>
-            <w:noWrap w:val="0"/>
-            <w:vAlign w:val="center"/>
+              <w:top w:val="single" w:sz="4" w:space="0" w:color="auto"/>
+              <w:left w:val="single" w:sz="4" w:space="0" w:color="auto"/>
+              <w:bottom w:val="single" w:sz="4" w:space="0" w:color="auto"/>
+              <w:right w:val="single" w:sz="4" w:space="0" w:color="auto"/>
+            </w:tcBorders>
+            <w:vAlign w:val="center"/>
+            <w:hideMark/>
           </w:tcPr>
           <w:p>
             <w:pPr>
@@ -7273,13 +7699,13 @@
             <w:tcW w:w="5447" w:type="dxa"/>
             <w:gridSpan w:val="4"/>
             <w:tcBorders>
-              <w:top w:val="single" w:color="auto" w:sz="4" w:space="0"/>
-              <w:left w:val="nil"/>
-              <w:bottom w:val="single" w:color="auto" w:sz="4" w:space="0"/>
-              <w:right w:val="single" w:color="auto" w:sz="4" w:space="0"/>
-            </w:tcBorders>
-            <w:noWrap w:val="0"/>
-            <w:vAlign w:val="center"/>
+              <w:top w:val="single" w:sz="4" w:space="0" w:color="auto"/>
+              <w:left w:val="nil"/>
+              <w:bottom w:val="single" w:sz="4" w:space="0" w:color="auto"/>
+              <w:right w:val="single" w:sz="4" w:space="0" w:color="auto"/>
+            </w:tcBorders>
+            <w:vAlign w:val="center"/>
+            <w:hideMark/>
           </w:tcPr>
           <w:p>
             <w:pPr>
@@ -7304,13 +7730,13 @@
           <w:tcPr>
             <w:tcW w:w="990" w:type="dxa"/>
             <w:tcBorders>
-              <w:top w:val="single" w:color="auto" w:sz="4" w:space="0"/>
-              <w:left w:val="nil"/>
-              <w:bottom w:val="single" w:color="auto" w:sz="4" w:space="0"/>
-              <w:right w:val="single" w:color="auto" w:sz="4" w:space="0"/>
-            </w:tcBorders>
-            <w:noWrap w:val="0"/>
-            <w:vAlign w:val="center"/>
+              <w:top w:val="single" w:sz="4" w:space="0" w:color="auto"/>
+              <w:left w:val="nil"/>
+              <w:bottom w:val="single" w:sz="4" w:space="0" w:color="auto"/>
+              <w:right w:val="single" w:sz="4" w:space="0" w:color="auto"/>
+            </w:tcBorders>
+            <w:vAlign w:val="center"/>
+            <w:hideMark/>
           </w:tcPr>
           <w:p>
             <w:pPr>
@@ -7335,12 +7761,11 @@
           <w:tcPr>
             <w:tcW w:w="990" w:type="dxa"/>
             <w:tcBorders>
-              <w:top w:val="single" w:color="auto" w:sz="4" w:space="0"/>
-              <w:left w:val="nil"/>
-              <w:bottom w:val="single" w:color="auto" w:sz="4" w:space="0"/>
-              <w:right w:val="single" w:color="auto" w:sz="4" w:space="0"/>
-            </w:tcBorders>
-            <w:noWrap w:val="0"/>
+              <w:top w:val="single" w:sz="4" w:space="0" w:color="auto"/>
+              <w:left w:val="nil"/>
+              <w:bottom w:val="single" w:sz="4" w:space="0" w:color="auto"/>
+              <w:right w:val="single" w:sz="4" w:space="0" w:color="auto"/>
+            </w:tcBorders>
             <w:vAlign w:val="center"/>
           </w:tcPr>
           <w:p>
@@ -7352,12 +7777,11 @@
             <w:tcW w:w="900" w:type="dxa"/>
             <w:gridSpan w:val="2"/>
             <w:tcBorders>
-              <w:top w:val="single" w:color="auto" w:sz="4" w:space="0"/>
-              <w:left w:val="nil"/>
-              <w:bottom w:val="single" w:color="auto" w:sz="4" w:space="0"/>
-              <w:right w:val="single" w:color="auto" w:sz="4" w:space="0"/>
-            </w:tcBorders>
-            <w:noWrap w:val="0"/>
+              <w:top w:val="single" w:sz="4" w:space="0" w:color="auto"/>
+              <w:left w:val="nil"/>
+              <w:bottom w:val="single" w:sz="4" w:space="0" w:color="auto"/>
+              <w:right w:val="single" w:sz="4" w:space="0" w:color="auto"/>
+            </w:tcBorders>
             <w:vAlign w:val="center"/>
           </w:tcPr>
           <w:p>
@@ -7369,12 +7793,11 @@
             <w:tcW w:w="853" w:type="dxa"/>
             <w:gridSpan w:val="2"/>
             <w:tcBorders>
-              <w:top w:val="single" w:color="auto" w:sz="4" w:space="0"/>
-              <w:left w:val="nil"/>
-              <w:bottom w:val="single" w:color="auto" w:sz="4" w:space="0"/>
-              <w:right w:val="single" w:color="auto" w:sz="4" w:space="0"/>
-            </w:tcBorders>
-            <w:noWrap w:val="0"/>
+              <w:top w:val="single" w:sz="4" w:space="0" w:color="auto"/>
+              <w:left w:val="nil"/>
+              <w:bottom w:val="single" w:sz="4" w:space="0" w:color="auto"/>
+              <w:right w:val="single" w:sz="4" w:space="0" w:color="auto"/>
+            </w:tcBorders>
             <w:vAlign w:val="center"/>
           </w:tcPr>
           <w:p>
@@ -7388,20 +7811,20 @@
           <w:gridAfter w:val="2"/>
           <w:wBefore w:w="153" w:type="dxa"/>
           <w:wAfter w:w="622" w:type="dxa"/>
-          <w:trHeight w:val="1691" w:hRule="atLeast"/>
+          <w:trHeight w:val="1691"/>
         </w:trPr>
         <w:tc>
           <w:tcPr>
             <w:tcW w:w="567" w:type="dxa"/>
             <w:gridSpan w:val="2"/>
             <w:tcBorders>
-              <w:top w:val="single" w:color="auto" w:sz="4" w:space="0"/>
-              <w:left w:val="single" w:color="auto" w:sz="4" w:space="0"/>
-              <w:bottom w:val="single" w:color="auto" w:sz="4" w:space="0"/>
-              <w:right w:val="single" w:color="auto" w:sz="4" w:space="0"/>
-            </w:tcBorders>
-            <w:noWrap w:val="0"/>
-            <w:vAlign w:val="center"/>
+              <w:top w:val="single" w:sz="4" w:space="0" w:color="auto"/>
+              <w:left w:val="single" w:sz="4" w:space="0" w:color="auto"/>
+              <w:bottom w:val="single" w:sz="4" w:space="0" w:color="auto"/>
+              <w:right w:val="single" w:sz="4" w:space="0" w:color="auto"/>
+            </w:tcBorders>
+            <w:vAlign w:val="center"/>
+            <w:hideMark/>
           </w:tcPr>
           <w:p>
             <w:pPr>
@@ -7427,13 +7850,13 @@
             <w:tcW w:w="5447" w:type="dxa"/>
             <w:gridSpan w:val="4"/>
             <w:tcBorders>
-              <w:top w:val="single" w:color="auto" w:sz="4" w:space="0"/>
-              <w:left w:val="single" w:color="auto" w:sz="4" w:space="0"/>
-              <w:bottom w:val="single" w:color="auto" w:sz="4" w:space="0"/>
-              <w:right w:val="single" w:color="auto" w:sz="4" w:space="0"/>
-            </w:tcBorders>
-            <w:noWrap w:val="0"/>
-            <w:vAlign w:val="center"/>
+              <w:top w:val="single" w:sz="4" w:space="0" w:color="auto"/>
+              <w:left w:val="single" w:sz="4" w:space="0" w:color="auto"/>
+              <w:bottom w:val="single" w:sz="4" w:space="0" w:color="auto"/>
+              <w:right w:val="single" w:sz="4" w:space="0" w:color="auto"/>
+            </w:tcBorders>
+            <w:vAlign w:val="center"/>
+            <w:hideMark/>
           </w:tcPr>
           <w:p>
             <w:pPr>
@@ -7458,13 +7881,13 @@
           <w:tcPr>
             <w:tcW w:w="990" w:type="dxa"/>
             <w:tcBorders>
-              <w:top w:val="single" w:color="auto" w:sz="4" w:space="0"/>
-              <w:left w:val="single" w:color="auto" w:sz="4" w:space="0"/>
-              <w:bottom w:val="single" w:color="auto" w:sz="4" w:space="0"/>
-              <w:right w:val="single" w:color="auto" w:sz="4" w:space="0"/>
-            </w:tcBorders>
-            <w:noWrap w:val="0"/>
-            <w:vAlign w:val="center"/>
+              <w:top w:val="single" w:sz="4" w:space="0" w:color="auto"/>
+              <w:left w:val="single" w:sz="4" w:space="0" w:color="auto"/>
+              <w:bottom w:val="single" w:sz="4" w:space="0" w:color="auto"/>
+              <w:right w:val="single" w:sz="4" w:space="0" w:color="auto"/>
+            </w:tcBorders>
+            <w:vAlign w:val="center"/>
+            <w:hideMark/>
           </w:tcPr>
           <w:p>
             <w:pPr>
@@ -7489,12 +7912,11 @@
           <w:tcPr>
             <w:tcW w:w="990" w:type="dxa"/>
             <w:tcBorders>
-              <w:top w:val="single" w:color="auto" w:sz="4" w:space="0"/>
-              <w:left w:val="single" w:color="auto" w:sz="4" w:space="0"/>
-              <w:bottom w:val="single" w:color="auto" w:sz="4" w:space="0"/>
-              <w:right w:val="single" w:color="auto" w:sz="4" w:space="0"/>
-            </w:tcBorders>
-            <w:noWrap w:val="0"/>
+              <w:top w:val="single" w:sz="4" w:space="0" w:color="auto"/>
+              <w:left w:val="single" w:sz="4" w:space="0" w:color="auto"/>
+              <w:bottom w:val="single" w:sz="4" w:space="0" w:color="auto"/>
+              <w:right w:val="single" w:sz="4" w:space="0" w:color="auto"/>
+            </w:tcBorders>
             <w:vAlign w:val="center"/>
           </w:tcPr>
           <w:p>
@@ -7506,12 +7928,11 @@
             <w:tcW w:w="900" w:type="dxa"/>
             <w:gridSpan w:val="2"/>
             <w:tcBorders>
-              <w:top w:val="single" w:color="auto" w:sz="4" w:space="0"/>
-              <w:left w:val="single" w:color="auto" w:sz="4" w:space="0"/>
-              <w:bottom w:val="single" w:color="auto" w:sz="4" w:space="0"/>
-              <w:right w:val="single" w:color="auto" w:sz="4" w:space="0"/>
-            </w:tcBorders>
-            <w:noWrap w:val="0"/>
+              <w:top w:val="single" w:sz="4" w:space="0" w:color="auto"/>
+              <w:left w:val="single" w:sz="4" w:space="0" w:color="auto"/>
+              <w:bottom w:val="single" w:sz="4" w:space="0" w:color="auto"/>
+              <w:right w:val="single" w:sz="4" w:space="0" w:color="auto"/>
+            </w:tcBorders>
             <w:vAlign w:val="center"/>
           </w:tcPr>
           <w:p>
@@ -7523,12 +7944,11 @@
             <w:tcW w:w="853" w:type="dxa"/>
             <w:gridSpan w:val="2"/>
             <w:tcBorders>
-              <w:top w:val="single" w:color="auto" w:sz="4" w:space="0"/>
-              <w:left w:val="single" w:color="auto" w:sz="4" w:space="0"/>
-              <w:bottom w:val="single" w:color="auto" w:sz="4" w:space="0"/>
-              <w:right w:val="single" w:color="auto" w:sz="4" w:space="0"/>
-            </w:tcBorders>
-            <w:noWrap w:val="0"/>
+              <w:top w:val="single" w:sz="4" w:space="0" w:color="auto"/>
+              <w:left w:val="single" w:sz="4" w:space="0" w:color="auto"/>
+              <w:bottom w:val="single" w:sz="4" w:space="0" w:color="auto"/>
+              <w:right w:val="single" w:sz="4" w:space="0" w:color="auto"/>
+            </w:tcBorders>
             <w:vAlign w:val="center"/>
           </w:tcPr>
           <w:p>
@@ -7542,7 +7962,7 @@
           <w:gridAfter w:val="2"/>
           <w:wBefore w:w="153" w:type="dxa"/>
           <w:wAfter w:w="622" w:type="dxa"/>
-          <w:trHeight w:val="622" w:hRule="atLeast"/>
+          <w:trHeight w:val="622"/>
         </w:trPr>
         <w:tc>
           <w:tcPr>
@@ -7550,12 +7970,11 @@
             <w:gridSpan w:val="2"/>
             <w:vMerge w:val="restart"/>
             <w:tcBorders>
-              <w:top w:val="single" w:color="auto" w:sz="4" w:space="0"/>
-              <w:left w:val="single" w:color="auto" w:sz="4" w:space="0"/>
-              <w:bottom w:val="single" w:color="auto" w:sz="4" w:space="0"/>
-              <w:right w:val="single" w:color="auto" w:sz="4" w:space="0"/>
-            </w:tcBorders>
-            <w:noWrap w:val="0"/>
+              <w:top w:val="single" w:sz="4" w:space="0" w:color="auto"/>
+              <w:left w:val="single" w:sz="4" w:space="0" w:color="auto"/>
+              <w:bottom w:val="single" w:sz="4" w:space="0" w:color="auto"/>
+              <w:right w:val="single" w:sz="4" w:space="0" w:color="auto"/>
+            </w:tcBorders>
             <w:vAlign w:val="center"/>
           </w:tcPr>
           <w:p>
@@ -7642,13 +8061,13 @@
             <w:tcW w:w="5447" w:type="dxa"/>
             <w:gridSpan w:val="4"/>
             <w:tcBorders>
-              <w:top w:val="single" w:color="auto" w:sz="4" w:space="0"/>
-              <w:left w:val="nil"/>
-              <w:bottom w:val="single" w:color="auto" w:sz="4" w:space="0"/>
-              <w:right w:val="single" w:color="auto" w:sz="4" w:space="0"/>
-            </w:tcBorders>
-            <w:noWrap w:val="0"/>
-            <w:vAlign w:val="center"/>
+              <w:top w:val="single" w:sz="4" w:space="0" w:color="auto"/>
+              <w:left w:val="nil"/>
+              <w:bottom w:val="single" w:sz="4" w:space="0" w:color="auto"/>
+              <w:right w:val="single" w:sz="4" w:space="0" w:color="auto"/>
+            </w:tcBorders>
+            <w:vAlign w:val="center"/>
+            <w:hideMark/>
           </w:tcPr>
           <w:p>
             <w:pPr>
@@ -7674,12 +8093,11 @@
             <w:tcW w:w="990" w:type="dxa"/>
             <w:vMerge w:val="restart"/>
             <w:tcBorders>
-              <w:top w:val="single" w:color="auto" w:sz="4" w:space="0"/>
-              <w:left w:val="single" w:color="auto" w:sz="4" w:space="0"/>
-              <w:bottom w:val="single" w:color="auto" w:sz="4" w:space="0"/>
-              <w:right w:val="single" w:color="auto" w:sz="4" w:space="0"/>
-            </w:tcBorders>
-            <w:noWrap w:val="0"/>
+              <w:top w:val="single" w:sz="4" w:space="0" w:color="auto"/>
+              <w:left w:val="single" w:sz="4" w:space="0" w:color="auto"/>
+              <w:bottom w:val="single" w:sz="4" w:space="0" w:color="auto"/>
+              <w:right w:val="single" w:sz="4" w:space="0" w:color="auto"/>
+            </w:tcBorders>
             <w:vAlign w:val="center"/>
           </w:tcPr>
           <w:p>
@@ -7756,12 +8174,11 @@
             <w:tcW w:w="990" w:type="dxa"/>
             <w:vMerge w:val="restart"/>
             <w:tcBorders>
-              <w:top w:val="single" w:color="auto" w:sz="4" w:space="0"/>
-              <w:left w:val="nil"/>
-              <w:bottom w:val="single" w:color="auto" w:sz="4" w:space="0"/>
-              <w:right w:val="single" w:color="auto" w:sz="4" w:space="0"/>
-            </w:tcBorders>
-            <w:noWrap w:val="0"/>
+              <w:top w:val="single" w:sz="4" w:space="0" w:color="auto"/>
+              <w:left w:val="nil"/>
+              <w:bottom w:val="single" w:sz="4" w:space="0" w:color="auto"/>
+              <w:right w:val="single" w:sz="4" w:space="0" w:color="auto"/>
+            </w:tcBorders>
             <w:vAlign w:val="center"/>
           </w:tcPr>
           <w:p>
@@ -7774,12 +8191,11 @@
             <w:gridSpan w:val="2"/>
             <w:vMerge w:val="restart"/>
             <w:tcBorders>
-              <w:top w:val="single" w:color="auto" w:sz="4" w:space="0"/>
-              <w:left w:val="nil"/>
-              <w:bottom w:val="single" w:color="auto" w:sz="4" w:space="0"/>
-              <w:right w:val="single" w:color="auto" w:sz="4" w:space="0"/>
-            </w:tcBorders>
-            <w:noWrap w:val="0"/>
+              <w:top w:val="single" w:sz="4" w:space="0" w:color="auto"/>
+              <w:left w:val="nil"/>
+              <w:bottom w:val="single" w:sz="4" w:space="0" w:color="auto"/>
+              <w:right w:val="single" w:sz="4" w:space="0" w:color="auto"/>
+            </w:tcBorders>
             <w:vAlign w:val="center"/>
           </w:tcPr>
           <w:p>
@@ -7792,12 +8208,11 @@
             <w:gridSpan w:val="2"/>
             <w:vMerge w:val="restart"/>
             <w:tcBorders>
-              <w:top w:val="single" w:color="auto" w:sz="4" w:space="0"/>
-              <w:left w:val="nil"/>
-              <w:bottom w:val="single" w:color="auto" w:sz="4" w:space="0"/>
-              <w:right w:val="single" w:color="auto" w:sz="4" w:space="0"/>
-            </w:tcBorders>
-            <w:noWrap w:val="0"/>
+              <w:top w:val="single" w:sz="4" w:space="0" w:color="auto"/>
+              <w:left w:val="nil"/>
+              <w:bottom w:val="single" w:sz="4" w:space="0" w:color="auto"/>
+              <w:right w:val="single" w:sz="4" w:space="0" w:color="auto"/>
+            </w:tcBorders>
             <w:vAlign w:val="center"/>
           </w:tcPr>
           <w:p>
@@ -7811,21 +8226,21 @@
           <w:gridAfter w:val="2"/>
           <w:wBefore w:w="153" w:type="dxa"/>
           <w:wAfter w:w="622" w:type="dxa"/>
-          <w:trHeight w:val="531" w:hRule="atLeast"/>
+          <w:trHeight w:val="531"/>
         </w:trPr>
         <w:tc>
           <w:tcPr>
             <w:tcW w:w="567" w:type="dxa"/>
             <w:gridSpan w:val="2"/>
-            <w:vMerge w:val="continue"/>
-            <w:tcBorders>
-              <w:top w:val="single" w:color="auto" w:sz="4" w:space="0"/>
-              <w:left w:val="single" w:color="auto" w:sz="4" w:space="0"/>
-              <w:bottom w:val="single" w:color="auto" w:sz="4" w:space="0"/>
-              <w:right w:val="single" w:color="auto" w:sz="4" w:space="0"/>
-            </w:tcBorders>
-            <w:noWrap w:val="0"/>
-            <w:vAlign w:val="center"/>
+            <w:vMerge/>
+            <w:tcBorders>
+              <w:top w:val="single" w:sz="4" w:space="0" w:color="auto"/>
+              <w:left w:val="single" w:sz="4" w:space="0" w:color="auto"/>
+              <w:bottom w:val="single" w:sz="4" w:space="0" w:color="auto"/>
+              <w:right w:val="single" w:sz="4" w:space="0" w:color="auto"/>
+            </w:tcBorders>
+            <w:vAlign w:val="center"/>
+            <w:hideMark/>
           </w:tcPr>
           <w:p>
             <w:pPr>
@@ -7842,13 +8257,13 @@
             <w:tcW w:w="5447" w:type="dxa"/>
             <w:gridSpan w:val="4"/>
             <w:tcBorders>
-              <w:top w:val="single" w:color="auto" w:sz="4" w:space="0"/>
-              <w:left w:val="nil"/>
-              <w:bottom w:val="single" w:color="auto" w:sz="4" w:space="0"/>
-              <w:right w:val="single" w:color="auto" w:sz="4" w:space="0"/>
-            </w:tcBorders>
-            <w:noWrap w:val="0"/>
-            <w:vAlign w:val="center"/>
+              <w:top w:val="single" w:sz="4" w:space="0" w:color="auto"/>
+              <w:left w:val="nil"/>
+              <w:bottom w:val="single" w:sz="4" w:space="0" w:color="auto"/>
+              <w:right w:val="single" w:sz="4" w:space="0" w:color="auto"/>
+            </w:tcBorders>
+            <w:vAlign w:val="center"/>
+            <w:hideMark/>
           </w:tcPr>
           <w:p>
             <w:pPr>
@@ -7872,15 +8287,15 @@
         <w:tc>
           <w:tcPr>
             <w:tcW w:w="990" w:type="dxa"/>
-            <w:vMerge w:val="continue"/>
-            <w:tcBorders>
-              <w:top w:val="single" w:color="auto" w:sz="4" w:space="0"/>
-              <w:left w:val="single" w:color="auto" w:sz="4" w:space="0"/>
+            <w:vMerge/>
+            <w:tcBorders>
+              <w:top w:val="single" w:sz="4" w:space="0" w:color="auto"/>
+              <w:left w:val="single" w:sz="4" w:space="0" w:color="auto"/>
               <w:bottom w:val="nil"/>
-              <w:right w:val="single" w:color="auto" w:sz="4" w:space="0"/>
-            </w:tcBorders>
-            <w:noWrap w:val="0"/>
-            <w:vAlign w:val="center"/>
+              <w:right w:val="single" w:sz="4" w:space="0" w:color="auto"/>
+            </w:tcBorders>
+            <w:vAlign w:val="center"/>
+            <w:hideMark/>
           </w:tcPr>
           <w:p>
             <w:pPr>
@@ -7895,14 +8310,13 @@
         <w:tc>
           <w:tcPr>
             <w:tcW w:w="990" w:type="dxa"/>
-            <w:vMerge w:val="continue"/>
-            <w:tcBorders>
-              <w:top w:val="single" w:color="auto" w:sz="4" w:space="0"/>
-              <w:left w:val="nil"/>
-              <w:bottom w:val="single" w:color="auto" w:sz="4" w:space="0"/>
-              <w:right w:val="single" w:color="auto" w:sz="4" w:space="0"/>
-            </w:tcBorders>
-            <w:noWrap w:val="0"/>
+            <w:vMerge/>
+            <w:tcBorders>
+              <w:top w:val="single" w:sz="4" w:space="0" w:color="auto"/>
+              <w:left w:val="nil"/>
+              <w:bottom w:val="single" w:sz="4" w:space="0" w:color="auto"/>
+              <w:right w:val="single" w:sz="4" w:space="0" w:color="auto"/>
+            </w:tcBorders>
             <w:vAlign w:val="center"/>
           </w:tcPr>
           <w:p>
@@ -7920,14 +8334,13 @@
           <w:tcPr>
             <w:tcW w:w="900" w:type="dxa"/>
             <w:gridSpan w:val="2"/>
-            <w:vMerge w:val="continue"/>
-            <w:tcBorders>
-              <w:top w:val="single" w:color="auto" w:sz="4" w:space="0"/>
-              <w:left w:val="nil"/>
-              <w:bottom w:val="single" w:color="auto" w:sz="4" w:space="0"/>
-              <w:right w:val="single" w:color="auto" w:sz="4" w:space="0"/>
-            </w:tcBorders>
-            <w:noWrap w:val="0"/>
+            <w:vMerge/>
+            <w:tcBorders>
+              <w:top w:val="single" w:sz="4" w:space="0" w:color="auto"/>
+              <w:left w:val="nil"/>
+              <w:bottom w:val="single" w:sz="4" w:space="0" w:color="auto"/>
+              <w:right w:val="single" w:sz="4" w:space="0" w:color="auto"/>
+            </w:tcBorders>
             <w:vAlign w:val="center"/>
           </w:tcPr>
           <w:p>
@@ -7945,14 +8358,13 @@
           <w:tcPr>
             <w:tcW w:w="853" w:type="dxa"/>
             <w:gridSpan w:val="2"/>
-            <w:vMerge w:val="continue"/>
-            <w:tcBorders>
-              <w:top w:val="single" w:color="auto" w:sz="4" w:space="0"/>
-              <w:left w:val="nil"/>
-              <w:bottom w:val="single" w:color="auto" w:sz="4" w:space="0"/>
-              <w:right w:val="single" w:color="auto" w:sz="4" w:space="0"/>
-            </w:tcBorders>
-            <w:noWrap w:val="0"/>
+            <w:vMerge/>
+            <w:tcBorders>
+              <w:top w:val="single" w:sz="4" w:space="0" w:color="auto"/>
+              <w:left w:val="nil"/>
+              <w:bottom w:val="single" w:sz="4" w:space="0" w:color="auto"/>
+              <w:right w:val="single" w:sz="4" w:space="0" w:color="auto"/>
+            </w:tcBorders>
             <w:vAlign w:val="center"/>
           </w:tcPr>
           <w:p>
@@ -7973,21 +8385,21 @@
           <w:gridAfter w:val="2"/>
           <w:wBefore w:w="153" w:type="dxa"/>
           <w:wAfter w:w="622" w:type="dxa"/>
-          <w:trHeight w:val="852" w:hRule="atLeast"/>
+          <w:trHeight w:val="852"/>
         </w:trPr>
         <w:tc>
           <w:tcPr>
             <w:tcW w:w="567" w:type="dxa"/>
             <w:gridSpan w:val="2"/>
-            <w:vMerge w:val="continue"/>
-            <w:tcBorders>
-              <w:top w:val="nil"/>
-              <w:left w:val="single" w:color="auto" w:sz="4" w:space="0"/>
-              <w:bottom w:val="single" w:color="auto" w:sz="4" w:space="0"/>
-              <w:right w:val="single" w:color="auto" w:sz="4" w:space="0"/>
-            </w:tcBorders>
-            <w:noWrap w:val="0"/>
-            <w:vAlign w:val="center"/>
+            <w:vMerge/>
+            <w:tcBorders>
+              <w:top w:val="nil"/>
+              <w:left w:val="single" w:sz="4" w:space="0" w:color="auto"/>
+              <w:bottom w:val="single" w:sz="4" w:space="0" w:color="auto"/>
+              <w:right w:val="single" w:sz="4" w:space="0" w:color="auto"/>
+            </w:tcBorders>
+            <w:vAlign w:val="center"/>
+            <w:hideMark/>
           </w:tcPr>
           <w:p>
             <w:pPr>
@@ -8004,13 +8416,13 @@
             <w:tcW w:w="5447" w:type="dxa"/>
             <w:gridSpan w:val="4"/>
             <w:tcBorders>
-              <w:top w:val="single" w:color="auto" w:sz="4" w:space="0"/>
-              <w:left w:val="single" w:color="auto" w:sz="4" w:space="0"/>
-              <w:bottom w:val="single" w:color="auto" w:sz="4" w:space="0"/>
-              <w:right w:val="single" w:color="auto" w:sz="4" w:space="0"/>
-            </w:tcBorders>
-            <w:noWrap w:val="0"/>
-            <w:vAlign w:val="center"/>
+              <w:top w:val="single" w:sz="4" w:space="0" w:color="auto"/>
+              <w:left w:val="single" w:sz="4" w:space="0" w:color="auto"/>
+              <w:bottom w:val="single" w:sz="4" w:space="0" w:color="auto"/>
+              <w:right w:val="single" w:sz="4" w:space="0" w:color="auto"/>
+            </w:tcBorders>
+            <w:vAlign w:val="center"/>
+            <w:hideMark/>
           </w:tcPr>
           <w:p>
             <w:pPr>
@@ -8034,15 +8446,15 @@
         <w:tc>
           <w:tcPr>
             <w:tcW w:w="990" w:type="dxa"/>
-            <w:vMerge w:val="continue"/>
-            <w:tcBorders>
-              <w:top w:val="nil"/>
-              <w:left w:val="single" w:color="auto" w:sz="4" w:space="0"/>
-              <w:bottom w:val="single" w:color="auto" w:sz="4" w:space="0"/>
-              <w:right w:val="single" w:color="auto" w:sz="4" w:space="0"/>
-            </w:tcBorders>
-            <w:noWrap w:val="0"/>
-            <w:vAlign w:val="center"/>
+            <w:vMerge/>
+            <w:tcBorders>
+              <w:top w:val="nil"/>
+              <w:left w:val="single" w:sz="4" w:space="0" w:color="auto"/>
+              <w:bottom w:val="single" w:sz="4" w:space="0" w:color="auto"/>
+              <w:right w:val="single" w:sz="4" w:space="0" w:color="auto"/>
+            </w:tcBorders>
+            <w:vAlign w:val="center"/>
+            <w:hideMark/>
           </w:tcPr>
           <w:p>
             <w:pPr>
@@ -8057,14 +8469,13 @@
         <w:tc>
           <w:tcPr>
             <w:tcW w:w="990" w:type="dxa"/>
-            <w:vMerge w:val="continue"/>
-            <w:tcBorders>
-              <w:top w:val="nil"/>
-              <w:left w:val="nil"/>
-              <w:bottom w:val="single" w:color="auto" w:sz="4" w:space="0"/>
-              <w:right w:val="single" w:color="auto" w:sz="4" w:space="0"/>
-            </w:tcBorders>
-            <w:noWrap w:val="0"/>
+            <w:vMerge/>
+            <w:tcBorders>
+              <w:top w:val="nil"/>
+              <w:left w:val="nil"/>
+              <w:bottom w:val="single" w:sz="4" w:space="0" w:color="auto"/>
+              <w:right w:val="single" w:sz="4" w:space="0" w:color="auto"/>
+            </w:tcBorders>
             <w:vAlign w:val="center"/>
           </w:tcPr>
           <w:p>
@@ -8082,14 +8493,13 @@
           <w:tcPr>
             <w:tcW w:w="900" w:type="dxa"/>
             <w:gridSpan w:val="2"/>
-            <w:vMerge w:val="continue"/>
-            <w:tcBorders>
-              <w:top w:val="nil"/>
-              <w:left w:val="nil"/>
-              <w:bottom w:val="single" w:color="auto" w:sz="4" w:space="0"/>
-              <w:right w:val="single" w:color="auto" w:sz="4" w:space="0"/>
-            </w:tcBorders>
-            <w:noWrap w:val="0"/>
+            <w:vMerge/>
+            <w:tcBorders>
+              <w:top w:val="nil"/>
+              <w:left w:val="nil"/>
+              <w:bottom w:val="single" w:sz="4" w:space="0" w:color="auto"/>
+              <w:right w:val="single" w:sz="4" w:space="0" w:color="auto"/>
+            </w:tcBorders>
             <w:vAlign w:val="center"/>
           </w:tcPr>
           <w:p>
@@ -8107,14 +8517,13 @@
           <w:tcPr>
             <w:tcW w:w="853" w:type="dxa"/>
             <w:gridSpan w:val="2"/>
-            <w:vMerge w:val="continue"/>
-            <w:tcBorders>
-              <w:top w:val="single" w:color="auto" w:sz="4" w:space="0"/>
-              <w:left w:val="nil"/>
-              <w:bottom w:val="single" w:color="auto" w:sz="4" w:space="0"/>
-              <w:right w:val="single" w:color="auto" w:sz="4" w:space="0"/>
-            </w:tcBorders>
-            <w:noWrap w:val="0"/>
+            <w:vMerge/>
+            <w:tcBorders>
+              <w:top w:val="single" w:sz="4" w:space="0" w:color="auto"/>
+              <w:left w:val="nil"/>
+              <w:bottom w:val="single" w:sz="4" w:space="0" w:color="auto"/>
+              <w:right w:val="single" w:sz="4" w:space="0" w:color="auto"/>
+            </w:tcBorders>
             <w:vAlign w:val="center"/>
           </w:tcPr>
           <w:p>
@@ -8135,20 +8544,20 @@
           <w:gridAfter w:val="2"/>
           <w:wBefore w:w="153" w:type="dxa"/>
           <w:wAfter w:w="622" w:type="dxa"/>
-          <w:trHeight w:val="369" w:hRule="atLeast"/>
+          <w:trHeight w:val="369"/>
         </w:trPr>
         <w:tc>
           <w:tcPr>
             <w:tcW w:w="567" w:type="dxa"/>
             <w:gridSpan w:val="2"/>
             <w:tcBorders>
-              <w:top w:val="single" w:color="auto" w:sz="4" w:space="0"/>
-              <w:left w:val="single" w:color="auto" w:sz="4" w:space="0"/>
-              <w:bottom w:val="single" w:color="auto" w:sz="4" w:space="0"/>
-              <w:right w:val="single" w:color="auto" w:sz="4" w:space="0"/>
-            </w:tcBorders>
-            <w:noWrap w:val="0"/>
-            <w:vAlign w:val="center"/>
+              <w:top w:val="single" w:sz="4" w:space="0" w:color="auto"/>
+              <w:left w:val="single" w:sz="4" w:space="0" w:color="auto"/>
+              <w:bottom w:val="single" w:sz="4" w:space="0" w:color="auto"/>
+              <w:right w:val="single" w:sz="4" w:space="0" w:color="auto"/>
+            </w:tcBorders>
+            <w:vAlign w:val="center"/>
+            <w:hideMark/>
           </w:tcPr>
           <w:p>
             <w:pPr>
@@ -8178,13 +8587,13 @@
             <w:tcW w:w="5447" w:type="dxa"/>
             <w:gridSpan w:val="4"/>
             <w:tcBorders>
-              <w:top w:val="single" w:color="auto" w:sz="4" w:space="0"/>
-              <w:left w:val="nil"/>
-              <w:bottom w:val="single" w:color="auto" w:sz="4" w:space="0"/>
-              <w:right w:val="single" w:color="auto" w:sz="4" w:space="0"/>
-            </w:tcBorders>
-            <w:noWrap w:val="0"/>
-            <w:vAlign w:val="center"/>
+              <w:top w:val="single" w:sz="4" w:space="0" w:color="auto"/>
+              <w:left w:val="nil"/>
+              <w:bottom w:val="single" w:sz="4" w:space="0" w:color="auto"/>
+              <w:right w:val="single" w:sz="4" w:space="0" w:color="auto"/>
+            </w:tcBorders>
+            <w:vAlign w:val="center"/>
+            <w:hideMark/>
           </w:tcPr>
           <w:p>
             <w:pPr>
@@ -8213,13 +8622,14 @@
           <w:tcPr>
             <w:tcW w:w="990" w:type="dxa"/>
             <w:tcBorders>
-              <w:top w:val="single" w:color="auto" w:sz="4" w:space="0"/>
-              <w:left w:val="nil"/>
-              <w:bottom w:val="single" w:color="auto" w:sz="4" w:space="0"/>
-              <w:right w:val="single" w:color="auto" w:sz="4" w:space="0"/>
-            </w:tcBorders>
-            <w:noWrap/>
-            <w:vAlign w:val="center"/>
+              <w:top w:val="single" w:sz="4" w:space="0" w:color="auto"/>
+              <w:left w:val="nil"/>
+              <w:bottom w:val="single" w:sz="4" w:space="0" w:color="auto"/>
+              <w:right w:val="single" w:sz="4" w:space="0" w:color="auto"/>
+            </w:tcBorders>
+            <w:noWrap/>
+            <w:vAlign w:val="center"/>
+            <w:hideMark/>
           </w:tcPr>
           <w:p>
             <w:pPr>
@@ -8248,10 +8658,10 @@
           <w:tcPr>
             <w:tcW w:w="990" w:type="dxa"/>
             <w:tcBorders>
-              <w:top w:val="single" w:color="auto" w:sz="4" w:space="0"/>
-              <w:left w:val="nil"/>
-              <w:bottom w:val="single" w:color="auto" w:sz="4" w:space="0"/>
-              <w:right w:val="single" w:color="auto" w:sz="4" w:space="0"/>
+              <w:top w:val="single" w:sz="4" w:space="0" w:color="auto"/>
+              <w:left w:val="nil"/>
+              <w:bottom w:val="single" w:sz="4" w:space="0" w:color="auto"/>
+              <w:right w:val="single" w:sz="4" w:space="0" w:color="auto"/>
             </w:tcBorders>
             <w:noWrap/>
             <w:vAlign w:val="center"/>
@@ -8270,10 +8680,10 @@
             <w:tcW w:w="900" w:type="dxa"/>
             <w:gridSpan w:val="2"/>
             <w:tcBorders>
-              <w:top w:val="single" w:color="auto" w:sz="4" w:space="0"/>
-              <w:left w:val="nil"/>
-              <w:bottom w:val="single" w:color="auto" w:sz="4" w:space="0"/>
-              <w:right w:val="single" w:color="auto" w:sz="4" w:space="0"/>
+              <w:top w:val="single" w:sz="4" w:space="0" w:color="auto"/>
+              <w:left w:val="nil"/>
+              <w:bottom w:val="single" w:sz="4" w:space="0" w:color="auto"/>
+              <w:right w:val="single" w:sz="4" w:space="0" w:color="auto"/>
             </w:tcBorders>
             <w:noWrap/>
             <w:vAlign w:val="center"/>
@@ -8292,10 +8702,10 @@
             <w:tcW w:w="853" w:type="dxa"/>
             <w:gridSpan w:val="2"/>
             <w:tcBorders>
-              <w:top w:val="single" w:color="auto" w:sz="4" w:space="0"/>
-              <w:left w:val="nil"/>
-              <w:bottom w:val="single" w:color="auto" w:sz="4" w:space="0"/>
-              <w:right w:val="single" w:color="auto" w:sz="4" w:space="0"/>
+              <w:top w:val="single" w:sz="4" w:space="0" w:color="auto"/>
+              <w:left w:val="nil"/>
+              <w:bottom w:val="single" w:sz="4" w:space="0" w:color="auto"/>
+              <w:right w:val="single" w:sz="4" w:space="0" w:color="auto"/>
             </w:tcBorders>
             <w:noWrap/>
             <w:vAlign w:val="center"/>
@@ -8316,7 +8726,7 @@
           <w:gridAfter w:val="2"/>
           <w:wBefore w:w="153" w:type="dxa"/>
           <w:wAfter w:w="622" w:type="dxa"/>
-          <w:trHeight w:val="300" w:hRule="atLeast"/>
+          <w:trHeight w:val="300"/>
         </w:trPr>
         <w:tc>
           <w:tcPr>
@@ -8324,12 +8734,13 @@
             <w:gridSpan w:val="2"/>
             <w:tcBorders>
               <w:top w:val="nil"/>
-              <w:left w:val="single" w:color="auto" w:sz="4" w:space="0"/>
-              <w:bottom w:val="single" w:color="auto" w:sz="4" w:space="0"/>
-              <w:right w:val="single" w:color="auto" w:sz="4" w:space="0"/>
-            </w:tcBorders>
-            <w:noWrap/>
-            <w:vAlign w:val="center"/>
+              <w:left w:val="single" w:sz="4" w:space="0" w:color="auto"/>
+              <w:bottom w:val="single" w:sz="4" w:space="0" w:color="auto"/>
+              <w:right w:val="single" w:sz="4" w:space="0" w:color="auto"/>
+            </w:tcBorders>
+            <w:noWrap/>
+            <w:vAlign w:val="center"/>
+            <w:hideMark/>
           </w:tcPr>
           <w:p>
             <w:pPr>
@@ -8357,11 +8768,12 @@
             <w:tcBorders>
               <w:top w:val="nil"/>
               <w:left w:val="nil"/>
-              <w:bottom w:val="single" w:color="auto" w:sz="4" w:space="0"/>
-              <w:right w:val="single" w:color="auto" w:sz="4" w:space="0"/>
-            </w:tcBorders>
-            <w:noWrap/>
-            <w:vAlign w:val="center"/>
+              <w:bottom w:val="single" w:sz="4" w:space="0" w:color="auto"/>
+              <w:right w:val="single" w:sz="4" w:space="0" w:color="auto"/>
+            </w:tcBorders>
+            <w:noWrap/>
+            <w:vAlign w:val="center"/>
+            <w:hideMark/>
           </w:tcPr>
           <w:p>
             <w:pPr>
@@ -8392,11 +8804,12 @@
             <w:tcBorders>
               <w:top w:val="nil"/>
               <w:left w:val="nil"/>
-              <w:bottom w:val="single" w:color="auto" w:sz="4" w:space="0"/>
-              <w:right w:val="single" w:color="auto" w:sz="4" w:space="0"/>
-            </w:tcBorders>
-            <w:noWrap/>
-            <w:vAlign w:val="center"/>
+              <w:bottom w:val="single" w:sz="4" w:space="0" w:color="auto"/>
+              <w:right w:val="single" w:sz="4" w:space="0" w:color="auto"/>
+            </w:tcBorders>
+            <w:noWrap/>
+            <w:vAlign w:val="center"/>
+            <w:hideMark/>
           </w:tcPr>
           <w:p>
             <w:pPr>
@@ -8427,8 +8840,8 @@
             <w:tcBorders>
               <w:top w:val="nil"/>
               <w:left w:val="nil"/>
-              <w:bottom w:val="single" w:color="auto" w:sz="4" w:space="0"/>
-              <w:right w:val="single" w:color="auto" w:sz="4" w:space="0"/>
+              <w:bottom w:val="single" w:sz="4" w:space="0" w:color="auto"/>
+              <w:right w:val="single" w:sz="4" w:space="0" w:color="auto"/>
             </w:tcBorders>
             <w:noWrap/>
             <w:vAlign w:val="center"/>
@@ -8449,11 +8862,10 @@
             <w:tcBorders>
               <w:top w:val="nil"/>
               <w:left w:val="nil"/>
-              <w:bottom w:val="single" w:color="auto" w:sz="4" w:space="0"/>
-              <w:right w:val="single" w:color="auto" w:sz="4" w:space="0"/>
-            </w:tcBorders>
-            <w:noWrap/>
-            <w:vAlign w:val="top"/>
+              <w:bottom w:val="single" w:sz="4" w:space="0" w:color="auto"/>
+              <w:right w:val="single" w:sz="4" w:space="0" w:color="auto"/>
+            </w:tcBorders>
+            <w:noWrap/>
           </w:tcPr>
           <w:p>
             <w:pPr>
@@ -8471,11 +8883,10 @@
             <w:tcBorders>
               <w:top w:val="nil"/>
               <w:left w:val="nil"/>
-              <w:bottom w:val="single" w:color="auto" w:sz="4" w:space="0"/>
-              <w:right w:val="single" w:color="auto" w:sz="4" w:space="0"/>
-            </w:tcBorders>
-            <w:noWrap/>
-            <w:vAlign w:val="top"/>
+              <w:bottom w:val="single" w:sz="4" w:space="0" w:color="auto"/>
+              <w:right w:val="single" w:sz="4" w:space="0" w:color="auto"/>
+            </w:tcBorders>
+            <w:noWrap/>
           </w:tcPr>
           <w:p>
             <w:pPr>
@@ -8487,42 +8898,6 @@
           </w:p>
         </w:tc>
       </w:tr>
-    </w:tbl>
-    <w:p>
-      <w:pPr>
-        <w:spacing w:before="0" w:after="0"/>
-      </w:pPr>
-    </w:p>
-    <w:tbl>
-      <w:tblPr>
-        <w:tblStyle w:val="6"/>
-        <w:tblW w:w="10522" w:type="dxa"/>
-        <w:tblInd w:w="-612" w:type="dxa"/>
-        <w:tblLayout w:type="fixed"/>
-        <w:tblCellMar>
-          <w:top w:w="0" w:type="dxa"/>
-          <w:left w:w="108" w:type="dxa"/>
-          <w:bottom w:w="0" w:type="dxa"/>
-          <w:right w:w="108" w:type="dxa"/>
-        </w:tblCellMar>
-      </w:tblPr>
-      <w:tblGrid>
-        <w:gridCol w:w="153"/>
-        <w:gridCol w:w="159"/>
-        <w:gridCol w:w="408"/>
-        <w:gridCol w:w="2006"/>
-        <w:gridCol w:w="2528"/>
-        <w:gridCol w:w="165"/>
-        <w:gridCol w:w="748"/>
-        <w:gridCol w:w="990"/>
-        <w:gridCol w:w="990"/>
-        <w:gridCol w:w="107"/>
-        <w:gridCol w:w="793"/>
-        <w:gridCol w:w="6"/>
-        <w:gridCol w:w="847"/>
-        <w:gridCol w:w="128"/>
-        <w:gridCol w:w="494"/>
-      </w:tblGrid>
       <w:tr>
         <w:trPr>
           <w:gridBefore w:val="2"/>
@@ -8534,8 +8909,6 @@
           <w:tcPr>
             <w:tcW w:w="4942" w:type="dxa"/>
             <w:gridSpan w:val="3"/>
-            <w:noWrap w:val="0"/>
-            <w:vAlign w:val="top"/>
           </w:tcPr>
           <w:p>
             <w:pPr>
@@ -8548,8 +8921,7 @@
           <w:tcPr>
             <w:tcW w:w="4774" w:type="dxa"/>
             <w:gridSpan w:val="9"/>
-            <w:noWrap w:val="0"/>
-            <w:vAlign w:val="top"/>
+            <w:hideMark/>
           </w:tcPr>
           <w:p>
             <w:pPr>
@@ -8567,21 +8939,132 @@
                 <w:sz w:val="26"/>
                 <w:szCs w:val="26"/>
               </w:rPr>
-              <w:t>TP. HCM, ngày 1 tháng 8 năm 2026</w:t>
+              <w:t>TP.</w:t>
+            </w:r>
+            <w:r>
+              <w:rPr>
+                <w:i/>
+                <w:sz w:val="26"/>
+                <w:szCs w:val="26"/>
+              </w:rPr>
+              <w:t xml:space="preserve"> </w:t>
+            </w:r>
+            <w:r>
+              <w:rPr>
+                <w:i/>
+                <w:sz w:val="26"/>
+                <w:szCs w:val="26"/>
+              </w:rPr>
+              <w:t xml:space="preserve">HCM, </w:t>
+            </w:r>
+            <w:r>
+              <w:rPr>
+                <w:i/>
+                <w:sz w:val="26"/>
+                <w:szCs w:val="26"/>
+              </w:rPr>
+              <w:t>n</w:t>
+            </w:r>
+            <w:r>
+              <w:rPr>
+                <w:i/>
+                <w:sz w:val="26"/>
+                <w:szCs w:val="26"/>
+              </w:rPr>
+              <w:t>gày</w:t>
+            </w:r>
+            <w:r>
+              <w:rPr>
+                <w:i/>
+                <w:sz w:val="26"/>
+                <w:szCs w:val="26"/>
+              </w:rPr>
+              <w:t xml:space="preserve"> </w:t>
+            </w:r>
+            <w:r>
+              <w:rPr>
+                <w:i/>
+                <w:sz w:val="26"/>
+                <w:szCs w:val="26"/>
+              </w:rPr>
+              <w:t>1</w:t>
+            </w:r>
+            <w:r>
+              <w:rPr>
+                <w:i/>
+                <w:sz w:val="26"/>
+                <w:szCs w:val="26"/>
+              </w:rPr>
+              <w:t xml:space="preserve"> </w:t>
+            </w:r>
+            <w:r>
+              <w:rPr>
+                <w:i/>
+                <w:sz w:val="26"/>
+                <w:szCs w:val="26"/>
+              </w:rPr>
+              <w:t>tháng</w:t>
+            </w:r>
+            <w:r>
+              <w:rPr>
+                <w:i/>
+                <w:sz w:val="26"/>
+                <w:szCs w:val="26"/>
+              </w:rPr>
+              <w:t xml:space="preserve"> </w:t>
+            </w:r>
+            <w:r>
+              <w:rPr>
+                <w:i/>
+                <w:sz w:val="26"/>
+                <w:szCs w:val="26"/>
+              </w:rPr>
+              <w:t>8</w:t>
+            </w:r>
+            <w:r>
+              <w:rPr>
+                <w:i/>
+                <w:sz w:val="26"/>
+                <w:szCs w:val="26"/>
+              </w:rPr>
+              <w:t xml:space="preserve"> </w:t>
+            </w:r>
+            <w:r>
+              <w:rPr>
+                <w:i/>
+                <w:sz w:val="26"/>
+                <w:szCs w:val="26"/>
+              </w:rPr>
+              <w:t>năm</w:t>
+            </w:r>
+            <w:r>
+              <w:rPr>
+                <w:i/>
+                <w:sz w:val="26"/>
+                <w:szCs w:val="26"/>
+              </w:rPr>
+              <w:t xml:space="preserve"> 202</w:t>
+            </w:r>
+            <w:r>
+              <w:rPr>
+                <w:i/>
+                <w:sz w:val="26"/>
+                <w:szCs w:val="26"/>
+              </w:rPr>
+              <w:t>6</w:t>
             </w:r>
           </w:p>
         </w:tc>
       </w:tr>
       <w:tr>
         <w:trPr>
-          <w:trHeight w:val="859" w:hRule="atLeast"/>
+          <w:trHeight w:val="859"/>
         </w:trPr>
         <w:tc>
           <w:tcPr>
             <w:tcW w:w="2726" w:type="dxa"/>
             <w:gridSpan w:val="4"/>
-            <w:noWrap w:val="0"/>
-            <w:vAlign w:val="top"/>
+            <w:hideMark/>
           </w:tcPr>
           <w:p>
             <w:pPr>
@@ -8631,7 +9114,7 @@
                 <w:sz w:val="26"/>
                 <w:szCs w:val="26"/>
               </w:rPr>
-              <w:br w:type="textWrapping"/>
+              <w:br/>
             </w:r>
           </w:p>
         </w:tc>
@@ -8639,8 +9122,7 @@
           <w:tcPr>
             <w:tcW w:w="2693" w:type="dxa"/>
             <w:gridSpan w:val="2"/>
-            <w:noWrap w:val="0"/>
-            <w:vAlign w:val="top"/>
+            <w:hideMark/>
           </w:tcPr>
           <w:p>
             <w:pPr>
@@ -8669,46 +9151,46 @@
                 <w:sz w:val="26"/>
                 <w:szCs w:val="26"/>
               </w:rPr>
-              <w:br w:type="textWrapping"/>
-            </w:r>
-            <w:r>
+              <w:br/>
+              <w:t>LỚP TRƯỞNG</w:t>
+            </w:r>
+            <w:r>
+              <w:rPr>
+                <w:i/>
+                <w:iCs/>
+                <w:sz w:val="26"/>
+                <w:szCs w:val="26"/>
+              </w:rPr>
+              <w:br/>
+            </w:r>
+          </w:p>
+        </w:tc>
+        <w:tc>
+          <w:tcPr>
+            <w:tcW w:w="2835" w:type="dxa"/>
+            <w:gridSpan w:val="4"/>
+            <w:hideMark/>
+          </w:tcPr>
+          <w:p>
+            <w:pPr>
+              <w:spacing w:before="60" w:after="60" w:line="340" w:lineRule="exact"/>
+              <w:jc w:val="center"/>
               <w:rPr>
                 <w:b/>
                 <w:bCs/>
                 <w:sz w:val="26"/>
                 <w:szCs w:val="26"/>
               </w:rPr>
-              <w:t>LỚP TRƯỞNG</w:t>
-            </w:r>
-            <w:r>
-              <w:rPr>
-                <w:i/>
-                <w:iCs/>
-                <w:sz w:val="26"/>
-                <w:szCs w:val="26"/>
-              </w:rPr>
-              <w:br w:type="textWrapping"/>
-            </w:r>
-          </w:p>
-        </w:tc>
-        <w:tc>
-          <w:tcPr>
-            <w:tcW w:w="2835" w:type="dxa"/>
-            <w:gridSpan w:val="4"/>
-            <w:noWrap w:val="0"/>
-            <w:vAlign w:val="top"/>
-          </w:tcPr>
-          <w:p>
-            <w:pPr>
-              <w:spacing w:before="60" w:after="60" w:line="340" w:lineRule="exact"/>
-              <w:jc w:val="center"/>
+            </w:pPr>
+            <w:r>
               <w:rPr>
                 <w:b/>
                 <w:bCs/>
                 <w:sz w:val="26"/>
                 <w:szCs w:val="26"/>
               </w:rPr>
-            </w:pPr>
+              <w:t>TM. BCH CHI ĐOÀN</w:t>
+            </w:r>
             <w:r>
               <w:rPr>
                 <w:b/>
@@ -8716,7 +9198,8 @@
                 <w:sz w:val="26"/>
                 <w:szCs w:val="26"/>
               </w:rPr>
-              <w:t>TM. BCH CHI ĐOÀN</w:t>
+              <w:br/>
+              <w:t xml:space="preserve">BÍ THƯ </w:t>
             </w:r>
             <w:r>
               <w:rPr>
@@ -8725,17 +9208,26 @@
                 <w:sz w:val="26"/>
                 <w:szCs w:val="26"/>
               </w:rPr>
-              <w:br w:type="textWrapping"/>
-            </w:r>
-            <w:r>
+              <w:br/>
+            </w:r>
+          </w:p>
+        </w:tc>
+        <w:tc>
+          <w:tcPr>
+            <w:tcW w:w="2268" w:type="dxa"/>
+            <w:gridSpan w:val="5"/>
+            <w:hideMark/>
+          </w:tcPr>
+          <w:p>
+            <w:pPr>
+              <w:spacing w:before="60" w:after="60" w:line="340" w:lineRule="exact"/>
               <w:rPr>
                 <w:b/>
                 <w:bCs/>
                 <w:sz w:val="26"/>
                 <w:szCs w:val="26"/>
               </w:rPr>
-              <w:t xml:space="preserve">BÍ THƯ </w:t>
-            </w:r>
+            </w:pPr>
             <w:r>
               <w:rPr>
                 <w:b/>
@@ -8743,641 +9235,1518 @@
                 <w:sz w:val="26"/>
                 <w:szCs w:val="26"/>
               </w:rPr>
-              <w:br w:type="textWrapping"/>
-            </w:r>
-          </w:p>
-        </w:tc>
-        <w:tc>
-          <w:tcPr>
-            <w:tcW w:w="2268" w:type="dxa"/>
-            <w:gridSpan w:val="5"/>
-            <w:noWrap w:val="0"/>
-            <w:vAlign w:val="top"/>
-          </w:tcPr>
-          <w:p>
-            <w:pPr>
-              <w:spacing w:before="60" w:after="60" w:line="340" w:lineRule="exact"/>
+              <w:t>SINH VIÊN</w:t>
+            </w:r>
+            <w:r>
               <w:rPr>
                 <w:b/>
                 <w:bCs/>
                 <w:sz w:val="26"/>
                 <w:szCs w:val="26"/>
               </w:rPr>
-            </w:pPr>
-            <w:r>
-              <w:rPr>
-                <w:b/>
-                <w:bCs/>
-                <w:sz w:val="26"/>
-                <w:szCs w:val="26"/>
-              </w:rPr>
-              <w:t>SINH VIÊN</w:t>
-            </w:r>
-            <w:r>
-              <w:rPr>
-                <w:b/>
-                <w:bCs/>
-                <w:sz w:val="26"/>
-                <w:szCs w:val="26"/>
-              </w:rPr>
-              <w:br w:type="textWrapping"/>
-            </w:r>
-          </w:p>
-        </w:tc>
-      </w:tr>
-      <w:tr>
-        <w:trPr>
-          <w:trHeight w:val="720" w:hRule="atLeast"/>
-        </w:trPr>
-        <w:tc>
-          <w:tcPr>
-            <w:tcW w:type="dxa" w:w="2726"/>
-            <w:gridSpan w:val="4"/>
-            <w:tcBorders>
-              <w:top w:val="none"/>
-              <w:left w:val="none"/>
-              <w:bottom w:val="none"/>
-              <w:right w:val="none"/>
-              <w:insideH w:val="none"/>
-              <w:insideV w:val="none"/>
-            </w:tcBorders>
-            <w:tcMar>
-              <w:top w:w="0" w:type="dxa"/>
-              <w:left w:w="0" w:type="dxa"/>
-              <w:bottom w:w="0" w:type="dxa"/>
-              <w:right w:w="0" w:type="dxa"/>
-            </w:tcMar>
-          </w:tcPr>
-          <w:p>
-            <w:pPr>
-              <w:spacing w:before="0" w:after="0" w:line="240" w:lineRule="auto"/>
-            </w:pPr>
-            <w:r/>
-          </w:p>
-        </w:tc>
-        <w:tc>
-          <w:tcPr>
-            <w:tcW w:type="dxa" w:w="2693"/>
-            <w:gridSpan w:val="2"/>
-            <w:tcBorders>
-              <w:top w:val="none"/>
-              <w:left w:val="none"/>
-              <w:bottom w:val="none"/>
-              <w:right w:val="none"/>
-              <w:insideH w:val="none"/>
-              <w:insideV w:val="none"/>
-            </w:tcBorders>
-            <w:tcMar>
-              <w:top w:w="0" w:type="dxa"/>
-              <w:left w:w="0" w:type="dxa"/>
-              <w:bottom w:w="0" w:type="dxa"/>
-              <w:right w:w="0" w:type="dxa"/>
-            </w:tcMar>
-          </w:tcPr>
-          <w:p>
-            <w:pPr>
-              <w:spacing w:before="0" w:after="0" w:line="240" w:lineRule="auto"/>
-            </w:pPr>
-            <w:r/>
-          </w:p>
-        </w:tc>
-        <w:tc>
-          <w:tcPr>
-            <w:tcW w:type="dxa" w:w="2835"/>
-            <w:gridSpan w:val="4"/>
-            <w:tcBorders>
-              <w:top w:val="none"/>
-              <w:left w:val="none"/>
-              <w:bottom w:val="none"/>
-              <w:right w:val="none"/>
-              <w:insideH w:val="none"/>
-              <w:insideV w:val="none"/>
-            </w:tcBorders>
-            <w:tcMar>
-              <w:top w:w="0" w:type="dxa"/>
-              <w:left w:w="0" w:type="dxa"/>
-              <w:bottom w:w="0" w:type="dxa"/>
-              <w:right w:w="0" w:type="dxa"/>
-            </w:tcMar>
-          </w:tcPr>
-          <w:p>
-            <w:pPr>
-              <w:spacing w:before="0" w:after="0" w:line="240" w:lineRule="auto"/>
-            </w:pPr>
-            <w:r/>
-          </w:p>
-        </w:tc>
-        <w:tc>
-          <w:tcPr>
-            <w:tcW w:type="dxa" w:w="2268"/>
-            <w:gridSpan w:val="5"/>
-            <w:tcBorders>
-              <w:top w:val="none"/>
-              <w:left w:val="none"/>
-              <w:bottom w:val="none"/>
-              <w:right w:val="none"/>
-              <w:insideH w:val="none"/>
-              <w:insideV w:val="none"/>
-            </w:tcBorders>
-            <w:tcMar>
-              <w:top w:w="0" w:type="dxa"/>
-              <w:left w:w="0" w:type="dxa"/>
-              <w:bottom w:w="0" w:type="dxa"/>
-              <w:right w:w="0" w:type="dxa"/>
-            </w:tcMar>
-          </w:tcPr>
-          <w:p>
-            <w:pPr>
-              <w:spacing w:before="0" w:after="0" w:line="240" w:lineRule="auto"/>
-            </w:pPr>
-            <w:r/>
-          </w:p>
-        </w:tc>
-      </w:tr>
-      <w:tr>
-        <w:tc>
-          <w:tcPr>
-            <w:tcW w:type="dxa" w:w="2726"/>
-            <w:gridSpan w:val="4"/>
-            <w:tcBorders>
-              <w:top w:val="none"/>
-              <w:left w:val="none"/>
-              <w:bottom w:val="none"/>
-              <w:right w:val="none"/>
-              <w:insideH w:val="none"/>
-              <w:insideV w:val="none"/>
-            </w:tcBorders>
-            <w:tcMar>
-              <w:top w:w="0" w:type="dxa"/>
-              <w:left w:w="0" w:type="dxa"/>
-              <w:bottom w:w="0" w:type="dxa"/>
-              <w:right w:w="0" w:type="dxa"/>
-            </w:tcMar>
-          </w:tcPr>
-          <w:p>
-            <w:pPr>
-              <w:spacing w:before="0" w:after="0" w:line="240" w:lineRule="auto"/>
-              <w:jc w:val="center"/>
-            </w:pPr>
-            <w:r/>
-            <w:r>
-              <w:drawing>
-                <wp:inline xmlns:a="http://schemas.openxmlformats.org/drawingml/2006/main" xmlns:pic="http://schemas.openxmlformats.org/drawingml/2006/picture">
-                  <wp:extent cx="1296000" cy="223200"/>
-                  <wp:docPr id="5" name="Picture 5"/>
-                  <wp:cNvGraphicFramePr>
-                    <a:graphicFrameLocks noChangeAspect="1"/>
-                  </wp:cNvGraphicFramePr>
-                  <a:graphic>
-                    <a:graphicData uri="http://schemas.openxmlformats.org/drawingml/2006/picture">
-                      <pic:pic>
-                        <pic:nvPicPr>
-                          <pic:cNvPr id="0" name="image.png"/>
-                          <pic:cNvPicPr/>
-                        </pic:nvPicPr>
-                        <pic:blipFill>
-                          <a:blip r:embed="rId5"/>
-                          <a:stretch>
-                            <a:fillRect/>
-                          </a:stretch>
-                        </pic:blipFill>
-                        <pic:spPr>
-                          <a:xfrm>
-                            <a:off x="0" y="0"/>
-                            <a:ext cx="1296000" cy="223200"/>
-                          </a:xfrm>
-                          <a:prstGeom prst="rect"/>
-                        </pic:spPr>
-                      </pic:pic>
-                    </a:graphicData>
-                  </a:graphic>
-                </wp:inline>
-              </w:drawing>
-            </w:r>
-          </w:p>
-        </w:tc>
-        <w:tc>
-          <w:tcPr>
-            <w:tcW w:type="dxa" w:w="2693"/>
-            <w:gridSpan w:val="2"/>
-            <w:tcBorders>
-              <w:top w:val="none"/>
-              <w:left w:val="none"/>
-              <w:bottom w:val="none"/>
-              <w:right w:val="none"/>
-              <w:insideH w:val="none"/>
-              <w:insideV w:val="none"/>
-            </w:tcBorders>
-            <w:tcMar>
-              <w:top w:w="0" w:type="dxa"/>
-              <w:left w:w="0" w:type="dxa"/>
-              <w:bottom w:w="0" w:type="dxa"/>
-              <w:right w:w="0" w:type="dxa"/>
-            </w:tcMar>
-          </w:tcPr>
-          <w:p>
-            <w:pPr>
-              <w:spacing w:before="0" w:after="0" w:line="240" w:lineRule="auto"/>
-              <w:jc w:val="center"/>
-            </w:pPr>
-            <w:r/>
-            <w:r>
-              <w:rPr>
-                <w:rFonts w:ascii="Times New Roman" w:hAnsi="Times New Roman"/>
-                <w:sz w:val="26"/>
-              </w:rPr>
-              <w:t>Ngô Trí Long</w:t>
-            </w:r>
-          </w:p>
-        </w:tc>
-        <w:tc>
-          <w:tcPr>
-            <w:tcW w:type="dxa" w:w="2835"/>
-            <w:gridSpan w:val="4"/>
-            <w:tcBorders>
-              <w:top w:val="none"/>
-              <w:left w:val="none"/>
-              <w:bottom w:val="none"/>
-              <w:right w:val="none"/>
-              <w:insideH w:val="none"/>
-              <w:insideV w:val="none"/>
-            </w:tcBorders>
-            <w:tcMar>
-              <w:top w:w="0" w:type="dxa"/>
-              <w:left w:w="0" w:type="dxa"/>
-              <w:bottom w:w="0" w:type="dxa"/>
-              <w:right w:w="0" w:type="dxa"/>
-            </w:tcMar>
-          </w:tcPr>
-          <w:p>
-            <w:pPr>
-              <w:spacing w:before="0" w:after="0" w:line="240" w:lineRule="auto"/>
-              <w:jc w:val="center"/>
-            </w:pPr>
-            <w:r/>
-            <w:r>
-              <w:drawing>
-                <wp:inline xmlns:a="http://schemas.openxmlformats.org/drawingml/2006/main" xmlns:pic="http://schemas.openxmlformats.org/drawingml/2006/picture">
-                  <wp:extent cx="1007999" cy="417600"/>
-                  <wp:docPr id="6" name="Picture 6"/>
-                  <wp:cNvGraphicFramePr>
-                    <a:graphicFrameLocks noChangeAspect="1"/>
-                  </wp:cNvGraphicFramePr>
-                  <a:graphic>
-                    <a:graphicData uri="http://schemas.openxmlformats.org/drawingml/2006/picture">
-                      <pic:pic>
-                        <pic:nvPicPr>
-                          <pic:cNvPr id="0" name="image.png"/>
-                          <pic:cNvPicPr/>
-                        </pic:nvPicPr>
-                        <pic:blipFill>
-                          <a:blip r:embed="rId4"/>
-                          <a:stretch>
-                            <a:fillRect/>
-                          </a:stretch>
-                        </pic:blipFill>
-                        <pic:spPr>
-                          <a:xfrm>
-                            <a:off x="0" y="0"/>
-                            <a:ext cx="1007999" cy="417600"/>
-                          </a:xfrm>
-                          <a:prstGeom prst="rect"/>
-                        </pic:spPr>
-                      </pic:pic>
-                    </a:graphicData>
-                  </a:graphic>
-                </wp:inline>
-              </w:drawing>
-            </w:r>
-          </w:p>
-        </w:tc>
-        <w:tc>
-          <w:tcPr>
-            <w:tcW w:type="dxa" w:w="2268"/>
-            <w:gridSpan w:val="5"/>
-            <w:tcBorders>
-              <w:top w:val="none"/>
-              <w:left w:val="none"/>
-              <w:bottom w:val="none"/>
-              <w:right w:val="none"/>
-              <w:insideH w:val="none"/>
-              <w:insideV w:val="none"/>
-            </w:tcBorders>
-            <w:tcMar>
-              <w:top w:w="0" w:type="dxa"/>
-              <w:left w:w="0" w:type="dxa"/>
-              <w:bottom w:w="0" w:type="dxa"/>
-              <w:right w:w="0" w:type="dxa"/>
-            </w:tcMar>
-          </w:tcPr>
-          <w:p>
-            <w:pPr>
-              <w:spacing w:before="0" w:after="0" w:line="240" w:lineRule="auto"/>
-              <w:jc w:val="center"/>
-            </w:pPr>
-            <w:r/>
-            <w:r>
-              <w:rPr>
-                <w:rFonts w:ascii="Times New Roman" w:hAnsi="Times New Roman"/>
-                <w:sz w:val="26"/>
-              </w:rPr>
-              <w:t>Vương Hà</w:t>
               <w:br/>
-              <w:t>Hải Đăng</w:t>
             </w:r>
           </w:p>
         </w:tc>
       </w:tr>
     </w:tbl>
+    <w:p>
+      <w:pPr>
+        <w:rPr>
+          <w:b/>
+          <w:bCs/>
+          <w:sz w:val="26"/>
+          <w:szCs w:val="26"/>
+          <w:u w:val="single"/>
+          <w:lang w:val="de-DE"/>
+        </w:rPr>
+      </w:pPr>
+    </w:p>
+    <w:p>
+      <w:pPr>
+        <w:rPr>
+          <w:b/>
+          <w:bCs/>
+          <w:sz w:val="26"/>
+          <w:szCs w:val="26"/>
+          <w:u w:val="single"/>
+          <w:lang w:val="de-DE"/>
+        </w:rPr>
+      </w:pPr>
+    </w:p>
+    <w:p>
+      <w:pPr>
+        <w:rPr>
+          <w:b/>
+          <w:bCs/>
+          <w:sz w:val="26"/>
+          <w:szCs w:val="26"/>
+          <w:u w:val="single"/>
+          <w:lang w:val="de-DE"/>
+        </w:rPr>
+      </w:pPr>
+    </w:p>
+    <w:p>
+      <w:pPr>
+        <w:rPr>
+          <w:b/>
+          <w:bCs/>
+          <w:sz w:val="26"/>
+          <w:szCs w:val="26"/>
+          <w:u w:val="single"/>
+          <w:lang w:val="de-DE"/>
+        </w:rPr>
+      </w:pPr>
+      <w:r>
+        <w:rPr>
+          <w:bCs/>
+          <w:noProof/>
+          <w:sz w:val="26"/>
+          <w:szCs w:val="26"/>
+          <w:lang w:val="de-DE"/>
+        </w:rPr>
+        <mc:AlternateContent>
+          <mc:Choice Requires="wps">
+            <w:drawing>
+              <wp:anchor distT="45720" distB="45720" distL="114300" distR="114300" simplePos="0" relativeHeight="251662336" behindDoc="1" locked="0" layoutInCell="1" allowOverlap="1" wp14:anchorId="7C4B4169" wp14:editId="2525D89F">
+                <wp:simplePos x="0" y="0"/>
+                <wp:positionH relativeFrom="page">
+                  <wp:align>right</wp:align>
+                </wp:positionH>
+                <wp:positionV relativeFrom="paragraph">
+                  <wp:posOffset>111760</wp:posOffset>
+                </wp:positionV>
+                <wp:extent cx="1859280" cy="1404620"/>
+                <wp:effectExtent l="0" t="0" r="7620" b="0"/>
+                <wp:wrapNone/>
+                <wp:docPr id="4" name="Text Box 2"/>
+                <wp:cNvGraphicFramePr>
+                  <a:graphicFrameLocks xmlns:a="http://schemas.openxmlformats.org/drawingml/2006/main"/>
+                </wp:cNvGraphicFramePr>
+                <a:graphic xmlns:a="http://schemas.openxmlformats.org/drawingml/2006/main">
+                  <a:graphicData uri="http://schemas.microsoft.com/office/word/2010/wordprocessingShape">
+                    <wps:wsp>
+                      <wps:cNvSpPr txBox="1">
+                        <a:spLocks noChangeArrowheads="1"/>
+                      </wps:cNvSpPr>
+                      <wps:spPr bwMode="auto">
+                        <a:xfrm>
+                          <a:off x="0" y="0"/>
+                          <a:ext cx="1859280" cy="1404620"/>
+                        </a:xfrm>
+                        <a:prstGeom prst="rect">
+                          <a:avLst/>
+                        </a:prstGeom>
+                        <a:solidFill>
+                          <a:srgbClr val="FFFFFF"/>
+                        </a:solidFill>
+                        <a:ln w="9525">
+                          <a:noFill/>
+                          <a:miter lim="800000"/>
+                          <a:headEnd/>
+                          <a:tailEnd/>
+                        </a:ln>
+                      </wps:spPr>
+                      <wps:txbx>
+                        <w:txbxContent>
+                          <w:p>
+                            <w:pPr>
+                              <w:jc w:val="center"/>
+                              <w:rPr>
+                                <w:sz w:val="26"/>
+                              </w:rPr>
+                            </w:pPr>
+                            <w:r>
+                              <w:rPr>
+                                <w:sz w:val="26"/>
+                              </w:rPr>
+                              <w:t>Vương Hà</w:t>
+                            </w:r>
+                          </w:p>
+                          <w:p>
+                            <w:pPr>
+                              <w:jc w:val="center"/>
+                              <w:rPr>
+                                <w:sz w:val="26"/>
+                              </w:rPr>
+                            </w:pPr>
+                            <w:r>
+                              <w:rPr>
+                                <w:sz w:val="26"/>
+                              </w:rPr>
+                              <w:t>Hải Đăng</w:t>
+                            </w:r>
+                          </w:p>
+                          <w:p>
+                            <w:pPr>
+                              <w:jc w:val="center"/>
+                            </w:pPr>
+                          </w:p>
+                        </w:txbxContent>
+                      </wps:txbx>
+                      <wps:bodyPr rot="0" vert="horz" wrap="square" lIns="91440" tIns="45720" rIns="91440" bIns="45720" anchor="t" anchorCtr="0">
+                        <a:spAutoFit/>
+                      </wps:bodyPr>
+                    </wps:wsp>
+                  </a:graphicData>
+                </a:graphic>
+                <wp14:sizeRelH relativeFrom="margin">
+                  <wp14:pctWidth>0</wp14:pctWidth>
+                </wp14:sizeRelH>
+                <wp14:sizeRelV relativeFrom="margin">
+                  <wp14:pctHeight>20000</wp14:pctHeight>
+                </wp14:sizeRelV>
+              </wp:anchor>
+            </w:drawing>
+          </mc:Choice>
+          <mc:Fallback>
+            <w:pict>
+              <v:shapetype w14:anchorId="7C4B4169" id="_x0000_t202" coordsize="21600,21600" o:spt="202" path="m,l,21600r21600,l21600,xe">
+                <v:stroke joinstyle="miter"/>
+                <v:path gradientshapeok="t" o:connecttype="rect"/>
+              </v:shapetype>
+              <v:shape id="Text Box 2" o:spid="_x0000_s1026" type="#_x0000_t202" style="position:absolute;margin-left:95.2pt;margin-top:8.8pt;width:146.4pt;height:110.6pt;z-index:-251654144;visibility:visible;mso-wrap-style:square;mso-width-percent:0;mso-height-percent:200;mso-wrap-distance-left:9pt;mso-wrap-distance-top:3.6pt;mso-wrap-distance-right:9pt;mso-wrap-distance-bottom:3.6pt;mso-position-horizontal:right;mso-position-horizontal-relative:page;mso-position-vertical:absolute;mso-position-vertical-relative:text;mso-width-percent:0;mso-height-percent:200;mso-width-relative:margin;mso-height-relative:margin;v-text-anchor:top" o:gfxdata="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" stroked="f">
+                <v:textbox style="mso-fit-shape-to-text:t">
+                  <w:txbxContent>
+                    <w:p>
+                      <w:pPr>
+                        <w:jc w:val="center"/>
+                        <w:rPr>
+                          <w:sz w:val="26"/>
+                        </w:rPr>
+                      </w:pPr>
+                      <w:r>
+                        <w:rPr>
+                          <w:sz w:val="26"/>
+                        </w:rPr>
+                        <w:t>Vương Hà</w:t>
+                      </w:r>
+                    </w:p>
+                    <w:p>
+                      <w:pPr>
+                        <w:jc w:val="center"/>
+                        <w:rPr>
+                          <w:sz w:val="26"/>
+                        </w:rPr>
+                      </w:pPr>
+                      <w:r>
+                        <w:rPr>
+                          <w:sz w:val="26"/>
+                        </w:rPr>
+                        <w:t>Hải Đăng</w:t>
+                      </w:r>
+                    </w:p>
+                    <w:p>
+                      <w:pPr>
+                        <w:jc w:val="center"/>
+                      </w:pPr>
+                    </w:p>
+                  </w:txbxContent>
+                </v:textbox>
+                <w10:wrap anchorx="page"/>
+              </v:shape>
+            </w:pict>
+          </mc:Fallback>
+        </mc:AlternateContent>
+      </w:r>
+      <w:r>
+        <w:rPr>
+          <w:bCs/>
+          <w:noProof/>
+          <w:sz w:val="26"/>
+          <w:szCs w:val="26"/>
+          <w:lang w:val="de-DE"/>
+        </w:rPr>
+        <w:drawing>
+          <wp:anchor distT="0" distB="0" distL="114300" distR="114300" simplePos="0" relativeHeight="251659264" behindDoc="1" locked="0" layoutInCell="1" allowOverlap="1" wp14:anchorId="579617AA" wp14:editId="0CB11DDC">
+            <wp:simplePos x="0" y="0"/>
+            <wp:positionH relativeFrom="column">
+              <wp:posOffset>3163570</wp:posOffset>
+            </wp:positionH>
+            <wp:positionV relativeFrom="paragraph">
+              <wp:posOffset>90805</wp:posOffset>
+            </wp:positionV>
+            <wp:extent cx="1280160" cy="533400"/>
+            <wp:effectExtent l="0" t="0" r="0" b="0"/>
+            <wp:wrapNone/>
+            <wp:docPr id="39" name="Picture 39"/>
+            <wp:cNvGraphicFramePr>
+              <a:graphicFrameLocks xmlns:a="http://schemas.openxmlformats.org/drawingml/2006/main" noChangeAspect="1"/>
+            </wp:cNvGraphicFramePr>
+            <a:graphic xmlns:a="http://schemas.openxmlformats.org/drawingml/2006/main">
+              <a:graphicData uri="http://schemas.openxmlformats.org/drawingml/2006/picture">
+                <pic:pic xmlns:pic="http://schemas.openxmlformats.org/drawingml/2006/picture">
+                  <pic:nvPicPr>
+                    <pic:cNvPr id="0" name="Picture 39"/>
+                    <pic:cNvPicPr>
+                      <a:picLocks noChangeAspect="1" noChangeArrowheads="1"/>
+                    </pic:cNvPicPr>
+                  </pic:nvPicPr>
+                  <pic:blipFill>
+                    <a:blip r:embed="rId7">
+                      <a:extLst>
+                        <a:ext uri="{28A0092B-C50C-407E-A947-70E740481C1C}">
+                          <a14:useLocalDpi xmlns:a14="http://schemas.microsoft.com/office/drawing/2010/main" val="0"/>
+                        </a:ext>
+                      </a:extLst>
+                    </a:blip>
+                    <a:srcRect/>
+                    <a:stretch>
+                      <a:fillRect/>
+                    </a:stretch>
+                  </pic:blipFill>
+                  <pic:spPr bwMode="auto">
+                    <a:xfrm>
+                      <a:off x="0" y="0"/>
+                      <a:ext cx="1280160" cy="533400"/>
+                    </a:xfrm>
+                    <a:prstGeom prst="rect">
+                      <a:avLst/>
+                    </a:prstGeom>
+                    <a:noFill/>
+                  </pic:spPr>
+                </pic:pic>
+              </a:graphicData>
+            </a:graphic>
+            <wp14:sizeRelH relativeFrom="page">
+              <wp14:pctWidth>0</wp14:pctWidth>
+            </wp14:sizeRelH>
+            <wp14:sizeRelV relativeFrom="page">
+              <wp14:pctHeight>0</wp14:pctHeight>
+            </wp14:sizeRelV>
+          </wp:anchor>
+        </w:drawing>
+      </w:r>
+      <w:r>
+        <w:rPr>
+          <w:bCs/>
+          <w:noProof/>
+          <w:sz w:val="26"/>
+          <w:szCs w:val="26"/>
+          <w:lang w:val="de-DE"/>
+        </w:rPr>
+        <w:drawing>
+          <wp:anchor distT="0" distB="0" distL="114300" distR="114300" simplePos="0" relativeHeight="251657216" behindDoc="0" locked="0" layoutInCell="1" allowOverlap="1" wp14:anchorId="3416C1EE" wp14:editId="4CC76C12">
+            <wp:simplePos x="0" y="0"/>
+            <wp:positionH relativeFrom="column">
+              <wp:posOffset>-304800</wp:posOffset>
+            </wp:positionH>
+            <wp:positionV relativeFrom="paragraph">
+              <wp:posOffset>128905</wp:posOffset>
+            </wp:positionV>
+            <wp:extent cx="1676400" cy="289560"/>
+            <wp:effectExtent l="0" t="0" r="0" b="0"/>
+            <wp:wrapNone/>
+            <wp:docPr id="36" name="Picture 36"/>
+            <wp:cNvGraphicFramePr>
+              <a:graphicFrameLocks xmlns:a="http://schemas.openxmlformats.org/drawingml/2006/main" noChangeAspect="1"/>
+            </wp:cNvGraphicFramePr>
+            <a:graphic xmlns:a="http://schemas.openxmlformats.org/drawingml/2006/main">
+              <a:graphicData uri="http://schemas.openxmlformats.org/drawingml/2006/picture">
+                <pic:pic xmlns:pic="http://schemas.openxmlformats.org/drawingml/2006/picture">
+                  <pic:nvPicPr>
+                    <pic:cNvPr id="0" name="Picture 36"/>
+                    <pic:cNvPicPr>
+                      <a:picLocks noChangeAspect="1" noChangeArrowheads="1"/>
+                    </pic:cNvPicPr>
+                  </pic:nvPicPr>
+                  <pic:blipFill>
+                    <a:blip r:embed="rId8">
+                      <a:extLst>
+                        <a:ext uri="{28A0092B-C50C-407E-A947-70E740481C1C}">
+                          <a14:useLocalDpi xmlns:a14="http://schemas.microsoft.com/office/drawing/2010/main" val="0"/>
+                        </a:ext>
+                      </a:extLst>
+                    </a:blip>
+                    <a:srcRect/>
+                    <a:stretch>
+                      <a:fillRect/>
+                    </a:stretch>
+                  </pic:blipFill>
+                  <pic:spPr bwMode="auto">
+                    <a:xfrm>
+                      <a:off x="0" y="0"/>
+                      <a:ext cx="1676400" cy="289560"/>
+                    </a:xfrm>
+                    <a:prstGeom prst="rect">
+                      <a:avLst/>
+                    </a:prstGeom>
+                    <a:noFill/>
+                  </pic:spPr>
+                </pic:pic>
+              </a:graphicData>
+            </a:graphic>
+            <wp14:sizeRelH relativeFrom="page">
+              <wp14:pctWidth>0</wp14:pctWidth>
+            </wp14:sizeRelH>
+            <wp14:sizeRelV relativeFrom="page">
+              <wp14:pctHeight>0</wp14:pctHeight>
+            </wp14:sizeRelV>
+          </wp:anchor>
+        </w:drawing>
+      </w:r>
+    </w:p>
+    <w:p>
+      <w:pPr>
+        <w:rPr>
+          <w:bCs/>
+          <w:sz w:val="26"/>
+          <w:szCs w:val="26"/>
+          <w:lang w:val="de-DE"/>
+        </w:rPr>
+      </w:pPr>
+      <w:r>
+        <w:rPr>
+          <w:noProof/>
+        </w:rPr>
+        <mc:AlternateContent>
+          <mc:Choice Requires="wps">
+            <w:drawing>
+              <wp:anchor distT="45720" distB="45720" distL="114300" distR="114300" simplePos="0" relativeHeight="251660288" behindDoc="1" locked="0" layoutInCell="1" allowOverlap="1" wp14:anchorId="681A93E3" wp14:editId="16262C43">
+                <wp:simplePos x="0" y="0"/>
+                <wp:positionH relativeFrom="column">
+                  <wp:posOffset>4503420</wp:posOffset>
+                </wp:positionH>
+                <wp:positionV relativeFrom="paragraph">
+                  <wp:posOffset>8793480</wp:posOffset>
+                </wp:positionV>
+                <wp:extent cx="1280160" cy="525780"/>
+                <wp:effectExtent l="0" t="0" r="0" b="0"/>
+                <wp:wrapNone/>
+                <wp:docPr id="1" name="Text Box 2"/>
+                <wp:cNvGraphicFramePr>
+                  <a:graphicFrameLocks xmlns:a="http://schemas.openxmlformats.org/drawingml/2006/main"/>
+                </wp:cNvGraphicFramePr>
+                <a:graphic xmlns:a="http://schemas.openxmlformats.org/drawingml/2006/main">
+                  <a:graphicData uri="http://schemas.microsoft.com/office/word/2010/wordprocessingShape">
+                    <wps:wsp>
+                      <wps:cNvSpPr txBox="1">
+                        <a:spLocks noChangeArrowheads="1"/>
+                      </wps:cNvSpPr>
+                      <wps:spPr bwMode="auto">
+                        <a:xfrm>
+                          <a:off x="0" y="0"/>
+                          <a:ext cx="1280160" cy="525780"/>
+                        </a:xfrm>
+                        <a:prstGeom prst="rect">
+                          <a:avLst/>
+                        </a:prstGeom>
+                        <a:noFill/>
+                        <a:ln>
+                          <a:noFill/>
+                        </a:ln>
+                        <a:effectLst/>
+                      </wps:spPr>
+                      <wps:txbx>
+                        <w:txbxContent>
+                          <w:p>
+                            <w:pPr>
+                              <w:jc w:val="center"/>
+                              <w:rPr>
+                                <w:sz w:val="26"/>
+                                <w:szCs w:val="26"/>
+                                <w:lang w:val="en-AS"/>
+                              </w:rPr>
+                            </w:pPr>
+                            <w:r>
+                              <w:rPr>
+                                <w:sz w:val="26"/>
+                                <w:szCs w:val="26"/>
+                                <w:lang w:val="en-AS"/>
+                              </w:rPr>
+                              <w:t>Nguyễn Phương</w:t>
+                            </w:r>
+                          </w:p>
+                          <w:p>
+                            <w:pPr>
+                              <w:jc w:val="center"/>
+                            </w:pPr>
+                            <w:r>
+                              <w:rPr>
+                                <w:sz w:val="26"/>
+                                <w:szCs w:val="26"/>
+                                <w:lang w:val="en-AS"/>
+                              </w:rPr>
+                              <w:t>Quốc Vương</w:t>
+                            </w:r>
+                          </w:p>
+                        </w:txbxContent>
+                      </wps:txbx>
+                      <wps:bodyPr rot="0" vert="horz" wrap="square" lIns="91440" tIns="45720" rIns="91440" bIns="45720" anchor="t" anchorCtr="0">
+                        <a:noAutofit/>
+                      </wps:bodyPr>
+                    </wps:wsp>
+                  </a:graphicData>
+                </a:graphic>
+                <wp14:sizeRelH relativeFrom="margin">
+                  <wp14:pctWidth>0</wp14:pctWidth>
+                </wp14:sizeRelH>
+                <wp14:sizeRelV relativeFrom="margin">
+                  <wp14:pctHeight>0</wp14:pctHeight>
+                </wp14:sizeRelV>
+              </wp:anchor>
+            </w:drawing>
+          </mc:Choice>
+          <mc:Fallback>
+            <w:pict>
+              <v:shapetype w14:anchorId="681A93E3" id="_x0000_t202" coordsize="21600,21600" o:spt="202" path="m,l,21600r21600,l21600,xe">
+                <v:stroke joinstyle="miter"/>
+                <v:path gradientshapeok="t" o:connecttype="rect"/>
+              </v:shapetype>
+              <v:shape id="Text Box 2" o:spid="_x0000_s1026" type="#_x0000_t202" style="position:absolute;margin-left:354.6pt;margin-top:692.4pt;width:100.8pt;height:41.4pt;z-index:-251656192;visibility:visible;mso-wrap-style:square;mso-width-percent:0;mso-height-percent:0;mso-wrap-distance-left:9pt;mso-wrap-distance-top:3.6pt;mso-wrap-distance-right:9pt;mso-wrap-distance-bottom:3.6pt;mso-position-horizontal:absolute;mso-position-horizontal-relative:text;mso-position-vertical:absolute;mso-position-vertical-relative:text;mso-width-percent:0;mso-height-percent:0;mso-width-relative:margin;mso-height-relative:margin;v-text-anchor:top" o:gfxdata="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" filled="f" stroked="f">
+                <v:textbox>
+                  <w:txbxContent>
+                    <w:p>
+                      <w:pPr>
+                        <w:jc w:val="center"/>
+                        <w:rPr>
+                          <w:sz w:val="26"/>
+                          <w:szCs w:val="26"/>
+                          <w:lang w:val="en-AS"/>
+                        </w:rPr>
+                      </w:pPr>
+                      <w:r>
+                        <w:rPr>
+                          <w:sz w:val="26"/>
+                          <w:szCs w:val="26"/>
+                          <w:lang w:val="en-AS"/>
+                        </w:rPr>
+                        <w:t>Nguyễn Phương</w:t>
+                      </w:r>
+                    </w:p>
+                    <w:p>
+                      <w:pPr>
+                        <w:jc w:val="center"/>
+                      </w:pPr>
+                      <w:r>
+                        <w:rPr>
+                          <w:sz w:val="26"/>
+                          <w:szCs w:val="26"/>
+                          <w:lang w:val="en-AS"/>
+                        </w:rPr>
+                        <w:t>Quốc Vương</w:t>
+                      </w:r>
+                    </w:p>
+                  </w:txbxContent>
+                </v:textbox>
+              </v:shape>
+            </w:pict>
+          </mc:Fallback>
+        </mc:AlternateContent>
+      </w:r>
+      <w:r>
+        <w:rPr>
+          <w:noProof/>
+        </w:rPr>
+        <mc:AlternateContent>
+          <mc:Choice Requires="wps">
+            <w:drawing>
+              <wp:anchor distT="45720" distB="45720" distL="114300" distR="114300" simplePos="0" relativeHeight="251658240" behindDoc="1" locked="0" layoutInCell="1" allowOverlap="1" wp14:anchorId="5EA84FCB" wp14:editId="70858942">
+                <wp:simplePos x="0" y="0"/>
+                <wp:positionH relativeFrom="column">
+                  <wp:posOffset>4503420</wp:posOffset>
+                </wp:positionH>
+                <wp:positionV relativeFrom="paragraph">
+                  <wp:posOffset>8793480</wp:posOffset>
+                </wp:positionV>
+                <wp:extent cx="1280160" cy="525780"/>
+                <wp:effectExtent l="0" t="0" r="0" b="0"/>
+                <wp:wrapNone/>
+                <wp:docPr id="217" name="Text Box 2"/>
+                <wp:cNvGraphicFramePr>
+                  <a:graphicFrameLocks xmlns:a="http://schemas.openxmlformats.org/drawingml/2006/main"/>
+                </wp:cNvGraphicFramePr>
+                <a:graphic xmlns:a="http://schemas.openxmlformats.org/drawingml/2006/main">
+                  <a:graphicData uri="http://schemas.microsoft.com/office/word/2010/wordprocessingShape">
+                    <wps:wsp>
+                      <wps:cNvSpPr txBox="1">
+                        <a:spLocks noChangeArrowheads="1"/>
+                      </wps:cNvSpPr>
+                      <wps:spPr bwMode="auto">
+                        <a:xfrm>
+                          <a:off x="0" y="0"/>
+                          <a:ext cx="1280160" cy="525780"/>
+                        </a:xfrm>
+                        <a:prstGeom prst="rect">
+                          <a:avLst/>
+                        </a:prstGeom>
+                        <a:noFill/>
+                        <a:ln>
+                          <a:noFill/>
+                        </a:ln>
+                        <a:effectLst/>
+                      </wps:spPr>
+                      <wps:txbx>
+                        <w:txbxContent>
+                          <w:p>
+                            <w:pPr>
+                              <w:jc w:val="center"/>
+                              <w:rPr>
+                                <w:sz w:val="26"/>
+                                <w:szCs w:val="26"/>
+                                <w:lang w:val="en-AS"/>
+                              </w:rPr>
+                            </w:pPr>
+                            <w:r>
+                              <w:rPr>
+                                <w:sz w:val="26"/>
+                                <w:szCs w:val="26"/>
+                                <w:lang w:val="en-AS"/>
+                              </w:rPr>
+                              <w:t>Nguyễn Phương</w:t>
+                            </w:r>
+                          </w:p>
+                          <w:p>
+                            <w:pPr>
+                              <w:jc w:val="center"/>
+                            </w:pPr>
+                            <w:r>
+                              <w:rPr>
+                                <w:sz w:val="26"/>
+                                <w:szCs w:val="26"/>
+                                <w:lang w:val="en-AS"/>
+                              </w:rPr>
+                              <w:t>Quốc Vương</w:t>
+                            </w:r>
+                          </w:p>
+                        </w:txbxContent>
+                      </wps:txbx>
+                      <wps:bodyPr rot="0" vert="horz" wrap="square" lIns="91440" tIns="45720" rIns="91440" bIns="45720" anchor="t" anchorCtr="0">
+                        <a:noAutofit/>
+                      </wps:bodyPr>
+                    </wps:wsp>
+                  </a:graphicData>
+                </a:graphic>
+                <wp14:sizeRelH relativeFrom="margin">
+                  <wp14:pctWidth>0</wp14:pctWidth>
+                </wp14:sizeRelH>
+                <wp14:sizeRelV relativeFrom="margin">
+                  <wp14:pctHeight>0</wp14:pctHeight>
+                </wp14:sizeRelV>
+              </wp:anchor>
+            </w:drawing>
+          </mc:Choice>
+          <mc:Fallback>
+            <w:pict>
+              <v:shape w14:anchorId="5EA84FCB" id="_x0000_s1027" type="#_x0000_t202" style="position:absolute;margin-left:354.6pt;margin-top:692.4pt;width:100.8pt;height:41.4pt;z-index:-251658240;visibility:visible;mso-wrap-style:square;mso-width-percent:0;mso-height-percent:0;mso-wrap-distance-left:9pt;mso-wrap-distance-top:3.6pt;mso-wrap-distance-right:9pt;mso-wrap-distance-bottom:3.6pt;mso-position-horizontal:absolute;mso-position-horizontal-relative:text;mso-position-vertical:absolute;mso-position-vertical-relative:text;mso-width-percent:0;mso-height-percent:0;mso-width-relative:margin;mso-height-relative:margin;v-text-anchor:top" o:gfxdata="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" filled="f" stroked="f">
+                <v:textbox>
+                  <w:txbxContent>
+                    <w:p>
+                      <w:pPr>
+                        <w:jc w:val="center"/>
+                        <w:rPr>
+                          <w:sz w:val="26"/>
+                          <w:szCs w:val="26"/>
+                          <w:lang w:val="en-AS"/>
+                        </w:rPr>
+                      </w:pPr>
+                      <w:r>
+                        <w:rPr>
+                          <w:sz w:val="26"/>
+                          <w:szCs w:val="26"/>
+                          <w:lang w:val="en-AS"/>
+                        </w:rPr>
+                        <w:t>Nguyễn Phương</w:t>
+                      </w:r>
+                    </w:p>
+                    <w:p>
+                      <w:pPr>
+                        <w:jc w:val="center"/>
+                      </w:pPr>
+                      <w:r>
+                        <w:rPr>
+                          <w:sz w:val="26"/>
+                          <w:szCs w:val="26"/>
+                          <w:lang w:val="en-AS"/>
+                        </w:rPr>
+                        <w:t>Quốc Vương</w:t>
+                      </w:r>
+                    </w:p>
+                  </w:txbxContent>
+                </v:textbox>
+              </v:shape>
+            </w:pict>
+          </mc:Fallback>
+        </mc:AlternateContent>
+      </w:r>
+      <w:r>
+        <w:rPr>
+          <w:bCs/>
+          <w:sz w:val="26"/>
+          <w:szCs w:val="26"/>
+          <w:lang w:val="de-DE"/>
+        </w:rPr>
+        <w:t>....</w:t>
+      </w:r>
+      <w:r>
+        <w:rPr>
+          <w:bCs/>
+          <w:sz w:val="26"/>
+          <w:szCs w:val="26"/>
+          <w:lang w:val="de-DE"/>
+        </w:rPr>
+        <w:t>........</w:t>
+      </w:r>
+      <w:r>
+        <w:rPr>
+          <w:bCs/>
+          <w:sz w:val="26"/>
+          <w:szCs w:val="26"/>
+          <w:lang w:val="de-DE"/>
+        </w:rPr>
+        <w:t>............</w:t>
+      </w:r>
+      <w:r>
+        <w:rPr>
+          <w:bCs/>
+          <w:sz w:val="26"/>
+          <w:szCs w:val="26"/>
+          <w:lang w:val="de-DE"/>
+        </w:rPr>
+        <w:tab/>
+      </w:r>
+      <w:r>
+        <w:rPr>
+          <w:bCs/>
+          <w:sz w:val="26"/>
+          <w:szCs w:val="26"/>
+          <w:lang w:val="de-DE"/>
+        </w:rPr>
+        <w:t xml:space="preserve">       Ngô Trí Long</w:t>
+      </w:r>
+      <w:r>
+        <w:rPr>
+          <w:bCs/>
+          <w:sz w:val="26"/>
+          <w:szCs w:val="26"/>
+          <w:lang w:val="de-DE"/>
+        </w:rPr>
+        <w:tab/>
+      </w:r>
+      <w:r>
+        <w:rPr>
+          <w:bCs/>
+          <w:sz w:val="26"/>
+          <w:szCs w:val="26"/>
+          <w:lang w:val="de-DE"/>
+        </w:rPr>
+        <w:t xml:space="preserve">          </w:t>
+      </w:r>
+      <w:r>
+        <w:rPr>
+          <w:bCs/>
+          <w:sz w:val="26"/>
+          <w:szCs w:val="26"/>
+          <w:lang w:val="de-DE"/>
+        </w:rPr>
+        <w:tab/>
+      </w:r>
+      <w:r>
+        <w:rPr>
+          <w:bCs/>
+          <w:sz w:val="26"/>
+          <w:szCs w:val="26"/>
+          <w:lang w:val="de-DE"/>
+        </w:rPr>
+        <w:tab/>
+      </w:r>
+      <w:r>
+        <w:rPr>
+          <w:bCs/>
+          <w:sz w:val="26"/>
+          <w:szCs w:val="26"/>
+          <w:lang w:val="de-DE"/>
+        </w:rPr>
+        <w:tab/>
+      </w:r>
+      <w:r>
+        <w:rPr>
+          <w:bCs/>
+          <w:sz w:val="26"/>
+          <w:szCs w:val="26"/>
+          <w:lang w:val="de-DE"/>
+        </w:rPr>
+        <w:tab/>
+      </w:r>
+    </w:p>
     <w:sectPr>
-      <w:pgSz w:w="11907" w:h="16840"/>
+      <w:pgSz w:w="11907" w:h="16840" w:code="9"/>
       <w:pgMar w:top="567" w:right="657" w:bottom="284" w:left="1980" w:header="567" w:footer="720" w:gutter="0"/>
       <w:pgNumType w:start="1"/>
-      <w:cols w:space="720" w:num="1"/>
-      <w:docGrid w:linePitch="360" w:charSpace="0"/>
+      <w:cols w:space="720"/>
+      <w:docGrid w:linePitch="360"/>
     </w:sectPr>
   </w:body>
 </w:document>
 </file>
 
+<file path=word/endnotes.xml><?xml version="1.0" encoding="utf-8"?>
+<w:endnotes xmlns:wpc="http://schemas.microsoft.com/office/word/2010/wordprocessingCanvas" xmlns:cx="http://schemas.microsoft.com/office/drawing/2014/chartex" xmlns:cx1="http://schemas.microsoft.com/office/drawing/2015/9/8/chartex" xmlns:cx2="http://schemas.microsoft.com/office/drawing/2015/10/21/chartex" xmlns:cx3="http://schemas.microsoft.com/office/drawing/2016/5/9/chartex" xmlns:cx4="http://schemas.microsoft.com/office/drawing/2016/5/10/chartex" xmlns:cx5="http://schemas.microsoft.com/office/drawing/2016/5/11/chartex" xmlns:cx6="http://schemas.microsoft.com/office/drawing/2016/5/12/chartex" xmlns:cx7="http://schemas.microsoft.com/office/drawing/2016/5/13/chartex" xmlns:cx8="http://schemas.microsoft.com/office/drawing/2016/5/14/chartex" xmlns:mc="http://schemas.openxmlformats.org/markup-compatibility/2006" xmlns:aink="http://schemas.microsoft.com/office/drawing/2016/ink" xmlns:am3d="http://schemas.microsoft.com/office/drawing/2017/model3d" xmlns:o="urn:schemas-microsoft-com:office:office" xmlns:r="http://schemas.openxmlformats.org/officeDocument/2006/relationships" xmlns:m="http://schemas.openxmlformats.org/officeDocument/2006/math" xmlns:v="urn:schemas-microsoft-com:vml" xmlns:wp14="http://schemas.microsoft.com/office/word/2010/wordprocessingDrawing" xmlns:wp="http://schemas.openxmlformats.org/drawingml/2006/wordprocessingDrawing" xmlns:w10="urn:schemas-microsoft-com:office:word" xmlns:w="http://schemas.openxmlformats.org/wordprocessingml/2006/main" xmlns:w14="http://schemas.microsoft.com/office/word/2010/wordml" xmlns:w15="http://schemas.microsoft.com/office/word/2012/wordml" xmlns:w16cex="http://schemas.microsoft.com/office/word/2018/wordml/cex" xmlns:w16cid="http://schemas.microsoft.com/office/word/2016/wordml/cid" xmlns:w16="http://schemas.microsoft.com/office/word/2018/wordml" xmlns:w16se="http://schemas.microsoft.com/office/word/2015/wordml/symex" xmlns:wpg="http://schemas.microsoft.com/office/word/2010/wordprocessingGroup" xmlns:wpi="http://schemas.microsoft.com/office/word/2010/wordprocessingInk" xmlns:wne="http://schemas.microsoft.com/office/word/2006/wordml" xmlns:wps="http://schemas.microsoft.com/office/word/2010/wordprocessingShape" mc:Ignorable="w14 w15 w16se w16cid w16 w16cex wp14">
+  <w:endnote w:type="separator" w:id="-1">
+    <w:p>
+      <w:r>
+        <w:separator/>
+      </w:r>
+    </w:p>
+  </w:endnote>
+  <w:endnote w:type="continuationSeparator" w:id="0">
+    <w:p>
+      <w:r>
+        <w:continuationSeparator/>
+      </w:r>
+    </w:p>
+  </w:endnote>
+</w:endnotes>
+</file>
+
+<file path=word/footnotes.xml><?xml version="1.0" encoding="utf-8"?>
+<w:footnotes xmlns:wpc="http://schemas.microsoft.com/office/word/2010/wordprocessingCanvas" xmlns:cx="http://schemas.microsoft.com/office/drawing/2014/chartex" xmlns:cx1="http://schemas.microsoft.com/office/drawing/2015/9/8/chartex" xmlns:cx2="http://schemas.microsoft.com/office/drawing/2015/10/21/chartex" xmlns:cx3="http://schemas.microsoft.com/office/drawing/2016/5/9/chartex" xmlns:cx4="http://schemas.microsoft.com/office/drawing/2016/5/10/chartex" xmlns:cx5="http://schemas.microsoft.com/office/drawing/2016/5/11/chartex" xmlns:cx6="http://schemas.microsoft.com/office/drawing/2016/5/12/chartex" xmlns:cx7="http://schemas.microsoft.com/office/drawing/2016/5/13/chartex" xmlns:cx8="http://schemas.microsoft.com/office/drawing/2016/5/14/chartex" xmlns:mc="http://schemas.openxmlformats.org/markup-compatibility/2006" xmlns:aink="http://schemas.microsoft.com/office/drawing/2016/ink" xmlns:am3d="http://schemas.microsoft.com/office/drawing/2017/model3d" xmlns:o="urn:schemas-microsoft-com:office:office" xmlns:r="http://schemas.openxmlformats.org/officeDocument/2006/relationships" xmlns:m="http://schemas.openxmlformats.org/officeDocument/2006/math" xmlns:v="urn:schemas-microsoft-com:vml" xmlns:wp14="http://schemas.microsoft.com/office/word/2010/wordprocessingDrawing" xmlns:wp="http://schemas.openxmlformats.org/drawingml/2006/wordprocessingDrawing" xmlns:w10="urn:schemas-microsoft-com:office:word" xmlns:w="http://schemas.openxmlformats.org/wordprocessingml/2006/main" xmlns:w14="http://schemas.microsoft.com/office/word/2010/wordml" xmlns:w15="http://schemas.microsoft.com/office/word/2012/wordml" xmlns:w16cex="http://schemas.microsoft.com/office/word/2018/wordml/cex" xmlns:w16cid="http://schemas.microsoft.com/office/word/2016/wordml/cid" xmlns:w16="http://schemas.microsoft.com/office/word/2018/wordml" xmlns:w16se="http://schemas.microsoft.com/office/word/2015/wordml/symex" xmlns:wpg="http://schemas.microsoft.com/office/word/2010/wordprocessingGroup" xmlns:wpi="http://schemas.microsoft.com/office/word/2010/wordprocessingInk" xmlns:wne="http://schemas.microsoft.com/office/word/2006/wordml" xmlns:wps="http://schemas.microsoft.com/office/word/2010/wordprocessingShape" mc:Ignorable="w14 w15 w16se w16cid w16 w16cex wp14">
+  <w:footnote w:type="separator" w:id="-1">
+    <w:p>
+      <w:r>
+        <w:separator/>
+      </w:r>
+    </w:p>
+  </w:footnote>
+  <w:footnote w:type="continuationSeparator" w:id="0">
+    <w:p>
+      <w:r>
+        <w:continuationSeparator/>
+      </w:r>
+    </w:p>
+  </w:footnote>
+</w:footnotes>
+</file>
+
+<file path=word/numbering.xml><?xml version="1.0" encoding="utf-8"?>
+<w:numbering xmlns:wpc="http://schemas.microsoft.com/office/word/2010/wordprocessingCanvas" xmlns:cx="http://schemas.microsoft.com/office/drawing/2014/chartex" xmlns:cx1="http://schemas.microsoft.com/office/drawing/2015/9/8/chartex" xmlns:cx2="http://schemas.microsoft.com/office/drawing/2015/10/21/chartex" xmlns:cx3="http://schemas.microsoft.com/office/drawing/2016/5/9/chartex" xmlns:cx4="http://schemas.microsoft.com/office/drawing/2016/5/10/chartex" xmlns:cx5="http://schemas.microsoft.com/office/drawing/2016/5/11/chartex" xmlns:cx6="http://schemas.microsoft.com/office/drawing/2016/5/12/chartex" xmlns:cx7="http://schemas.microsoft.com/office/drawing/2016/5/13/chartex" xmlns:cx8="http://schemas.microsoft.com/office/drawing/2016/5/14/chartex" xmlns:mc="http://schemas.openxmlformats.org/markup-compatibility/2006" xmlns:aink="http://schemas.microsoft.com/office/drawing/2016/ink" xmlns:am3d="http://schemas.microsoft.com/office/drawing/2017/model3d" xmlns:o="urn:schemas-microsoft-com:office:office" xmlns:r="http://schemas.openxmlformats.org/officeDocument/2006/relationships" xmlns:m="http://schemas.openxmlformats.org/officeDocument/2006/math" xmlns:v="urn:schemas-microsoft-com:vml" xmlns:wp14="http://schemas.microsoft.com/office/word/2010/wordprocessingDrawing" xmlns:wp="http://schemas.openxmlformats.org/drawingml/2006/wordprocessingDrawing" xmlns:w10="urn:schemas-microsoft-com:office:word" xmlns:w="http://schemas.openxmlformats.org/wordprocessingml/2006/main" xmlns:w14="http://schemas.microsoft.com/office/word/2010/wordml" xmlns:w15="http://schemas.microsoft.com/office/word/2012/wordml" xmlns:w16cex="http://schemas.microsoft.com/office/word/2018/wordml/cex" xmlns:w16cid="http://schemas.microsoft.com/office/word/2016/wordml/cid" xmlns:w16="http://schemas.microsoft.com/office/word/2018/wordml" xmlns:w16se="http://schemas.microsoft.com/office/word/2015/wordml/symex" xmlns:wpg="http://schemas.microsoft.com/office/word/2010/wordprocessingGroup" xmlns:wpi="http://schemas.microsoft.com/office/word/2010/wordprocessingInk" xmlns:wne="http://schemas.microsoft.com/office/word/2006/wordml" xmlns:wps="http://schemas.microsoft.com/office/word/2010/wordprocessingShape" mc:Ignorable="w14 w15 w16se w16cid w16 w16cex wp14">
+  <w:abstractNum w:abstractNumId="0" w15:restartNumberingAfterBreak="0">
+    <w:nsid w:val="00197596"/>
+    <w:multiLevelType w:val="hybridMultilevel"/>
+    <w:tmpl w:val="307C511E"/>
+    <w:lvl w:ilvl="0" w:tplc="B06A4C0E">
+      <w:start w:val="1"/>
+      <w:numFmt w:val="upperRoman"/>
+      <w:lvlText w:val="%1."/>
+      <w:lvlJc w:val="left"/>
+      <w:pPr>
+        <w:ind w:left="1259" w:hanging="720"/>
+      </w:pPr>
+      <w:rPr>
+        <w:rFonts w:hint="default"/>
+      </w:rPr>
+    </w:lvl>
+    <w:lvl w:ilvl="1" w:tplc="04090019" w:tentative="1">
+      <w:start w:val="1"/>
+      <w:numFmt w:val="lowerLetter"/>
+      <w:lvlText w:val="%2."/>
+      <w:lvlJc w:val="left"/>
+      <w:pPr>
+        <w:ind w:left="1619" w:hanging="360"/>
+      </w:pPr>
+    </w:lvl>
+    <w:lvl w:ilvl="2" w:tplc="0409001B" w:tentative="1">
+      <w:start w:val="1"/>
+      <w:numFmt w:val="lowerRoman"/>
+      <w:lvlText w:val="%3."/>
+      <w:lvlJc w:val="right"/>
+      <w:pPr>
+        <w:ind w:left="2339" w:hanging="180"/>
+      </w:pPr>
+    </w:lvl>
+    <w:lvl w:ilvl="3" w:tplc="0409000F" w:tentative="1">
+      <w:start w:val="1"/>
+      <w:numFmt w:val="decimal"/>
+      <w:lvlText w:val="%4."/>
+      <w:lvlJc w:val="left"/>
+      <w:pPr>
+        <w:ind w:left="3059" w:hanging="360"/>
+      </w:pPr>
+    </w:lvl>
+    <w:lvl w:ilvl="4" w:tplc="04090019" w:tentative="1">
+      <w:start w:val="1"/>
+      <w:numFmt w:val="lowerLetter"/>
+      <w:lvlText w:val="%5."/>
+      <w:lvlJc w:val="left"/>
+      <w:pPr>
+        <w:ind w:left="3779" w:hanging="360"/>
+      </w:pPr>
+    </w:lvl>
+    <w:lvl w:ilvl="5" w:tplc="0409001B" w:tentative="1">
+      <w:start w:val="1"/>
+      <w:numFmt w:val="lowerRoman"/>
+      <w:lvlText w:val="%6."/>
+      <w:lvlJc w:val="right"/>
+      <w:pPr>
+        <w:ind w:left="4499" w:hanging="180"/>
+      </w:pPr>
+    </w:lvl>
+    <w:lvl w:ilvl="6" w:tplc="0409000F" w:tentative="1">
+      <w:start w:val="1"/>
+      <w:numFmt w:val="decimal"/>
+      <w:lvlText w:val="%7."/>
+      <w:lvlJc w:val="left"/>
+      <w:pPr>
+        <w:ind w:left="5219" w:hanging="360"/>
+      </w:pPr>
+    </w:lvl>
+    <w:lvl w:ilvl="7" w:tplc="04090019" w:tentative="1">
+      <w:start w:val="1"/>
+      <w:numFmt w:val="lowerLetter"/>
+      <w:lvlText w:val="%8."/>
+      <w:lvlJc w:val="left"/>
+      <w:pPr>
+        <w:ind w:left="5939" w:hanging="360"/>
+      </w:pPr>
+    </w:lvl>
+    <w:lvl w:ilvl="8" w:tplc="0409001B" w:tentative="1">
+      <w:start w:val="1"/>
+      <w:numFmt w:val="lowerRoman"/>
+      <w:lvlText w:val="%9."/>
+      <w:lvlJc w:val="right"/>
+      <w:pPr>
+        <w:ind w:left="6659" w:hanging="180"/>
+      </w:pPr>
+    </w:lvl>
+  </w:abstractNum>
+  <w:abstractNum w:abstractNumId="1" w15:restartNumberingAfterBreak="0">
+    <w:nsid w:val="0A323E6F"/>
+    <w:multiLevelType w:val="hybridMultilevel"/>
+    <w:tmpl w:val="5A10A5BA"/>
+    <w:lvl w:ilvl="0" w:tplc="0409000F">
+      <w:start w:val="1"/>
+      <w:numFmt w:val="decimal"/>
+      <w:lvlText w:val="%1."/>
+      <w:lvlJc w:val="left"/>
+      <w:pPr>
+        <w:ind w:left="720" w:hanging="360"/>
+      </w:pPr>
+      <w:rPr>
+        <w:rFonts w:hint="default"/>
+      </w:rPr>
+    </w:lvl>
+    <w:lvl w:ilvl="1" w:tplc="04090019" w:tentative="1">
+      <w:start w:val="1"/>
+      <w:numFmt w:val="lowerLetter"/>
+      <w:lvlText w:val="%2."/>
+      <w:lvlJc w:val="left"/>
+      <w:pPr>
+        <w:ind w:left="1440" w:hanging="360"/>
+      </w:pPr>
+    </w:lvl>
+    <w:lvl w:ilvl="2" w:tplc="0409001B" w:tentative="1">
+      <w:start w:val="1"/>
+      <w:numFmt w:val="lowerRoman"/>
+      <w:lvlText w:val="%3."/>
+      <w:lvlJc w:val="right"/>
+      <w:pPr>
+        <w:ind w:left="2160" w:hanging="180"/>
+      </w:pPr>
+    </w:lvl>
+    <w:lvl w:ilvl="3" w:tplc="0409000F" w:tentative="1">
+      <w:start w:val="1"/>
+      <w:numFmt w:val="decimal"/>
+      <w:lvlText w:val="%4."/>
+      <w:lvlJc w:val="left"/>
+      <w:pPr>
+        <w:ind w:left="2880" w:hanging="360"/>
+      </w:pPr>
+    </w:lvl>
+    <w:lvl w:ilvl="4" w:tplc="04090019" w:tentative="1">
+      <w:start w:val="1"/>
+      <w:numFmt w:val="lowerLetter"/>
+      <w:lvlText w:val="%5."/>
+      <w:lvlJc w:val="left"/>
+      <w:pPr>
+        <w:ind w:left="3600" w:hanging="360"/>
+      </w:pPr>
+    </w:lvl>
+    <w:lvl w:ilvl="5" w:tplc="0409001B" w:tentative="1">
+      <w:start w:val="1"/>
+      <w:numFmt w:val="lowerRoman"/>
+      <w:lvlText w:val="%6."/>
+      <w:lvlJc w:val="right"/>
+      <w:pPr>
+        <w:ind w:left="4320" w:hanging="180"/>
+      </w:pPr>
+    </w:lvl>
+    <w:lvl w:ilvl="6" w:tplc="0409000F" w:tentative="1">
+      <w:start w:val="1"/>
+      <w:numFmt w:val="decimal"/>
+      <w:lvlText w:val="%7."/>
+      <w:lvlJc w:val="left"/>
+      <w:pPr>
+        <w:ind w:left="5040" w:hanging="360"/>
+      </w:pPr>
+    </w:lvl>
+    <w:lvl w:ilvl="7" w:tplc="04090019" w:tentative="1">
+      <w:start w:val="1"/>
+      <w:numFmt w:val="lowerLetter"/>
+      <w:lvlText w:val="%8."/>
+      <w:lvlJc w:val="left"/>
+      <w:pPr>
+        <w:ind w:left="5760" w:hanging="360"/>
+      </w:pPr>
+    </w:lvl>
+    <w:lvl w:ilvl="8" w:tplc="0409001B" w:tentative="1">
+      <w:start w:val="1"/>
+      <w:numFmt w:val="lowerRoman"/>
+      <w:lvlText w:val="%9."/>
+      <w:lvlJc w:val="right"/>
+      <w:pPr>
+        <w:ind w:left="6480" w:hanging="180"/>
+      </w:pPr>
+    </w:lvl>
+  </w:abstractNum>
+  <w:abstractNum w:abstractNumId="2" w15:restartNumberingAfterBreak="0">
+    <w:nsid w:val="4DE33450"/>
+    <w:multiLevelType w:val="hybridMultilevel"/>
+    <w:tmpl w:val="78E092F4"/>
+    <w:lvl w:ilvl="0" w:tplc="249C0276">
+      <w:start w:val="1"/>
+      <w:numFmt w:val="decimal"/>
+      <w:lvlText w:val="%1."/>
+      <w:lvlJc w:val="left"/>
+      <w:pPr>
+        <w:ind w:left="810" w:hanging="360"/>
+      </w:pPr>
+      <w:rPr>
+        <w:rFonts w:ascii="Times New Roman" w:eastAsia="Times New Roman" w:hAnsi="Times New Roman" w:cs="Times New Roman"/>
+      </w:rPr>
+    </w:lvl>
+    <w:lvl w:ilvl="1" w:tplc="04090003" w:tentative="1">
+      <w:start w:val="1"/>
+      <w:numFmt w:val="bullet"/>
+      <w:lvlText w:val="o"/>
+      <w:lvlJc w:val="left"/>
+      <w:pPr>
+        <w:ind w:left="1530" w:hanging="360"/>
+      </w:pPr>
+      <w:rPr>
+        <w:rFonts w:ascii="Courier New" w:hAnsi="Courier New" w:cs="Courier New" w:hint="default"/>
+      </w:rPr>
+    </w:lvl>
+    <w:lvl w:ilvl="2" w:tplc="04090005" w:tentative="1">
+      <w:start w:val="1"/>
+      <w:numFmt w:val="bullet"/>
+      <w:lvlText w:val=""/>
+      <w:lvlJc w:val="left"/>
+      <w:pPr>
+        <w:ind w:left="2250" w:hanging="360"/>
+      </w:pPr>
+      <w:rPr>
+        <w:rFonts w:ascii="Wingdings" w:hAnsi="Wingdings" w:hint="default"/>
+      </w:rPr>
+    </w:lvl>
+    <w:lvl w:ilvl="3" w:tplc="04090001" w:tentative="1">
+      <w:start w:val="1"/>
+      <w:numFmt w:val="bullet"/>
+      <w:lvlText w:val=""/>
+      <w:lvlJc w:val="left"/>
+      <w:pPr>
+        <w:ind w:left="2970" w:hanging="360"/>
+      </w:pPr>
+      <w:rPr>
+        <w:rFonts w:ascii="Symbol" w:hAnsi="Symbol" w:hint="default"/>
+      </w:rPr>
+    </w:lvl>
+    <w:lvl w:ilvl="4" w:tplc="04090003" w:tentative="1">
+      <w:start w:val="1"/>
+      <w:numFmt w:val="bullet"/>
+      <w:lvlText w:val="o"/>
+      <w:lvlJc w:val="left"/>
+      <w:pPr>
+        <w:ind w:left="3690" w:hanging="360"/>
+      </w:pPr>
+      <w:rPr>
+        <w:rFonts w:ascii="Courier New" w:hAnsi="Courier New" w:cs="Courier New" w:hint="default"/>
+      </w:rPr>
+    </w:lvl>
+    <w:lvl w:ilvl="5" w:tplc="04090005" w:tentative="1">
+      <w:start w:val="1"/>
+      <w:numFmt w:val="bullet"/>
+      <w:lvlText w:val=""/>
+      <w:lvlJc w:val="left"/>
+      <w:pPr>
+        <w:ind w:left="4410" w:hanging="360"/>
+      </w:pPr>
+      <w:rPr>
+        <w:rFonts w:ascii="Wingdings" w:hAnsi="Wingdings" w:hint="default"/>
+      </w:rPr>
+    </w:lvl>
+    <w:lvl w:ilvl="6" w:tplc="04090001" w:tentative="1">
+      <w:start w:val="1"/>
+      <w:numFmt w:val="bullet"/>
+      <w:lvlText w:val=""/>
+      <w:lvlJc w:val="left"/>
+      <w:pPr>
+        <w:ind w:left="5130" w:hanging="360"/>
+      </w:pPr>
+      <w:rPr>
+        <w:rFonts w:ascii="Symbol" w:hAnsi="Symbol" w:hint="default"/>
+      </w:rPr>
+    </w:lvl>
+    <w:lvl w:ilvl="7" w:tplc="04090003" w:tentative="1">
+      <w:start w:val="1"/>
+      <w:numFmt w:val="bullet"/>
+      <w:lvlText w:val="o"/>
+      <w:lvlJc w:val="left"/>
+      <w:pPr>
+        <w:ind w:left="5850" w:hanging="360"/>
+      </w:pPr>
+      <w:rPr>
+        <w:rFonts w:ascii="Courier New" w:hAnsi="Courier New" w:cs="Courier New" w:hint="default"/>
+      </w:rPr>
+    </w:lvl>
+    <w:lvl w:ilvl="8" w:tplc="04090005" w:tentative="1">
+      <w:start w:val="1"/>
+      <w:numFmt w:val="bullet"/>
+      <w:lvlText w:val=""/>
+      <w:lvlJc w:val="left"/>
+      <w:pPr>
+        <w:ind w:left="6570" w:hanging="360"/>
+      </w:pPr>
+      <w:rPr>
+        <w:rFonts w:ascii="Wingdings" w:hAnsi="Wingdings" w:hint="default"/>
+      </w:rPr>
+    </w:lvl>
+  </w:abstractNum>
+  <w:abstractNum w:abstractNumId="3" w15:restartNumberingAfterBreak="0">
+    <w:nsid w:val="709143F9"/>
+    <w:multiLevelType w:val="hybridMultilevel"/>
+    <w:tmpl w:val="8D28BAD2"/>
+    <w:lvl w:ilvl="0" w:tplc="B052E06E">
+      <w:numFmt w:val="bullet"/>
+      <w:lvlText w:val="-"/>
+      <w:lvlJc w:val="left"/>
+      <w:pPr>
+        <w:ind w:left="1845" w:hanging="360"/>
+      </w:pPr>
+      <w:rPr>
+        <w:rFonts w:ascii="Times New Roman" w:eastAsia="Times New Roman" w:hAnsi="Times New Roman" w:cs="Times New Roman" w:hint="default"/>
+      </w:rPr>
+    </w:lvl>
+    <w:lvl w:ilvl="1" w:tplc="04090003" w:tentative="1">
+      <w:start w:val="1"/>
+      <w:numFmt w:val="bullet"/>
+      <w:lvlText w:val="o"/>
+      <w:lvlJc w:val="left"/>
+      <w:pPr>
+        <w:ind w:left="2565" w:hanging="360"/>
+      </w:pPr>
+      <w:rPr>
+        <w:rFonts w:ascii="Courier New" w:hAnsi="Courier New" w:cs="Courier New" w:hint="default"/>
+      </w:rPr>
+    </w:lvl>
+    <w:lvl w:ilvl="2" w:tplc="04090005" w:tentative="1">
+      <w:start w:val="1"/>
+      <w:numFmt w:val="bullet"/>
+      <w:lvlText w:val=""/>
+      <w:lvlJc w:val="left"/>
+      <w:pPr>
+        <w:ind w:left="3285" w:hanging="360"/>
+      </w:pPr>
+      <w:rPr>
+        <w:rFonts w:ascii="Wingdings" w:hAnsi="Wingdings" w:hint="default"/>
+      </w:rPr>
+    </w:lvl>
+    <w:lvl w:ilvl="3" w:tplc="04090001" w:tentative="1">
+      <w:start w:val="1"/>
+      <w:numFmt w:val="bullet"/>
+      <w:lvlText w:val=""/>
+      <w:lvlJc w:val="left"/>
+      <w:pPr>
+        <w:ind w:left="4005" w:hanging="360"/>
+      </w:pPr>
+      <w:rPr>
+        <w:rFonts w:ascii="Symbol" w:hAnsi="Symbol" w:hint="default"/>
+      </w:rPr>
+    </w:lvl>
+    <w:lvl w:ilvl="4" w:tplc="04090003" w:tentative="1">
+      <w:start w:val="1"/>
+      <w:numFmt w:val="bullet"/>
+      <w:lvlText w:val="o"/>
+      <w:lvlJc w:val="left"/>
+      <w:pPr>
+        <w:ind w:left="4725" w:hanging="360"/>
+      </w:pPr>
+      <w:rPr>
+        <w:rFonts w:ascii="Courier New" w:hAnsi="Courier New" w:cs="Courier New" w:hint="default"/>
+      </w:rPr>
+    </w:lvl>
+    <w:lvl w:ilvl="5" w:tplc="04090005" w:tentative="1">
+      <w:start w:val="1"/>
+      <w:numFmt w:val="bullet"/>
+      <w:lvlText w:val=""/>
+      <w:lvlJc w:val="left"/>
+      <w:pPr>
+        <w:ind w:left="5445" w:hanging="360"/>
+      </w:pPr>
+      <w:rPr>
+        <w:rFonts w:ascii="Wingdings" w:hAnsi="Wingdings" w:hint="default"/>
+      </w:rPr>
+    </w:lvl>
+    <w:lvl w:ilvl="6" w:tplc="04090001" w:tentative="1">
+      <w:start w:val="1"/>
+      <w:numFmt w:val="bullet"/>
+      <w:lvlText w:val=""/>
+      <w:lvlJc w:val="left"/>
+      <w:pPr>
+        <w:ind w:left="6165" w:hanging="360"/>
+      </w:pPr>
+      <w:rPr>
+        <w:rFonts w:ascii="Symbol" w:hAnsi="Symbol" w:hint="default"/>
+      </w:rPr>
+    </w:lvl>
+    <w:lvl w:ilvl="7" w:tplc="04090003" w:tentative="1">
+      <w:start w:val="1"/>
+      <w:numFmt w:val="bullet"/>
+      <w:lvlText w:val="o"/>
+      <w:lvlJc w:val="left"/>
+      <w:pPr>
+        <w:ind w:left="6885" w:hanging="360"/>
+      </w:pPr>
+      <w:rPr>
+        <w:rFonts w:ascii="Courier New" w:hAnsi="Courier New" w:cs="Courier New" w:hint="default"/>
+      </w:rPr>
+    </w:lvl>
+    <w:lvl w:ilvl="8" w:tplc="04090005" w:tentative="1">
+      <w:start w:val="1"/>
+      <w:numFmt w:val="bullet"/>
+      <w:lvlText w:val=""/>
+      <w:lvlJc w:val="left"/>
+      <w:pPr>
+        <w:ind w:left="7605" w:hanging="360"/>
+      </w:pPr>
+      <w:rPr>
+        <w:rFonts w:ascii="Wingdings" w:hAnsi="Wingdings" w:hint="default"/>
+      </w:rPr>
+    </w:lvl>
+  </w:abstractNum>
+  <w:num w:numId="1">
+    <w:abstractNumId w:val="2"/>
+  </w:num>
+  <w:num w:numId="2">
+    <w:abstractNumId w:val="1"/>
+  </w:num>
+  <w:num w:numId="3">
+    <w:abstractNumId w:val="3"/>
+  </w:num>
+  <w:num w:numId="4">
+    <w:abstractNumId w:val="0"/>
+  </w:num>
+</w:numbering>
+</file>
+
 <file path=word/styles.xml><?xml version="1.0" encoding="utf-8"?>
-<w:styles xmlns:mc="http://schemas.openxmlformats.org/markup-compatibility/2006" xmlns:o="urn:schemas-microsoft-com:office:office" xmlns:r="http://schemas.openxmlformats.org/officeDocument/2006/relationships" xmlns:m="http://schemas.openxmlformats.org/officeDocument/2006/math" xmlns:v="urn:schemas-microsoft-com:vml" xmlns:w="http://schemas.openxmlformats.org/wordprocessingml/2006/main" xmlns:w14="http://schemas.microsoft.com/office/word/2010/wordml" xmlns:w10="urn:schemas-microsoft-com:office:word" xmlns:sl="http://schemas.openxmlformats.org/schemaLibrary/2006/main" xmlns:wpsCustomData="http://www.wps.cn/officeDocument/2013/wpsCustomData" mc:Ignorable="w14">
+<w:styles xmlns:mc="http://schemas.openxmlformats.org/markup-compatibility/2006" xmlns:r="http://schemas.openxmlformats.org/officeDocument/2006/relationships" xmlns:w="http://schemas.openxmlformats.org/wordprocessingml/2006/main" xmlns:w14="http://schemas.microsoft.com/office/word/2010/wordml" xmlns:w15="http://schemas.microsoft.com/office/word/2012/wordml" xmlns:w16cex="http://schemas.microsoft.com/office/word/2018/wordml/cex" xmlns:w16cid="http://schemas.microsoft.com/office/word/2016/wordml/cid" xmlns:w16="http://schemas.microsoft.com/office/word/2018/wordml" xmlns:w16se="http://schemas.microsoft.com/office/word/2015/wordml/symex" mc:Ignorable="w14 w15 w16se w16cid w16 w16cex">
   <w:docDefaults>
     <w:rPrDefault>
       <w:rPr>
-        <w:rFonts w:ascii="Times New Roman" w:hAnsi="Times New Roman" w:eastAsia="Times New Roman" w:cs="Times New Roman"/>
+        <w:rFonts w:ascii="Times New Roman" w:eastAsia="Times New Roman" w:hAnsi="Times New Roman" w:cs="Times New Roman"/>
+        <w:lang w:val="en-US" w:eastAsia="en-US" w:bidi="ar-SA"/>
       </w:rPr>
     </w:rPrDefault>
     <w:pPrDefault/>
   </w:docDefaults>
-  <w:latentStyles w:count="260" w:defQFormat="0" w:defUnhideWhenUsed="1" w:defSemiHidden="1" w:defUIPriority="99" w:defLockedState="0">
-    <w:lsdException w:qFormat="1" w:unhideWhenUsed="0" w:uiPriority="0" w:semiHidden="0" w:name="Normal"/>
-    <w:lsdException w:qFormat="1" w:unhideWhenUsed="0" w:uiPriority="0" w:semiHidden="0" w:name="heading 1"/>
-    <w:lsdException w:qFormat="1" w:unhideWhenUsed="0" w:uiPriority="0" w:semiHidden="0" w:name="heading 2"/>
-    <w:lsdException w:qFormat="1" w:uiPriority="0" w:name="heading 3"/>
-    <w:lsdException w:qFormat="1" w:uiPriority="0" w:name="heading 4"/>
-    <w:lsdException w:qFormat="1" w:uiPriority="0" w:name="heading 5"/>
-    <w:lsdException w:qFormat="1" w:uiPriority="0" w:name="heading 6"/>
-    <w:lsdException w:qFormat="1" w:uiPriority="0" w:name="heading 7"/>
-    <w:lsdException w:qFormat="1" w:unhideWhenUsed="0" w:uiPriority="0" w:semiHidden="0" w:name="heading 8"/>
-    <w:lsdException w:qFormat="1" w:uiPriority="0" w:name="heading 9"/>
-    <w:lsdException w:unhideWhenUsed="0" w:uiPriority="0" w:semiHidden="0" w:name="index 1"/>
-    <w:lsdException w:unhideWhenUsed="0" w:uiPriority="0" w:semiHidden="0" w:name="index 2"/>
-    <w:lsdException w:unhideWhenUsed="0" w:uiPriority="0" w:semiHidden="0" w:name="index 3"/>
-    <w:lsdException w:unhideWhenUsed="0" w:uiPriority="0" w:semiHidden="0" w:name="index 4"/>
-    <w:lsdException w:unhideWhenUsed="0" w:uiPriority="0" w:semiHidden="0" w:name="index 5"/>
-    <w:lsdException w:unhideWhenUsed="0" w:uiPriority="0" w:semiHidden="0" w:name="index 6"/>
-    <w:lsdException w:unhideWhenUsed="0" w:uiPriority="0" w:semiHidden="0" w:name="index 7"/>
-    <w:lsdException w:unhideWhenUsed="0" w:uiPriority="0" w:semiHidden="0" w:name="index 8"/>
-    <w:lsdException w:unhideWhenUsed="0" w:uiPriority="0" w:semiHidden="0" w:name="index 9"/>
-    <w:lsdException w:unhideWhenUsed="0" w:uiPriority="0" w:semiHidden="0" w:name="toc 1"/>
-    <w:lsdException w:unhideWhenUsed="0" w:uiPriority="0" w:semiHidden="0" w:name="toc 2"/>
-    <w:lsdException w:unhideWhenUsed="0" w:uiPriority="0" w:semiHidden="0" w:name="toc 3"/>
-    <w:lsdException w:unhideWhenUsed="0" w:uiPriority="0" w:semiHidden="0" w:name="toc 4"/>
-    <w:lsdException w:unhideWhenUsed="0" w:uiPriority="0" w:semiHidden="0" w:name="toc 5"/>
-    <w:lsdException w:unhideWhenUsed="0" w:uiPriority="0" w:semiHidden="0" w:name="toc 6"/>
-    <w:lsdException w:unhideWhenUsed="0" w:uiPriority="0" w:semiHidden="0" w:name="toc 7"/>
-    <w:lsdException w:unhideWhenUsed="0" w:uiPriority="0" w:semiHidden="0" w:name="toc 8"/>
-    <w:lsdException w:unhideWhenUsed="0" w:uiPriority="0" w:semiHidden="0" w:name="toc 9"/>
-    <w:lsdException w:unhideWhenUsed="0" w:uiPriority="0" w:semiHidden="0" w:name="Normal Indent"/>
-    <w:lsdException w:unhideWhenUsed="0" w:uiPriority="0" w:semiHidden="0" w:name="footnote text"/>
-    <w:lsdException w:unhideWhenUsed="0" w:uiPriority="0" w:semiHidden="0" w:name="annotation text"/>
-    <w:lsdException w:qFormat="1" w:unhideWhenUsed="0" w:uiPriority="0" w:semiHidden="0" w:name="header"/>
-    <w:lsdException w:qFormat="1" w:unhideWhenUsed="0" w:uiPriority="99" w:semiHidden="0" w:name="footer"/>
-    <w:lsdException w:unhideWhenUsed="0" w:uiPriority="0" w:semiHidden="0" w:name="index heading"/>
-    <w:lsdException w:qFormat="1" w:uiPriority="0" w:name="caption"/>
-    <w:lsdException w:unhideWhenUsed="0" w:uiPriority="0" w:semiHidden="0" w:name="table of figures"/>
-    <w:lsdException w:unhideWhenUsed="0" w:uiPriority="0" w:semiHidden="0" w:name="envelope address"/>
-    <w:lsdException w:unhideWhenUsed="0" w:uiPriority="0" w:semiHidden="0" w:name="envelope return"/>
-    <w:lsdException w:unhideWhenUsed="0" w:uiPriority="0" w:semiHidden="0" w:name="footnote reference"/>
-    <w:lsdException w:unhideWhenUsed="0" w:uiPriority="0" w:semiHidden="0" w:name="annotation reference"/>
-    <w:lsdException w:unhideWhenUsed="0" w:uiPriority="0" w:semiHidden="0" w:name="line number"/>
-    <w:lsdException w:qFormat="1" w:unhideWhenUsed="0" w:uiPriority="0" w:semiHidden="0" w:name="page number"/>
-    <w:lsdException w:unhideWhenUsed="0" w:uiPriority="0" w:semiHidden="0" w:name="endnote reference"/>
-    <w:lsdException w:unhideWhenUsed="0" w:uiPriority="0" w:semiHidden="0" w:name="endnote text"/>
-    <w:lsdException w:unhideWhenUsed="0" w:uiPriority="0" w:semiHidden="0" w:name="table of authorities"/>
-    <w:lsdException w:unhideWhenUsed="0" w:uiPriority="0" w:semiHidden="0" w:name="macro"/>
-    <w:lsdException w:unhideWhenUsed="0" w:uiPriority="0" w:semiHidden="0" w:name="toa heading"/>
-    <w:lsdException w:unhideWhenUsed="0" w:uiPriority="0" w:semiHidden="0" w:name="List"/>
-    <w:lsdException w:unhideWhenUsed="0" w:uiPriority="0" w:semiHidden="0" w:name="List Bullet"/>
-    <w:lsdException w:unhideWhenUsed="0" w:uiPriority="0" w:semiHidden="0" w:name="List Number"/>
-    <w:lsdException w:unhideWhenUsed="0" w:uiPriority="0" w:semiHidden="0" w:name="List 2"/>
-    <w:lsdException w:unhideWhenUsed="0" w:uiPriority="0" w:semiHidden="0" w:name="List 3"/>
-    <w:lsdException w:unhideWhenUsed="0" w:uiPriority="0" w:semiHidden="0" w:name="List 4"/>
-    <w:lsdException w:unhideWhenUsed="0" w:uiPriority="0" w:semiHidden="0" w:name="List 5"/>
-    <w:lsdException w:unhideWhenUsed="0" w:uiPriority="0" w:semiHidden="0" w:name="List Bullet 2"/>
-    <w:lsdException w:unhideWhenUsed="0" w:uiPriority="0" w:semiHidden="0" w:name="List Bullet 3"/>
-    <w:lsdException w:unhideWhenUsed="0" w:uiPriority="0" w:semiHidden="0" w:name="List Bullet 4"/>
-    <w:lsdException w:unhideWhenUsed="0" w:uiPriority="0" w:semiHidden="0" w:name="List Bullet 5"/>
-    <w:lsdException w:unhideWhenUsed="0" w:uiPriority="0" w:semiHidden="0" w:name="List Number 2"/>
-    <w:lsdException w:unhideWhenUsed="0" w:uiPriority="0" w:semiHidden="0" w:name="List Number 3"/>
-    <w:lsdException w:unhideWhenUsed="0" w:uiPriority="0" w:semiHidden="0" w:name="List Number 4"/>
-    <w:lsdException w:unhideWhenUsed="0" w:uiPriority="0" w:semiHidden="0" w:name="List Number 5"/>
-    <w:lsdException w:qFormat="1" w:unhideWhenUsed="0" w:uiPriority="0" w:semiHidden="0" w:name="Title"/>
-    <w:lsdException w:unhideWhenUsed="0" w:uiPriority="0" w:semiHidden="0" w:name="Closing"/>
-    <w:lsdException w:unhideWhenUsed="0" w:uiPriority="0" w:semiHidden="0" w:name="Signature"/>
-    <w:lsdException w:qFormat="1" w:unhideWhenUsed="0" w:uiPriority="0" w:name="Default Paragraph Font"/>
-    <w:lsdException w:qFormat="1" w:unhideWhenUsed="0" w:uiPriority="0" w:semiHidden="0" w:name="Body Text"/>
-    <w:lsdException w:qFormat="1" w:unhideWhenUsed="0" w:uiPriority="0" w:semiHidden="0" w:name="Body Text Indent"/>
-    <w:lsdException w:unhideWhenUsed="0" w:uiPriority="0" w:semiHidden="0" w:name="List Continue"/>
-    <w:lsdException w:unhideWhenUsed="0" w:uiPriority="0" w:semiHidden="0" w:name="List Continue 2"/>
-    <w:lsdException w:unhideWhenUsed="0" w:uiPriority="0" w:semiHidden="0" w:name="List Continue 3"/>
-    <w:lsdException w:unhideWhenUsed="0" w:uiPriority="0" w:semiHidden="0" w:name="List Continue 4"/>
-    <w:lsdException w:unhideWhenUsed="0" w:uiPriority="0" w:semiHidden="0" w:name="List Continue 5"/>
-    <w:lsdException w:unhideWhenUsed="0" w:uiPriority="0" w:semiHidden="0" w:name="Message Header"/>
-    <w:lsdException w:qFormat="1" w:unhideWhenUsed="0" w:uiPriority="0" w:semiHidden="0" w:name="Subtitle"/>
-    <w:lsdException w:unhideWhenUsed="0" w:uiPriority="0" w:semiHidden="0" w:name="Salutation"/>
-    <w:lsdException w:unhideWhenUsed="0" w:uiPriority="0" w:semiHidden="0" w:name="Date"/>
-    <w:lsdException w:unhideWhenUsed="0" w:uiPriority="0" w:semiHidden="0" w:name="Body Text First Indent"/>
-    <w:lsdException w:unhideWhenUsed="0" w:uiPriority="0" w:semiHidden="0" w:name="Body Text First Indent 2"/>
-    <w:lsdException w:unhideWhenUsed="0" w:uiPriority="0" w:semiHidden="0" w:name="Note Heading"/>
-    <w:lsdException w:unhideWhenUsed="0" w:uiPriority="0" w:semiHidden="0" w:name="Body Text 2"/>
-    <w:lsdException w:unhideWhenUsed="0" w:uiPriority="0" w:semiHidden="0" w:name="Body Text 3"/>
-    <w:lsdException w:qFormat="1" w:unhideWhenUsed="0" w:uiPriority="0" w:semiHidden="0" w:name="Body Text Indent 2"/>
-    <w:lsdException w:qFormat="1" w:unhideWhenUsed="0" w:uiPriority="0" w:semiHidden="0" w:name="Body Text Indent 3"/>
-    <w:lsdException w:unhideWhenUsed="0" w:uiPriority="0" w:semiHidden="0" w:name="Block Text"/>
-    <w:lsdException w:qFormat="1" w:unhideWhenUsed="0" w:uiPriority="0" w:semiHidden="0" w:name="Hyperlink"/>
-    <w:lsdException w:unhideWhenUsed="0" w:uiPriority="0" w:semiHidden="0" w:name="FollowedHyperlink"/>
-    <w:lsdException w:qFormat="1" w:unhideWhenUsed="0" w:uiPriority="0" w:semiHidden="0" w:name="Strong"/>
-    <w:lsdException w:qFormat="1" w:unhideWhenUsed="0" w:uiPriority="0" w:semiHidden="0" w:name="Emphasis"/>
-    <w:lsdException w:unhideWhenUsed="0" w:uiPriority="0" w:semiHidden="0" w:name="Document Map"/>
-    <w:lsdException w:unhideWhenUsed="0" w:uiPriority="0" w:semiHidden="0" w:name="Plain Text"/>
-    <w:lsdException w:unhideWhenUsed="0" w:uiPriority="0" w:semiHidden="0" w:name="E-mail Signature"/>
-    <w:lsdException w:qFormat="1" w:unhideWhenUsed="0" w:uiPriority="0" w:semiHidden="0" w:name="Normal (Web)"/>
-    <w:lsdException w:unhideWhenUsed="0" w:uiPriority="0" w:semiHidden="0" w:name="HTML Acronym"/>
-    <w:lsdException w:unhideWhenUsed="0" w:uiPriority="0" w:semiHidden="0" w:name="HTML Address"/>
-    <w:lsdException w:unhideWhenUsed="0" w:uiPriority="0" w:semiHidden="0" w:name="HTML Cite"/>
-    <w:lsdException w:unhideWhenUsed="0" w:uiPriority="0" w:semiHidden="0" w:name="HTML Code"/>
-    <w:lsdException w:unhideWhenUsed="0" w:uiPriority="0" w:semiHidden="0" w:name="HTML Definition"/>
-    <w:lsdException w:unhideWhenUsed="0" w:uiPriority="0" w:semiHidden="0" w:name="HTML Keyboard"/>
-    <w:lsdException w:unhideWhenUsed="0" w:uiPriority="0" w:semiHidden="0" w:name="HTML Preformatted"/>
-    <w:lsdException w:unhideWhenUsed="0" w:uiPriority="0" w:semiHidden="0" w:name="HTML Sample"/>
-    <w:lsdException w:unhideWhenUsed="0" w:uiPriority="0" w:semiHidden="0" w:name="HTML Typewriter"/>
-    <w:lsdException w:unhideWhenUsed="0" w:uiPriority="0" w:semiHidden="0" w:name="HTML Variable"/>
-    <w:lsdException w:qFormat="1" w:unhideWhenUsed="0" w:uiPriority="0" w:name="Normal Table"/>
-    <w:lsdException w:unhideWhenUsed="0" w:uiPriority="0" w:semiHidden="0" w:name="annotation subject"/>
-    <w:lsdException w:unhideWhenUsed="0" w:uiPriority="0" w:semiHidden="0" w:name="Table Simple 1"/>
-    <w:lsdException w:unhideWhenUsed="0" w:uiPriority="0" w:semiHidden="0" w:name="Table Simple 2"/>
-    <w:lsdException w:unhideWhenUsed="0" w:uiPriority="0" w:semiHidden="0" w:name="Table Simple 3"/>
-    <w:lsdException w:unhideWhenUsed="0" w:uiPriority="0" w:semiHidden="0" w:name="Table Classic 1"/>
-    <w:lsdException w:unhideWhenUsed="0" w:uiPriority="0" w:semiHidden="0" w:name="Table Classic 2"/>
-    <w:lsdException w:unhideWhenUsed="0" w:uiPriority="0" w:semiHidden="0" w:name="Table Classic 3"/>
-    <w:lsdException w:unhideWhenUsed="0" w:uiPriority="0" w:semiHidden="0" w:name="Table Classic 4"/>
-    <w:lsdException w:unhideWhenUsed="0" w:uiPriority="0" w:semiHidden="0" w:name="Table Colorful 1"/>
-    <w:lsdException w:unhideWhenUsed="0" w:uiPriority="0" w:semiHidden="0" w:name="Table Colorful 2"/>
-    <w:lsdException w:unhideWhenUsed="0" w:uiPriority="0" w:semiHidden="0" w:name="Table Colorful 3"/>
-    <w:lsdException w:unhideWhenUsed="0" w:uiPriority="0" w:semiHidden="0" w:name="Table Columns 1"/>
-    <w:lsdException w:unhideWhenUsed="0" w:uiPriority="0" w:semiHidden="0" w:name="Table Columns 2"/>
-    <w:lsdException w:unhideWhenUsed="0" w:uiPriority="0" w:semiHidden="0" w:name="Table Columns 3"/>
-    <w:lsdException w:unhideWhenUsed="0" w:uiPriority="0" w:semiHidden="0" w:name="Table Columns 4"/>
-    <w:lsdException w:unhideWhenUsed="0" w:uiPriority="0" w:semiHidden="0" w:name="Table Columns 5"/>
-    <w:lsdException w:unhideWhenUsed="0" w:uiPriority="0" w:semiHidden="0" w:name="Table Grid 1"/>
-    <w:lsdException w:unhideWhenUsed="0" w:uiPriority="0" w:semiHidden="0" w:name="Table Grid 2"/>
-    <w:lsdException w:unhideWhenUsed="0" w:uiPriority="0" w:semiHidden="0" w:name="Table Grid 3"/>
-    <w:lsdException w:unhideWhenUsed="0" w:uiPriority="0" w:semiHidden="0" w:name="Table Grid 4"/>
-    <w:lsdException w:unhideWhenUsed="0" w:uiPriority="0" w:semiHidden="0" w:name="Table Grid 5"/>
-    <w:lsdException w:unhideWhenUsed="0" w:uiPriority="0" w:semiHidden="0" w:name="Table Grid 6"/>
-    <w:lsdException w:unhideWhenUsed="0" w:uiPriority="0" w:semiHidden="0" w:name="Table Grid 7"/>
-    <w:lsdException w:unhideWhenUsed="0" w:uiPriority="0" w:semiHidden="0" w:name="Table Grid 8"/>
-    <w:lsdException w:unhideWhenUsed="0" w:uiPriority="0" w:semiHidden="0" w:name="Table List 1"/>
-    <w:lsdException w:unhideWhenUsed="0" w:uiPriority="0" w:semiHidden="0" w:name="Table List 2"/>
-    <w:lsdException w:unhideWhenUsed="0" w:uiPriority="0" w:semiHidden="0" w:name="Table List 3"/>
-    <w:lsdException w:unhideWhenUsed="0" w:uiPriority="0" w:semiHidden="0" w:name="Table List 4"/>
-    <w:lsdException w:unhideWhenUsed="0" w:uiPriority="0" w:semiHidden="0" w:name="Table List 5"/>
-    <w:lsdException w:unhideWhenUsed="0" w:uiPriority="0" w:semiHidden="0" w:name="Table List 6"/>
-    <w:lsdException w:unhideWhenUsed="0" w:uiPriority="0" w:semiHidden="0" w:name="Table List 7"/>
-    <w:lsdException w:unhideWhenUsed="0" w:uiPriority="0" w:semiHidden="0" w:name="Table List 8"/>
-    <w:lsdException w:unhideWhenUsed="0" w:uiPriority="0" w:semiHidden="0" w:name="Table 3D effects 1"/>
-    <w:lsdException w:unhideWhenUsed="0" w:uiPriority="0" w:semiHidden="0" w:name="Table 3D effects 2"/>
-    <w:lsdException w:unhideWhenUsed="0" w:uiPriority="0" w:semiHidden="0" w:name="Table 3D effects 3"/>
-    <w:lsdException w:unhideWhenUsed="0" w:uiPriority="0" w:semiHidden="0" w:name="Table Contemporary"/>
-    <w:lsdException w:unhideWhenUsed="0" w:uiPriority="0" w:semiHidden="0" w:name="Table Elegant"/>
-    <w:lsdException w:unhideWhenUsed="0" w:uiPriority="0" w:semiHidden="0" w:name="Table Professional"/>
-    <w:lsdException w:unhideWhenUsed="0" w:uiPriority="0" w:semiHidden="0" w:name="Table Subtle 1"/>
-    <w:lsdException w:unhideWhenUsed="0" w:uiPriority="0" w:semiHidden="0" w:name="Table Subtle 2"/>
-    <w:lsdException w:unhideWhenUsed="0" w:uiPriority="0" w:semiHidden="0" w:name="Table Web 1"/>
-    <w:lsdException w:unhideWhenUsed="0" w:uiPriority="0" w:semiHidden="0" w:name="Table Web 2"/>
-    <w:lsdException w:unhideWhenUsed="0" w:uiPriority="0" w:semiHidden="0" w:name="Table Web 3"/>
-    <w:lsdException w:qFormat="1" w:unhideWhenUsed="0" w:uiPriority="0" w:semiHidden="0" w:name="Balloon Text"/>
-    <w:lsdException w:qFormat="1" w:unhideWhenUsed="0" w:uiPriority="0" w:semiHidden="0" w:name="Table Grid"/>
-    <w:lsdException w:unhideWhenUsed="0" w:uiPriority="0" w:semiHidden="0" w:name="Table Theme"/>
-    <w:lsdException w:unhideWhenUsed="0" w:uiPriority="60" w:semiHidden="0" w:name="Light Shading"/>
-    <w:lsdException w:unhideWhenUsed="0" w:uiPriority="61" w:semiHidden="0" w:name="Light List"/>
-    <w:lsdException w:unhideWhenUsed="0" w:uiPriority="62" w:semiHidden="0" w:name="Light Grid"/>
-    <w:lsdException w:unhideWhenUsed="0" w:uiPriority="63" w:semiHidden="0" w:name="Medium Shading 1"/>
-    <w:lsdException w:unhideWhenUsed="0" w:uiPriority="64" w:semiHidden="0" w:name="Medium Shading 2"/>
-    <w:lsdException w:unhideWhenUsed="0" w:uiPriority="65" w:semiHidden="0" w:name="Medium List 1"/>
-    <w:lsdException w:unhideWhenUsed="0" w:uiPriority="66" w:semiHidden="0" w:name="Medium List 2"/>
-    <w:lsdException w:unhideWhenUsed="0" w:uiPriority="67" w:semiHidden="0" w:name="Medium Grid 1"/>
-    <w:lsdException w:unhideWhenUsed="0" w:uiPriority="68" w:semiHidden="0" w:name="Medium Grid 2"/>
-    <w:lsdException w:unhideWhenUsed="0" w:uiPriority="69" w:semiHidden="0" w:name="Medium Grid 3"/>
-    <w:lsdException w:unhideWhenUsed="0" w:uiPriority="70" w:semiHidden="0" w:name="Dark List"/>
-    <w:lsdException w:unhideWhenUsed="0" w:uiPriority="71" w:semiHidden="0" w:name="Colorful Shading"/>
-    <w:lsdException w:unhideWhenUsed="0" w:uiPriority="72" w:semiHidden="0" w:name="Colorful List"/>
-    <w:lsdException w:unhideWhenUsed="0" w:uiPriority="73" w:semiHidden="0" w:name="Colorful Grid"/>
-    <w:lsdException w:unhideWhenUsed="0" w:uiPriority="60" w:semiHidden="0" w:name="Light Shading Accent 1"/>
-    <w:lsdException w:unhideWhenUsed="0" w:uiPriority="61" w:semiHidden="0" w:name="Light List Accent 1"/>
-    <w:lsdException w:unhideWhenUsed="0" w:uiPriority="62" w:semiHidden="0" w:name="Light Grid Accent 1"/>
-    <w:lsdException w:unhideWhenUsed="0" w:uiPriority="63" w:semiHidden="0" w:name="Medium Shading 1 Accent 1"/>
-    <w:lsdException w:unhideWhenUsed="0" w:uiPriority="64" w:semiHidden="0" w:name="Medium Shading 2 Accent 1"/>
-    <w:lsdException w:unhideWhenUsed="0" w:uiPriority="65" w:semiHidden="0" w:name="Medium List 1 Accent 1"/>
-    <w:lsdException w:unhideWhenUsed="0" w:uiPriority="66" w:semiHidden="0" w:name="Medium List 2 Accent 1"/>
-    <w:lsdException w:unhideWhenUsed="0" w:uiPriority="67" w:semiHidden="0" w:name="Medium Grid 1 Accent 1"/>
-    <w:lsdException w:unhideWhenUsed="0" w:uiPriority="68" w:semiHidden="0" w:name="Medium Grid 2 Accent 1"/>
-    <w:lsdException w:unhideWhenUsed="0" w:uiPriority="69" w:semiHidden="0" w:name="Medium Grid 3 Accent 1"/>
-    <w:lsdException w:unhideWhenUsed="0" w:uiPriority="70" w:semiHidden="0" w:name="Dark List Accent 1"/>
-    <w:lsdException w:unhideWhenUsed="0" w:uiPriority="71" w:semiHidden="0" w:name="Colorful Shading Accent 1"/>
-    <w:lsdException w:unhideWhenUsed="0" w:uiPriority="72" w:semiHidden="0" w:name="Colorful List Accent 1"/>
-    <w:lsdException w:unhideWhenUsed="0" w:uiPriority="73" w:semiHidden="0" w:name="Colorful Grid Accent 1"/>
-    <w:lsdException w:unhideWhenUsed="0" w:uiPriority="60" w:semiHidden="0" w:name="Light Shading Accent 2"/>
-    <w:lsdException w:unhideWhenUsed="0" w:uiPriority="61" w:semiHidden="0" w:name="Light List Accent 2"/>
-    <w:lsdException w:unhideWhenUsed="0" w:uiPriority="62" w:semiHidden="0" w:name="Light Grid Accent 2"/>
-    <w:lsdException w:unhideWhenUsed="0" w:uiPriority="63" w:semiHidden="0" w:name="Medium Shading 1 Accent 2"/>
-    <w:lsdException w:unhideWhenUsed="0" w:uiPriority="64" w:semiHidden="0" w:name="Medium Shading 2 Accent 2"/>
-    <w:lsdException w:unhideWhenUsed="0" w:uiPriority="65" w:semiHidden="0" w:name="Medium List 1 Accent 2"/>
-    <w:lsdException w:unhideWhenUsed="0" w:uiPriority="66" w:semiHidden="0" w:name="Medium List 2 Accent 2"/>
-    <w:lsdException w:unhideWhenUsed="0" w:uiPriority="67" w:semiHidden="0" w:name="Medium Grid 1 Accent 2"/>
-    <w:lsdException w:unhideWhenUsed="0" w:uiPriority="68" w:semiHidden="0" w:name="Medium Grid 2 Accent 2"/>
-    <w:lsdException w:unhideWhenUsed="0" w:uiPriority="69" w:semiHidden="0" w:name="Medium Grid 3 Accent 2"/>
-    <w:lsdException w:unhideWhenUsed="0" w:uiPriority="70" w:semiHidden="0" w:name="Dark List Accent 2"/>
-    <w:lsdException w:unhideWhenUsed="0" w:uiPriority="71" w:semiHidden="0" w:name="Colorful Shading Accent 2"/>
-    <w:lsdException w:unhideWhenUsed="0" w:uiPriority="72" w:semiHidden="0" w:name="Colorful List Accent 2"/>
-    <w:lsdException w:unhideWhenUsed="0" w:uiPriority="73" w:semiHidden="0" w:name="Colorful Grid Accent 2"/>
-    <w:lsdException w:unhideWhenUsed="0" w:uiPriority="60" w:semiHidden="0" w:name="Light Shading Accent 3"/>
-    <w:lsdException w:unhideWhenUsed="0" w:uiPriority="61" w:semiHidden="0" w:name="Light List Accent 3"/>
-    <w:lsdException w:unhideWhenUsed="0" w:uiPriority="62" w:semiHidden="0" w:name="Light Grid Accent 3"/>
-    <w:lsdException w:unhideWhenUsed="0" w:uiPriority="63" w:semiHidden="0" w:name="Medium Shading 1 Accent 3"/>
-    <w:lsdException w:unhideWhenUsed="0" w:uiPriority="64" w:semiHidden="0" w:name="Medium Shading 2 Accent 3"/>
-    <w:lsdException w:unhideWhenUsed="0" w:uiPriority="65" w:semiHidden="0" w:name="Medium List 1 Accent 3"/>
-    <w:lsdException w:unhideWhenUsed="0" w:uiPriority="66" w:semiHidden="0" w:name="Medium List 2 Accent 3"/>
-    <w:lsdException w:unhideWhenUsed="0" w:uiPriority="67" w:semiHidden="0" w:name="Medium Grid 1 Accent 3"/>
-    <w:lsdException w:unhideWhenUsed="0" w:uiPriority="68" w:semiHidden="0" w:name="Medium Grid 2 Accent 3"/>
-    <w:lsdException w:unhideWhenUsed="0" w:uiPriority="69" w:semiHidden="0" w:name="Medium Grid 3 Accent 3"/>
-    <w:lsdException w:unhideWhenUsed="0" w:uiPriority="70" w:semiHidden="0" w:name="Dark List Accent 3"/>
-    <w:lsdException w:unhideWhenUsed="0" w:uiPriority="71" w:semiHidden="0" w:name="Colorful Shading Accent 3"/>
-    <w:lsdException w:unhideWhenUsed="0" w:uiPriority="72" w:semiHidden="0" w:name="Colorful List Accent 3"/>
-    <w:lsdException w:unhideWhenUsed="0" w:uiPriority="73" w:semiHidden="0" w:name="Colorful Grid Accent 3"/>
-    <w:lsdException w:unhideWhenUsed="0" w:uiPriority="60" w:semiHidden="0" w:name="Light Shading Accent 4"/>
-    <w:lsdException w:unhideWhenUsed="0" w:uiPriority="61" w:semiHidden="0" w:name="Light List Accent 4"/>
-    <w:lsdException w:unhideWhenUsed="0" w:uiPriority="62" w:semiHidden="0" w:name="Light Grid Accent 4"/>
-    <w:lsdException w:unhideWhenUsed="0" w:uiPriority="63" w:semiHidden="0" w:name="Medium Shading 1 Accent 4"/>
-    <w:lsdException w:unhideWhenUsed="0" w:uiPriority="64" w:semiHidden="0" w:name="Medium Shading 2 Accent 4"/>
-    <w:lsdException w:unhideWhenUsed="0" w:uiPriority="65" w:semiHidden="0" w:name="Medium List 1 Accent 4"/>
-    <w:lsdException w:unhideWhenUsed="0" w:uiPriority="66" w:semiHidden="0" w:name="Medium List 2 Accent 4"/>
-    <w:lsdException w:unhideWhenUsed="0" w:uiPriority="67" w:semiHidden="0" w:name="Medium Grid 1 Accent 4"/>
-    <w:lsdException w:unhideWhenUsed="0" w:uiPriority="68" w:semiHidden="0" w:name="Medium Grid 2 Accent 4"/>
-    <w:lsdException w:unhideWhenUsed="0" w:uiPriority="69" w:semiHidden="0" w:name="Medium Grid 3 Accent 4"/>
-    <w:lsdException w:unhideWhenUsed="0" w:uiPriority="70" w:semiHidden="0" w:name="Dark List Accent 4"/>
-    <w:lsdException w:unhideWhenUsed="0" w:uiPriority="71" w:semiHidden="0" w:name="Colorful Shading Accent 4"/>
-    <w:lsdException w:unhideWhenUsed="0" w:uiPriority="72" w:semiHidden="0" w:name="Colorful List Accent 4"/>
-    <w:lsdException w:unhideWhenUsed="0" w:uiPriority="73" w:semiHidden="0" w:name="Colorful Grid Accent 4"/>
-    <w:lsdException w:unhideWhenUsed="0" w:uiPriority="60" w:semiHidden="0" w:name="Light Shading Accent 5"/>
-    <w:lsdException w:unhideWhenUsed="0" w:uiPriority="61" w:semiHidden="0" w:name="Light List Accent 5"/>
-    <w:lsdException w:unhideWhenUsed="0" w:uiPriority="62" w:semiHidden="0" w:name="Light Grid Accent 5"/>
-    <w:lsdException w:unhideWhenUsed="0" w:uiPriority="63" w:semiHidden="0" w:name="Medium Shading 1 Accent 5"/>
-    <w:lsdException w:unhideWhenUsed="0" w:uiPriority="64" w:semiHidden="0" w:name="Medium Shading 2 Accent 5"/>
-    <w:lsdException w:unhideWhenUsed="0" w:uiPriority="65" w:semiHidden="0" w:name="Medium List 1 Accent 5"/>
-    <w:lsdException w:unhideWhenUsed="0" w:uiPriority="66" w:semiHidden="0" w:name="Medium List 2 Accent 5"/>
-    <w:lsdException w:unhideWhenUsed="0" w:uiPriority="67" w:semiHidden="0" w:name="Medium Grid 1 Accent 5"/>
-    <w:lsdException w:unhideWhenUsed="0" w:uiPriority="68" w:semiHidden="0" w:name="Medium Grid 2 Accent 5"/>
-    <w:lsdException w:unhideWhenUsed="0" w:uiPriority="69" w:semiHidden="0" w:name="Medium Grid 3 Accent 5"/>
-    <w:lsdException w:unhideWhenUsed="0" w:uiPriority="70" w:semiHidden="0" w:name="Dark List Accent 5"/>
-    <w:lsdException w:unhideWhenUsed="0" w:uiPriority="71" w:semiHidden="0" w:name="Colorful Shading Accent 5"/>
-    <w:lsdException w:unhideWhenUsed="0" w:uiPriority="72" w:semiHidden="0" w:name="Colorful List Accent 5"/>
-    <w:lsdException w:unhideWhenUsed="0" w:uiPriority="73" w:semiHidden="0" w:name="Colorful Grid Accent 5"/>
-    <w:lsdException w:unhideWhenUsed="0" w:uiPriority="60" w:semiHidden="0" w:name="Light Shading Accent 6"/>
-    <w:lsdException w:unhideWhenUsed="0" w:uiPriority="61" w:semiHidden="0" w:name="Light List Accent 6"/>
-    <w:lsdException w:unhideWhenUsed="0" w:uiPriority="62" w:semiHidden="0" w:name="Light Grid Accent 6"/>
-    <w:lsdException w:unhideWhenUsed="0" w:uiPriority="63" w:semiHidden="0" w:name="Medium Shading 1 Accent 6"/>
-    <w:lsdException w:unhideWhenUsed="0" w:uiPriority="64" w:semiHidden="0" w:name="Medium Shading 2 Accent 6"/>
-    <w:lsdException w:unhideWhenUsed="0" w:uiPriority="65" w:semiHidden="0" w:name="Medium List 1 Accent 6"/>
-    <w:lsdException w:unhideWhenUsed="0" w:uiPriority="66" w:semiHidden="0" w:name="Medium List 2 Accent 6"/>
-    <w:lsdException w:unhideWhenUsed="0" w:uiPriority="67" w:semiHidden="0" w:name="Medium Grid 1 Accent 6"/>
-    <w:lsdException w:unhideWhenUsed="0" w:uiPriority="68" w:semiHidden="0" w:name="Medium Grid 2 Accent 6"/>
-    <w:lsdException w:unhideWhenUsed="0" w:uiPriority="69" w:semiHidden="0" w:name="Medium Grid 3 Accent 6"/>
-    <w:lsdException w:unhideWhenUsed="0" w:uiPriority="70" w:semiHidden="0" w:name="Dark List Accent 6"/>
-    <w:lsdException w:unhideWhenUsed="0" w:uiPriority="71" w:semiHidden="0" w:name="Colorful Shading Accent 6"/>
-    <w:lsdException w:unhideWhenUsed="0" w:uiPriority="72" w:semiHidden="0" w:name="Colorful List Accent 6"/>
-    <w:lsdException w:unhideWhenUsed="0" w:uiPriority="73" w:semiHidden="0" w:name="Colorful Grid Accent 6"/>
+  <w:latentStyles w:defLockedState="0" w:defUIPriority="0" w:defSemiHidden="0" w:defUnhideWhenUsed="0" w:defQFormat="0" w:count="376">
+    <w:lsdException w:name="Normal" w:qFormat="1"/>
+    <w:lsdException w:name="heading 1" w:qFormat="1"/>
+    <w:lsdException w:name="heading 2" w:qFormat="1"/>
+    <w:lsdException w:name="heading 3" w:semiHidden="1" w:unhideWhenUsed="1" w:qFormat="1"/>
+    <w:lsdException w:name="heading 4" w:semiHidden="1" w:unhideWhenUsed="1" w:qFormat="1"/>
+    <w:lsdException w:name="heading 5" w:semiHidden="1" w:unhideWhenUsed="1" w:qFormat="1"/>
+    <w:lsdException w:name="heading 6" w:semiHidden="1" w:unhideWhenUsed="1" w:qFormat="1"/>
+    <w:lsdException w:name="heading 7" w:semiHidden="1" w:unhideWhenUsed="1" w:qFormat="1"/>
+    <w:lsdException w:name="heading 8" w:qFormat="1"/>
+    <w:lsdException w:name="heading 9" w:semiHidden="1" w:unhideWhenUsed="1" w:qFormat="1"/>
+    <w:lsdException w:name="footer" w:uiPriority="99"/>
+    <w:lsdException w:name="caption" w:semiHidden="1" w:unhideWhenUsed="1" w:qFormat="1"/>
+    <w:lsdException w:name="Title" w:qFormat="1"/>
+    <w:lsdException w:name="Subtitle" w:qFormat="1"/>
+    <w:lsdException w:name="Strong" w:qFormat="1"/>
+    <w:lsdException w:name="Emphasis" w:qFormat="1"/>
+    <w:lsdException w:name="Normal Table" w:semiHidden="1" w:unhideWhenUsed="1"/>
+    <w:lsdException w:name="Table Simple 1" w:semiHidden="1" w:unhideWhenUsed="1"/>
+    <w:lsdException w:name="Table Simple 2" w:semiHidden="1" w:unhideWhenUsed="1"/>
+    <w:lsdException w:name="Table Simple 3" w:semiHidden="1" w:unhideWhenUsed="1"/>
+    <w:lsdException w:name="Table Classic 1" w:semiHidden="1" w:unhideWhenUsed="1"/>
+    <w:lsdException w:name="Table Classic 2" w:semiHidden="1" w:unhideWhenUsed="1"/>
+    <w:lsdException w:name="Table Classic 3" w:semiHidden="1" w:unhideWhenUsed="1"/>
+    <w:lsdException w:name="Table Classic 4" w:semiHidden="1" w:unhideWhenUsed="1"/>
+    <w:lsdException w:name="Table Colorful 1" w:semiHidden="1" w:unhideWhenUsed="1"/>
+    <w:lsdException w:name="Table Colorful 2" w:semiHidden="1" w:unhideWhenUsed="1"/>
+    <w:lsdException w:name="Table Colorful 3" w:semiHidden="1" w:unhideWhenUsed="1"/>
+    <w:lsdException w:name="Table Columns 1" w:semiHidden="1" w:unhideWhenUsed="1"/>
+    <w:lsdException w:name="Table Columns 2" w:semiHidden="1" w:unhideWhenUsed="1"/>
+    <w:lsdException w:name="Table Columns 3" w:semiHidden="1" w:unhideWhenUsed="1"/>
+    <w:lsdException w:name="Table Columns 4" w:semiHidden="1" w:unhideWhenUsed="1"/>
+    <w:lsdException w:name="Table Columns 5" w:semiHidden="1" w:unhideWhenUsed="1"/>
+    <w:lsdException w:name="Table Grid 1" w:semiHidden="1" w:unhideWhenUsed="1"/>
+    <w:lsdException w:name="Table Grid 2" w:semiHidden="1" w:unhideWhenUsed="1"/>
+    <w:lsdException w:name="Table Grid 3" w:semiHidden="1" w:unhideWhenUsed="1"/>
+    <w:lsdException w:name="Table Grid 4" w:semiHidden="1" w:unhideWhenUsed="1"/>
+    <w:lsdException w:name="Table Grid 5" w:semiHidden="1" w:unhideWhenUsed="1"/>
+    <w:lsdException w:name="Table Grid 6" w:semiHidden="1" w:unhideWhenUsed="1"/>
+    <w:lsdException w:name="Table Grid 7" w:semiHidden="1" w:unhideWhenUsed="1"/>
+    <w:lsdException w:name="Table Grid 8" w:semiHidden="1" w:unhideWhenUsed="1"/>
+    <w:lsdException w:name="Table List 1" w:semiHidden="1" w:unhideWhenUsed="1"/>
+    <w:lsdException w:name="Table List 2" w:semiHidden="1" w:unhideWhenUsed="1"/>
+    <w:lsdException w:name="Table List 3" w:semiHidden="1" w:unhideWhenUsed="1"/>
+    <w:lsdException w:name="Table List 4" w:semiHidden="1" w:unhideWhenUsed="1"/>
+    <w:lsdException w:name="Table List 5" w:semiHidden="1" w:unhideWhenUsed="1"/>
+    <w:lsdException w:name="Table List 6" w:semiHidden="1" w:unhideWhenUsed="1"/>
+    <w:lsdException w:name="Table List 7" w:semiHidden="1" w:unhideWhenUsed="1"/>
+    <w:lsdException w:name="Table List 8" w:semiHidden="1" w:unhideWhenUsed="1"/>
+    <w:lsdException w:name="Table 3D effects 1" w:semiHidden="1" w:unhideWhenUsed="1"/>
+    <w:lsdException w:name="Table 3D effects 2" w:semiHidden="1" w:unhideWhenUsed="1"/>
+    <w:lsdException w:name="Table 3D effects 3" w:semiHidden="1" w:unhideWhenUsed="1"/>
+    <w:lsdException w:name="Table Contemporary" w:semiHidden="1" w:unhideWhenUsed="1"/>
+    <w:lsdException w:name="Table Elegant" w:semiHidden="1" w:unhideWhenUsed="1"/>
+    <w:lsdException w:name="Table Professional" w:semiHidden="1" w:unhideWhenUsed="1"/>
+    <w:lsdException w:name="Table Subtle 1" w:semiHidden="1" w:unhideWhenUsed="1"/>
+    <w:lsdException w:name="Table Subtle 2" w:semiHidden="1" w:unhideWhenUsed="1"/>
+    <w:lsdException w:name="Table Web 1" w:semiHidden="1" w:unhideWhenUsed="1"/>
+    <w:lsdException w:name="Table Web 2" w:semiHidden="1" w:unhideWhenUsed="1"/>
+    <w:lsdException w:name="Table Web 3" w:semiHidden="1" w:unhideWhenUsed="1"/>
+    <w:lsdException w:name="Table Theme" w:semiHidden="1" w:unhideWhenUsed="1"/>
+    <w:lsdException w:name="Placeholder Text" w:semiHidden="1" w:uiPriority="99"/>
+    <w:lsdException w:name="No Spacing" w:uiPriority="1" w:qFormat="1"/>
+    <w:lsdException w:name="Light Shading" w:uiPriority="60"/>
+    <w:lsdException w:name="Light List" w:uiPriority="61"/>
+    <w:lsdException w:name="Light Grid" w:uiPriority="62"/>
+    <w:lsdException w:name="Medium Shading 1" w:uiPriority="63"/>
+    <w:lsdException w:name="Medium Shading 2" w:uiPriority="64"/>
+    <w:lsdException w:name="Medium List 1" w:uiPriority="65"/>
+    <w:lsdException w:name="Medium List 2" w:uiPriority="66"/>
+    <w:lsdException w:name="Medium Grid 1" w:uiPriority="67"/>
+    <w:lsdException w:name="Medium Grid 2" w:uiPriority="68"/>
+    <w:lsdException w:name="Medium Grid 3" w:uiPriority="69"/>
+    <w:lsdException w:name="Dark List" w:uiPriority="70"/>
+    <w:lsdException w:name="Colorful Shading" w:uiPriority="71"/>
+    <w:lsdException w:name="Colorful List" w:uiPriority="72"/>
+    <w:lsdException w:name="Colorful Grid" w:uiPriority="73"/>
+    <w:lsdException w:name="Light Shading Accent 1" w:uiPriority="60"/>
+    <w:lsdException w:name="Light List Accent 1" w:uiPriority="61"/>
+    <w:lsdException w:name="Light Grid Accent 1" w:uiPriority="62"/>
+    <w:lsdException w:name="Medium Shading 1 Accent 1" w:uiPriority="63"/>
+    <w:lsdException w:name="Medium Shading 2 Accent 1" w:uiPriority="64"/>
+    <w:lsdException w:name="Medium List 1 Accent 1" w:uiPriority="65"/>
+    <w:lsdException w:name="Revision" w:semiHidden="1" w:uiPriority="99"/>
+    <w:lsdException w:name="List Paragraph" w:uiPriority="34" w:qFormat="1"/>
+    <w:lsdException w:name="Quote" w:uiPriority="29" w:qFormat="1"/>
+    <w:lsdException w:name="Intense Quote" w:uiPriority="30" w:qFormat="1"/>
+    <w:lsdException w:name="Medium List 2 Accent 1" w:uiPriority="66"/>
+    <w:lsdException w:name="Medium Grid 1 Accent 1" w:uiPriority="67"/>
+    <w:lsdException w:name="Medium Grid 2 Accent 1" w:uiPriority="68"/>
+    <w:lsdException w:name="Medium Grid 3 Accent 1" w:uiPriority="69"/>
+    <w:lsdException w:name="Dark List Accent 1" w:uiPriority="70"/>
+    <w:lsdException w:name="Colorful Shading Accent 1" w:uiPriority="71"/>
+    <w:lsdException w:name="Colorful List Accent 1" w:uiPriority="72"/>
+    <w:lsdException w:name="Colorful Grid Accent 1" w:uiPriority="73"/>
+    <w:lsdException w:name="Light Shading Accent 2" w:uiPriority="60"/>
+    <w:lsdException w:name="Light List Accent 2" w:uiPriority="61"/>
+    <w:lsdException w:name="Light Grid Accent 2" w:uiPriority="62"/>
+    <w:lsdException w:name="Medium Shading 1 Accent 2" w:uiPriority="63"/>
+    <w:lsdException w:name="Medium Shading 2 Accent 2" w:uiPriority="64"/>
+    <w:lsdException w:name="Medium List 1 Accent 2" w:uiPriority="65"/>
+    <w:lsdException w:name="Medium List 2 Accent 2" w:uiPriority="66"/>
+    <w:lsdException w:name="Medium Grid 1 Accent 2" w:uiPriority="67"/>
+    <w:lsdException w:name="Medium Grid 2 Accent 2" w:uiPriority="68"/>
+    <w:lsdException w:name="Medium Grid 3 Accent 2" w:uiPriority="69"/>
+    <w:lsdException w:name="Dark List Accent 2" w:uiPriority="70"/>
+    <w:lsdException w:name="Colorful Shading Accent 2" w:uiPriority="71"/>
+    <w:lsdException w:name="Colorful List Accent 2" w:uiPriority="72"/>
+    <w:lsdException w:name="Colorful Grid Accent 2" w:uiPriority="73"/>
+    <w:lsdException w:name="Light Shading Accent 3" w:uiPriority="60"/>
+    <w:lsdException w:name="Light List Accent 3" w:uiPriority="61"/>
+    <w:lsdException w:name="Light Grid Accent 3" w:uiPriority="62"/>
+    <w:lsdException w:name="Medium Shading 1 Accent 3" w:uiPriority="63"/>
+    <w:lsdException w:name="Medium Shading 2 Accent 3" w:uiPriority="64"/>
+    <w:lsdException w:name="Medium List 1 Accent 3" w:uiPriority="65"/>
+    <w:lsdException w:name="Medium List 2 Accent 3" w:uiPriority="66"/>
+    <w:lsdException w:name="Medium Grid 1 Accent 3" w:uiPriority="67"/>
+    <w:lsdException w:name="Medium Grid 2 Accent 3" w:uiPriority="68"/>
+    <w:lsdException w:name="Medium Grid 3 Accent 3" w:uiPriority="69"/>
+    <w:lsdException w:name="Dark List Accent 3" w:uiPriority="70"/>
+    <w:lsdException w:name="Colorful Shading Accent 3" w:uiPriority="71"/>
+    <w:lsdException w:name="Colorful List Accent 3" w:uiPriority="72"/>
+    <w:lsdException w:name="Colorful Grid Accent 3" w:uiPriority="73"/>
+    <w:lsdException w:name="Light Shading Accent 4" w:uiPriority="60"/>
+    <w:lsdException w:name="Light List Accent 4" w:uiPriority="61"/>
+    <w:lsdException w:name="Light Grid Accent 4" w:uiPriority="62"/>
+    <w:lsdException w:name="Medium Shading 1 Accent 4" w:uiPriority="63"/>
+    <w:lsdException w:name="Medium Shading 2 Accent 4" w:uiPriority="64"/>
+    <w:lsdException w:name="Medium List 1 Accent 4" w:uiPriority="65"/>
+    <w:lsdException w:name="Medium List 2 Accent 4" w:uiPriority="66"/>
+    <w:lsdException w:name="Medium Grid 1 Accent 4" w:uiPriority="67"/>
+    <w:lsdException w:name="Medium Grid 2 Accent 4" w:uiPriority="68"/>
+    <w:lsdException w:name="Medium Grid 3 Accent 4" w:uiPriority="69"/>
+    <w:lsdException w:name="Dark List Accent 4" w:uiPriority="70"/>
+    <w:lsdException w:name="Colorful Shading Accent 4" w:uiPriority="71"/>
+    <w:lsdException w:name="Colorful List Accent 4" w:uiPriority="72"/>
+    <w:lsdException w:name="Colorful Grid Accent 4" w:uiPriority="73"/>
+    <w:lsdException w:name="Light Shading Accent 5" w:uiPriority="60"/>
+    <w:lsdException w:name="Light List Accent 5" w:uiPriority="61"/>
+    <w:lsdException w:name="Light Grid Accent 5" w:uiPriority="62"/>
+    <w:lsdException w:name="Medium Shading 1 Accent 5" w:uiPriority="63"/>
+    <w:lsdException w:name="Medium Shading 2 Accent 5" w:uiPriority="64"/>
+    <w:lsdException w:name="Medium List 1 Accent 5" w:uiPriority="65"/>
+    <w:lsdException w:name="Medium List 2 Accent 5" w:uiPriority="66"/>
+    <w:lsdException w:name="Medium Grid 1 Accent 5" w:uiPriority="67"/>
+    <w:lsdException w:name="Medium Grid 2 Accent 5" w:uiPriority="68"/>
+    <w:lsdException w:name="Medium Grid 3 Accent 5" w:uiPriority="69"/>
+    <w:lsdException w:name="Dark List Accent 5" w:uiPriority="70"/>
+    <w:lsdException w:name="Colorful Shading Accent 5" w:uiPriority="71"/>
+    <w:lsdException w:name="Colorful List Accent 5" w:uiPriority="72"/>
+    <w:lsdException w:name="Colorful Grid Accent 5" w:uiPriority="73"/>
+    <w:lsdException w:name="Light Shading Accent 6" w:uiPriority="60"/>
+    <w:lsdException w:name="Light List Accent 6" w:uiPriority="61"/>
+    <w:lsdException w:name="Light Grid Accent 6" w:uiPriority="62"/>
+    <w:lsdException w:name="Medium Shading 1 Accent 6" w:uiPriority="63"/>
+    <w:lsdException w:name="Medium Shading 2 Accent 6" w:uiPriority="64"/>
+    <w:lsdException w:name="Medium List 1 Accent 6" w:uiPriority="65"/>
+    <w:lsdException w:name="Medium List 2 Accent 6" w:uiPriority="66"/>
+    <w:lsdException w:name="Medium Grid 1 Accent 6" w:uiPriority="67"/>
+    <w:lsdException w:name="Medium Grid 2 Accent 6" w:uiPriority="68"/>
+    <w:lsdException w:name="Medium Grid 3 Accent 6" w:uiPriority="69"/>
+    <w:lsdException w:name="Dark List Accent 6" w:uiPriority="70"/>
+    <w:lsdException w:name="Colorful Shading Accent 6" w:uiPriority="71"/>
+    <w:lsdException w:name="Colorful List Accent 6" w:uiPriority="72"/>
+    <w:lsdException w:name="Colorful Grid Accent 6" w:uiPriority="73"/>
+    <w:lsdException w:name="Subtle Emphasis" w:uiPriority="19" w:qFormat="1"/>
+    <w:lsdException w:name="Intense Emphasis" w:uiPriority="21" w:qFormat="1"/>
+    <w:lsdException w:name="Subtle Reference" w:uiPriority="31" w:qFormat="1"/>
+    <w:lsdException w:name="Intense Reference" w:uiPriority="32" w:qFormat="1"/>
+    <w:lsdException w:name="Book Title" w:uiPriority="33" w:qFormat="1"/>
+    <w:lsdException w:name="Bibliography" w:semiHidden="1" w:uiPriority="37" w:unhideWhenUsed="1"/>
+    <w:lsdException w:name="TOC Heading" w:semiHidden="1" w:uiPriority="39" w:unhideWhenUsed="1" w:qFormat="1"/>
+    <w:lsdException w:name="Plain Table 1" w:uiPriority="41"/>
+    <w:lsdException w:name="Plain Table 2" w:uiPriority="42"/>
+    <w:lsdException w:name="Plain Table 3" w:uiPriority="43"/>
+    <w:lsdException w:name="Plain Table 4" w:uiPriority="44"/>
+    <w:lsdException w:name="Plain Table 5" w:uiPriority="45"/>
+    <w:lsdException w:name="Grid Table Light" w:uiPriority="40"/>
+    <w:lsdException w:name="Grid Table 1 Light" w:uiPriority="46"/>
+    <w:lsdException w:name="Grid Table 2" w:uiPriority="47"/>
+    <w:lsdException w:name="Grid Table 3" w:uiPriority="48"/>
+    <w:lsdException w:name="Grid Table 4" w:uiPriority="49"/>
+    <w:lsdException w:name="Grid Table 5 Dark" w:uiPriority="50"/>
+    <w:lsdException w:name="Grid Table 6 Colorful" w:uiPriority="51"/>
+    <w:lsdException w:name="Grid Table 7 Colorful" w:uiPriority="52"/>
+    <w:lsdException w:name="Grid Table 1 Light Accent 1" w:uiPriority="46"/>
+    <w:lsdException w:name="Grid Table 2 Accent 1" w:uiPriority="47"/>
+    <w:lsdException w:name="Grid Table 3 Accent 1" w:uiPriority="48"/>
+    <w:lsdException w:name="Grid Table 4 Accent 1" w:uiPriority="49"/>
+    <w:lsdException w:name="Grid Table 5 Dark Accent 1" w:uiPriority="50"/>
+    <w:lsdException w:name="Grid Table 6 Colorful Accent 1" w:uiPriority="51"/>
+    <w:lsdException w:name="Grid Table 7 Colorful Accent 1" w:uiPriority="52"/>
+    <w:lsdException w:name="Grid Table 1 Light Accent 2" w:uiPriority="46"/>
+    <w:lsdException w:name="Grid Table 2 Accent 2" w:uiPriority="47"/>
+    <w:lsdException w:name="Grid Table 3 Accent 2" w:uiPriority="48"/>
+    <w:lsdException w:name="Grid Table 4 Accent 2" w:uiPriority="49"/>
+    <w:lsdException w:name="Grid Table 5 Dark Accent 2" w:uiPriority="50"/>
+    <w:lsdException w:name="Grid Table 6 Colorful Accent 2" w:uiPriority="51"/>
+    <w:lsdException w:name="Grid Table 7 Colorful Accent 2" w:uiPriority="52"/>
+    <w:lsdException w:name="Grid Table 1 Light Accent 3" w:uiPriority="46"/>
+    <w:lsdException w:name="Grid Table 2 Accent 3" w:uiPriority="47"/>
+    <w:lsdException w:name="Grid Table 3 Accent 3" w:uiPriority="48"/>
+    <w:lsdException w:name="Grid Table 4 Accent 3" w:uiPriority="49"/>
+    <w:lsdException w:name="Grid Table 5 Dark Accent 3" w:uiPriority="50"/>
+    <w:lsdException w:name="Grid Table 6 Colorful Accent 3" w:uiPriority="51"/>
+    <w:lsdException w:name="Grid Table 7 Colorful Accent 3" w:uiPriority="52"/>
+    <w:lsdException w:name="Grid Table 1 Light Accent 4" w:uiPriority="46"/>
+    <w:lsdException w:name="Grid Table 2 Accent 4" w:uiPriority="47"/>
+    <w:lsdException w:name="Grid Table 3 Accent 4" w:uiPriority="48"/>
+    <w:lsdException w:name="Grid Table 4 Accent 4" w:uiPriority="49"/>
+    <w:lsdException w:name="Grid Table 5 Dark Accent 4" w:uiPriority="50"/>
+    <w:lsdException w:name="Grid Table 6 Colorful Accent 4" w:uiPriority="51"/>
+    <w:lsdException w:name="Grid Table 7 Colorful Accent 4" w:uiPriority="52"/>
+    <w:lsdException w:name="Grid Table 1 Light Accent 5" w:uiPriority="46"/>
+    <w:lsdException w:name="Grid Table 2 Accent 5" w:uiPriority="47"/>
+    <w:lsdException w:name="Grid Table 3 Accent 5" w:uiPriority="48"/>
+    <w:lsdException w:name="Grid Table 4 Accent 5" w:uiPriority="49"/>
+    <w:lsdException w:name="Grid Table 5 Dark Accent 5" w:uiPriority="50"/>
+    <w:lsdException w:name="Grid Table 6 Colorful Accent 5" w:uiPriority="51"/>
+    <w:lsdException w:name="Grid Table 7 Colorful Accent 5" w:uiPriority="52"/>
+    <w:lsdException w:name="Grid Table 1 Light Accent 6" w:uiPriority="46"/>
+    <w:lsdException w:name="Grid Table 2 Accent 6" w:uiPriority="47"/>
+    <w:lsdException w:name="Grid Table 3 Accent 6" w:uiPriority="48"/>
+    <w:lsdException w:name="Grid Table 4 Accent 6" w:uiPriority="49"/>
+    <w:lsdException w:name="Grid Table 5 Dark Accent 6" w:uiPriority="50"/>
+    <w:lsdException w:name="Grid Table 6 Colorful Accent 6" w:uiPriority="51"/>
+    <w:lsdException w:name="Grid Table 7 Colorful Accent 6" w:uiPriority="52"/>
+    <w:lsdException w:name="List Table 1 Light" w:uiPriority="46"/>
+    <w:lsdException w:name="List Table 2" w:uiPriority="47"/>
+    <w:lsdException w:name="List Table 3" w:uiPriority="48"/>
+    <w:lsdException w:name="List Table 4" w:uiPriority="49"/>
+    <w:lsdException w:name="List Table 5 Dark" w:uiPriority="50"/>
+    <w:lsdException w:name="List Table 6 Colorful" w:uiPriority="51"/>
+    <w:lsdException w:name="List Table 7 Colorful" w:uiPriority="52"/>
+    <w:lsdException w:name="List Table 1 Light Accent 1" w:uiPriority="46"/>
+    <w:lsdException w:name="List Table 2 Accent 1" w:uiPriority="47"/>
+    <w:lsdException w:name="List Table 3 Accent 1" w:uiPriority="48"/>
+    <w:lsdException w:name="List Table 4 Accent 1" w:uiPriority="49"/>
+    <w:lsdException w:name="List Table 5 Dark Accent 1" w:uiPriority="50"/>
+    <w:lsdException w:name="List Table 6 Colorful Accent 1" w:uiPriority="51"/>
+    <w:lsdException w:name="List Table 7 Colorful Accent 1" w:uiPriority="52"/>
+    <w:lsdException w:name="List Table 1 Light Accent 2" w:uiPriority="46"/>
+    <w:lsdException w:name="List Table 2 Accent 2" w:uiPriority="47"/>
+    <w:lsdException w:name="List Table 3 Accent 2" w:uiPriority="48"/>
+    <w:lsdException w:name="List Table 4 Accent 2" w:uiPriority="49"/>
+    <w:lsdException w:name="List Table 5 Dark Accent 2" w:uiPriority="50"/>
+    <w:lsdException w:name="List Table 6 Colorful Accent 2" w:uiPriority="51"/>
+    <w:lsdException w:name="List Table 7 Colorful Accent 2" w:uiPriority="52"/>
+    <w:lsdException w:name="List Table 1 Light Accent 3" w:uiPriority="46"/>
+    <w:lsdException w:name="List Table 2 Accent 3" w:uiPriority="47"/>
+    <w:lsdException w:name="List Table 3 Accent 3" w:uiPriority="48"/>
+    <w:lsdException w:name="List Table 4 Accent 3" w:uiPriority="49"/>
+    <w:lsdException w:name="List Table 5 Dark Accent 3" w:uiPriority="50"/>
+    <w:lsdException w:name="List Table 6 Colorful Accent 3" w:uiPriority="51"/>
+    <w:lsdException w:name="List Table 7 Colorful Accent 3" w:uiPriority="52"/>
+    <w:lsdException w:name="List Table 1 Light Accent 4" w:uiPriority="46"/>
+    <w:lsdException w:name="List Table 2 Accent 4" w:uiPriority="47"/>
+    <w:lsdException w:name="List Table 3 Accent 4" w:uiPriority="48"/>
+    <w:lsdException w:name="List Table 4 Accent 4" w:uiPriority="49"/>
+    <w:lsdException w:name="List Table 5 Dark Accent 4" w:uiPriority="50"/>
+    <w:lsdException w:name="List Table 6 Colorful Accent 4" w:uiPriority="51"/>
+    <w:lsdException w:name="List Table 7 Colorful Accent 4" w:uiPriority="52"/>
+    <w:lsdException w:name="List Table 1 Light Accent 5" w:uiPriority="46"/>
+    <w:lsdException w:name="List Table 2 Accent 5" w:uiPriority="47"/>
+    <w:lsdException w:name="List Table 3 Accent 5" w:uiPriority="48"/>
+    <w:lsdException w:name="List Table 4 Accent 5" w:uiPriority="49"/>
+    <w:lsdException w:name="List Table 5 Dark Accent 5" w:uiPriority="50"/>
+    <w:lsdException w:name="List Table 6 Colorful Accent 5" w:uiPriority="51"/>
+    <w:lsdException w:name="List Table 7 Colorful Accent 5" w:uiPriority="52"/>
+    <w:lsdException w:name="List Table 1 Light Accent 6" w:uiPriority="46"/>
+    <w:lsdException w:name="List Table 2 Accent 6" w:uiPriority="47"/>
+    <w:lsdException w:name="List Table 3 Accent 6" w:uiPriority="48"/>
+    <w:lsdException w:name="List Table 4 Accent 6" w:uiPriority="49"/>
+    <w:lsdException w:name="List Table 5 Dark Accent 6" w:uiPriority="50"/>
+    <w:lsdException w:name="List Table 6 Colorful Accent 6" w:uiPriority="51"/>
+    <w:lsdException w:name="List Table 7 Colorful Accent 6" w:uiPriority="52"/>
+    <w:lsdException w:name="Mention" w:semiHidden="1" w:uiPriority="99" w:unhideWhenUsed="1"/>
+    <w:lsdException w:name="Smart Hyperlink" w:semiHidden="1" w:uiPriority="99" w:unhideWhenUsed="1"/>
+    <w:lsdException w:name="Hashtag" w:semiHidden="1" w:uiPriority="99" w:unhideWhenUsed="1"/>
+    <w:lsdException w:name="Unresolved Mention" w:semiHidden="1" w:uiPriority="99" w:unhideWhenUsed="1"/>
+    <w:lsdException w:name="Smart Link" w:semiHidden="1" w:uiPriority="99" w:unhideWhenUsed="1"/>
   </w:latentStyles>
-  <w:style w:type="paragraph" w:default="1" w:styleId="1">
+  <w:style w:type="paragraph" w:default="1" w:styleId="Normal">
     <w:name w:val="Normal"/>
     <w:qFormat/>
-    <w:uiPriority w:val="0"/>
+    <w:rsid w:val="009C01BA"/>
     <w:rPr>
-      <w:rFonts w:ascii="Times New Roman" w:hAnsi="Times New Roman" w:eastAsia="Times New Roman" w:cs="Times New Roman"/>
       <w:sz w:val="24"/>
       <w:szCs w:val="24"/>
-      <w:lang w:val="en-US" w:eastAsia="en-US" w:bidi="ar-SA"/>
     </w:rPr>
   </w:style>
-  <w:style w:type="paragraph" w:styleId="2">
+  <w:style w:type="paragraph" w:styleId="Heading1">
     <w:name w:val="heading 1"/>
-    <w:basedOn w:val="1"/>
-    <w:next w:val="1"/>
-    <w:link w:val="18"/>
+    <w:basedOn w:val="Normal"/>
+    <w:next w:val="Normal"/>
+    <w:link w:val="Heading1Char"/>
     <w:qFormat/>
-    <w:uiPriority w:val="0"/>
+    <w:rsid w:val="004A25FC"/>
     <w:pPr>
       <w:keepNext/>
       <w:outlineLvl w:val="0"/>
@@ -9387,15 +10756,16 @@
       <w:i/>
       <w:iCs/>
       <w:sz w:val="26"/>
+      <w:lang w:val="x-none" w:eastAsia="x-none"/>
     </w:rPr>
   </w:style>
-  <w:style w:type="paragraph" w:styleId="3">
+  <w:style w:type="paragraph" w:styleId="Heading2">
     <w:name w:val="heading 2"/>
-    <w:basedOn w:val="1"/>
-    <w:next w:val="1"/>
-    <w:link w:val="19"/>
+    <w:basedOn w:val="Normal"/>
+    <w:next w:val="Normal"/>
+    <w:link w:val="Heading2Char"/>
     <w:qFormat/>
-    <w:uiPriority w:val="0"/>
+    <w:rsid w:val="004A25FC"/>
     <w:pPr>
       <w:keepNext/>
       <w:spacing w:before="240" w:after="60"/>
@@ -9409,15 +10779,16 @@
       <w:iCs/>
       <w:sz w:val="28"/>
       <w:szCs w:val="28"/>
+      <w:lang w:val="x-none" w:eastAsia="x-none"/>
     </w:rPr>
   </w:style>
-  <w:style w:type="paragraph" w:styleId="4">
+  <w:style w:type="paragraph" w:styleId="Heading8">
     <w:name w:val="heading 8"/>
-    <w:basedOn w:val="1"/>
-    <w:next w:val="1"/>
-    <w:link w:val="20"/>
+    <w:basedOn w:val="Normal"/>
+    <w:next w:val="Normal"/>
+    <w:link w:val="Heading8Char"/>
     <w:qFormat/>
-    <w:uiPriority w:val="0"/>
+    <w:rsid w:val="004A25FC"/>
     <w:pPr>
       <w:spacing w:before="240" w:after="60"/>
       <w:outlineLvl w:val="7"/>
@@ -9425,20 +10796,22 @@
     <w:rPr>
       <w:i/>
       <w:iCs/>
+      <w:lang w:val="x-none" w:eastAsia="x-none"/>
     </w:rPr>
   </w:style>
-  <w:style w:type="character" w:default="1" w:styleId="5">
+  <w:style w:type="character" w:default="1" w:styleId="DefaultParagraphFont">
     <w:name w:val="Default Paragraph Font"/>
+    <w:uiPriority w:val="1"/>
     <w:semiHidden/>
-    <w:qFormat/>
-    <w:uiPriority w:val="0"/>
+    <w:unhideWhenUsed/>
   </w:style>
-  <w:style w:type="table" w:default="1" w:styleId="6">
+  <w:style w:type="table" w:default="1" w:styleId="TableNormal">
     <w:name w:val="Normal Table"/>
+    <w:uiPriority w:val="99"/>
     <w:semiHidden/>
-    <w:qFormat/>
-    <w:uiPriority w:val="0"/>
+    <w:unhideWhenUsed/>
     <w:tblPr>
+      <w:tblInd w:w="0" w:type="dxa"/>
       <w:tblCellMar>
         <w:top w:w="0" w:type="dxa"/>
         <w:left w:w="108" w:type="dxa"/>
@@ -9447,33 +10820,38 @@
       </w:tblCellMar>
     </w:tblPr>
   </w:style>
-  <w:style w:type="paragraph" w:styleId="7">
-    <w:name w:val="Balloon Text"/>
-    <w:basedOn w:val="1"/>
-    <w:link w:val="23"/>
-    <w:qFormat/>
-    <w:uiPriority w:val="0"/>
+  <w:style w:type="numbering" w:default="1" w:styleId="NoList">
+    <w:name w:val="No List"/>
+    <w:uiPriority w:val="99"/>
+    <w:semiHidden/>
+    <w:unhideWhenUsed/>
+  </w:style>
+  <w:style w:type="paragraph" w:styleId="Footer">
+    <w:name w:val="footer"/>
+    <w:basedOn w:val="Normal"/>
+    <w:link w:val="FooterChar"/>
+    <w:uiPriority w:val="99"/>
+    <w:rsid w:val="008F6AC1"/>
+    <w:pPr>
+      <w:tabs>
+        <w:tab w:val="center" w:pos="4320"/>
+        <w:tab w:val="right" w:pos="8640"/>
+      </w:tabs>
+    </w:pPr>
     <w:rPr>
-      <w:rFonts w:ascii="Tahoma" w:hAnsi="Tahoma"/>
-      <w:sz w:val="16"/>
-      <w:szCs w:val="16"/>
+      <w:lang w:val="x-none" w:eastAsia="x-none"/>
     </w:rPr>
   </w:style>
-  <w:style w:type="paragraph" w:styleId="8">
-    <w:name w:val="Body Text"/>
-    <w:basedOn w:val="1"/>
-    <w:qFormat/>
-    <w:uiPriority w:val="0"/>
-    <w:pPr>
-      <w:spacing w:after="120"/>
-    </w:pPr>
+  <w:style w:type="character" w:styleId="PageNumber">
+    <w:name w:val="page number"/>
+    <w:basedOn w:val="DefaultParagraphFont"/>
+    <w:rsid w:val="008F6AC1"/>
   </w:style>
-  <w:style w:type="paragraph" w:styleId="9">
+  <w:style w:type="paragraph" w:styleId="BodyTextIndent">
     <w:name w:val="Body Text Indent"/>
-    <w:basedOn w:val="1"/>
-    <w:link w:val="24"/>
-    <w:qFormat/>
-    <w:uiPriority w:val="0"/>
+    <w:basedOn w:val="Normal"/>
+    <w:link w:val="BodyTextIndentChar"/>
+    <w:rsid w:val="008F6AC1"/>
     <w:pPr>
       <w:ind w:firstLine="900"/>
       <w:jc w:val="both"/>
@@ -9481,39 +10859,71 @@
     <w:rPr>
       <w:rFonts w:ascii=".VnTime" w:hAnsi=".VnTime"/>
       <w:sz w:val="26"/>
+      <w:lang w:val="x-none" w:eastAsia="x-none"/>
     </w:rPr>
   </w:style>
-  <w:style w:type="paragraph" w:styleId="10">
-    <w:name w:val="Body Text Indent 2"/>
-    <w:basedOn w:val="1"/>
-    <w:link w:val="21"/>
-    <w:qFormat/>
-    <w:uiPriority w:val="0"/>
-    <w:pPr>
-      <w:spacing w:after="120" w:line="480" w:lineRule="auto"/>
-      <w:ind w:left="360"/>
-    </w:pPr>
-  </w:style>
-  <w:style w:type="paragraph" w:styleId="11">
+  <w:style w:type="paragraph" w:styleId="BodyTextIndent3">
     <w:name w:val="Body Text Indent 3"/>
-    <w:basedOn w:val="1"/>
-    <w:link w:val="25"/>
-    <w:qFormat/>
-    <w:uiPriority w:val="0"/>
+    <w:basedOn w:val="Normal"/>
+    <w:link w:val="BodyTextIndent3Char"/>
+    <w:rsid w:val="008F6AC1"/>
     <w:pPr>
       <w:ind w:firstLine="900"/>
       <w:jc w:val="both"/>
     </w:pPr>
     <w:rPr>
       <w:rFonts w:ascii=".VnTime" w:hAnsi=".VnTime"/>
+      <w:lang w:val="x-none" w:eastAsia="x-none"/>
     </w:rPr>
   </w:style>
-  <w:style w:type="paragraph" w:styleId="12">
-    <w:name w:val="footer"/>
-    <w:basedOn w:val="1"/>
-    <w:link w:val="22"/>
-    <w:qFormat/>
-    <w:uiPriority w:val="99"/>
+  <w:style w:type="paragraph" w:styleId="BodyText">
+    <w:name w:val="Body Text"/>
+    <w:basedOn w:val="Normal"/>
+    <w:rsid w:val="008F6AC1"/>
+    <w:pPr>
+      <w:spacing w:after="120"/>
+    </w:pPr>
+  </w:style>
+  <w:style w:type="table" w:styleId="TableGrid">
+    <w:name w:val="Table Grid"/>
+    <w:basedOn w:val="TableNormal"/>
+    <w:rsid w:val="008F6AC1"/>
+    <w:tblPr>
+      <w:tblBorders>
+        <w:top w:val="single" w:sz="4" w:space="0" w:color="auto"/>
+        <w:left w:val="single" w:sz="4" w:space="0" w:color="auto"/>
+        <w:bottom w:val="single" w:sz="4" w:space="0" w:color="auto"/>
+        <w:right w:val="single" w:sz="4" w:space="0" w:color="auto"/>
+        <w:insideH w:val="single" w:sz="4" w:space="0" w:color="auto"/>
+        <w:insideV w:val="single" w:sz="4" w:space="0" w:color="auto"/>
+      </w:tblBorders>
+    </w:tblPr>
+  </w:style>
+  <w:style w:type="paragraph" w:styleId="NormalWeb">
+    <w:name w:val="Normal (Web)"/>
+    <w:basedOn w:val="Normal"/>
+    <w:rsid w:val="008F6AC1"/>
+    <w:pPr>
+      <w:spacing w:before="100" w:beforeAutospacing="1" w:after="100" w:afterAutospacing="1"/>
+    </w:pPr>
+  </w:style>
+  <w:style w:type="paragraph" w:styleId="BodyTextIndent2">
+    <w:name w:val="Body Text Indent 2"/>
+    <w:basedOn w:val="Normal"/>
+    <w:link w:val="BodyTextIndent2Char"/>
+    <w:rsid w:val="004A25FC"/>
+    <w:pPr>
+      <w:spacing w:after="120" w:line="480" w:lineRule="auto"/>
+      <w:ind w:left="360"/>
+    </w:pPr>
+    <w:rPr>
+      <w:lang w:val="x-none" w:eastAsia="x-none"/>
+    </w:rPr>
+  </w:style>
+  <w:style w:type="paragraph" w:styleId="Header">
+    <w:name w:val="header"/>
+    <w:basedOn w:val="Normal"/>
+    <w:rsid w:val="00815227"/>
     <w:pPr>
       <w:tabs>
         <w:tab w:val="center" w:pos="4320"/>
@@ -9521,63 +10931,11 @@
       </w:tabs>
     </w:pPr>
   </w:style>
-  <w:style w:type="paragraph" w:styleId="13">
-    <w:name w:val="header"/>
-    <w:basedOn w:val="1"/>
-    <w:qFormat/>
-    <w:uiPriority w:val="0"/>
-    <w:pPr>
-      <w:tabs>
-        <w:tab w:val="center" w:pos="4320"/>
-        <w:tab w:val="right" w:pos="8640"/>
-      </w:tabs>
-    </w:pPr>
-  </w:style>
-  <w:style w:type="character" w:styleId="14">
-    <w:name w:val="Hyperlink"/>
-    <w:qFormat/>
-    <w:uiPriority w:val="0"/>
-    <w:rPr>
-      <w:color w:val="0000FF"/>
-      <w:u w:val="single"/>
-    </w:rPr>
-  </w:style>
-  <w:style w:type="paragraph" w:styleId="15">
-    <w:name w:val="Normal (Web)"/>
-    <w:basedOn w:val="1"/>
-    <w:qFormat/>
-    <w:uiPriority w:val="0"/>
-    <w:pPr>
-      <w:spacing w:before="100" w:beforeAutospacing="1" w:after="100" w:afterAutospacing="1"/>
-    </w:pPr>
-  </w:style>
-  <w:style w:type="character" w:styleId="16">
-    <w:name w:val="page number"/>
-    <w:basedOn w:val="5"/>
-    <w:qFormat/>
-    <w:uiPriority w:val="0"/>
-  </w:style>
-  <w:style w:type="table" w:styleId="17">
-    <w:name w:val="Table Grid"/>
-    <w:basedOn w:val="6"/>
-    <w:qFormat/>
-    <w:uiPriority w:val="0"/>
-    <w:tblPr>
-      <w:tblBorders>
-        <w:top w:val="single" w:color="auto" w:sz="4" w:space="0"/>
-        <w:left w:val="single" w:color="auto" w:sz="4" w:space="0"/>
-        <w:bottom w:val="single" w:color="auto" w:sz="4" w:space="0"/>
-        <w:right w:val="single" w:color="auto" w:sz="4" w:space="0"/>
-        <w:insideH w:val="single" w:color="auto" w:sz="4" w:space="0"/>
-        <w:insideV w:val="single" w:color="auto" w:sz="4" w:space="0"/>
-      </w:tblBorders>
-    </w:tblPr>
-  </w:style>
-  <w:style w:type="character" w:customStyle="1" w:styleId="18">
+  <w:style w:type="character" w:customStyle="1" w:styleId="Heading1Char">
     <w:name w:val="Heading 1 Char"/>
-    <w:link w:val="2"/>
+    <w:link w:val="Heading1"/>
     <w:locked/>
-    <w:uiPriority w:val="0"/>
+    <w:rsid w:val="001D1BBC"/>
     <w:rPr>
       <w:rFonts w:ascii=".VnTime" w:hAnsi=".VnTime"/>
       <w:i/>
@@ -9586,11 +10944,11 @@
       <w:szCs w:val="24"/>
     </w:rPr>
   </w:style>
-  <w:style w:type="character" w:customStyle="1" w:styleId="19">
+  <w:style w:type="character" w:customStyle="1" w:styleId="Heading2Char">
     <w:name w:val="Heading 2 Char"/>
-    <w:link w:val="3"/>
+    <w:link w:val="Heading2"/>
     <w:locked/>
-    <w:uiPriority w:val="0"/>
+    <w:rsid w:val="001D1BBC"/>
     <w:rPr>
       <w:rFonts w:ascii="Arial" w:hAnsi="Arial" w:cs="Arial"/>
       <w:b/>
@@ -9601,11 +10959,11 @@
       <w:szCs w:val="28"/>
     </w:rPr>
   </w:style>
-  <w:style w:type="character" w:customStyle="1" w:styleId="20">
+  <w:style w:type="character" w:customStyle="1" w:styleId="Heading8Char">
     <w:name w:val="Heading 8 Char"/>
-    <w:link w:val="4"/>
+    <w:link w:val="Heading8"/>
     <w:locked/>
-    <w:uiPriority w:val="0"/>
+    <w:rsid w:val="001D1BBC"/>
     <w:rPr>
       <w:i/>
       <w:iCs/>
@@ -9613,60 +10971,82 @@
       <w:szCs w:val="24"/>
     </w:rPr>
   </w:style>
-  <w:style w:type="character" w:customStyle="1" w:styleId="21">
+  <w:style w:type="character" w:customStyle="1" w:styleId="BodyTextIndent2Char">
     <w:name w:val="Body Text Indent 2 Char"/>
-    <w:link w:val="10"/>
+    <w:link w:val="BodyTextIndent2"/>
     <w:locked/>
-    <w:uiPriority w:val="0"/>
+    <w:rsid w:val="001D1BBC"/>
     <w:rPr>
       <w:sz w:val="24"/>
       <w:szCs w:val="24"/>
     </w:rPr>
   </w:style>
-  <w:style w:type="character" w:customStyle="1" w:styleId="22">
+  <w:style w:type="character" w:customStyle="1" w:styleId="FooterChar">
     <w:name w:val="Footer Char"/>
-    <w:link w:val="12"/>
+    <w:link w:val="Footer"/>
     <w:uiPriority w:val="99"/>
+    <w:rsid w:val="00A14423"/>
     <w:rPr>
       <w:sz w:val="24"/>
       <w:szCs w:val="24"/>
     </w:rPr>
   </w:style>
-  <w:style w:type="character" w:customStyle="1" w:styleId="23">
+  <w:style w:type="character" w:styleId="Hyperlink">
+    <w:name w:val="Hyperlink"/>
+    <w:rsid w:val="00462FB1"/>
+    <w:rPr>
+      <w:color w:val="0000FF"/>
+      <w:u w:val="single"/>
+    </w:rPr>
+  </w:style>
+  <w:style w:type="paragraph" w:styleId="BalloonText">
+    <w:name w:val="Balloon Text"/>
+    <w:basedOn w:val="Normal"/>
+    <w:link w:val="BalloonTextChar"/>
+    <w:rsid w:val="00D67632"/>
+    <w:rPr>
+      <w:rFonts w:ascii="Tahoma" w:hAnsi="Tahoma"/>
+      <w:sz w:val="16"/>
+      <w:szCs w:val="16"/>
+      <w:lang w:val="x-none" w:eastAsia="x-none"/>
+    </w:rPr>
+  </w:style>
+  <w:style w:type="character" w:customStyle="1" w:styleId="BalloonTextChar">
     <w:name w:val="Balloon Text Char"/>
-    <w:link w:val="7"/>
-    <w:uiPriority w:val="0"/>
+    <w:link w:val="BalloonText"/>
+    <w:rsid w:val="00D67632"/>
     <w:rPr>
       <w:rFonts w:ascii="Tahoma" w:hAnsi="Tahoma" w:cs="Tahoma"/>
       <w:sz w:val="16"/>
       <w:szCs w:val="16"/>
     </w:rPr>
   </w:style>
-  <w:style w:type="character" w:customStyle="1" w:styleId="24">
+  <w:style w:type="character" w:customStyle="1" w:styleId="BodyTextIndentChar">
     <w:name w:val="Body Text Indent Char"/>
-    <w:link w:val="9"/>
-    <w:uiPriority w:val="0"/>
+    <w:link w:val="BodyTextIndent"/>
+    <w:rsid w:val="00C06140"/>
     <w:rPr>
       <w:rFonts w:ascii=".VnTime" w:hAnsi=".VnTime"/>
       <w:sz w:val="26"/>
       <w:szCs w:val="24"/>
     </w:rPr>
   </w:style>
-  <w:style w:type="character" w:customStyle="1" w:styleId="25">
+  <w:style w:type="character" w:customStyle="1" w:styleId="BodyTextIndent3Char">
     <w:name w:val="Body Text Indent 3 Char"/>
-    <w:link w:val="11"/>
-    <w:uiPriority w:val="0"/>
+    <w:link w:val="BodyTextIndent3"/>
+    <w:rsid w:val="00C06140"/>
     <w:rPr>
       <w:rFonts w:ascii=".VnTime" w:hAnsi=".VnTime"/>
       <w:sz w:val="24"/>
       <w:szCs w:val="24"/>
     </w:rPr>
   </w:style>
-  <w:style w:type="paragraph" w:customStyle="1" w:styleId="26">
+  <w:style w:type="paragraph" w:customStyle="1" w:styleId="TableParagraph">
     <w:name w:val="Table Paragraph"/>
-    <w:basedOn w:val="1"/>
+    <w:basedOn w:val="Normal"/>
+    <w:uiPriority w:val="1"/>
     <w:qFormat/>
-    <w:uiPriority w:val="1"/>
+    <w:rsid w:val="002B4C03"/>
     <w:pPr>
       <w:widowControl w:val="0"/>
       <w:autoSpaceDE w:val="0"/>
@@ -9681,7 +11061,7 @@
 </file>
 
 <file path=word/theme/theme1.xml><?xml version="1.0" encoding="utf-8"?>
-<a:theme xmlns:a="http://schemas.openxmlformats.org/drawingml/2006/main" name="Office">
+<a:theme xmlns:a="http://schemas.openxmlformats.org/drawingml/2006/main" name="Office Theme">
   <a:themeElements>
     <a:clrScheme name="Office">
       <a:dk1>
@@ -9691,44 +11071,44 @@
         <a:sysClr val="window" lastClr="FFFFFF"/>
       </a:lt1>
       <a:dk2>
-        <a:srgbClr val="1F497D"/>
+        <a:srgbClr val="44546A"/>
       </a:dk2>
       <a:lt2>
-        <a:srgbClr val="EEECE1"/>
+        <a:srgbClr val="E7E6E6"/>
       </a:lt2>
       <a:accent1>
-        <a:srgbClr val="4F81BD"/>
+        <a:srgbClr val="4472C4"/>
       </a:accent1>
       <a:accent2>
-        <a:srgbClr val="C0504D"/>
+        <a:srgbClr val="ED7D31"/>
       </a:accent2>
       <a:accent3>
-        <a:srgbClr val="9BBB59"/>
+        <a:srgbClr val="A5A5A5"/>
       </a:accent3>
       <a:accent4>
-        <a:srgbClr val="8064A2"/>
+        <a:srgbClr val="FFC000"/>
       </a:accent4>
       <a:accent5>
-        <a:srgbClr val="4BACC6"/>
+        <a:srgbClr val="5B9BD5"/>
       </a:accent5>
       <a:accent6>
-        <a:srgbClr val="F79646"/>
+        <a:srgbClr val="70AD47"/>
       </a:accent6>
       <a:hlink>
-        <a:srgbClr val="0000FF"/>
+        <a:srgbClr val="0563C1"/>
       </a:hlink>
       <a:folHlink>
-        <a:srgbClr val="800080"/>
+        <a:srgbClr val="954F72"/>
       </a:folHlink>
     </a:clrScheme>
     <a:fontScheme name="Office">
       <a:majorFont>
-        <a:latin typeface="Cambria"/>
+        <a:latin typeface="Calibri Light" panose="020F0302020204030204"/>
         <a:ea typeface=""/>
         <a:cs typeface=""/>
-        <a:font script="Jpan" typeface="ＭＳ ゴシック"/>
+        <a:font script="Jpan" typeface="游ゴシック Light"/>
         <a:font script="Hang" typeface="맑은 고딕"/>
-        <a:font script="Hans" typeface="宋体"/>
+        <a:font script="Hans" typeface="等线 Light"/>
         <a:font script="Hant" typeface="新細明體"/>
         <a:font script="Arab" typeface="Times New Roman"/>
         <a:font script="Hebr" typeface="Times New Roman"/>
@@ -9756,14 +11136,31 @@
         <a:font script="Viet" typeface="Times New Roman"/>
         <a:font script="Uigh" typeface="Microsoft Uighur"/>
         <a:font script="Geor" typeface="Sylfaen"/>
+        <a:font script="Armn" typeface="Arial"/>
+        <a:font script="Bugi" typeface="Leelawadee UI"/>
+        <a:font script="Bopo" typeface="Microsoft JhengHei"/>
+        <a:font script="Java" typeface="Javanese Text"/>
+        <a:font script="Lisu" typeface="Segoe UI"/>
+        <a:font script="Mymr" typeface="Myanmar Text"/>
+        <a:font script="Nkoo" typeface="Ebrima"/>
+        <a:font script="Olck" typeface="Nirmala UI"/>
+        <a:font script="Osma" typeface="Ebrima"/>
+        <a:font script="Phag" typeface="Phagspa"/>
+        <a:font script="Syrn" typeface="Estrangelo Edessa"/>
+        <a:font script="Syrj" typeface="Estrangelo Edessa"/>
+        <a:font script="Syre" typeface="Estrangelo Edessa"/>
+        <a:font script="Sora" typeface="Nirmala UI"/>
+        <a:font script="Tale" typeface="Microsoft Tai Le"/>
+        <a:font script="Talu" typeface="Microsoft New Tai Lue"/>
+        <a:font script="Tfng" typeface="Ebrima"/>
       </a:majorFont>
       <a:minorFont>
-        <a:latin typeface="Calibri"/>
+        <a:latin typeface="Calibri" panose="020F0502020204030204"/>
         <a:ea typeface=""/>
         <a:cs typeface=""/>
-        <a:font script="Jpan" typeface="ＭＳ 明朝"/>
+        <a:font script="Jpan" typeface="游明朝"/>
         <a:font script="Hang" typeface="맑은 고딕"/>
-        <a:font script="Hans" typeface="宋体"/>
+        <a:font script="Hans" typeface="等线"/>
         <a:font script="Hant" typeface="新細明體"/>
         <a:font script="Arab" typeface="Arial"/>
         <a:font script="Hebr" typeface="Arial"/>
@@ -9791,6 +11188,23 @@
         <a:font script="Viet" typeface="Arial"/>
         <a:font script="Uigh" typeface="Microsoft Uighur"/>
         <a:font script="Geor" typeface="Sylfaen"/>
+        <a:font script="Armn" typeface="Arial"/>
+        <a:font script="Bugi" typeface="Leelawadee UI"/>
+        <a:font script="Bopo" typeface="Microsoft JhengHei"/>
+        <a:font script="Java" typeface="Javanese Text"/>
+        <a:font script="Lisu" typeface="Segoe UI"/>
+        <a:font script="Mymr" typeface="Myanmar Text"/>
+        <a:font script="Nkoo" typeface="Ebrima"/>
+        <a:font script="Olck" typeface="Nirmala UI"/>
+        <a:font script="Osma" typeface="Ebrima"/>
+        <a:font script="Phag" typeface="Phagspa"/>
+        <a:font script="Syrn" typeface="Estrangelo Edessa"/>
+        <a:font script="Syrj" typeface="Estrangelo Edessa"/>
+        <a:font script="Syre" typeface="Estrangelo Edessa"/>
+        <a:font script="Sora" typeface="Nirmala UI"/>
+        <a:font script="Tale" typeface="Microsoft Tai Le"/>
+        <a:font script="Talu" typeface="Microsoft New Tai Lue"/>
+        <a:font script="Tfng" typeface="Ebrima"/>
       </a:minorFont>
     </a:fontScheme>
     <a:fmtScheme name="Office">
@@ -9802,183 +11216,141 @@
           <a:gsLst>
             <a:gs pos="0">
               <a:schemeClr val="phClr">
-                <a:tint val="50000"/>
-                <a:satMod val="300000"/>
+                <a:lumMod val="110000"/>
+                <a:satMod val="105000"/>
+                <a:tint val="67000"/>
               </a:schemeClr>
             </a:gs>
-            <a:gs pos="35000">
+            <a:gs pos="50000">
               <a:schemeClr val="phClr">
-                <a:tint val="37000"/>
-                <a:satMod val="300000"/>
+                <a:lumMod val="105000"/>
+                <a:satMod val="103000"/>
+                <a:tint val="73000"/>
               </a:schemeClr>
             </a:gs>
             <a:gs pos="100000">
               <a:schemeClr val="phClr">
-                <a:tint val="15000"/>
-                <a:satMod val="350000"/>
+                <a:lumMod val="105000"/>
+                <a:satMod val="109000"/>
+                <a:tint val="81000"/>
               </a:schemeClr>
             </a:gs>
           </a:gsLst>
-          <a:lin ang="16200000" scaled="1"/>
+          <a:lin ang="5400000" scaled="0"/>
         </a:gradFill>
         <a:gradFill rotWithShape="1">
           <a:gsLst>
             <a:gs pos="0">
               <a:schemeClr val="phClr">
-                <a:shade val="51000"/>
-                <a:satMod val="130000"/>
+                <a:satMod val="103000"/>
+                <a:lumMod val="102000"/>
+                <a:tint val="94000"/>
               </a:schemeClr>
             </a:gs>
-            <a:gs pos="80000">
+            <a:gs pos="50000">
               <a:schemeClr val="phClr">
-                <a:shade val="93000"/>
-                <a:satMod val="130000"/>
+                <a:satMod val="110000"/>
+                <a:lumMod val="100000"/>
+                <a:shade val="100000"/>
               </a:schemeClr>
             </a:gs>
             <a:gs pos="100000">
               <a:schemeClr val="phClr">
-                <a:shade val="94000"/>
-                <a:satMod val="135000"/>
+                <a:lumMod val="99000"/>
+                <a:satMod val="120000"/>
+                <a:shade val="78000"/>
               </a:schemeClr>
             </a:gs>
           </a:gsLst>
-          <a:lin ang="16200000" scaled="0"/>
+          <a:lin ang="5400000" scaled="0"/>
         </a:gradFill>
       </a:fillStyleLst>
       <a:lnStyleLst>
-        <a:ln w="9525" cap="flat" cmpd="sng" algn="ctr">
-          <a:solidFill>
-            <a:schemeClr val="phClr">
-              <a:shade val="95000"/>
-              <a:satMod val="105000"/>
-            </a:schemeClr>
-          </a:solidFill>
-          <a:prstDash val="solid"/>
-        </a:ln>
-        <a:ln w="25400" cap="flat" cmpd="sng" algn="ctr">
+        <a:ln w="6350" cap="flat" cmpd="sng" algn="ctr">
           <a:solidFill>
             <a:schemeClr val="phClr"/>
           </a:solidFill>
           <a:prstDash val="solid"/>
+          <a:miter lim="800000"/>
         </a:ln>
-        <a:ln w="38100" cap="flat" cmpd="sng" algn="ctr">
+        <a:ln w="12700" cap="flat" cmpd="sng" algn="ctr">
           <a:solidFill>
             <a:schemeClr val="phClr"/>
           </a:solidFill>
           <a:prstDash val="solid"/>
+          <a:miter lim="800000"/>
+        </a:ln>
+        <a:ln w="19050" cap="flat" cmpd="sng" algn="ctr">
+          <a:solidFill>
+            <a:schemeClr val="phClr"/>
+          </a:solidFill>
+          <a:prstDash val="solid"/>
+          <a:miter lim="800000"/>
         </a:ln>
       </a:lnStyleLst>
       <a:effectStyleLst>
         <a:effectStyle>
+          <a:effectLst/>
+        </a:effectStyle>
+        <a:effectStyle>
+          <a:effectLst/>
+        </a:effectStyle>
+        <a:effectStyle>
           <a:effectLst>
-            <a:outerShdw blurRad="40000" dist="20000" dir="5400000" rotWithShape="0">
+            <a:outerShdw blurRad="57150" dist="19050" dir="5400000" algn="ctr" rotWithShape="0">
               <a:srgbClr val="000000">
-                <a:alpha val="38000"/>
+                <a:alpha val="63000"/>
               </a:srgbClr>
             </a:outerShdw>
           </a:effectLst>
-        </a:effectStyle>
-        <a:effectStyle>
-          <a:effectLst>
-            <a:outerShdw blurRad="40000" dist="23000" dir="5400000" rotWithShape="0">
-              <a:srgbClr val="000000">
-                <a:alpha val="35000"/>
-              </a:srgbClr>
-            </a:outerShdw>
-          </a:effectLst>
-        </a:effectStyle>
-        <a:effectStyle>
-          <a:effectLst>
-            <a:outerShdw blurRad="40000" dist="23000" dir="5400000" rotWithShape="0">
-              <a:srgbClr val="000000">
-                <a:alpha val="35000"/>
-              </a:srgbClr>
-            </a:outerShdw>
-          </a:effectLst>
-          <a:scene3d>
-            <a:camera prst="orthographicFront">
-              <a:rot lat="0" lon="0" rev="0"/>
-            </a:camera>
-            <a:lightRig rig="threePt" dir="t">
-              <a:rot lat="0" lon="0" rev="1200000"/>
-            </a:lightRig>
-          </a:scene3d>
-          <a:sp3d>
-            <a:bevelT w="63500" h="25400"/>
-          </a:sp3d>
         </a:effectStyle>
       </a:effectStyleLst>
       <a:bgFillStyleLst>
         <a:solidFill>
           <a:schemeClr val="phClr"/>
         </a:solidFill>
+        <a:solidFill>
+          <a:schemeClr val="phClr">
+            <a:tint val="95000"/>
+            <a:satMod val="170000"/>
+          </a:schemeClr>
+        </a:solidFill>
         <a:gradFill rotWithShape="1">
           <a:gsLst>
             <a:gs pos="0">
               <a:schemeClr val="phClr">
-                <a:tint val="40000"/>
-                <a:satMod val="350000"/>
+                <a:tint val="93000"/>
+                <a:satMod val="150000"/>
+                <a:shade val="98000"/>
+                <a:lumMod val="102000"/>
               </a:schemeClr>
             </a:gs>
-            <a:gs pos="40000">
+            <a:gs pos="50000">
               <a:schemeClr val="phClr">
-                <a:tint val="45000"/>
-                <a:satMod val="350000"/>
-                <a:shade val="99000"/>
+                <a:tint val="98000"/>
+                <a:satMod val="130000"/>
+                <a:shade val="90000"/>
+                <a:lumMod val="103000"/>
               </a:schemeClr>
             </a:gs>
             <a:gs pos="100000">
               <a:schemeClr val="phClr">
-                <a:shade val="20000"/>
-                <a:satMod val="255000"/>
+                <a:shade val="63000"/>
+                <a:satMod val="120000"/>
               </a:schemeClr>
             </a:gs>
           </a:gsLst>
-          <a:path path="circle">
-            <a:fillToRect l="50000" t="-80000" r="50000" b="180000"/>
-          </a:path>
-        </a:gradFill>
-        <a:gradFill rotWithShape="1">
-          <a:gsLst>
-            <a:gs pos="0">
-              <a:schemeClr val="phClr">
-                <a:tint val="80000"/>
-                <a:satMod val="300000"/>
-              </a:schemeClr>
-            </a:gs>
-            <a:gs pos="100000">
-              <a:schemeClr val="phClr">
-                <a:shade val="30000"/>
-                <a:satMod val="200000"/>
-              </a:schemeClr>
-            </a:gs>
-          </a:gsLst>
-          <a:path path="circle">
-            <a:fillToRect l="50000" t="50000" r="50000" b="50000"/>
-          </a:path>
+          <a:lin ang="5400000" scaled="0"/>
         </a:gradFill>
       </a:bgFillStyleLst>
     </a:fmtScheme>
   </a:themeElements>
   <a:objectDefaults/>
+  <a:extraClrSchemeLst/>
+  <a:extLst>
+    <a:ext uri="{05A4C25C-085E-4340-85A3-A5531E510DB2}">
+      <thm15:themeFamily xmlns:thm15="http://schemas.microsoft.com/office/thememl/2012/main" name="Office Theme" id="{62F939B6-93AF-4DB8-9C6B-D6C7DFDC589F}" vid="{4A3C46E8-61CC-4603-A589-7422A47A8E4A}"/>
+    </a:ext>
+  </a:extLst>
 </a:theme>
-</file>
-
-<file path=customXml/item1.xml><?xml version="1.0" encoding="utf-8"?>
-<s:customData xmlns="http://www.wps.cn/officeDocument/2013/wpsCustomData" xmlns:s="http://www.wps.cn/officeDocument/2013/wpsCustomData">
-  <customSectProps>
-    <customSectPr/>
-  </customSectProps>
-  <customShpExts>
-    <customShpInfo spid="_x0000_s1026" textRotate="1"/>
-  </customShpExts>
-</s:customData>
-</file>
-
-<file path=customXml/itemProps1.xml><?xml version="1.0" encoding="utf-8"?>
-<ds:datastoreItem xmlns:ds="http://schemas.openxmlformats.org/officeDocument/2006/customXml" ds:itemID="{B1977F7D-205B-4081-913C-38D41E755F92}">
-  <ds:schemaRefs>
-    <ds:schemaRef ds:uri="http://www.wps.cn/officeDocument/2013/wpsCustomData"/>
-  </ds:schemaRefs>
-</ds:datastoreItem>
 </file>
--- a/generated_students/Vương Hà Hải Đăng_N25DECE078.docx
+++ b/generated_students/Vương Hà Hải Đăng_N25DECE078.docx
@@ -1250,7 +1250,12 @@
             <w:vAlign w:val="center"/>
           </w:tcPr>
           <w:p>
-            <w:r/>
+            <w:pPr>
+              <w:jc w:val="center"/>
+            </w:pPr>
+            <w:r>
+              <w:t>3</w:t>
+            </w:r>
           </w:p>
         </w:tc>
         <w:tc>
@@ -1267,7 +1272,12 @@
             <w:vAlign w:val="center"/>
           </w:tcPr>
           <w:p>
-            <w:r/>
+            <w:pPr>
+              <w:jc w:val="center"/>
+            </w:pPr>
+            <w:r>
+              <w:t>3</w:t>
+            </w:r>
           </w:p>
         </w:tc>
         <w:tc>
@@ -1283,7 +1293,12 @@
             <w:vAlign w:val="center"/>
           </w:tcPr>
           <w:p>
-            <w:r/>
+            <w:pPr>
+              <w:jc w:val="center"/>
+            </w:pPr>
+            <w:r>
+              <w:t>3</w:t>
+            </w:r>
           </w:p>
         </w:tc>
       </w:tr>
@@ -1895,7 +1910,12 @@
             <w:vAlign w:val="center"/>
           </w:tcPr>
           <w:p>
-            <w:r/>
+            <w:pPr>
+              <w:jc w:val="center"/>
+            </w:pPr>
+            <w:r>
+              <w:t>6</w:t>
+            </w:r>
           </w:p>
         </w:tc>
         <w:tc>
@@ -1912,7 +1932,12 @@
             <w:vAlign w:val="center"/>
           </w:tcPr>
           <w:p>
-            <w:r/>
+            <w:pPr>
+              <w:jc w:val="center"/>
+            </w:pPr>
+            <w:r>
+              <w:t>6</w:t>
+            </w:r>
           </w:p>
         </w:tc>
         <w:tc>
@@ -1928,7 +1953,12 @@
             <w:vAlign w:val="center"/>
           </w:tcPr>
           <w:p>
-            <w:r/>
+            <w:pPr>
+              <w:jc w:val="center"/>
+            </w:pPr>
+            <w:r>
+              <w:t>6</w:t>
+            </w:r>
           </w:p>
         </w:tc>
       </w:tr>
@@ -2524,7 +2554,12 @@
             <w:vAlign w:val="center"/>
           </w:tcPr>
           <w:p>
-            <w:r/>
+            <w:pPr>
+              <w:jc w:val="center"/>
+            </w:pPr>
+            <w:r>
+              <w:t>4</w:t>
+            </w:r>
           </w:p>
         </w:tc>
         <w:tc>
@@ -2541,7 +2576,12 @@
             <w:vAlign w:val="center"/>
           </w:tcPr>
           <w:p>
-            <w:r/>
+            <w:pPr>
+              <w:jc w:val="center"/>
+            </w:pPr>
+            <w:r>
+              <w:t>4</w:t>
+            </w:r>
           </w:p>
         </w:tc>
         <w:tc>
@@ -2557,7 +2597,12 @@
             <w:vAlign w:val="center"/>
           </w:tcPr>
           <w:p>
-            <w:r/>
+            <w:pPr>
+              <w:jc w:val="center"/>
+            </w:pPr>
+            <w:r>
+              <w:t>4</w:t>
+            </w:r>
           </w:p>
         </w:tc>
       </w:tr>
@@ -3521,7 +3566,12 @@
             <w:vAlign w:val="center"/>
           </w:tcPr>
           <w:p>
-            <w:r/>
+            <w:pPr>
+              <w:jc w:val="center"/>
+            </w:pPr>
+            <w:r>
+              <w:t>0</w:t>
+            </w:r>
           </w:p>
         </w:tc>
         <w:tc>
@@ -3554,7 +3604,12 @@
             <w:vAlign w:val="center"/>
           </w:tcPr>
           <w:p>
-            <w:r/>
+            <w:pPr>
+              <w:jc w:val="center"/>
+            </w:pPr>
+            <w:r>
+              <w:t>0</w:t>
+            </w:r>
           </w:p>
         </w:tc>
       </w:tr>
@@ -3676,7 +3731,12 @@
             <w:vAlign w:val="center"/>
           </w:tcPr>
           <w:p>
-            <w:r/>
+            <w:pPr>
+              <w:jc w:val="center"/>
+            </w:pPr>
+            <w:r>
+              <w:t>1</w:t>
+            </w:r>
           </w:p>
         </w:tc>
         <w:tc>
@@ -3693,7 +3753,12 @@
             <w:vAlign w:val="center"/>
           </w:tcPr>
           <w:p>
-            <w:r/>
+            <w:pPr>
+              <w:jc w:val="center"/>
+            </w:pPr>
+            <w:r>
+              <w:t>1</w:t>
+            </w:r>
           </w:p>
         </w:tc>
         <w:tc>
@@ -3709,7 +3774,12 @@
             <w:vAlign w:val="center"/>
           </w:tcPr>
           <w:p>
-            <w:r/>
+            <w:pPr>
+              <w:jc w:val="center"/>
+            </w:pPr>
+            <w:r>
+              <w:t>1</w:t>
+            </w:r>
           </w:p>
         </w:tc>
       </w:tr>
@@ -3843,7 +3913,7 @@
               <w:jc w:val="center"/>
             </w:pPr>
             <w:r>
-              <w:t>0</w:t>
+              <w:t>14</w:t>
             </w:r>
           </w:p>
         </w:tc>
@@ -3865,7 +3935,7 @@
               <w:jc w:val="center"/>
             </w:pPr>
             <w:r>
-              <w:t>0</w:t>
+              <w:t>14</w:t>
             </w:r>
           </w:p>
         </w:tc>
@@ -3886,7 +3956,7 @@
               <w:jc w:val="center"/>
             </w:pPr>
             <w:r>
-              <w:t>0</w:t>
+              <w:t>14</w:t>
             </w:r>
           </w:p>
         </w:tc>
@@ -4064,7 +4134,12 @@
             <w:vAlign w:val="center"/>
           </w:tcPr>
           <w:p>
-            <w:r/>
+            <w:pPr>
+              <w:jc w:val="center"/>
+            </w:pPr>
+            <w:r>
+              <w:t>15</w:t>
+            </w:r>
           </w:p>
         </w:tc>
         <w:tc>
@@ -4081,7 +4156,12 @@
             <w:vAlign w:val="center"/>
           </w:tcPr>
           <w:p>
-            <w:r/>
+            <w:pPr>
+              <w:jc w:val="center"/>
+            </w:pPr>
+            <w:r>
+              <w:t>15</w:t>
+            </w:r>
           </w:p>
         </w:tc>
         <w:tc>
@@ -4097,7 +4177,12 @@
             <w:vAlign w:val="center"/>
           </w:tcPr>
           <w:p>
-            <w:r/>
+            <w:pPr>
+              <w:jc w:val="center"/>
+            </w:pPr>
+            <w:r>
+              <w:t>15</w:t>
+            </w:r>
           </w:p>
         </w:tc>
       </w:tr>
@@ -4733,7 +4818,12 @@
             <w:vAlign w:val="center"/>
           </w:tcPr>
           <w:p>
-            <w:r/>
+            <w:pPr>
+              <w:jc w:val="center"/>
+            </w:pPr>
+            <w:r>
+              <w:t>5</w:t>
+            </w:r>
           </w:p>
         </w:tc>
         <w:tc>
@@ -4749,7 +4839,12 @@
             <w:vAlign w:val="center"/>
           </w:tcPr>
           <w:p>
-            <w:r/>
+            <w:pPr>
+              <w:jc w:val="center"/>
+            </w:pPr>
+            <w:r>
+              <w:t>5</w:t>
+            </w:r>
           </w:p>
         </w:tc>
         <w:tc>
@@ -4764,7 +4859,12 @@
             <w:vAlign w:val="center"/>
           </w:tcPr>
           <w:p>
-            <w:r/>
+            <w:pPr>
+              <w:jc w:val="center"/>
+            </w:pPr>
+            <w:r>
+              <w:t>5</w:t>
+            </w:r>
           </w:p>
         </w:tc>
       </w:tr>
@@ -5027,7 +5127,12 @@
             <w:vAlign w:val="center"/>
           </w:tcPr>
           <w:p>
-            <w:r/>
+            <w:pPr>
+              <w:jc w:val="center"/>
+            </w:pPr>
+            <w:r>
+              <w:t>2</w:t>
+            </w:r>
           </w:p>
         </w:tc>
         <w:tc>
@@ -5043,7 +5148,12 @@
             <w:vAlign w:val="center"/>
           </w:tcPr>
           <w:p>
-            <w:r/>
+            <w:pPr>
+              <w:jc w:val="center"/>
+            </w:pPr>
+            <w:r>
+              <w:t>2</w:t>
+            </w:r>
           </w:p>
         </w:tc>
         <w:tc>
@@ -5058,7 +5168,12 @@
             <w:vAlign w:val="center"/>
           </w:tcPr>
           <w:p>
-            <w:r/>
+            <w:pPr>
+              <w:jc w:val="center"/>
+            </w:pPr>
+            <w:r>
+              <w:t>2</w:t>
+            </w:r>
           </w:p>
         </w:tc>
       </w:tr>
@@ -5334,7 +5449,7 @@
               <w:jc w:val="center"/>
             </w:pPr>
             <w:r>
-              <w:t>0</w:t>
+              <w:t>22</w:t>
             </w:r>
           </w:p>
         </w:tc>
@@ -5356,7 +5471,7 @@
               <w:jc w:val="center"/>
             </w:pPr>
             <w:r>
-              <w:t>0</w:t>
+              <w:t>22</w:t>
             </w:r>
           </w:p>
         </w:tc>
@@ -5377,7 +5492,7 @@
               <w:jc w:val="center"/>
             </w:pPr>
             <w:r>
-              <w:t>0</w:t>
+              <w:t>22</w:t>
             </w:r>
           </w:p>
         </w:tc>
@@ -5590,7 +5705,12 @@
             <w:vAlign w:val="center"/>
           </w:tcPr>
           <w:p>
-            <w:r/>
+            <w:pPr>
+              <w:jc w:val="center"/>
+            </w:pPr>
+            <w:r>
+              <w:t>0</w:t>
+            </w:r>
           </w:p>
         </w:tc>
         <w:tc>
@@ -5606,7 +5726,12 @@
             <w:vAlign w:val="center"/>
           </w:tcPr>
           <w:p>
-            <w:r/>
+            <w:pPr>
+              <w:jc w:val="center"/>
+            </w:pPr>
+            <w:r>
+              <w:t>0</w:t>
+            </w:r>
           </w:p>
         </w:tc>
         <w:tc>
@@ -5622,7 +5747,12 @@
             <w:vAlign w:val="center"/>
           </w:tcPr>
           <w:p>
-            <w:r/>
+            <w:pPr>
+              <w:jc w:val="center"/>
+            </w:pPr>
+            <w:r>
+              <w:t>0</w:t>
+            </w:r>
           </w:p>
         </w:tc>
       </w:tr>
@@ -5741,7 +5871,12 @@
             <w:vAlign w:val="center"/>
           </w:tcPr>
           <w:p>
-            <w:r/>
+            <w:pPr>
+              <w:jc w:val="center"/>
+            </w:pPr>
+            <w:r>
+              <w:t>0</w:t>
+            </w:r>
           </w:p>
         </w:tc>
         <w:tc>
@@ -5773,7 +5908,12 @@
             <w:vAlign w:val="center"/>
           </w:tcPr>
           <w:p>
-            <w:r/>
+            <w:pPr>
+              <w:jc w:val="center"/>
+            </w:pPr>
+            <w:r>
+              <w:t>0</w:t>
+            </w:r>
           </w:p>
         </w:tc>
       </w:tr>
@@ -5892,7 +6032,12 @@
             <w:vAlign w:val="center"/>
           </w:tcPr>
           <w:p>
-            <w:r/>
+            <w:pPr>
+              <w:jc w:val="center"/>
+            </w:pPr>
+            <w:r>
+              <w:t>3</w:t>
+            </w:r>
           </w:p>
         </w:tc>
         <w:tc>
@@ -5908,7 +6053,12 @@
             <w:vAlign w:val="center"/>
           </w:tcPr>
           <w:p>
-            <w:r/>
+            <w:pPr>
+              <w:jc w:val="center"/>
+            </w:pPr>
+            <w:r>
+              <w:t>3</w:t>
+            </w:r>
           </w:p>
         </w:tc>
         <w:tc>
@@ -5924,7 +6074,12 @@
             <w:vAlign w:val="center"/>
           </w:tcPr>
           <w:p>
-            <w:r/>
+            <w:pPr>
+              <w:jc w:val="center"/>
+            </w:pPr>
+            <w:r>
+              <w:t>3</w:t>
+            </w:r>
           </w:p>
         </w:tc>
       </w:tr>
@@ -6043,7 +6198,12 @@
             <w:vAlign w:val="center"/>
           </w:tcPr>
           <w:p>
-            <w:r/>
+            <w:pPr>
+              <w:jc w:val="center"/>
+            </w:pPr>
+            <w:r>
+              <w:t>3</w:t>
+            </w:r>
           </w:p>
         </w:tc>
         <w:tc>
@@ -6059,7 +6219,12 @@
             <w:vAlign w:val="center"/>
           </w:tcPr>
           <w:p>
-            <w:r/>
+            <w:pPr>
+              <w:jc w:val="center"/>
+            </w:pPr>
+            <w:r>
+              <w:t>3</w:t>
+            </w:r>
           </w:p>
         </w:tc>
         <w:tc>
@@ -6075,7 +6240,12 @@
             <w:vAlign w:val="center"/>
           </w:tcPr>
           <w:p>
-            <w:r/>
+            <w:pPr>
+              <w:jc w:val="center"/>
+            </w:pPr>
+            <w:r>
+              <w:t>3</w:t>
+            </w:r>
           </w:p>
         </w:tc>
       </w:tr>
@@ -6360,7 +6530,7 @@
               <w:jc w:val="center"/>
             </w:pPr>
             <w:r>
-              <w:t>0</w:t>
+              <w:t>6</w:t>
             </w:r>
           </w:p>
         </w:tc>
@@ -6382,7 +6552,7 @@
               <w:jc w:val="center"/>
             </w:pPr>
             <w:r>
-              <w:t>0</w:t>
+              <w:t>6</w:t>
             </w:r>
           </w:p>
         </w:tc>
@@ -6404,7 +6574,7 @@
               <w:jc w:val="center"/>
             </w:pPr>
             <w:r>
-              <w:t>0</w:t>
+              <w:t>6</w:t>
             </w:r>
           </w:p>
         </w:tc>
@@ -6576,7 +6746,12 @@
             <w:vAlign w:val="center"/>
           </w:tcPr>
           <w:p>
-            <w:r/>
+            <w:pPr>
+              <w:jc w:val="center"/>
+            </w:pPr>
+            <w:r>
+              <w:t>8</w:t>
+            </w:r>
           </w:p>
         </w:tc>
         <w:tc>
@@ -6593,7 +6768,12 @@
             <w:vAlign w:val="center"/>
           </w:tcPr>
           <w:p>
-            <w:r/>
+            <w:pPr>
+              <w:jc w:val="center"/>
+            </w:pPr>
+            <w:r>
+              <w:t>8</w:t>
+            </w:r>
           </w:p>
         </w:tc>
         <w:tc>
@@ -6610,7 +6790,12 @@
             <w:vAlign w:val="center"/>
           </w:tcPr>
           <w:p>
-            <w:r/>
+            <w:pPr>
+              <w:jc w:val="center"/>
+            </w:pPr>
+            <w:r>
+              <w:t>8</w:t>
+            </w:r>
           </w:p>
         </w:tc>
       </w:tr>
@@ -6749,7 +6934,12 @@
             <w:vAlign w:val="center"/>
           </w:tcPr>
           <w:p>
-            <w:r/>
+            <w:pPr>
+              <w:jc w:val="center"/>
+            </w:pPr>
+            <w:r>
+              <w:t>5</w:t>
+            </w:r>
           </w:p>
         </w:tc>
         <w:tc>
@@ -6766,7 +6956,12 @@
             <w:vAlign w:val="center"/>
           </w:tcPr>
           <w:p>
-            <w:r/>
+            <w:pPr>
+              <w:jc w:val="center"/>
+            </w:pPr>
+            <w:r>
+              <w:t>5</w:t>
+            </w:r>
           </w:p>
         </w:tc>
         <w:tc>
@@ -6783,7 +6978,12 @@
             <w:vAlign w:val="center"/>
           </w:tcPr>
           <w:p>
-            <w:r/>
+            <w:pPr>
+              <w:jc w:val="center"/>
+            </w:pPr>
+            <w:r>
+              <w:t>5</w:t>
+            </w:r>
           </w:p>
         </w:tc>
       </w:tr>
@@ -6904,7 +7104,12 @@
             <w:vAlign w:val="center"/>
           </w:tcPr>
           <w:p>
-            <w:r/>
+            <w:pPr>
+              <w:jc w:val="center"/>
+            </w:pPr>
+            <w:r>
+              <w:t>5</w:t>
+            </w:r>
           </w:p>
         </w:tc>
         <w:tc>
@@ -6921,7 +7126,12 @@
             <w:vAlign w:val="center"/>
           </w:tcPr>
           <w:p>
-            <w:r/>
+            <w:pPr>
+              <w:jc w:val="center"/>
+            </w:pPr>
+            <w:r>
+              <w:t>5</w:t>
+            </w:r>
           </w:p>
         </w:tc>
         <w:tc>
@@ -6938,7 +7148,12 @@
             <w:vAlign w:val="center"/>
           </w:tcPr>
           <w:p>
-            <w:r/>
+            <w:pPr>
+              <w:jc w:val="center"/>
+            </w:pPr>
+            <w:r>
+              <w:t>5</w:t>
+            </w:r>
           </w:p>
         </w:tc>
       </w:tr>
@@ -7060,7 +7275,12 @@
             <w:vAlign w:val="center"/>
           </w:tcPr>
           <w:p>
-            <w:r/>
+            <w:pPr>
+              <w:jc w:val="center"/>
+            </w:pPr>
+            <w:r>
+              <w:t>5</w:t>
+            </w:r>
           </w:p>
         </w:tc>
         <w:tc>
@@ -7077,7 +7297,12 @@
             <w:vAlign w:val="center"/>
           </w:tcPr>
           <w:p>
-            <w:r/>
+            <w:pPr>
+              <w:jc w:val="center"/>
+            </w:pPr>
+            <w:r>
+              <w:t>5</w:t>
+            </w:r>
           </w:p>
         </w:tc>
         <w:tc>
@@ -7094,7 +7319,12 @@
             <w:vAlign w:val="center"/>
           </w:tcPr>
           <w:p>
-            <w:r/>
+            <w:pPr>
+              <w:jc w:val="center"/>
+            </w:pPr>
+            <w:r>
+              <w:t>5</w:t>
+            </w:r>
           </w:p>
         </w:tc>
       </w:tr>
@@ -7215,7 +7445,12 @@
             <w:vAlign w:val="center"/>
           </w:tcPr>
           <w:p>
-            <w:r/>
+            <w:pPr>
+              <w:jc w:val="center"/>
+            </w:pPr>
+            <w:r>
+              <w:t>0</w:t>
+            </w:r>
           </w:p>
         </w:tc>
         <w:tc>
@@ -7249,7 +7484,12 @@
             <w:vAlign w:val="center"/>
           </w:tcPr>
           <w:p>
-            <w:r/>
+            <w:pPr>
+              <w:jc w:val="center"/>
+            </w:pPr>
+            <w:r>
+              <w:t>0</w:t>
+            </w:r>
           </w:p>
         </w:tc>
       </w:tr>
@@ -7560,7 +7800,7 @@
               <w:jc w:val="center"/>
             </w:pPr>
             <w:r>
-              <w:t>0</w:t>
+              <w:t>23</w:t>
             </w:r>
           </w:p>
         </w:tc>
@@ -7582,7 +7822,7 @@
               <w:jc w:val="center"/>
             </w:pPr>
             <w:r>
-              <w:t>0</w:t>
+              <w:t>23</w:t>
             </w:r>
           </w:p>
         </w:tc>
@@ -7604,7 +7844,7 @@
               <w:jc w:val="center"/>
             </w:pPr>
             <w:r>
-              <w:t>0</w:t>
+              <w:t>23</w:t>
             </w:r>
           </w:p>
         </w:tc>
@@ -7769,7 +8009,12 @@
             <w:vAlign w:val="center"/>
           </w:tcPr>
           <w:p>
-            <w:r/>
+            <w:pPr>
+              <w:jc w:val="center"/>
+            </w:pPr>
+            <w:r>
+              <w:t>0</w:t>
+            </w:r>
           </w:p>
         </w:tc>
         <w:tc>
@@ -7801,7 +8046,12 @@
             <w:vAlign w:val="center"/>
           </w:tcPr>
           <w:p>
-            <w:r/>
+            <w:pPr>
+              <w:jc w:val="center"/>
+            </w:pPr>
+            <w:r>
+              <w:t>0</w:t>
+            </w:r>
           </w:p>
         </w:tc>
       </w:tr>
@@ -7920,7 +8170,12 @@
             <w:vAlign w:val="center"/>
           </w:tcPr>
           <w:p>
-            <w:r/>
+            <w:pPr>
+              <w:jc w:val="center"/>
+            </w:pPr>
+            <w:r>
+              <w:t>0</w:t>
+            </w:r>
           </w:p>
         </w:tc>
         <w:tc>
@@ -7952,7 +8207,12 @@
             <w:vAlign w:val="center"/>
           </w:tcPr>
           <w:p>
-            <w:r/>
+            <w:pPr>
+              <w:jc w:val="center"/>
+            </w:pPr>
+            <w:r>
+              <w:t>0</w:t>
+            </w:r>
           </w:p>
         </w:tc>
       </w:tr>
@@ -8182,7 +8442,12 @@
             <w:vAlign w:val="center"/>
           </w:tcPr>
           <w:p>
-            <w:r/>
+            <w:pPr>
+              <w:jc w:val="center"/>
+            </w:pPr>
+            <w:r>
+              <w:t>0</w:t>
+            </w:r>
           </w:p>
         </w:tc>
         <w:tc>
@@ -8216,7 +8481,12 @@
             <w:vAlign w:val="center"/>
           </w:tcPr>
           <w:p>
-            <w:r/>
+            <w:pPr>
+              <w:jc w:val="center"/>
+            </w:pPr>
+            <w:r>
+              <w:t>0</w:t>
+            </w:r>
           </w:p>
         </w:tc>
       </w:tr>
@@ -8851,7 +9121,7 @@
               <w:jc w:val="center"/>
             </w:pPr>
             <w:r>
-              <w:t>0</w:t>
+              <w:t>65</w:t>
             </w:r>
           </w:p>
         </w:tc>
@@ -8872,7 +9142,7 @@
               <w:jc w:val="center"/>
             </w:pPr>
             <w:r>
-              <w:t>0</w:t>
+              <w:t>65</w:t>
             </w:r>
           </w:p>
         </w:tc>
@@ -8893,7 +9163,7 @@
               <w:jc w:val="center"/>
             </w:pPr>
             <w:r>
-              <w:t>0</w:t>
+              <w:t>65</w:t>
             </w:r>
           </w:p>
         </w:tc>

--- a/generated_students/Vương Hà Hải Đăng_N25DECE078.docx
+++ b/generated_students/Vương Hà Hải Đăng_N25DECE078.docx
@@ -5471,7 +5471,7 @@
               <w:jc w:val="center"/>
             </w:pPr>
             <w:r>
-              <w:t>22</w:t>
+              <w:t>23</w:t>
             </w:r>
           </w:p>
         </w:tc>
@@ -5492,7 +5492,7 @@
               <w:jc w:val="center"/>
             </w:pPr>
             <w:r>
-              <w:t>22</w:t>
+              <w:t>23</w:t>
             </w:r>
           </w:p>
         </w:tc>
@@ -7822,7 +7822,7 @@
               <w:jc w:val="center"/>
             </w:pPr>
             <w:r>
-              <w:t>23</w:t>
+              <w:t>22</w:t>
             </w:r>
           </w:p>
         </w:tc>
@@ -7844,7 +7844,7 @@
               <w:jc w:val="center"/>
             </w:pPr>
             <w:r>
-              <w:t>23</w:t>
+              <w:t>22</w:t>
             </w:r>
           </w:p>
         </w:tc>

--- a/generated_students/Vương Hà Hải Đăng_N25DECE078.docx
+++ b/generated_students/Vương Hà Hải Đăng_N25DECE078.docx
@@ -415,130 +415,79 @@
     </w:p>
     <w:p>
       <w:pPr>
+        <w:tabs>
+          <w:tab w:pos="5472" w:val="left"/>
+        </w:tabs>
         <w:spacing w:before="60" w:after="60" w:line="340" w:lineRule="exact"/>
         <w:rPr>
           <w:lang w:val="de-DE"/>
         </w:rPr>
       </w:pPr>
+      <w:r/>
       <w:r>
         <w:rPr>
-          <w:lang w:val="de-DE"/>
+          <w:rFonts w:ascii="Times New Roman" w:hAnsi="Times New Roman"/>
+          <w:sz w:val="26"/>
         </w:rPr>
-        <w:t>Họ và tên:</w:t>
+        <w:t xml:space="preserve">Họ và tên: </w:t>
       </w:r>
       <w:r>
         <w:rPr>
-          <w:lang w:val="de-DE"/>
-        </w:rPr>
-        <w:t xml:space="preserve"> </w:t>
-      </w:r>
-      <w:r>
-        <w:rPr>
+          <w:rFonts w:ascii="Times New Roman" w:hAnsi="Times New Roman"/>
           <w:sz w:val="26"/>
         </w:rPr>
         <w:t>Vương Hà Hải Đăng</w:t>
       </w:r>
       <w:r>
-        <w:rPr>
-          <w:lang w:val="de-DE"/>
-        </w:rPr>
         <w:tab/>
       </w:r>
       <w:r>
         <w:rPr>
-          <w:lang w:val="de-DE"/>
+          <w:rFonts w:ascii="Times New Roman" w:hAnsi="Times New Roman"/>
+          <w:sz w:val="26"/>
         </w:rPr>
-        <w:tab/>
-      </w:r>
-      <w:r>
-        <w:rPr>
-          <w:lang w:val="de-DE"/>
-        </w:rPr>
-        <w:tab/>
-      </w:r>
-      <w:r>
-        <w:rPr>
-          <w:lang w:val="de-DE"/>
-        </w:rPr>
-        <w:tab/>
-      </w:r>
-      <w:r>
-        <w:rPr>
-          <w:lang w:val="de-DE"/>
-        </w:rPr>
-        <w:t>Ngày sinh:</w:t>
+        <w:t xml:space="preserve">Ngày sinh: </w:t>
       </w:r>
     </w:p>
     <w:p>
       <w:pPr>
+        <w:tabs>
+          <w:tab w:pos="5472" w:val="left"/>
+        </w:tabs>
         <w:spacing w:before="60" w:after="60" w:line="340" w:lineRule="exact"/>
         <w:rPr>
           <w:lang w:val="de-DE"/>
         </w:rPr>
       </w:pPr>
+      <w:r/>
       <w:r>
         <w:rPr>
-          <w:lang w:val="de-DE"/>
+          <w:rFonts w:ascii="Times New Roman" w:hAnsi="Times New Roman"/>
+          <w:sz w:val="26"/>
         </w:rPr>
-        <w:t>Mã số sinh viên</w:t>
+        <w:t xml:space="preserve">Mã số sinh viên: </w:t>
       </w:r>
       <w:r>
         <w:rPr>
-          <w:lang w:val="de-DE"/>
-        </w:rPr>
-        <w:t xml:space="preserve">: </w:t>
-      </w:r>
-      <w:r>
-        <w:rPr>
+          <w:rFonts w:ascii="Times New Roman" w:hAnsi="Times New Roman"/>
           <w:sz w:val="26"/>
         </w:rPr>
         <w:t>N25DECE078</w:t>
       </w:r>
       <w:r>
-        <w:rPr>
-          <w:sz w:val="26"/>
-        </w:rPr>
         <w:tab/>
       </w:r>
       <w:r>
         <w:rPr>
-          <w:lang w:val="de-DE"/>
+          <w:rFonts w:ascii="Times New Roman" w:hAnsi="Times New Roman"/>
+          <w:sz w:val="26"/>
         </w:rPr>
-        <w:t xml:space="preserve"> </w:t>
+        <w:t xml:space="preserve">Lớp: </w:t>
       </w:r>
       <w:r>
         <w:rPr>
-          <w:lang w:val="de-DE"/>
-        </w:rPr>
-        <w:tab/>
-      </w:r>
-      <w:r>
-        <w:rPr>
-          <w:lang w:val="de-DE"/>
-        </w:rPr>
-        <w:tab/>
-      </w:r>
-      <w:r>
-        <w:rPr>
-          <w:lang w:val="de-DE"/>
-        </w:rPr>
-        <w:tab/>
-      </w:r>
-      <w:r>
-        <w:rPr>
-          <w:lang w:val="de-DE"/>
-        </w:rPr>
-        <w:t>Lớp</w:t>
-      </w:r>
-      <w:r>
-        <w:rPr>
-          <w:lang w:val="de-DE"/>
-        </w:rPr>
-        <w:t xml:space="preserve">: </w:t>
-      </w:r>
-      <w:r>
-        <w:rPr>
-          <w:lang w:val="de-DE"/>
+          <w:rFonts w:ascii="Times New Roman" w:hAnsi="Times New Roman"/>
+          <w:sz w:val="26"/>
         </w:rPr>
         <w:t>E25CQCE02-N</w:t>
       </w:r>
@@ -3935,7 +3884,7 @@
               <w:jc w:val="center"/>
             </w:pPr>
             <w:r>
-              <w:t>14</w:t>
+              <w:t>0</w:t>
             </w:r>
           </w:p>
         </w:tc>
@@ -3956,7 +3905,7 @@
               <w:jc w:val="center"/>
             </w:pPr>
             <w:r>
-              <w:t>14</w:t>
+              <w:t>0</w:t>
             </w:r>
           </w:p>
         </w:tc>
@@ -5471,7 +5420,7 @@
               <w:jc w:val="center"/>
             </w:pPr>
             <w:r>
-              <w:t>23</w:t>
+              <w:t>0</w:t>
             </w:r>
           </w:p>
         </w:tc>
@@ -5492,7 +5441,7 @@
               <w:jc w:val="center"/>
             </w:pPr>
             <w:r>
-              <w:t>23</w:t>
+              <w:t>0</w:t>
             </w:r>
           </w:p>
         </w:tc>
@@ -6552,7 +6501,7 @@
               <w:jc w:val="center"/>
             </w:pPr>
             <w:r>
-              <w:t>6</w:t>
+              <w:t>0</w:t>
             </w:r>
           </w:p>
         </w:tc>
@@ -6574,7 +6523,7 @@
               <w:jc w:val="center"/>
             </w:pPr>
             <w:r>
-              <w:t>6</w:t>
+              <w:t>0</w:t>
             </w:r>
           </w:p>
         </w:tc>
@@ -7822,7 +7771,7 @@
               <w:jc w:val="center"/>
             </w:pPr>
             <w:r>
-              <w:t>22</w:t>
+              <w:t>0</w:t>
             </w:r>
           </w:p>
         </w:tc>
@@ -7844,7 +7793,7 @@
               <w:jc w:val="center"/>
             </w:pPr>
             <w:r>
-              <w:t>22</w:t>
+              <w:t>0</w:t>
             </w:r>
           </w:p>
         </w:tc>
@@ -9142,7 +9091,7 @@
               <w:jc w:val="center"/>
             </w:pPr>
             <w:r>
-              <w:t>65</w:t>
+              <w:t>0</w:t>
             </w:r>
           </w:p>
         </w:tc>
@@ -9163,7 +9112,7 @@
               <w:jc w:val="center"/>
             </w:pPr>
             <w:r>
-              <w:t>65</w:t>
+              <w:t>0</w:t>
             </w:r>
           </w:p>
         </w:tc>

--- a/generated_students/Vương Hà Hải Đăng_N25DECE078.docx
+++ b/generated_students/Vương Hà Hải Đăng_N25DECE078.docx
@@ -3884,7 +3884,7 @@
               <w:jc w:val="center"/>
             </w:pPr>
             <w:r>
-              <w:t>0</w:t>
+              <w:t>14</w:t>
             </w:r>
           </w:p>
         </w:tc>
@@ -3905,7 +3905,7 @@
               <w:jc w:val="center"/>
             </w:pPr>
             <w:r>
-              <w:t>0</w:t>
+              <w:t>14</w:t>
             </w:r>
           </w:p>
         </w:tc>
@@ -5101,7 +5101,7 @@
               <w:jc w:val="center"/>
             </w:pPr>
             <w:r>
-              <w:t>2</w:t>
+              <w:t>3</w:t>
             </w:r>
           </w:p>
         </w:tc>
@@ -5121,7 +5121,7 @@
               <w:jc w:val="center"/>
             </w:pPr>
             <w:r>
-              <w:t>2</w:t>
+              <w:t>3</w:t>
             </w:r>
           </w:p>
         </w:tc>
@@ -5420,7 +5420,7 @@
               <w:jc w:val="center"/>
             </w:pPr>
             <w:r>
-              <w:t>0</w:t>
+              <w:t>23</w:t>
             </w:r>
           </w:p>
         </w:tc>
@@ -5441,7 +5441,7 @@
               <w:jc w:val="center"/>
             </w:pPr>
             <w:r>
-              <w:t>0</w:t>
+              <w:t>23</w:t>
             </w:r>
           </w:p>
         </w:tc>
@@ -6501,7 +6501,7 @@
               <w:jc w:val="center"/>
             </w:pPr>
             <w:r>
-              <w:t>0</w:t>
+              <w:t>6</w:t>
             </w:r>
           </w:p>
         </w:tc>
@@ -6523,7 +6523,7 @@
               <w:jc w:val="center"/>
             </w:pPr>
             <w:r>
-              <w:t>0</w:t>
+              <w:t>6</w:t>
             </w:r>
           </w:p>
         </w:tc>
@@ -6909,7 +6909,7 @@
               <w:jc w:val="center"/>
             </w:pPr>
             <w:r>
-              <w:t>5</w:t>
+              <w:t>4</w:t>
             </w:r>
           </w:p>
         </w:tc>
@@ -6931,7 +6931,7 @@
               <w:jc w:val="center"/>
             </w:pPr>
             <w:r>
-              <w:t>5</w:t>
+              <w:t>4</w:t>
             </w:r>
           </w:p>
         </w:tc>
@@ -7771,7 +7771,7 @@
               <w:jc w:val="center"/>
             </w:pPr>
             <w:r>
-              <w:t>0</w:t>
+              <w:t>22</w:t>
             </w:r>
           </w:p>
         </w:tc>
@@ -7793,7 +7793,7 @@
               <w:jc w:val="center"/>
             </w:pPr>
             <w:r>
-              <w:t>0</w:t>
+              <w:t>22</w:t>
             </w:r>
           </w:p>
         </w:tc>
@@ -9091,7 +9091,7 @@
               <w:jc w:val="center"/>
             </w:pPr>
             <w:r>
-              <w:t>0</w:t>
+              <w:t>65</w:t>
             </w:r>
           </w:p>
         </w:tc>
@@ -9112,7 +9112,7 @@
               <w:jc w:val="center"/>
             </w:pPr>
             <w:r>
-              <w:t>0</w:t>
+              <w:t>65</w:t>
             </w:r>
           </w:p>
         </w:tc>

--- a/generated_students/Vương Hà Hải Đăng_N25DECE078.docx
+++ b/generated_students/Vương Hà Hải Đăng_N25DECE078.docx
@@ -447,6 +447,13 @@
           <w:sz w:val="26"/>
         </w:rPr>
         <w:t xml:space="preserve">Ngày sinh: </w:t>
+      </w:r>
+      <w:r>
+        <w:rPr>
+          <w:rFonts w:ascii="Times New Roman" w:hAnsi="Times New Roman"/>
+          <w:sz w:val="26"/>
+        </w:rPr>
+        <w:t>19/07/2007</w:t>
       </w:r>
     </w:p>
     <w:p>
